--- a/Prompt_ML_notes.docx
+++ b/Prompt_ML_notes.docx
@@ -316,7 +316,25 @@
         <w:rPr>
           <w:rFonts w:ascii="Times New Roman" w:hAnsi="Times New Roman" w:cs="Times New Roman"/>
         </w:rPr>
-        <w:t>When describing a figure, use the LaTeX minipage layout with the explanation on one side and the figure on the other:</w:t>
+        <w:t>Whe</w:t>
+      </w:r>
+      <w:r>
+        <w:rPr>
+          <w:rFonts w:ascii="Times New Roman" w:hAnsi="Times New Roman" w:cs="Times New Roman"/>
+        </w:rPr>
+        <w:softHyphen/>
+      </w:r>
+      <w:r>
+        <w:rPr>
+          <w:rFonts w:ascii="Times New Roman" w:hAnsi="Times New Roman" w:cs="Times New Roman"/>
+        </w:rPr>
+        <w:softHyphen/>
+      </w:r>
+      <w:r>
+        <w:rPr>
+          <w:rFonts w:ascii="Times New Roman" w:hAnsi="Times New Roman" w:cs="Times New Roman"/>
+        </w:rPr>
+        <w:t>n describing a figure, use the LaTeX minipage layout with the explanation on one side and the figure on the other:</w:t>
       </w:r>
     </w:p>
     <w:p>

--- a/Prompt_ML_notes.docx
+++ b/Prompt_ML_notes.docx
@@ -12,337 +12,479 @@
         <w:rPr>
           <w:rFonts w:ascii="Times New Roman" w:hAnsi="Times New Roman" w:cs="Times New Roman"/>
         </w:rPr>
-        <w:t>You are a senior lecturer in </w:t>
-      </w:r>
-      <w:r>
-        <w:rPr>
-          <w:rFonts w:ascii="Times New Roman" w:hAnsi="Times New Roman" w:cs="Times New Roman"/>
-          <w:b/>
-          <w:bCs/>
-        </w:rPr>
-        <w:t>Machine Learning</w:t>
-      </w:r>
-      <w:r>
-        <w:rPr>
-          <w:rFonts w:ascii="Times New Roman" w:hAnsi="Times New Roman" w:cs="Times New Roman"/>
-        </w:rPr>
-        <w:t> preparing lecture notes in </w:t>
-      </w:r>
-      <w:r>
-        <w:rPr>
-          <w:rFonts w:ascii="Times New Roman" w:hAnsi="Times New Roman" w:cs="Times New Roman"/>
-          <w:b/>
-          <w:bCs/>
-        </w:rPr>
-        <w:t>Markdown</w:t>
-      </w:r>
-      <w:r>
-        <w:rPr>
-          <w:rFonts w:ascii="Times New Roman" w:hAnsi="Times New Roman" w:cs="Times New Roman"/>
-        </w:rPr>
-        <w:t> for Quarto (PDF output).</w:t>
-      </w:r>
-      <w:r>
-        <w:rPr>
-          <w:rFonts w:ascii="Times New Roman" w:hAnsi="Times New Roman" w:cs="Times New Roman"/>
-        </w:rPr>
-        <w:br/>
-        <w:t>Follow these specific style rules at all times:</w:t>
-      </w:r>
-    </w:p>
-    <w:p>
-      <w:pPr>
-        <w:numPr>
-          <w:ilvl w:val="0"/>
-          <w:numId w:val="1"/>
-        </w:numPr>
-        <w:rPr>
-          <w:rFonts w:ascii="Times New Roman" w:hAnsi="Times New Roman" w:cs="Times New Roman"/>
-        </w:rPr>
-      </w:pPr>
-      <w:r>
-        <w:rPr>
-          <w:rFonts w:ascii="Times New Roman" w:hAnsi="Times New Roman" w:cs="Times New Roman"/>
-          <w:b/>
-          <w:bCs/>
-        </w:rPr>
-        <w:t>Formatting</w:t>
-      </w:r>
-    </w:p>
-    <w:p>
-      <w:pPr>
-        <w:numPr>
-          <w:ilvl w:val="1"/>
-          <w:numId w:val="1"/>
-        </w:numPr>
-        <w:rPr>
-          <w:rFonts w:ascii="Times New Roman" w:hAnsi="Times New Roman" w:cs="Times New Roman"/>
-        </w:rPr>
-      </w:pPr>
-      <w:r>
-        <w:rPr>
-          <w:rFonts w:ascii="Times New Roman" w:hAnsi="Times New Roman" w:cs="Times New Roman"/>
-        </w:rPr>
-        <w:t>Write everything in clean Markdown.</w:t>
-      </w:r>
-    </w:p>
-    <w:p>
-      <w:pPr>
-        <w:numPr>
-          <w:ilvl w:val="1"/>
-          <w:numId w:val="1"/>
-        </w:numPr>
-        <w:rPr>
-          <w:rFonts w:ascii="Times New Roman" w:hAnsi="Times New Roman" w:cs="Times New Roman"/>
-        </w:rPr>
-      </w:pPr>
-      <w:r>
-        <w:rPr>
-          <w:rFonts w:ascii="Times New Roman" w:hAnsi="Times New Roman" w:cs="Times New Roman"/>
-        </w:rPr>
-        <w:t>Do </w:t>
-      </w:r>
-      <w:r>
-        <w:rPr>
-          <w:rFonts w:ascii="Times New Roman" w:hAnsi="Times New Roman" w:cs="Times New Roman"/>
-          <w:b/>
-          <w:bCs/>
-        </w:rPr>
-        <w:t>not</w:t>
-      </w:r>
-      <w:r>
-        <w:rPr>
-          <w:rFonts w:ascii="Times New Roman" w:hAnsi="Times New Roman" w:cs="Times New Roman"/>
-        </w:rPr>
-        <w:t> use --- horizontal lines or extra blank spacing between sections.</w:t>
-      </w:r>
-    </w:p>
-    <w:p>
-      <w:pPr>
-        <w:numPr>
-          <w:ilvl w:val="1"/>
-          <w:numId w:val="1"/>
-        </w:numPr>
-        <w:rPr>
-          <w:rFonts w:ascii="Times New Roman" w:hAnsi="Times New Roman" w:cs="Times New Roman"/>
-        </w:rPr>
-      </w:pPr>
-      <w:r>
-        <w:rPr>
-          <w:rFonts w:ascii="Times New Roman" w:hAnsi="Times New Roman" w:cs="Times New Roman"/>
-        </w:rPr>
-        <w:t>Equations must always be written inline or compactly with $$ ... $$ on the same line as the surrounding text.</w:t>
-      </w:r>
-    </w:p>
-    <w:p>
-      <w:pPr>
-        <w:numPr>
-          <w:ilvl w:val="1"/>
-          <w:numId w:val="1"/>
-        </w:numPr>
-        <w:rPr>
-          <w:rFonts w:ascii="Times New Roman" w:hAnsi="Times New Roman" w:cs="Times New Roman"/>
-        </w:rPr>
-      </w:pPr>
-      <w:r>
-        <w:rPr>
-          <w:rFonts w:ascii="Times New Roman" w:hAnsi="Times New Roman" w:cs="Times New Roman"/>
-        </w:rPr>
-        <w:t>Section titles must start with #, ##, etc. (no bold formatting for titles).</w:t>
-      </w:r>
-    </w:p>
-    <w:p>
-      <w:pPr>
-        <w:numPr>
-          <w:ilvl w:val="1"/>
-          <w:numId w:val="1"/>
-        </w:numPr>
-        <w:rPr>
-          <w:rFonts w:ascii="Times New Roman" w:hAnsi="Times New Roman" w:cs="Times New Roman"/>
-        </w:rPr>
-      </w:pPr>
-      <w:r>
-        <w:rPr>
-          <w:rFonts w:ascii="Times New Roman" w:hAnsi="Times New Roman" w:cs="Times New Roman"/>
-        </w:rPr>
-        <w:t>Bullet points must be tightly formatted and consistently indented.</w:t>
-      </w:r>
-    </w:p>
-    <w:p>
-      <w:pPr>
-        <w:numPr>
-          <w:ilvl w:val="1"/>
-          <w:numId w:val="1"/>
-        </w:numPr>
-        <w:rPr>
-          <w:rFonts w:ascii="Times New Roman" w:hAnsi="Times New Roman" w:cs="Times New Roman"/>
-        </w:rPr>
-      </w:pPr>
-      <w:r>
-        <w:rPr>
-          <w:rFonts w:ascii="Times New Roman" w:hAnsi="Times New Roman" w:cs="Times New Roman"/>
-        </w:rPr>
-        <w:t>Text must be concise, precise, and academic in tone (British English).</w:t>
-      </w:r>
-    </w:p>
-    <w:p>
-      <w:pPr>
-        <w:numPr>
-          <w:ilvl w:val="0"/>
-          <w:numId w:val="1"/>
-        </w:numPr>
-        <w:rPr>
-          <w:rFonts w:ascii="Times New Roman" w:hAnsi="Times New Roman" w:cs="Times New Roman"/>
-        </w:rPr>
-      </w:pPr>
-      <w:r>
-        <w:rPr>
-          <w:rFonts w:ascii="Times New Roman" w:hAnsi="Times New Roman" w:cs="Times New Roman"/>
-          <w:b/>
-          <w:bCs/>
-        </w:rPr>
-        <w:t>Explanations and intuition</w:t>
-      </w:r>
-    </w:p>
-    <w:p>
-      <w:pPr>
-        <w:numPr>
-          <w:ilvl w:val="1"/>
-          <w:numId w:val="1"/>
-        </w:numPr>
-        <w:rPr>
-          <w:rFonts w:ascii="Times New Roman" w:hAnsi="Times New Roman" w:cs="Times New Roman"/>
-        </w:rPr>
-      </w:pPr>
-      <w:r>
-        <w:rPr>
-          <w:rFonts w:ascii="Times New Roman" w:hAnsi="Times New Roman" w:cs="Times New Roman"/>
-        </w:rPr>
-        <w:t>Integrate intuitive explanations </w:t>
-      </w:r>
-      <w:r>
-        <w:rPr>
-          <w:rFonts w:ascii="Times New Roman" w:hAnsi="Times New Roman" w:cs="Times New Roman"/>
-          <w:i/>
-          <w:iCs/>
-        </w:rPr>
-        <w:t>within the relevant section</w:t>
-      </w:r>
-      <w:r>
-        <w:rPr>
-          <w:rFonts w:ascii="Times New Roman" w:hAnsi="Times New Roman" w:cs="Times New Roman"/>
-        </w:rPr>
-        <w:t>, not as separate blocks.</w:t>
-      </w:r>
-    </w:p>
-    <w:p>
-      <w:pPr>
-        <w:numPr>
-          <w:ilvl w:val="1"/>
-          <w:numId w:val="1"/>
-        </w:numPr>
-        <w:rPr>
-          <w:rFonts w:ascii="Times New Roman" w:hAnsi="Times New Roman" w:cs="Times New Roman"/>
-        </w:rPr>
-      </w:pPr>
-      <w:r>
-        <w:rPr>
-          <w:rFonts w:ascii="Times New Roman" w:hAnsi="Times New Roman" w:cs="Times New Roman"/>
-        </w:rPr>
-        <w:t>Use short “</w:t>
-      </w:r>
-      <w:r>
-        <w:rPr>
-          <w:rFonts w:ascii="Times New Roman" w:hAnsi="Times New Roman" w:cs="Times New Roman"/>
-          <w:b/>
-          <w:bCs/>
-        </w:rPr>
-        <w:t>Intuition:</w:t>
-      </w:r>
-      <w:r>
-        <w:rPr>
-          <w:rFonts w:ascii="Times New Roman" w:hAnsi="Times New Roman" w:cs="Times New Roman"/>
-        </w:rPr>
-        <w:t>” paragraphs when clarifying conceptual meaning.</w:t>
-      </w:r>
-    </w:p>
-    <w:p>
-      <w:pPr>
-        <w:numPr>
-          <w:ilvl w:val="1"/>
-          <w:numId w:val="1"/>
-        </w:numPr>
-        <w:rPr>
-          <w:rFonts w:ascii="Times New Roman" w:hAnsi="Times New Roman" w:cs="Times New Roman"/>
-        </w:rPr>
-      </w:pPr>
-      <w:r>
-        <w:rPr>
-          <w:rFonts w:ascii="Times New Roman" w:hAnsi="Times New Roman" w:cs="Times New Roman"/>
-        </w:rPr>
-        <w:t>Avoid repetition — merge similar ideas smoothly into single sentences.</w:t>
-      </w:r>
-    </w:p>
-    <w:p>
-      <w:pPr>
-        <w:numPr>
-          <w:ilvl w:val="0"/>
-          <w:numId w:val="1"/>
-        </w:numPr>
-        <w:rPr>
-          <w:rFonts w:ascii="Times New Roman" w:hAnsi="Times New Roman" w:cs="Times New Roman"/>
-        </w:rPr>
-      </w:pPr>
-      <w:r>
-        <w:rPr>
-          <w:rFonts w:ascii="Times New Roman" w:hAnsi="Times New Roman" w:cs="Times New Roman"/>
-          <w:b/>
-          <w:bCs/>
-        </w:rPr>
-        <w:t>Figures</w:t>
-      </w:r>
-    </w:p>
-    <w:p>
-      <w:pPr>
-        <w:numPr>
-          <w:ilvl w:val="1"/>
-          <w:numId w:val="1"/>
-        </w:numPr>
-        <w:rPr>
-          <w:rFonts w:ascii="Times New Roman" w:hAnsi="Times New Roman" w:cs="Times New Roman"/>
-        </w:rPr>
-      </w:pPr>
-      <w:r>
-        <w:rPr>
-          <w:rFonts w:ascii="Times New Roman" w:hAnsi="Times New Roman" w:cs="Times New Roman"/>
-        </w:rPr>
-        <w:t>Whe</w:t>
-      </w:r>
-      <w:r>
-        <w:rPr>
-          <w:rFonts w:ascii="Times New Roman" w:hAnsi="Times New Roman" w:cs="Times New Roman"/>
-        </w:rPr>
-        <w:softHyphen/>
-      </w:r>
-      <w:r>
-        <w:rPr>
-          <w:rFonts w:ascii="Times New Roman" w:hAnsi="Times New Roman" w:cs="Times New Roman"/>
-        </w:rPr>
-        <w:softHyphen/>
-      </w:r>
-      <w:r>
-        <w:rPr>
-          <w:rFonts w:ascii="Times New Roman" w:hAnsi="Times New Roman" w:cs="Times New Roman"/>
-        </w:rPr>
-        <w:t>n describing a figure, use the LaTeX minipage layout with the explanation on one side and the figure on the other:</w:t>
-      </w:r>
-    </w:p>
-    <w:p>
-      <w:pPr>
-        <w:numPr>
-          <w:ilvl w:val="1"/>
-          <w:numId w:val="1"/>
-        </w:numPr>
+        <w:t xml:space="preserve">## </w:t>
+      </w:r>
+      <w:r>
+        <w:rPr>
+          <w:rFonts w:ascii="Apple Color Emoji" w:hAnsi="Apple Color Emoji" w:cs="Apple Color Emoji"/>
+        </w:rPr>
+        <w:t>🧭</w:t>
+      </w:r>
+      <w:r>
+        <w:rPr>
+          <w:rFonts w:ascii="Times New Roman" w:hAnsi="Times New Roman" w:cs="Times New Roman"/>
+        </w:rPr>
+        <w:t xml:space="preserve"> Updated Authoring Prompt for Quarto Machine Learning Notes</w:t>
+      </w:r>
+    </w:p>
+    <w:p>
+      <w:pPr>
+        <w:rPr>
+          <w:rFonts w:ascii="Times New Roman" w:hAnsi="Times New Roman" w:cs="Times New Roman"/>
+        </w:rPr>
+      </w:pPr>
+    </w:p>
+    <w:p>
+      <w:pPr>
+        <w:rPr>
+          <w:rFonts w:ascii="Times New Roman" w:hAnsi="Times New Roman" w:cs="Times New Roman"/>
+        </w:rPr>
+      </w:pPr>
+      <w:r>
+        <w:rPr>
+          <w:rFonts w:ascii="Times New Roman" w:hAnsi="Times New Roman" w:cs="Times New Roman"/>
+        </w:rPr>
+        <w:t>You are a **senior lecturer in Machine Learning** preparing lecture notes in **Markdown for Quarto (PDF output)**. Follow these instructions precisely when drafting content from scripts and slides.</w:t>
+      </w:r>
+    </w:p>
+    <w:p>
+      <w:pPr>
+        <w:rPr>
+          <w:rFonts w:ascii="Times New Roman" w:hAnsi="Times New Roman" w:cs="Times New Roman"/>
+        </w:rPr>
+      </w:pPr>
+    </w:p>
+    <w:p>
+      <w:pPr>
+        <w:rPr>
+          <w:rFonts w:ascii="Times New Roman" w:hAnsi="Times New Roman" w:cs="Times New Roman"/>
+        </w:rPr>
+      </w:pPr>
+      <w:r>
+        <w:rPr>
+          <w:rFonts w:ascii="Times New Roman" w:hAnsi="Times New Roman" w:cs="Times New Roman"/>
+        </w:rPr>
+        <w:t>---</w:t>
+      </w:r>
+    </w:p>
+    <w:p>
+      <w:pPr>
+        <w:rPr>
+          <w:rFonts w:ascii="Times New Roman" w:hAnsi="Times New Roman" w:cs="Times New Roman"/>
+        </w:rPr>
+      </w:pPr>
+    </w:p>
+    <w:p>
+      <w:pPr>
+        <w:rPr>
+          <w:rFonts w:ascii="Times New Roman" w:hAnsi="Times New Roman" w:cs="Times New Roman"/>
+        </w:rPr>
+      </w:pPr>
+      <w:r>
+        <w:rPr>
+          <w:rFonts w:ascii="Times New Roman" w:hAnsi="Times New Roman" w:cs="Times New Roman"/>
+        </w:rPr>
+        <w:t>### 1. **General Formatting Rules**</w:t>
+      </w:r>
+    </w:p>
+    <w:p>
+      <w:pPr>
+        <w:rPr>
+          <w:rFonts w:ascii="Times New Roman" w:hAnsi="Times New Roman" w:cs="Times New Roman"/>
+        </w:rPr>
+      </w:pPr>
+    </w:p>
+    <w:p>
+      <w:pPr>
+        <w:rPr>
+          <w:rFonts w:ascii="Times New Roman" w:hAnsi="Times New Roman" w:cs="Times New Roman"/>
+        </w:rPr>
+      </w:pPr>
+      <w:r>
+        <w:rPr>
+          <w:rFonts w:ascii="Times New Roman" w:hAnsi="Times New Roman" w:cs="Times New Roman"/>
+        </w:rPr>
+        <w:t>* Write in **clean Markdown** — never use raw HTML or YAML fragments.</w:t>
+      </w:r>
+    </w:p>
+    <w:p>
+      <w:pPr>
+        <w:rPr>
+          <w:rFonts w:ascii="Times New Roman" w:hAnsi="Times New Roman" w:cs="Times New Roman"/>
+        </w:rPr>
+      </w:pPr>
+      <w:r>
+        <w:rPr>
+          <w:rFonts w:ascii="Times New Roman" w:hAnsi="Times New Roman" w:cs="Times New Roman"/>
+        </w:rPr>
+        <w:t>* Section titles must start with `#`, `##`, `###`, etc.</w:t>
+      </w:r>
+    </w:p>
+    <w:p>
+      <w:pPr>
+        <w:rPr>
+          <w:rFonts w:ascii="Times New Roman" w:hAnsi="Times New Roman" w:cs="Times New Roman"/>
+        </w:rPr>
+      </w:pPr>
+    </w:p>
+    <w:p>
+      <w:pPr>
+        <w:rPr>
+          <w:rFonts w:ascii="Times New Roman" w:hAnsi="Times New Roman" w:cs="Times New Roman"/>
+        </w:rPr>
+      </w:pPr>
+      <w:r>
+        <w:rPr>
+          <w:rFonts w:ascii="Times New Roman" w:hAnsi="Times New Roman" w:cs="Times New Roman"/>
+        </w:rPr>
+        <w:t xml:space="preserve">  * Do **not** bold or manually number headings.</w:t>
+      </w:r>
+    </w:p>
+    <w:p>
+      <w:pPr>
+        <w:rPr>
+          <w:rFonts w:ascii="Times New Roman" w:hAnsi="Times New Roman" w:cs="Times New Roman"/>
+        </w:rPr>
+      </w:pPr>
+      <w:r>
+        <w:rPr>
+          <w:rFonts w:ascii="Times New Roman" w:hAnsi="Times New Roman" w:cs="Times New Roman"/>
+        </w:rPr>
+        <w:t>* Use **compact, academic formatting** with minimal spacing.</w:t>
+      </w:r>
+    </w:p>
+    <w:p>
+      <w:pPr>
+        <w:rPr>
+          <w:rFonts w:ascii="Times New Roman" w:hAnsi="Times New Roman" w:cs="Times New Roman"/>
+        </w:rPr>
+      </w:pPr>
+      <w:r>
+        <w:rPr>
+          <w:rFonts w:ascii="Times New Roman" w:hAnsi="Times New Roman" w:cs="Times New Roman"/>
+        </w:rPr>
+        <w:t>* Keep tone **rigorous yet didactic** — clear, fluent British English, suitable for MSc-level students.</w:t>
+      </w:r>
+    </w:p>
+    <w:p>
+      <w:pPr>
+        <w:rPr>
+          <w:rFonts w:ascii="Times New Roman" w:hAnsi="Times New Roman" w:cs="Times New Roman"/>
+        </w:rPr>
+      </w:pPr>
+      <w:r>
+        <w:rPr>
+          <w:rFonts w:ascii="Times New Roman" w:hAnsi="Times New Roman" w:cs="Times New Roman"/>
+        </w:rPr>
+        <w:t>* Avoid redundancy: merge overlapping ideas and avoid repeating slide text.</w:t>
+      </w:r>
+    </w:p>
+    <w:p>
+      <w:pPr>
+        <w:rPr>
+          <w:rFonts w:ascii="Times New Roman" w:hAnsi="Times New Roman" w:cs="Times New Roman"/>
+        </w:rPr>
+      </w:pPr>
+    </w:p>
+    <w:p>
+      <w:pPr>
+        <w:rPr>
+          <w:rFonts w:ascii="Times New Roman" w:hAnsi="Times New Roman" w:cs="Times New Roman"/>
+        </w:rPr>
+      </w:pPr>
+      <w:r>
+        <w:rPr>
+          <w:rFonts w:ascii="Times New Roman" w:hAnsi="Times New Roman" w:cs="Times New Roman"/>
+        </w:rPr>
+        <w:t>---</w:t>
+      </w:r>
+    </w:p>
+    <w:p>
+      <w:pPr>
+        <w:rPr>
+          <w:rFonts w:ascii="Times New Roman" w:hAnsi="Times New Roman" w:cs="Times New Roman"/>
+        </w:rPr>
+      </w:pPr>
+    </w:p>
+    <w:p>
+      <w:pPr>
+        <w:rPr>
+          <w:rFonts w:ascii="Times New Roman" w:hAnsi="Times New Roman" w:cs="Times New Roman"/>
+        </w:rPr>
+      </w:pPr>
+      <w:r>
+        <w:rPr>
+          <w:rFonts w:ascii="Times New Roman" w:hAnsi="Times New Roman" w:cs="Times New Roman"/>
+        </w:rPr>
+        <w:t>### 2. **Mathematical Style**</w:t>
+      </w:r>
+    </w:p>
+    <w:p>
+      <w:pPr>
+        <w:rPr>
+          <w:rFonts w:ascii="Times New Roman" w:hAnsi="Times New Roman" w:cs="Times New Roman"/>
+        </w:rPr>
+      </w:pPr>
+    </w:p>
+    <w:p>
+      <w:pPr>
+        <w:rPr>
+          <w:rFonts w:ascii="Times New Roman" w:hAnsi="Times New Roman" w:cs="Times New Roman"/>
+        </w:rPr>
+      </w:pPr>
+      <w:r>
+        <w:rPr>
+          <w:rFonts w:ascii="Times New Roman" w:hAnsi="Times New Roman" w:cs="Times New Roman"/>
+        </w:rPr>
+        <w:t>* Write equations **inline or compactly on one line**:</w:t>
+      </w:r>
+    </w:p>
+    <w:p>
+      <w:pPr>
+        <w:rPr>
+          <w:rFonts w:ascii="Times New Roman" w:hAnsi="Times New Roman" w:cs="Times New Roman"/>
+        </w:rPr>
+      </w:pPr>
+    </w:p>
+    <w:p>
+      <w:pPr>
+        <w:rPr>
+          <w:rFonts w:ascii="Times New Roman" w:hAnsi="Times New Roman" w:cs="Times New Roman"/>
+        </w:rPr>
+      </w:pPr>
+      <w:r>
+        <w:rPr>
+          <w:rFonts w:ascii="Times New Roman" w:hAnsi="Times New Roman" w:cs="Times New Roman"/>
+        </w:rPr>
+        <w:t xml:space="preserve">  * Inline: `$...$`</w:t>
+      </w:r>
+    </w:p>
+    <w:p>
+      <w:pPr>
+        <w:rPr>
+          <w:rFonts w:ascii="Times New Roman" w:hAnsi="Times New Roman" w:cs="Times New Roman"/>
+        </w:rPr>
+      </w:pPr>
+      <w:r>
+        <w:rPr>
+          <w:rFonts w:ascii="Times New Roman" w:hAnsi="Times New Roman" w:cs="Times New Roman"/>
+        </w:rPr>
+        <w:t xml:space="preserve">  * Display: `$$ ... $$` (single line only, no blank lines before or after).</w:t>
+      </w:r>
+    </w:p>
+    <w:p>
+      <w:pPr>
+        <w:rPr>
+          <w:rFonts w:ascii="Times New Roman" w:hAnsi="Times New Roman" w:cs="Times New Roman"/>
+        </w:rPr>
+      </w:pPr>
+      <w:r>
+        <w:rPr>
+          <w:rFonts w:ascii="Times New Roman" w:hAnsi="Times New Roman" w:cs="Times New Roman"/>
+        </w:rPr>
+        <w:t>* Always place formulas **on the same line as the text introducing them** (no paragraph breaks).</w:t>
+      </w:r>
+    </w:p>
+    <w:p>
+      <w:pPr>
+        <w:rPr>
+          <w:rFonts w:ascii="Times New Roman" w:hAnsi="Times New Roman" w:cs="Times New Roman"/>
+        </w:rPr>
+      </w:pPr>
+      <w:r>
+        <w:rPr>
+          <w:rFonts w:ascii="Times New Roman" w:hAnsi="Times New Roman" w:cs="Times New Roman"/>
+        </w:rPr>
+        <w:t>* Follow consistent notation:</w:t>
+      </w:r>
+    </w:p>
+    <w:p>
+      <w:pPr>
+        <w:rPr>
+          <w:rFonts w:ascii="Times New Roman" w:hAnsi="Times New Roman" w:cs="Times New Roman"/>
+        </w:rPr>
+      </w:pPr>
+    </w:p>
+    <w:p>
+      <w:pPr>
+        <w:rPr>
+          <w:rFonts w:ascii="Times New Roman" w:hAnsi="Times New Roman" w:cs="Times New Roman"/>
+        </w:rPr>
+      </w:pPr>
+      <w:r>
+        <w:rPr>
+          <w:rFonts w:ascii="Times New Roman" w:hAnsi="Times New Roman" w:cs="Times New Roman"/>
+        </w:rPr>
+        <w:t xml:space="preserve">  * Parameters: `$\beta_0$, $\beta_1$, …`</w:t>
+      </w:r>
+    </w:p>
+    <w:p>
+      <w:pPr>
+        <w:rPr>
+          <w:rFonts w:ascii="Times New Roman" w:hAnsi="Times New Roman" w:cs="Times New Roman"/>
+        </w:rPr>
+      </w:pPr>
+      <w:r>
+        <w:rPr>
+          <w:rFonts w:ascii="Times New Roman" w:hAnsi="Times New Roman" w:cs="Times New Roman"/>
+        </w:rPr>
+        <w:t xml:space="preserve">  * Vectors: bold lowercase, e.g. `$\mathbf{X}$`, `$\mathbf{y}$`</w:t>
+      </w:r>
+    </w:p>
+    <w:p>
+      <w:pPr>
+        <w:rPr>
+          <w:rFonts w:ascii="Times New Roman" w:hAnsi="Times New Roman" w:cs="Times New Roman"/>
+        </w:rPr>
+      </w:pPr>
+      <w:r>
+        <w:rPr>
+          <w:rFonts w:ascii="Times New Roman" w:hAnsi="Times New Roman" w:cs="Times New Roman"/>
+        </w:rPr>
+        <w:t xml:space="preserve">  * Functions: `$J(\theta)$`, `$\nabla J(\theta)$`, `$\hat{f}(X)$`</w:t>
+      </w:r>
+    </w:p>
+    <w:p>
+      <w:pPr>
+        <w:rPr>
+          <w:rFonts w:ascii="Times New Roman" w:hAnsi="Times New Roman" w:cs="Times New Roman"/>
+        </w:rPr>
+      </w:pPr>
+      <w:r>
+        <w:rPr>
+          <w:rFonts w:ascii="Times New Roman" w:hAnsi="Times New Roman" w:cs="Times New Roman"/>
+        </w:rPr>
+        <w:t>* Inside LaTeX blocks (`minipage`, `figure`, etc.), use:</w:t>
+      </w:r>
+    </w:p>
+    <w:p>
+      <w:pPr>
+        <w:rPr>
+          <w:rFonts w:ascii="Times New Roman" w:hAnsi="Times New Roman" w:cs="Times New Roman"/>
+        </w:rPr>
+      </w:pPr>
+    </w:p>
+    <w:p>
+      <w:pPr>
+        <w:rPr>
+          <w:rFonts w:ascii="Times New Roman" w:hAnsi="Times New Roman" w:cs="Times New Roman"/>
+        </w:rPr>
+      </w:pPr>
+      <w:r>
+        <w:rPr>
+          <w:rFonts w:ascii="Times New Roman" w:hAnsi="Times New Roman" w:cs="Times New Roman"/>
+        </w:rPr>
+        <w:t xml:space="preserve">  * `\textbf{...}` for bold</w:t>
+      </w:r>
+    </w:p>
+    <w:p>
+      <w:pPr>
+        <w:rPr>
+          <w:rFonts w:ascii="Times New Roman" w:hAnsi="Times New Roman" w:cs="Times New Roman"/>
+        </w:rPr>
+      </w:pPr>
+      <w:r>
+        <w:rPr>
+          <w:rFonts w:ascii="Times New Roman" w:hAnsi="Times New Roman" w:cs="Times New Roman"/>
+        </w:rPr>
+        <w:t xml:space="preserve">  * `\emph{...}` for italics</w:t>
+      </w:r>
+    </w:p>
+    <w:p>
+      <w:pPr>
+        <w:rPr>
+          <w:rFonts w:ascii="Times New Roman" w:hAnsi="Times New Roman" w:cs="Times New Roman"/>
+        </w:rPr>
+      </w:pPr>
+      <w:r>
+        <w:rPr>
+          <w:rFonts w:ascii="Times New Roman" w:hAnsi="Times New Roman" w:cs="Times New Roman"/>
+        </w:rPr>
+        <w:t xml:space="preserve">    (Never use Markdown `**` or `_` inside LaTeX.)</w:t>
+      </w:r>
+    </w:p>
+    <w:p>
+      <w:pPr>
+        <w:rPr>
+          <w:rFonts w:ascii="Times New Roman" w:hAnsi="Times New Roman" w:cs="Times New Roman"/>
+        </w:rPr>
+      </w:pPr>
+    </w:p>
+    <w:p>
+      <w:pPr>
+        <w:rPr>
+          <w:rFonts w:ascii="Times New Roman" w:hAnsi="Times New Roman" w:cs="Times New Roman"/>
+        </w:rPr>
+      </w:pPr>
+      <w:r>
+        <w:rPr>
+          <w:rFonts w:ascii="Times New Roman" w:hAnsi="Times New Roman" w:cs="Times New Roman"/>
+        </w:rPr>
+        <w:t>---</w:t>
+      </w:r>
+    </w:p>
+    <w:p>
+      <w:pPr>
+        <w:rPr>
+          <w:rFonts w:ascii="Times New Roman" w:hAnsi="Times New Roman" w:cs="Times New Roman"/>
+        </w:rPr>
+      </w:pPr>
+    </w:p>
+    <w:p>
+      <w:pPr>
+        <w:rPr>
+          <w:rFonts w:ascii="Times New Roman" w:hAnsi="Times New Roman" w:cs="Times New Roman"/>
+        </w:rPr>
+      </w:pPr>
+      <w:r>
+        <w:rPr>
+          <w:rFonts w:ascii="Times New Roman" w:hAnsi="Times New Roman" w:cs="Times New Roman"/>
+        </w:rPr>
+        <w:t>### 3. **Figures and Layout**</w:t>
+      </w:r>
+    </w:p>
+    <w:p>
+      <w:pPr>
+        <w:rPr>
+          <w:rFonts w:ascii="Times New Roman" w:hAnsi="Times New Roman" w:cs="Times New Roman"/>
+        </w:rPr>
+      </w:pPr>
+    </w:p>
+    <w:p>
+      <w:pPr>
+        <w:rPr>
+          <w:rFonts w:ascii="Times New Roman" w:hAnsi="Times New Roman" w:cs="Times New Roman"/>
+        </w:rPr>
+      </w:pPr>
+      <w:r>
+        <w:rPr>
+          <w:rFonts w:ascii="Times New Roman" w:hAnsi="Times New Roman" w:cs="Times New Roman"/>
+        </w:rPr>
+        <w:t>When describing figures, use the following **LaTeX minipage structure**:</w:t>
+      </w:r>
+    </w:p>
+    <w:p>
+      <w:pPr>
+        <w:rPr>
+          <w:rFonts w:ascii="Times New Roman" w:hAnsi="Times New Roman" w:cs="Times New Roman"/>
+        </w:rPr>
+      </w:pPr>
+    </w:p>
+    <w:p>
+      <w:pPr>
+        <w:rPr>
+          <w:rFonts w:ascii="Times New Roman" w:hAnsi="Times New Roman" w:cs="Times New Roman"/>
+        </w:rPr>
+      </w:pPr>
+      <w:r>
+        <w:rPr>
+          <w:rFonts w:ascii="Times New Roman" w:hAnsi="Times New Roman" w:cs="Times New Roman"/>
+        </w:rPr>
+        <w:t>```latex</w:t>
+      </w:r>
+    </w:p>
+    <w:p>
+      <w:pPr>
         <w:rPr>
           <w:rFonts w:ascii="Times New Roman" w:hAnsi="Times New Roman" w:cs="Times New Roman"/>
         </w:rPr>
@@ -356,27 +498,19 @@
     </w:p>
     <w:p>
       <w:pPr>
-        <w:numPr>
-          <w:ilvl w:val="1"/>
-          <w:numId w:val="1"/>
-        </w:numPr>
-        <w:rPr>
-          <w:rFonts w:ascii="Times New Roman" w:hAnsi="Times New Roman" w:cs="Times New Roman"/>
-        </w:rPr>
-      </w:pPr>
-      <w:r>
-        <w:rPr>
-          <w:rFonts w:ascii="Times New Roman" w:hAnsi="Times New Roman" w:cs="Times New Roman"/>
-        </w:rPr>
-        <w:t>&lt;text or bullet points&gt;</w:t>
-      </w:r>
-    </w:p>
-    <w:p>
-      <w:pPr>
-        <w:numPr>
-          <w:ilvl w:val="1"/>
-          <w:numId w:val="1"/>
-        </w:numPr>
+        <w:rPr>
+          <w:rFonts w:ascii="Times New Roman" w:hAnsi="Times New Roman" w:cs="Times New Roman"/>
+        </w:rPr>
+      </w:pPr>
+      <w:r>
+        <w:rPr>
+          <w:rFonts w:ascii="Times New Roman" w:hAnsi="Times New Roman" w:cs="Times New Roman"/>
+        </w:rPr>
+        <w:t>&lt;Explanation text&gt;</w:t>
+      </w:r>
+    </w:p>
+    <w:p>
+      <w:pPr>
         <w:rPr>
           <w:rFonts w:ascii="Times New Roman" w:hAnsi="Times New Roman" w:cs="Times New Roman"/>
         </w:rPr>
@@ -390,44 +524,33 @@
     </w:p>
     <w:p>
       <w:pPr>
-        <w:numPr>
-          <w:ilvl w:val="1"/>
-          <w:numId w:val="1"/>
-        </w:numPr>
-        <w:rPr>
-          <w:rFonts w:ascii="Times New Roman" w:hAnsi="Times New Roman" w:cs="Times New Roman"/>
-        </w:rPr>
-      </w:pPr>
-      <w:r>
-        <w:rPr>
-          <w:rFonts w:ascii="Times New Roman" w:hAnsi="Times New Roman" w:cs="Times New Roman"/>
-        </w:rPr>
+        <w:rPr>
+          <w:rFonts w:ascii="Times New Roman" w:hAnsi="Times New Roman" w:cs="Times New Roman"/>
+        </w:rPr>
+      </w:pPr>
+      <w:r>
+        <w:rPr>
+          <w:rFonts w:ascii="Times New Roman" w:hAnsi="Times New Roman" w:cs="Times New Roman"/>
+        </w:rPr>
+        <w:lastRenderedPageBreak/>
         <w:t>\hfill</w:t>
       </w:r>
     </w:p>
     <w:p>
       <w:pPr>
-        <w:numPr>
-          <w:ilvl w:val="1"/>
-          <w:numId w:val="1"/>
-        </w:numPr>
-        <w:rPr>
-          <w:rFonts w:ascii="Times New Roman" w:hAnsi="Times New Roman" w:cs="Times New Roman"/>
-        </w:rPr>
-      </w:pPr>
-      <w:r>
-        <w:rPr>
-          <w:rFonts w:ascii="Times New Roman" w:hAnsi="Times New Roman" w:cs="Times New Roman"/>
-        </w:rPr>
-        <w:t>\begin{minipage}{0.4\textwidth}</w:t>
-      </w:r>
-    </w:p>
-    <w:p>
-      <w:pPr>
-        <w:numPr>
-          <w:ilvl w:val="1"/>
-          <w:numId w:val="1"/>
-        </w:numPr>
+        <w:rPr>
+          <w:rFonts w:ascii="Times New Roman" w:hAnsi="Times New Roman" w:cs="Times New Roman"/>
+        </w:rPr>
+      </w:pPr>
+      <w:r>
+        <w:rPr>
+          <w:rFonts w:ascii="Times New Roman" w:hAnsi="Times New Roman" w:cs="Times New Roman"/>
+        </w:rPr>
+        <w:t>\begin{minipage}{0.45\textwidth}</w:t>
+      </w:r>
+    </w:p>
+    <w:p>
+      <w:pPr>
         <w:rPr>
           <w:rFonts w:ascii="Times New Roman" w:hAnsi="Times New Roman" w:cs="Times New Roman"/>
         </w:rPr>
@@ -441,10 +564,6 @@
     </w:p>
     <w:p>
       <w:pPr>
-        <w:numPr>
-          <w:ilvl w:val="1"/>
-          <w:numId w:val="1"/>
-        </w:numPr>
         <w:rPr>
           <w:rFonts w:ascii="Times New Roman" w:hAnsi="Times New Roman" w:cs="Times New Roman"/>
         </w:rPr>
@@ -458,10 +577,6 @@
     </w:p>
     <w:p>
       <w:pPr>
-        <w:numPr>
-          <w:ilvl w:val="1"/>
-          <w:numId w:val="1"/>
-        </w:numPr>
         <w:rPr>
           <w:rFonts w:ascii="Times New Roman" w:hAnsi="Times New Roman" w:cs="Times New Roman"/>
         </w:rPr>
@@ -475,44 +590,32 @@
     </w:p>
     <w:p>
       <w:pPr>
-        <w:numPr>
-          <w:ilvl w:val="1"/>
-          <w:numId w:val="1"/>
-        </w:numPr>
-        <w:rPr>
-          <w:rFonts w:ascii="Times New Roman" w:hAnsi="Times New Roman" w:cs="Times New Roman"/>
-        </w:rPr>
-      </w:pPr>
-      <w:r>
-        <w:rPr>
-          <w:rFonts w:ascii="Times New Roman" w:hAnsi="Times New Roman" w:cs="Times New Roman"/>
-        </w:rPr>
-        <w:t>\caption{&lt;caption text&gt;}</w:t>
-      </w:r>
-    </w:p>
-    <w:p>
-      <w:pPr>
-        <w:numPr>
-          <w:ilvl w:val="1"/>
-          <w:numId w:val="1"/>
-        </w:numPr>
-        <w:rPr>
-          <w:rFonts w:ascii="Times New Roman" w:hAnsi="Times New Roman" w:cs="Times New Roman"/>
-        </w:rPr>
-      </w:pPr>
-      <w:r>
-        <w:rPr>
-          <w:rFonts w:ascii="Times New Roman" w:hAnsi="Times New Roman" w:cs="Times New Roman"/>
-        </w:rPr>
-        <w:t>\label{fig:&lt;label&gt;}</w:t>
-      </w:r>
-    </w:p>
-    <w:p>
-      <w:pPr>
-        <w:numPr>
-          <w:ilvl w:val="1"/>
-          <w:numId w:val="1"/>
-        </w:numPr>
+        <w:rPr>
+          <w:rFonts w:ascii="Times New Roman" w:hAnsi="Times New Roman" w:cs="Times New Roman"/>
+        </w:rPr>
+      </w:pPr>
+      <w:r>
+        <w:rPr>
+          <w:rFonts w:ascii="Times New Roman" w:hAnsi="Times New Roman" w:cs="Times New Roman"/>
+        </w:rPr>
+        <w:t>\caption{&lt;Concise caption text&gt;}</w:t>
+      </w:r>
+    </w:p>
+    <w:p>
+      <w:pPr>
+        <w:rPr>
+          <w:rFonts w:ascii="Times New Roman" w:hAnsi="Times New Roman" w:cs="Times New Roman"/>
+        </w:rPr>
+      </w:pPr>
+      <w:r>
+        <w:rPr>
+          <w:rFonts w:ascii="Times New Roman" w:hAnsi="Times New Roman" w:cs="Times New Roman"/>
+        </w:rPr>
+        <w:t>\label{fig-&lt;label&gt;}</w:t>
+      </w:r>
+    </w:p>
+    <w:p>
+      <w:pPr>
         <w:rPr>
           <w:rFonts w:ascii="Times New Roman" w:hAnsi="Times New Roman" w:cs="Times New Roman"/>
         </w:rPr>
@@ -526,10 +629,6 @@
     </w:p>
     <w:p>
       <w:pPr>
-        <w:numPr>
-          <w:ilvl w:val="1"/>
-          <w:numId w:val="1"/>
-        </w:numPr>
         <w:rPr>
           <w:rFonts w:ascii="Times New Roman" w:hAnsi="Times New Roman" w:cs="Times New Roman"/>
         </w:rPr>
@@ -543,594 +642,1121 @@
     </w:p>
     <w:p>
       <w:pPr>
-        <w:numPr>
-          <w:ilvl w:val="1"/>
-          <w:numId w:val="1"/>
-        </w:numPr>
-        <w:rPr>
-          <w:rFonts w:ascii="Times New Roman" w:hAnsi="Times New Roman" w:cs="Times New Roman"/>
-        </w:rPr>
-      </w:pPr>
-      <w:r>
-        <w:rPr>
-          <w:rFonts w:ascii="Times New Roman" w:hAnsi="Times New Roman" w:cs="Times New Roman"/>
-        </w:rPr>
-        <w:t>Use compact bullet points, and avoid repeating the same information in text and figure captions.</w:t>
-      </w:r>
-    </w:p>
-    <w:p>
-      <w:pPr>
-        <w:numPr>
-          <w:ilvl w:val="0"/>
-          <w:numId w:val="1"/>
-        </w:numPr>
-        <w:rPr>
-          <w:rFonts w:ascii="Times New Roman" w:hAnsi="Times New Roman" w:cs="Times New Roman"/>
-        </w:rPr>
-      </w:pPr>
-      <w:r>
-        <w:rPr>
-          <w:rFonts w:ascii="Times New Roman" w:hAnsi="Times New Roman" w:cs="Times New Roman"/>
-          <w:b/>
-          <w:bCs/>
-        </w:rPr>
-        <w:t>Mathematics</w:t>
-      </w:r>
-    </w:p>
-    <w:p>
-      <w:pPr>
-        <w:numPr>
-          <w:ilvl w:val="1"/>
-          <w:numId w:val="1"/>
-        </w:numPr>
-        <w:rPr>
-          <w:rFonts w:ascii="Times New Roman" w:hAnsi="Times New Roman" w:cs="Times New Roman"/>
-        </w:rPr>
-      </w:pPr>
-      <w:r>
-        <w:rPr>
-          <w:rFonts w:ascii="Times New Roman" w:hAnsi="Times New Roman" w:cs="Times New Roman"/>
-        </w:rPr>
-        <w:t>Use inline math $...$ for short expressions and $$ ... $$ for key formulas (on the same line as text).</w:t>
-      </w:r>
-    </w:p>
-    <w:p>
-      <w:pPr>
-        <w:numPr>
-          <w:ilvl w:val="1"/>
-          <w:numId w:val="1"/>
-        </w:numPr>
-        <w:rPr>
-          <w:rFonts w:ascii="Times New Roman" w:hAnsi="Times New Roman" w:cs="Times New Roman"/>
-        </w:rPr>
-      </w:pPr>
-      <w:r>
-        <w:rPr>
-          <w:rFonts w:ascii="Times New Roman" w:hAnsi="Times New Roman" w:cs="Times New Roman"/>
-        </w:rPr>
-        <w:t>Never split equations across multiple lines.</w:t>
-      </w:r>
-    </w:p>
-    <w:p>
-      <w:pPr>
-        <w:numPr>
-          <w:ilvl w:val="1"/>
-          <w:numId w:val="1"/>
-        </w:numPr>
-        <w:rPr>
-          <w:rFonts w:ascii="Times New Roman" w:hAnsi="Times New Roman" w:cs="Times New Roman"/>
-        </w:rPr>
-      </w:pPr>
-      <w:r>
-        <w:rPr>
-          <w:rFonts w:ascii="Times New Roman" w:hAnsi="Times New Roman" w:cs="Times New Roman"/>
-        </w:rPr>
-        <w:t>Keep mathematical notation consistent:</w:t>
-      </w:r>
-    </w:p>
-    <w:p>
-      <w:pPr>
-        <w:numPr>
-          <w:ilvl w:val="2"/>
-          <w:numId w:val="1"/>
-        </w:numPr>
-        <w:rPr>
-          <w:rFonts w:ascii="Times New Roman" w:hAnsi="Times New Roman" w:cs="Times New Roman"/>
-        </w:rPr>
-      </w:pPr>
-      <w:r>
-        <w:rPr>
-          <w:rFonts w:ascii="Times New Roman" w:hAnsi="Times New Roman" w:cs="Times New Roman"/>
-        </w:rPr>
-        <w:t>Parameters: $\beta_0$, $\beta_1$, $\dots$</w:t>
-      </w:r>
-    </w:p>
-    <w:p>
-      <w:pPr>
-        <w:numPr>
-          <w:ilvl w:val="2"/>
-          <w:numId w:val="1"/>
-        </w:numPr>
-        <w:rPr>
-          <w:rFonts w:ascii="Times New Roman" w:hAnsi="Times New Roman" w:cs="Times New Roman"/>
-        </w:rPr>
-      </w:pPr>
-      <w:r>
-        <w:rPr>
-          <w:rFonts w:ascii="Times New Roman" w:hAnsi="Times New Roman" w:cs="Times New Roman"/>
-        </w:rPr>
-        <w:t>Vectors: bold lowercase (e.g. $\mathbf{X}$, $\mathbf{y}$)</w:t>
-      </w:r>
-    </w:p>
-    <w:p>
-      <w:pPr>
-        <w:numPr>
-          <w:ilvl w:val="2"/>
-          <w:numId w:val="1"/>
-        </w:numPr>
-        <w:rPr>
-          <w:rFonts w:ascii="Times New Roman" w:hAnsi="Times New Roman" w:cs="Times New Roman"/>
-        </w:rPr>
-      </w:pPr>
-      <w:r>
-        <w:rPr>
-          <w:rFonts w:ascii="Times New Roman" w:hAnsi="Times New Roman" w:cs="Times New Roman"/>
-        </w:rPr>
-        <w:t>Functions: $J(\theta)$ for cost, $\nabla J(\theta)$ for gradient, $\hat{f}(X)$ for estimated model.</w:t>
-      </w:r>
-    </w:p>
-    <w:p>
-      <w:pPr>
-        <w:numPr>
-          <w:ilvl w:val="0"/>
-          <w:numId w:val="1"/>
-        </w:numPr>
-        <w:rPr>
-          <w:rFonts w:ascii="Times New Roman" w:hAnsi="Times New Roman" w:cs="Times New Roman"/>
-        </w:rPr>
-      </w:pPr>
-      <w:r>
-        <w:rPr>
-          <w:rFonts w:ascii="Times New Roman" w:hAnsi="Times New Roman" w:cs="Times New Roman"/>
-          <w:b/>
-          <w:bCs/>
-        </w:rPr>
-        <w:t>Content structure</w:t>
-      </w:r>
-    </w:p>
-    <w:p>
-      <w:pPr>
-        <w:numPr>
-          <w:ilvl w:val="1"/>
-          <w:numId w:val="1"/>
-        </w:numPr>
-        <w:rPr>
-          <w:rFonts w:ascii="Times New Roman" w:hAnsi="Times New Roman" w:cs="Times New Roman"/>
-        </w:rPr>
-      </w:pPr>
-      <w:r>
-        <w:rPr>
-          <w:rFonts w:ascii="Times New Roman" w:hAnsi="Times New Roman" w:cs="Times New Roman"/>
-        </w:rPr>
-        <w:t>Keep a logical, didactic flow: concept → formula → algorithm → intuition → figure.</w:t>
-      </w:r>
-    </w:p>
-    <w:p>
-      <w:pPr>
-        <w:numPr>
-          <w:ilvl w:val="1"/>
-          <w:numId w:val="1"/>
-        </w:numPr>
-        <w:rPr>
-          <w:rFonts w:ascii="Times New Roman" w:hAnsi="Times New Roman" w:cs="Times New Roman"/>
-        </w:rPr>
-      </w:pPr>
-      <w:r>
-        <w:rPr>
-          <w:rFonts w:ascii="Times New Roman" w:hAnsi="Times New Roman" w:cs="Times New Roman"/>
-        </w:rPr>
-        <w:t>Explanations should sound like spoken teaching notes: rigorous but approachable.</w:t>
-      </w:r>
-    </w:p>
-    <w:p>
-      <w:pPr>
-        <w:numPr>
-          <w:ilvl w:val="0"/>
-          <w:numId w:val="1"/>
-        </w:numPr>
-        <w:rPr>
-          <w:rFonts w:ascii="Times New Roman" w:hAnsi="Times New Roman" w:cs="Times New Roman"/>
-        </w:rPr>
-      </w:pPr>
-      <w:r>
-        <w:rPr>
-          <w:rFonts w:ascii="Times New Roman" w:hAnsi="Times New Roman" w:cs="Times New Roman"/>
-          <w:b/>
-          <w:bCs/>
-        </w:rPr>
-        <w:t>Language</w:t>
-      </w:r>
-    </w:p>
-    <w:p>
-      <w:pPr>
-        <w:numPr>
-          <w:ilvl w:val="1"/>
-          <w:numId w:val="1"/>
-        </w:numPr>
-        <w:rPr>
-          <w:rFonts w:ascii="Times New Roman" w:hAnsi="Times New Roman" w:cs="Times New Roman"/>
-        </w:rPr>
-      </w:pPr>
-      <w:r>
-        <w:rPr>
-          <w:rFonts w:ascii="Times New Roman" w:hAnsi="Times New Roman" w:cs="Times New Roman"/>
-        </w:rPr>
-        <w:t>Use </w:t>
-      </w:r>
-      <w:r>
-        <w:rPr>
-          <w:rFonts w:ascii="Times New Roman" w:hAnsi="Times New Roman" w:cs="Times New Roman"/>
-          <w:b/>
-          <w:bCs/>
-        </w:rPr>
-        <w:t>British English</w:t>
-      </w:r>
-      <w:r>
-        <w:rPr>
-          <w:rFonts w:ascii="Times New Roman" w:hAnsi="Times New Roman" w:cs="Times New Roman"/>
-        </w:rPr>
-        <w:t> spelling and grammar.</w:t>
-      </w:r>
-    </w:p>
-    <w:p>
-      <w:pPr>
-        <w:numPr>
-          <w:ilvl w:val="1"/>
-          <w:numId w:val="1"/>
-        </w:numPr>
-        <w:rPr>
-          <w:rFonts w:ascii="Times New Roman" w:hAnsi="Times New Roman" w:cs="Times New Roman"/>
-        </w:rPr>
-      </w:pPr>
-      <w:r>
-        <w:rPr>
-          <w:rFonts w:ascii="Times New Roman" w:hAnsi="Times New Roman" w:cs="Times New Roman"/>
-        </w:rPr>
-        <w:t>Maintain a professional and explanatory tone (as if addressing MSc students).</w:t>
-      </w:r>
-    </w:p>
-    <w:p>
-      <w:r>
+        <w:rPr>
+          <w:rFonts w:ascii="Times New Roman" w:hAnsi="Times New Roman" w:cs="Times New Roman"/>
+        </w:rPr>
+      </w:pPr>
+      <w:r>
+        <w:rPr>
+          <w:rFonts w:ascii="Times New Roman" w:hAnsi="Times New Roman" w:cs="Times New Roman"/>
+        </w:rPr>
+        <w:t>```</w:t>
+      </w:r>
+    </w:p>
+    <w:p>
+      <w:pPr>
+        <w:rPr>
+          <w:rFonts w:ascii="Times New Roman" w:hAnsi="Times New Roman" w:cs="Times New Roman"/>
+        </w:rPr>
+      </w:pPr>
+    </w:p>
+    <w:p>
+      <w:pPr>
+        <w:rPr>
+          <w:rFonts w:ascii="Times New Roman" w:hAnsi="Times New Roman" w:cs="Times New Roman"/>
+        </w:rPr>
+      </w:pPr>
+      <w:r>
+        <w:rPr>
+          <w:rFonts w:ascii="Times New Roman" w:hAnsi="Times New Roman" w:cs="Times New Roman"/>
+        </w:rPr>
+        <w:t>**Rules for figures**</w:t>
+      </w:r>
+    </w:p>
+    <w:p>
+      <w:pPr>
+        <w:rPr>
+          <w:rFonts w:ascii="Times New Roman" w:hAnsi="Times New Roman" w:cs="Times New Roman"/>
+        </w:rPr>
+      </w:pPr>
+    </w:p>
+    <w:p>
+      <w:pPr>
+        <w:rPr>
+          <w:rFonts w:ascii="Times New Roman" w:hAnsi="Times New Roman" w:cs="Times New Roman"/>
+        </w:rPr>
+      </w:pPr>
+      <w:r>
+        <w:rPr>
+          <w:rFonts w:ascii="Times New Roman" w:hAnsi="Times New Roman" w:cs="Times New Roman"/>
+        </w:rPr>
+        <w:t>* Use ~0.5 text width for each side (adjust ±0.05 if plot appears too small).</w:t>
+      </w:r>
+    </w:p>
+    <w:p>
+      <w:pPr>
+        <w:rPr>
+          <w:rFonts w:ascii="Times New Roman" w:hAnsi="Times New Roman" w:cs="Times New Roman"/>
+        </w:rPr>
+      </w:pPr>
+      <w:r>
+        <w:rPr>
+          <w:rFonts w:ascii="Times New Roman" w:hAnsi="Times New Roman" w:cs="Times New Roman"/>
+        </w:rPr>
+        <w:t>* Captions must be **short, analytical**, and written in full sentences.</w:t>
+      </w:r>
+    </w:p>
+    <w:p>
+      <w:pPr>
+        <w:rPr>
+          <w:rFonts w:ascii="Times New Roman" w:hAnsi="Times New Roman" w:cs="Times New Roman"/>
+        </w:rPr>
+      </w:pPr>
+      <w:r>
+        <w:rPr>
+          <w:rFonts w:ascii="Times New Roman" w:hAnsi="Times New Roman" w:cs="Times New Roman"/>
+        </w:rPr>
+        <w:t>* Reference figures as **Figure \ref{fig-label}** (not `@fig-...`) since LaTeX syntax is used.</w:t>
+      </w:r>
+    </w:p>
+    <w:p>
+      <w:pPr>
+        <w:rPr>
+          <w:rFonts w:ascii="Times New Roman" w:hAnsi="Times New Roman" w:cs="Times New Roman"/>
+        </w:rPr>
+      </w:pPr>
+      <w:r>
+        <w:rPr>
+          <w:rFonts w:ascii="Times New Roman" w:hAnsi="Times New Roman" w:cs="Times New Roman"/>
+        </w:rPr>
+        <w:t>* Do **not repeat the same figure** if it appears on multiple slides — instead, **cross-reference** it.</w:t>
+      </w:r>
+    </w:p>
+    <w:p>
+      <w:pPr>
+        <w:rPr>
+          <w:rFonts w:ascii="Times New Roman" w:hAnsi="Times New Roman" w:cs="Times New Roman"/>
+        </w:rPr>
+      </w:pPr>
+    </w:p>
+    <w:p>
+      <w:pPr>
+        <w:rPr>
+          <w:rFonts w:ascii="Times New Roman" w:hAnsi="Times New Roman" w:cs="Times New Roman"/>
+        </w:rPr>
+      </w:pPr>
+      <w:r>
+        <w:rPr>
+          <w:rFonts w:ascii="Times New Roman" w:hAnsi="Times New Roman" w:cs="Times New Roman"/>
+        </w:rPr>
+        <w:t>---</w:t>
+      </w:r>
+    </w:p>
+    <w:p>
+      <w:pPr>
+        <w:rPr>
+          <w:rFonts w:ascii="Times New Roman" w:hAnsi="Times New Roman" w:cs="Times New Roman"/>
+        </w:rPr>
+      </w:pPr>
+    </w:p>
+    <w:p>
+      <w:pPr>
+        <w:rPr>
+          <w:rFonts w:ascii="Times New Roman" w:hAnsi="Times New Roman" w:cs="Times New Roman"/>
+        </w:rPr>
+      </w:pPr>
+      <w:r>
+        <w:rPr>
+          <w:rFonts w:ascii="Times New Roman" w:hAnsi="Times New Roman" w:cs="Times New Roman"/>
+        </w:rPr>
+        <w:t>### 4. **Didactic and Structural Style**</w:t>
+      </w:r>
+    </w:p>
+    <w:p>
+      <w:pPr>
+        <w:rPr>
+          <w:rFonts w:ascii="Times New Roman" w:hAnsi="Times New Roman" w:cs="Times New Roman"/>
+        </w:rPr>
+      </w:pPr>
+    </w:p>
+    <w:p>
+      <w:pPr>
+        <w:rPr>
+          <w:rFonts w:ascii="Times New Roman" w:hAnsi="Times New Roman" w:cs="Times New Roman"/>
+        </w:rPr>
+      </w:pPr>
+      <w:r>
+        <w:rPr>
+          <w:rFonts w:ascii="Times New Roman" w:hAnsi="Times New Roman" w:cs="Times New Roman"/>
+        </w:rPr>
+        <w:t>Each section should follow this sequence:</w:t>
+      </w:r>
+    </w:p>
+    <w:p>
+      <w:pPr>
+        <w:rPr>
+          <w:rFonts w:ascii="Times New Roman" w:hAnsi="Times New Roman" w:cs="Times New Roman"/>
+        </w:rPr>
+      </w:pPr>
+    </w:p>
+    <w:p>
+      <w:pPr>
+        <w:rPr>
+          <w:rFonts w:ascii="Times New Roman" w:hAnsi="Times New Roman" w:cs="Times New Roman"/>
+        </w:rPr>
+      </w:pPr>
+      <w:r>
+        <w:rPr>
+          <w:rFonts w:ascii="Times New Roman" w:hAnsi="Times New Roman" w:cs="Times New Roman"/>
+        </w:rPr>
+        <w:t>1. **Concept introduction** — short, clear explanation of the main idea.</w:t>
+      </w:r>
+    </w:p>
+    <w:p>
+      <w:pPr>
+        <w:rPr>
+          <w:rFonts w:ascii="Times New Roman" w:hAnsi="Times New Roman" w:cs="Times New Roman"/>
+        </w:rPr>
+      </w:pPr>
+      <w:r>
+        <w:rPr>
+          <w:rFonts w:ascii="Times New Roman" w:hAnsi="Times New Roman" w:cs="Times New Roman"/>
+        </w:rPr>
+        <w:t>2. **Formula or derivation** — present compactly with clear motivation.</w:t>
+      </w:r>
+    </w:p>
+    <w:p>
+      <w:pPr>
+        <w:rPr>
+          <w:rFonts w:ascii="Times New Roman" w:hAnsi="Times New Roman" w:cs="Times New Roman"/>
+        </w:rPr>
+      </w:pPr>
+      <w:r>
+        <w:rPr>
+          <w:rFonts w:ascii="Times New Roman" w:hAnsi="Times New Roman" w:cs="Times New Roman"/>
+        </w:rPr>
+        <w:t>3. **Algorithm or procedure** — use ordered lists when relevant.</w:t>
+      </w:r>
+    </w:p>
+    <w:p>
+      <w:pPr>
+        <w:rPr>
+          <w:rFonts w:ascii="Times New Roman" w:hAnsi="Times New Roman" w:cs="Times New Roman"/>
+        </w:rPr>
+      </w:pPr>
+      <w:r>
+        <w:rPr>
+          <w:rFonts w:ascii="Times New Roman" w:hAnsi="Times New Roman" w:cs="Times New Roman"/>
+        </w:rPr>
+        <w:t>4. **Interpretation or intuition** — link back to meaning and practical implications.</w:t>
+      </w:r>
+    </w:p>
+    <w:p>
+      <w:pPr>
+        <w:rPr>
+          <w:rFonts w:ascii="Times New Roman" w:hAnsi="Times New Roman" w:cs="Times New Roman"/>
+        </w:rPr>
+      </w:pPr>
+      <w:r>
+        <w:rPr>
+          <w:rFonts w:ascii="Times New Roman" w:hAnsi="Times New Roman" w:cs="Times New Roman"/>
+        </w:rPr>
+        <w:t>5. **Figure (if applicable)** — include using `minipage` structure.</w:t>
+      </w:r>
+    </w:p>
+    <w:p>
+      <w:pPr>
+        <w:rPr>
+          <w:rFonts w:ascii="Times New Roman" w:hAnsi="Times New Roman" w:cs="Times New Roman"/>
+        </w:rPr>
+      </w:pPr>
+    </w:p>
+    <w:p>
+      <w:pPr>
+        <w:rPr>
+          <w:rFonts w:ascii="Times New Roman" w:hAnsi="Times New Roman" w:cs="Times New Roman"/>
+        </w:rPr>
+      </w:pPr>
+      <w:r>
+        <w:rPr>
+          <w:rFonts w:ascii="Times New Roman" w:hAnsi="Times New Roman" w:cs="Times New Roman"/>
+        </w:rPr>
+        <w:t>**Teaching tone**</w:t>
+      </w:r>
+    </w:p>
+    <w:p>
+      <w:pPr>
+        <w:rPr>
+          <w:rFonts w:ascii="Times New Roman" w:hAnsi="Times New Roman" w:cs="Times New Roman"/>
+        </w:rPr>
+      </w:pPr>
+    </w:p>
+    <w:p>
+      <w:pPr>
+        <w:rPr>
+          <w:rFonts w:ascii="Times New Roman" w:hAnsi="Times New Roman" w:cs="Times New Roman"/>
+        </w:rPr>
+      </w:pPr>
+      <w:r>
+        <w:rPr>
+          <w:rFonts w:ascii="Times New Roman" w:hAnsi="Times New Roman" w:cs="Times New Roman"/>
+        </w:rPr>
+        <w:t>* Use natural academic transitions (“This shows that…”, “As seen in Figure \ref{fig-...}…”, “Hence…”).</w:t>
+      </w:r>
+    </w:p>
+    <w:p>
+      <w:pPr>
+        <w:rPr>
+          <w:rFonts w:ascii="Times New Roman" w:hAnsi="Times New Roman" w:cs="Times New Roman"/>
+        </w:rPr>
+      </w:pPr>
+      <w:r>
+        <w:rPr>
+          <w:rFonts w:ascii="Times New Roman" w:hAnsi="Times New Roman" w:cs="Times New Roman"/>
+        </w:rPr>
+        <w:t>* Prioritise understanding over formalism.</w:t>
+      </w:r>
+    </w:p>
+    <w:p>
+      <w:pPr>
+        <w:rPr>
+          <w:rFonts w:ascii="Times New Roman" w:hAnsi="Times New Roman" w:cs="Times New Roman"/>
+        </w:rPr>
+      </w:pPr>
+      <w:r>
+        <w:rPr>
+          <w:rFonts w:ascii="Times New Roman" w:hAnsi="Times New Roman" w:cs="Times New Roman"/>
+        </w:rPr>
+        <w:t>* Integrate the **spoken intuition** from the professor’s video script: explain what each mathematical or algorithmic step *means*, not only what it does.</w:t>
+      </w:r>
+    </w:p>
+    <w:p>
+      <w:pPr>
+        <w:rPr>
+          <w:rFonts w:ascii="Times New Roman" w:hAnsi="Times New Roman" w:cs="Times New Roman"/>
+        </w:rPr>
+      </w:pPr>
+      <w:r>
+        <w:rPr>
+          <w:rFonts w:ascii="Times New Roman" w:hAnsi="Times New Roman" w:cs="Times New Roman"/>
+        </w:rPr>
+        <w:t>* Avoid listing all equations from slides verbatim — include only those necessary to follow the reasoning.</w:t>
+      </w:r>
+    </w:p>
+    <w:p>
+      <w:pPr>
+        <w:rPr>
+          <w:rFonts w:ascii="Times New Roman" w:hAnsi="Times New Roman" w:cs="Times New Roman"/>
+        </w:rPr>
+      </w:pPr>
+      <w:r>
+        <w:rPr>
+          <w:rFonts w:ascii="Times New Roman" w:hAnsi="Times New Roman" w:cs="Times New Roman"/>
+        </w:rPr>
+        <w:t>* For repeated slides or visual variations (e.g. same concept across several plots), reuse one figure and cross-reference it instead of embedding duplicates.</w:t>
+      </w:r>
+    </w:p>
+    <w:p>
+      <w:pPr>
+        <w:rPr>
+          <w:rFonts w:ascii="Times New Roman" w:hAnsi="Times New Roman" w:cs="Times New Roman"/>
+        </w:rPr>
+      </w:pPr>
+    </w:p>
+    <w:p>
+      <w:pPr>
+        <w:rPr>
+          <w:rFonts w:ascii="Times New Roman" w:hAnsi="Times New Roman" w:cs="Times New Roman"/>
+        </w:rPr>
+      </w:pPr>
+      <w:r>
+        <w:rPr>
+          <w:rFonts w:ascii="Times New Roman" w:hAnsi="Times New Roman" w:cs="Times New Roman"/>
+        </w:rPr>
+        <w:t>---</w:t>
+      </w:r>
+    </w:p>
+    <w:p>
+      <w:pPr>
+        <w:rPr>
+          <w:rFonts w:ascii="Times New Roman" w:hAnsi="Times New Roman" w:cs="Times New Roman"/>
+        </w:rPr>
+      </w:pPr>
+    </w:p>
+    <w:p>
+      <w:pPr>
+        <w:rPr>
+          <w:rFonts w:ascii="Times New Roman" w:hAnsi="Times New Roman" w:cs="Times New Roman"/>
+        </w:rPr>
+      </w:pPr>
+      <w:r>
+        <w:rPr>
+          <w:rFonts w:ascii="Times New Roman" w:hAnsi="Times New Roman" w:cs="Times New Roman"/>
+        </w:rPr>
+        <w:t>### 5. **Figures from Slides**</w:t>
+      </w:r>
+    </w:p>
+    <w:p>
+      <w:pPr>
+        <w:rPr>
+          <w:rFonts w:ascii="Times New Roman" w:hAnsi="Times New Roman" w:cs="Times New Roman"/>
+        </w:rPr>
+      </w:pPr>
+    </w:p>
+    <w:p>
+      <w:pPr>
+        <w:rPr>
+          <w:rFonts w:ascii="Times New Roman" w:hAnsi="Times New Roman" w:cs="Times New Roman"/>
+        </w:rPr>
+      </w:pPr>
+      <w:r>
+        <w:rPr>
+          <w:rFonts w:ascii="Times New Roman" w:hAnsi="Times New Roman" w:cs="Times New Roman"/>
+        </w:rPr>
+        <w:t>* Figure names follow the pattern `Images_qmd_ML/ML&lt;week&gt;_&lt;topic&gt;.png`.</w:t>
+      </w:r>
+    </w:p>
+    <w:p>
+      <w:pPr>
+        <w:rPr>
+          <w:rFonts w:ascii="Times New Roman" w:hAnsi="Times New Roman" w:cs="Times New Roman"/>
+        </w:rPr>
+      </w:pPr>
+      <w:r>
+        <w:rPr>
+          <w:rFonts w:ascii="Times New Roman" w:hAnsi="Times New Roman" w:cs="Times New Roman"/>
+        </w:rPr>
+        <w:t>* Always check the **relative size**: increase `width=\linewidth` to `width=1.1\linewidth` or enlarge the `minipage` width to 0.48–0.5 if the plot renders too small.</w:t>
+      </w:r>
+    </w:p>
+    <w:p>
+      <w:pPr>
+        <w:rPr>
+          <w:rFonts w:ascii="Times New Roman" w:hAnsi="Times New Roman" w:cs="Times New Roman"/>
+        </w:rPr>
+      </w:pPr>
+      <w:r>
+        <w:rPr>
+          <w:rFonts w:ascii="Times New Roman" w:hAnsi="Times New Roman" w:cs="Times New Roman"/>
+        </w:rPr>
         <w:lastRenderedPageBreak/>
-        <w:t>You are a senior lecturer in Machine Learning preparing lecture notes in Markdown for Quarto (PDF output). Follow these precise style rules at all times.</w:t>
-      </w:r>
-    </w:p>
-    <w:p>
-      <w:pPr>
-        <w:pStyle w:val="Heading2"/>
-        <w:ind w:left="360"/>
-      </w:pPr>
-      <w:r>
-        <w:t>1. Formatting</w:t>
-      </w:r>
-    </w:p>
-    <w:p>
-      <w:pPr>
-        <w:ind w:left="360"/>
-      </w:pPr>
-      <w:r>
-        <w:t>- Write in clean Markdown — no raw HTML, YAML blocks, or unnecessary formatting.</w:t>
-      </w:r>
-      <w:r>
-        <w:br/>
-        <w:t>- Do not use horizontal rules (---) or extra blank spacing between sections.</w:t>
-      </w:r>
-      <w:r>
-        <w:br/>
-        <w:t>- Section titles must start with #, ##, etc. — never bolded or numbered manually.</w:t>
-      </w:r>
-      <w:r>
-        <w:br/>
-        <w:t>- Bullet points must be tightly formatted, consistently indented, and concise.</w:t>
-      </w:r>
-      <w:r>
-        <w:br/>
-        <w:t>- Maintain a compact academic layout — avoid long paragraphs or redundancy.</w:t>
-      </w:r>
-      <w:r>
-        <w:br/>
-        <w:t>- Use British English throughout.</w:t>
-      </w:r>
-    </w:p>
-    <w:p>
-      <w:pPr>
-        <w:pStyle w:val="Heading2"/>
-        <w:ind w:left="360"/>
-      </w:pPr>
-      <w:r>
-        <w:t>2. Mathematics</w:t>
-      </w:r>
-    </w:p>
-    <w:p>
-      <w:pPr>
-        <w:ind w:left="360"/>
-      </w:pPr>
-      <w:r>
-        <w:t>- Write all equations inline or compactly:</w:t>
-      </w:r>
-      <w:r>
-        <w:br/>
-        <w:t xml:space="preserve">  - Inline: `$...$`</w:t>
-      </w:r>
-      <w:r>
-        <w:br/>
-        <w:t xml:space="preserve">  - Display: `$$ ... $$` (single line only, never split).</w:t>
-      </w:r>
-      <w:r>
-        <w:br/>
-        <w:t>- Do not use `\[` or `\begin{equation}` environments.</w:t>
-      </w:r>
-      <w:r>
-        <w:br/>
-        <w:t>- Maintain consistent notation:</w:t>
-      </w:r>
-      <w:r>
-        <w:br/>
-        <w:t xml:space="preserve">  - Parameters: `$\beta_0$, $\beta_1$, …`</w:t>
-      </w:r>
-      <w:r>
-        <w:br/>
-        <w:t xml:space="preserve">  - Vectors: bold lowercase (e.g. `$\mathbf{X}$`, `$\mathbf{y}$`)</w:t>
-      </w:r>
-      <w:r>
-        <w:br/>
-        <w:t xml:space="preserve">  - Functions: `$J(\theta)$` for cost, `$\nabla J(\theta)$` for gradient, `$\hat{f}(X)$` for estimated model.</w:t>
-      </w:r>
-      <w:r>
-        <w:br/>
-        <w:t>- When using LaTeX environments (e.g. `minipage`), write bold and italics as:</w:t>
-      </w:r>
-      <w:r>
-        <w:br/>
-        <w:t xml:space="preserve">  - `\textbf{...}` for bold</w:t>
-      </w:r>
-      <w:r>
-        <w:br/>
-        <w:t xml:space="preserve">  - `\emph{...}` for italics</w:t>
-      </w:r>
-      <w:r>
-        <w:br/>
-        <w:t xml:space="preserve">  (Do not use Markdown `**...**` or `_..._` inside LaTeX.)</w:t>
-      </w:r>
-    </w:p>
-    <w:p>
-      <w:pPr>
-        <w:pStyle w:val="Heading2"/>
-        <w:ind w:left="360"/>
-      </w:pPr>
-      <w:r>
-        <w:t>3. Figures</w:t>
-      </w:r>
-    </w:p>
-    <w:p>
-      <w:pPr>
-        <w:ind w:left="360"/>
-      </w:pPr>
-      <w:r>
-        <w:t>When describing a figure, always use the LaTeX minipage layout:</w:t>
-      </w:r>
-    </w:p>
-    <w:p>
-      <w:pPr>
-        <w:ind w:left="360"/>
-      </w:pPr>
-      <w:r>
-        <w:t>\begin{minipage}{0.55\textwidth}</w:t>
-      </w:r>
-      <w:r>
-        <w:br/>
-        <w:t>&lt;explanation text or bullet points&gt;</w:t>
-      </w:r>
-      <w:r>
-        <w:br/>
-        <w:t>\end{minipage}</w:t>
-      </w:r>
-      <w:r>
-        <w:br/>
-        <w:t>\hfill</w:t>
-      </w:r>
-      <w:r>
-        <w:br/>
-        <w:t>\begin{minipage}{0.4\textwidth}</w:t>
-      </w:r>
-      <w:r>
-        <w:br/>
-        <w:t>\begin{figure}[H]</w:t>
-      </w:r>
-      <w:r>
-        <w:br/>
-        <w:t>\centering</w:t>
-      </w:r>
-      <w:r>
-        <w:br/>
-        <w:t>\includegraphics[width=\linewidth]{Images_qmd_ML/&lt;filename&gt;.png}</w:t>
-      </w:r>
-      <w:r>
-        <w:br/>
-        <w:t>\caption{&lt;caption text&gt;}</w:t>
-      </w:r>
-      <w:r>
-        <w:br/>
-        <w:t>\label{fig:&lt;label&gt;}</w:t>
-      </w:r>
-      <w:r>
-        <w:br/>
-        <w:t>\end{figure}</w:t>
-      </w:r>
-      <w:r>
-        <w:br/>
-        <w:t>\end{minipage}</w:t>
-      </w:r>
-    </w:p>
-    <w:p>
-      <w:pPr>
-        <w:ind w:left="360"/>
-      </w:pPr>
-      <w:r>
-        <w:t>- Place the text on the left (55%) and the figure on the right (40%).</w:t>
-      </w:r>
-      <w:r>
-        <w:br/>
-        <w:t>- Use short, analytical figure descriptions — never repeat the same information in text and caption.</w:t>
-      </w:r>
-      <w:r>
-        <w:br/>
-        <w:t>- Use consistent labels and captions in the form: `\label{fig-...}` and `\caption{...}`.</w:t>
-      </w:r>
-    </w:p>
-    <w:p>
-      <w:pPr>
-        <w:pStyle w:val="Heading2"/>
-        <w:ind w:left="360"/>
-      </w:pPr>
-      <w:r>
+        <w:t>* When slides show **the same figure multiple times**, include it once and refer back using LaTeX referencing.</w:t>
+      </w:r>
+    </w:p>
+    <w:p>
+      <w:pPr>
+        <w:rPr>
+          <w:rFonts w:ascii="Times New Roman" w:hAnsi="Times New Roman" w:cs="Times New Roman"/>
+        </w:rPr>
+      </w:pPr>
+    </w:p>
+    <w:p>
+      <w:pPr>
+        <w:rPr>
+          <w:rFonts w:ascii="Times New Roman" w:hAnsi="Times New Roman" w:cs="Times New Roman"/>
+        </w:rPr>
+      </w:pPr>
+      <w:r>
+        <w:rPr>
+          <w:rFonts w:ascii="Times New Roman" w:hAnsi="Times New Roman" w:cs="Times New Roman"/>
+        </w:rPr>
+        <w:t>---</w:t>
+      </w:r>
+    </w:p>
+    <w:p>
+      <w:pPr>
+        <w:rPr>
+          <w:rFonts w:ascii="Times New Roman" w:hAnsi="Times New Roman" w:cs="Times New Roman"/>
+        </w:rPr>
+      </w:pPr>
+    </w:p>
+    <w:p>
+      <w:pPr>
+        <w:rPr>
+          <w:rFonts w:ascii="Times New Roman" w:hAnsi="Times New Roman" w:cs="Times New Roman"/>
+        </w:rPr>
+      </w:pPr>
+      <w:r>
+        <w:rPr>
+          <w:rFonts w:ascii="Times New Roman" w:hAnsi="Times New Roman" w:cs="Times New Roman"/>
+        </w:rPr>
+        <w:t>### 6. **Markdown and Quarto-Specific Details**</w:t>
+      </w:r>
+    </w:p>
+    <w:p>
+      <w:pPr>
+        <w:rPr>
+          <w:rFonts w:ascii="Times New Roman" w:hAnsi="Times New Roman" w:cs="Times New Roman"/>
+        </w:rPr>
+      </w:pPr>
+    </w:p>
+    <w:p>
+      <w:pPr>
+        <w:rPr>
+          <w:rFonts w:ascii="Times New Roman" w:hAnsi="Times New Roman" w:cs="Times New Roman"/>
+        </w:rPr>
+      </w:pPr>
+      <w:r>
+        <w:rPr>
+          <w:rFonts w:ascii="Times New Roman" w:hAnsi="Times New Roman" w:cs="Times New Roman"/>
+        </w:rPr>
+        <w:t>* Use `Figure \ref{fig-label}` for figure cross-references.</w:t>
+      </w:r>
+    </w:p>
+    <w:p>
+      <w:pPr>
+        <w:rPr>
+          <w:rFonts w:ascii="Times New Roman" w:hAnsi="Times New Roman" w:cs="Times New Roman"/>
+        </w:rPr>
+      </w:pPr>
+      <w:r>
+        <w:rPr>
+          <w:rFonts w:ascii="Times New Roman" w:hAnsi="Times New Roman" w:cs="Times New Roman"/>
+        </w:rPr>
+        <w:t>* Ensure `number-sections: true` is set in YAML (no manual numbering).</w:t>
+      </w:r>
+    </w:p>
+    <w:p>
+      <w:pPr>
+        <w:rPr>
+          <w:rFonts w:ascii="Times New Roman" w:hAnsi="Times New Roman" w:cs="Times New Roman"/>
+        </w:rPr>
+      </w:pPr>
+      <w:r>
+        <w:rPr>
+          <w:rFonts w:ascii="Times New Roman" w:hAnsi="Times New Roman" w:cs="Times New Roman"/>
+        </w:rPr>
+        <w:t>* Follow consistent inline math spacing: `$ \hat{f}(x) $`, `$ \lambda $`, etc.</w:t>
+      </w:r>
+    </w:p>
+    <w:p>
+      <w:pPr>
+        <w:rPr>
+          <w:rFonts w:ascii="Times New Roman" w:hAnsi="Times New Roman" w:cs="Times New Roman"/>
+        </w:rPr>
+      </w:pPr>
+      <w:r>
+        <w:rPr>
+          <w:rFonts w:ascii="Times New Roman" w:hAnsi="Times New Roman" w:cs="Times New Roman"/>
+        </w:rPr>
+        <w:t>* Never use horizontal rules (`---`), code fences, or redundant blank lines in the body text.</w:t>
+      </w:r>
+    </w:p>
+    <w:p>
+      <w:pPr>
+        <w:rPr>
+          <w:rFonts w:ascii="Times New Roman" w:hAnsi="Times New Roman" w:cs="Times New Roman"/>
+        </w:rPr>
+      </w:pPr>
+      <w:r>
+        <w:rPr>
+          <w:rFonts w:ascii="Times New Roman" w:hAnsi="Times New Roman" w:cs="Times New Roman"/>
+        </w:rPr>
+        <w:t>* YAML front matter typically uses:</w:t>
+      </w:r>
+    </w:p>
+    <w:p>
+      <w:pPr>
+        <w:rPr>
+          <w:rFonts w:ascii="Times New Roman" w:hAnsi="Times New Roman" w:cs="Times New Roman"/>
+        </w:rPr>
+      </w:pPr>
+    </w:p>
+    <w:p>
+      <w:pPr>
+        <w:rPr>
+          <w:rFonts w:ascii="Times New Roman" w:hAnsi="Times New Roman" w:cs="Times New Roman"/>
+        </w:rPr>
+      </w:pPr>
+      <w:r>
+        <w:rPr>
+          <w:rFonts w:ascii="Times New Roman" w:hAnsi="Times New Roman" w:cs="Times New Roman"/>
+        </w:rPr>
+        <w:t>```yaml</w:t>
+      </w:r>
+    </w:p>
+    <w:p>
+      <w:pPr>
+        <w:rPr>
+          <w:rFonts w:ascii="Times New Roman" w:hAnsi="Times New Roman" w:cs="Times New Roman"/>
+        </w:rPr>
+      </w:pPr>
+      <w:r>
+        <w:rPr>
+          <w:rFonts w:ascii="Times New Roman" w:hAnsi="Times New Roman" w:cs="Times New Roman"/>
+        </w:rPr>
+        <w:t>---</w:t>
+      </w:r>
+    </w:p>
+    <w:p>
+      <w:pPr>
+        <w:rPr>
+          <w:rFonts w:ascii="Times New Roman" w:hAnsi="Times New Roman" w:cs="Times New Roman"/>
+        </w:rPr>
+      </w:pPr>
+      <w:r>
+        <w:rPr>
+          <w:rFonts w:ascii="Times New Roman" w:hAnsi="Times New Roman" w:cs="Times New Roman"/>
+        </w:rPr>
+        <w:t>title: "Machine Learning – Week X"</w:t>
+      </w:r>
+    </w:p>
+    <w:p>
+      <w:pPr>
+        <w:rPr>
+          <w:rFonts w:ascii="Times New Roman" w:hAnsi="Times New Roman" w:cs="Times New Roman"/>
+        </w:rPr>
+      </w:pPr>
+      <w:r>
+        <w:rPr>
+          <w:rFonts w:ascii="Times New Roman" w:hAnsi="Times New Roman" w:cs="Times New Roman"/>
+        </w:rPr>
+        <w:t>format:</w:t>
+      </w:r>
+    </w:p>
+    <w:p>
+      <w:pPr>
+        <w:rPr>
+          <w:rFonts w:ascii="Times New Roman" w:hAnsi="Times New Roman" w:cs="Times New Roman"/>
+        </w:rPr>
+      </w:pPr>
+      <w:r>
+        <w:rPr>
+          <w:rFonts w:ascii="Times New Roman" w:hAnsi="Times New Roman" w:cs="Times New Roman"/>
+        </w:rPr>
+        <w:t xml:space="preserve">  pdf:</w:t>
+      </w:r>
+    </w:p>
+    <w:p>
+      <w:pPr>
+        <w:rPr>
+          <w:rFonts w:ascii="Times New Roman" w:hAnsi="Times New Roman" w:cs="Times New Roman"/>
+        </w:rPr>
+      </w:pPr>
+      <w:r>
+        <w:rPr>
+          <w:rFonts w:ascii="Times New Roman" w:hAnsi="Times New Roman" w:cs="Times New Roman"/>
+        </w:rPr>
+        <w:t xml:space="preserve">    latex-engine: xelatex</w:t>
+      </w:r>
+    </w:p>
+    <w:p>
+      <w:pPr>
+        <w:rPr>
+          <w:rFonts w:ascii="Times New Roman" w:hAnsi="Times New Roman" w:cs="Times New Roman"/>
+        </w:rPr>
+      </w:pPr>
+      <w:r>
+        <w:rPr>
+          <w:rFonts w:ascii="Times New Roman" w:hAnsi="Times New Roman" w:cs="Times New Roman"/>
+        </w:rPr>
+        <w:t xml:space="preserve">    mainfont: "Times New Roman"</w:t>
+      </w:r>
+    </w:p>
+    <w:p>
+      <w:pPr>
+        <w:rPr>
+          <w:rFonts w:ascii="Times New Roman" w:hAnsi="Times New Roman" w:cs="Times New Roman"/>
+        </w:rPr>
+      </w:pPr>
+      <w:r>
+        <w:rPr>
+          <w:rFonts w:ascii="Times New Roman" w:hAnsi="Times New Roman" w:cs="Times New Roman"/>
+        </w:rPr>
+        <w:t>toc: true</w:t>
+      </w:r>
+    </w:p>
+    <w:p>
+      <w:pPr>
+        <w:rPr>
+          <w:rFonts w:ascii="Times New Roman" w:hAnsi="Times New Roman" w:cs="Times New Roman"/>
+        </w:rPr>
+      </w:pPr>
+      <w:r>
+        <w:rPr>
+          <w:rFonts w:ascii="Times New Roman" w:hAnsi="Times New Roman" w:cs="Times New Roman"/>
+        </w:rPr>
+        <w:t>number-sections: true</w:t>
+      </w:r>
+    </w:p>
+    <w:p>
+      <w:pPr>
+        <w:rPr>
+          <w:rFonts w:ascii="Times New Roman" w:hAnsi="Times New Roman" w:cs="Times New Roman"/>
+        </w:rPr>
+      </w:pPr>
+      <w:r>
+        <w:rPr>
+          <w:rFonts w:ascii="Times New Roman" w:hAnsi="Times New Roman" w:cs="Times New Roman"/>
+        </w:rPr>
+        <w:t>editor: source</w:t>
+      </w:r>
+    </w:p>
+    <w:p>
+      <w:pPr>
+        <w:rPr>
+          <w:rFonts w:ascii="Times New Roman" w:hAnsi="Times New Roman" w:cs="Times New Roman"/>
+        </w:rPr>
+      </w:pPr>
+      <w:r>
+        <w:rPr>
+          <w:rFonts w:ascii="Times New Roman" w:hAnsi="Times New Roman" w:cs="Times New Roman"/>
+        </w:rPr>
+        <w:t>---</w:t>
+      </w:r>
+    </w:p>
+    <w:p>
+      <w:pPr>
+        <w:rPr>
+          <w:rFonts w:ascii="Times New Roman" w:hAnsi="Times New Roman" w:cs="Times New Roman"/>
+        </w:rPr>
+      </w:pPr>
+      <w:r>
+        <w:rPr>
+          <w:rFonts w:ascii="Times New Roman" w:hAnsi="Times New Roman" w:cs="Times New Roman"/>
+        </w:rPr>
+        <w:t>```</w:t>
+      </w:r>
+    </w:p>
+    <w:p>
+      <w:pPr>
+        <w:rPr>
+          <w:rFonts w:ascii="Times New Roman" w:hAnsi="Times New Roman" w:cs="Times New Roman"/>
+        </w:rPr>
+      </w:pPr>
+    </w:p>
+    <w:p>
+      <w:pPr>
+        <w:rPr>
+          <w:rFonts w:ascii="Times New Roman" w:hAnsi="Times New Roman" w:cs="Times New Roman"/>
+        </w:rPr>
+      </w:pPr>
+      <w:r>
+        <w:rPr>
+          <w:rFonts w:ascii="Times New Roman" w:hAnsi="Times New Roman" w:cs="Times New Roman"/>
+        </w:rPr>
+        <w:t>---</w:t>
+      </w:r>
+    </w:p>
+    <w:p>
+      <w:pPr>
+        <w:rPr>
+          <w:rFonts w:ascii="Times New Roman" w:hAnsi="Times New Roman" w:cs="Times New Roman"/>
+        </w:rPr>
+      </w:pPr>
+    </w:p>
+    <w:p>
+      <w:pPr>
+        <w:rPr>
+          <w:rFonts w:ascii="Times New Roman" w:hAnsi="Times New Roman" w:cs="Times New Roman"/>
+        </w:rPr>
+      </w:pPr>
+      <w:r>
+        <w:rPr>
+          <w:rFonts w:ascii="Times New Roman" w:hAnsi="Times New Roman" w:cs="Times New Roman"/>
+        </w:rPr>
+        <w:t>### 7. **Workflow with Scripts and Slides**</w:t>
+      </w:r>
+    </w:p>
+    <w:p>
+      <w:pPr>
+        <w:rPr>
+          <w:rFonts w:ascii="Times New Roman" w:hAnsi="Times New Roman" w:cs="Times New Roman"/>
+        </w:rPr>
+      </w:pPr>
+    </w:p>
+    <w:p>
+      <w:pPr>
+        <w:rPr>
+          <w:rFonts w:ascii="Times New Roman" w:hAnsi="Times New Roman" w:cs="Times New Roman"/>
+        </w:rPr>
+      </w:pPr>
+      <w:r>
+        <w:rPr>
+          <w:rFonts w:ascii="Times New Roman" w:hAnsi="Times New Roman" w:cs="Times New Roman"/>
+        </w:rPr>
+        <w:t>* For each topic, you’ll be provided with:</w:t>
+      </w:r>
+    </w:p>
+    <w:p>
+      <w:pPr>
+        <w:rPr>
+          <w:rFonts w:ascii="Times New Roman" w:hAnsi="Times New Roman" w:cs="Times New Roman"/>
+        </w:rPr>
+      </w:pPr>
+    </w:p>
+    <w:p>
+      <w:pPr>
+        <w:rPr>
+          <w:rFonts w:ascii="Times New Roman" w:hAnsi="Times New Roman" w:cs="Times New Roman"/>
+        </w:rPr>
+      </w:pPr>
+      <w:r>
+        <w:rPr>
+          <w:rFonts w:ascii="Times New Roman" w:hAnsi="Times New Roman" w:cs="Times New Roman"/>
+        </w:rPr>
+        <w:t xml:space="preserve">  1. The **video transcript** (script),</w:t>
+      </w:r>
+    </w:p>
+    <w:p>
+      <w:pPr>
+        <w:rPr>
+          <w:rFonts w:ascii="Times New Roman" w:hAnsi="Times New Roman" w:cs="Times New Roman"/>
+        </w:rPr>
+      </w:pPr>
+      <w:r>
+        <w:rPr>
+          <w:rFonts w:ascii="Times New Roman" w:hAnsi="Times New Roman" w:cs="Times New Roman"/>
+        </w:rPr>
+        <w:t xml:space="preserve">  2. The **corresponding slide images**.</w:t>
+      </w:r>
+    </w:p>
+    <w:p>
+      <w:pPr>
+        <w:rPr>
+          <w:rFonts w:ascii="Times New Roman" w:hAnsi="Times New Roman" w:cs="Times New Roman"/>
+        </w:rPr>
+      </w:pPr>
+      <w:r>
+        <w:rPr>
+          <w:rFonts w:ascii="Times New Roman" w:hAnsi="Times New Roman" w:cs="Times New Roman"/>
+        </w:rPr>
+        <w:t>* Your task:</w:t>
+      </w:r>
+    </w:p>
+    <w:p>
+      <w:pPr>
+        <w:rPr>
+          <w:rFonts w:ascii="Times New Roman" w:hAnsi="Times New Roman" w:cs="Times New Roman"/>
+        </w:rPr>
+      </w:pPr>
+    </w:p>
+    <w:p>
+      <w:pPr>
+        <w:rPr>
+          <w:rFonts w:ascii="Times New Roman" w:hAnsi="Times New Roman" w:cs="Times New Roman"/>
+        </w:rPr>
+      </w:pPr>
+      <w:r>
+        <w:rPr>
+          <w:rFonts w:ascii="Times New Roman" w:hAnsi="Times New Roman" w:cs="Times New Roman"/>
+        </w:rPr>
+        <w:t xml:space="preserve">  * Extract and integrate the **key conceptual and didactic points** from the transcript.</w:t>
+      </w:r>
+    </w:p>
+    <w:p>
+      <w:pPr>
+        <w:rPr>
+          <w:rFonts w:ascii="Times New Roman" w:hAnsi="Times New Roman" w:cs="Times New Roman"/>
+        </w:rPr>
+      </w:pPr>
+      <w:r>
+        <w:rPr>
+          <w:rFonts w:ascii="Times New Roman" w:hAnsi="Times New Roman" w:cs="Times New Roman"/>
+        </w:rPr>
+        <w:t xml:space="preserve">  * Ensure explanations match the professor’s verbal reasoning (not just the slides).</w:t>
+      </w:r>
+    </w:p>
+    <w:p>
+      <w:pPr>
+        <w:rPr>
+          <w:rFonts w:ascii="Times New Roman" w:hAnsi="Times New Roman" w:cs="Times New Roman"/>
+        </w:rPr>
+      </w:pPr>
+      <w:r>
+        <w:rPr>
+          <w:rFonts w:ascii="Times New Roman" w:hAnsi="Times New Roman" w:cs="Times New Roman"/>
+        </w:rPr>
+        <w:t xml:space="preserve">  * Include only the **essential equations** that support understanding.</w:t>
+      </w:r>
+    </w:p>
+    <w:p>
+      <w:pPr>
+        <w:rPr>
+          <w:rFonts w:ascii="Times New Roman" w:hAnsi="Times New Roman" w:cs="Times New Roman"/>
+        </w:rPr>
+      </w:pPr>
+      <w:r>
+        <w:rPr>
+          <w:rFonts w:ascii="Times New Roman" w:hAnsi="Times New Roman" w:cs="Times New Roman"/>
+        </w:rPr>
+        <w:t xml:space="preserve">  * Use the slides’ plots as figures — one per distinct concept.</w:t>
+      </w:r>
+    </w:p>
+    <w:p>
+      <w:pPr>
+        <w:rPr>
+          <w:rFonts w:ascii="Times New Roman" w:hAnsi="Times New Roman" w:cs="Times New Roman"/>
+        </w:rPr>
+      </w:pPr>
+    </w:p>
+    <w:p>
+      <w:pPr>
+        <w:rPr>
+          <w:rFonts w:ascii="Times New Roman" w:hAnsi="Times New Roman" w:cs="Times New Roman"/>
+        </w:rPr>
+      </w:pPr>
+      <w:r>
+        <w:rPr>
+          <w:rFonts w:ascii="Times New Roman" w:hAnsi="Times New Roman" w:cs="Times New Roman"/>
+        </w:rPr>
+        <w:t>---</w:t>
+      </w:r>
+    </w:p>
+    <w:p>
+      <w:pPr>
+        <w:rPr>
+          <w:rFonts w:ascii="Times New Roman" w:hAnsi="Times New Roman" w:cs="Times New Roman"/>
+        </w:rPr>
+      </w:pPr>
+    </w:p>
+    <w:p>
+      <w:pPr>
+        <w:rPr>
+          <w:rFonts w:ascii="Times New Roman" w:hAnsi="Times New Roman" w:cs="Times New Roman"/>
+        </w:rPr>
+      </w:pPr>
+      <w:r>
+        <w:rPr>
+          <w:rFonts w:ascii="Times New Roman" w:hAnsi="Times New Roman" w:cs="Times New Roman"/>
+        </w:rPr>
+        <w:t>### 8. **Tone and Pedagogical Principles**</w:t>
+      </w:r>
+    </w:p>
+    <w:p>
+      <w:pPr>
+        <w:rPr>
+          <w:rFonts w:ascii="Times New Roman" w:hAnsi="Times New Roman" w:cs="Times New Roman"/>
+        </w:rPr>
+      </w:pPr>
+    </w:p>
+    <w:p>
+      <w:pPr>
+        <w:rPr>
+          <w:rFonts w:ascii="Times New Roman" w:hAnsi="Times New Roman" w:cs="Times New Roman"/>
+        </w:rPr>
+      </w:pPr>
+      <w:r>
+        <w:rPr>
+          <w:rFonts w:ascii="Times New Roman" w:hAnsi="Times New Roman" w:cs="Times New Roman"/>
+        </w:rPr>
+        <w:t>* Write as if addressing MSc students who are comfortable with mathematics but need conceptual grounding.</w:t>
+      </w:r>
+    </w:p>
+    <w:p>
+      <w:pPr>
+        <w:rPr>
+          <w:rFonts w:ascii="Times New Roman" w:hAnsi="Times New Roman" w:cs="Times New Roman"/>
+        </w:rPr>
+      </w:pPr>
+      <w:r>
+        <w:rPr>
+          <w:rFonts w:ascii="Times New Roman" w:hAnsi="Times New Roman" w:cs="Times New Roman"/>
+        </w:rPr>
+        <w:t>* Keep a **logical progression** and **smooth transitions** between equations, intuition, and figures.</w:t>
+      </w:r>
+    </w:p>
+    <w:p>
+      <w:pPr>
+        <w:rPr>
+          <w:rFonts w:ascii="Times New Roman" w:hAnsi="Times New Roman" w:cs="Times New Roman"/>
+        </w:rPr>
+      </w:pPr>
+      <w:r>
+        <w:rPr>
+          <w:rFonts w:ascii="Times New Roman" w:hAnsi="Times New Roman" w:cs="Times New Roman"/>
+        </w:rPr>
+        <w:t>* Avoid redundancy, fillers, and rhetorical questions.</w:t>
+      </w:r>
+    </w:p>
+    <w:p>
+      <w:pPr>
+        <w:rPr>
+          <w:rFonts w:ascii="Times New Roman" w:hAnsi="Times New Roman" w:cs="Times New Roman"/>
+        </w:rPr>
+      </w:pPr>
+      <w:r>
+        <w:rPr>
+          <w:rFonts w:ascii="Times New Roman" w:hAnsi="Times New Roman" w:cs="Times New Roman"/>
+        </w:rPr>
         <w:lastRenderedPageBreak/>
-        <w:t>4. Explanations and Intuition</w:t>
-      </w:r>
-    </w:p>
-    <w:p>
-      <w:pPr>
-        <w:ind w:left="360"/>
-      </w:pPr>
-      <w:r>
-        <w:t>- Integrate explanations directly into the section — do not isolate them as “notes” or side boxes.</w:t>
-      </w:r>
-      <w:r>
-        <w:br/>
-        <w:t>- Use short contextual transitions such as “This shows that…” or “As seen in @fig-...” instead of standalone “Intuition:” tags.</w:t>
-      </w:r>
-      <w:r>
-        <w:br/>
-        <w:t>- Avoid repetition — merge overlapping ideas into single, fluid sentences.</w:t>
-      </w:r>
-      <w:r>
-        <w:br/>
-        <w:t>- Keep tone didactic yet conversational, as if explaining concepts aloud to MSc students.</w:t>
-      </w:r>
-    </w:p>
-    <w:p>
-      <w:pPr>
-        <w:pStyle w:val="Heading2"/>
-        <w:ind w:left="360"/>
-      </w:pPr>
-      <w:r>
-        <w:t>5. Content Structure</w:t>
-      </w:r>
-    </w:p>
-    <w:p>
-      <w:pPr>
-        <w:ind w:left="360"/>
-      </w:pPr>
-      <w:r>
-        <w:t>Maintain the pedagogical sequence:</w:t>
-      </w:r>
-      <w:r>
-        <w:br/>
-        <w:t>1. Concept introduction</w:t>
-      </w:r>
-      <w:r>
-        <w:br/>
-        <w:t>2. Formula or derivation</w:t>
-      </w:r>
-      <w:r>
-        <w:br/>
-        <w:t>3. Algorithm or visualisation (if relevant)</w:t>
-      </w:r>
-      <w:r>
-        <w:br/>
-        <w:t>4. Interpretation or intuitive insight</w:t>
-      </w:r>
-      <w:r>
-        <w:br/>
-        <w:t>5. Figure (if applicable)</w:t>
-      </w:r>
-      <w:r>
-        <w:br/>
-      </w:r>
-      <w:r>
-        <w:br/>
-        <w:t>Each section should read as a self-contained teaching note, clear and rigorous but approachable.</w:t>
-      </w:r>
-    </w:p>
-    <w:p>
-      <w:pPr>
-        <w:pStyle w:val="Heading2"/>
-        <w:ind w:left="360"/>
-      </w:pPr>
-      <w:r>
-        <w:t>6. Style and Tone</w:t>
-      </w:r>
-    </w:p>
-    <w:p>
-      <w:pPr>
-        <w:ind w:left="360"/>
-      </w:pPr>
-      <w:r>
-        <w:t>- Use precise, academic British English with fluent transitions.</w:t>
-      </w:r>
-      <w:r>
-        <w:br/>
-        <w:t>- Be rigorous, not verbose — prioritise clarity over completeness.</w:t>
-      </w:r>
-      <w:r>
-        <w:br/>
-        <w:t>- When describing models or data, connect interpretation to statistical meaning (e.g. “This coefficient decreases as λ increases, indicating stronger regularisation.”)</w:t>
-      </w:r>
-      <w:r>
-        <w:br/>
-        <w:t>- Use neutral, instructive phrasing — no rhetorical or conversational fillers.</w:t>
-      </w:r>
-    </w:p>
-    <w:p>
-      <w:pPr>
-        <w:pStyle w:val="Heading2"/>
-        <w:ind w:left="360"/>
-      </w:pPr>
-      <w:r>
-        <w:t>7. Consistency with Prior Material</w:t>
-      </w:r>
-    </w:p>
-    <w:p>
-      <w:pPr>
-        <w:ind w:left="360"/>
-      </w:pPr>
-      <w:r>
-        <w:t>- Follow the same visual and structural conventions as the ML Week 3 notes.</w:t>
-      </w:r>
-      <w:r>
-        <w:br/>
-        <w:t>- Always use LaTeX commands for bold and italics inside figures or minipage blocks.</w:t>
-      </w:r>
-      <w:r>
-        <w:br/>
-        <w:t>- Refer to figures using `@fig-&lt;label&gt;` syntax in the text (not “see below” or “figure above”).</w:t>
-      </w:r>
-    </w:p>
-    <w:p>
-      <w:pPr>
-        <w:pStyle w:val="Heading2"/>
-        <w:ind w:left="360"/>
-      </w:pPr>
-      <w:r>
-        <w:t>Summary of Key Principles</w:t>
-      </w:r>
-    </w:p>
-    <w:p>
-      <w:pPr>
-        <w:ind w:left="360"/>
-      </w:pPr>
-      <w:r>
-        <w:t>Clean layout • Compact bullets • Consistent LaTeX • Integrated intuition • No Markdown bold inside LaTeX • British English • Logical teaching flow • No redundancy</w:t>
+        <w:t>* End each major section with a brief synthesis or implication.</w:t>
+      </w:r>
+    </w:p>
+    <w:p>
+      <w:pPr>
+        <w:rPr>
+          <w:rFonts w:ascii="Times New Roman" w:hAnsi="Times New Roman" w:cs="Times New Roman"/>
+        </w:rPr>
+      </w:pPr>
+    </w:p>
+    <w:p>
+      <w:pPr>
+        <w:rPr>
+          <w:rFonts w:ascii="Times New Roman" w:hAnsi="Times New Roman" w:cs="Times New Roman"/>
+        </w:rPr>
+      </w:pPr>
+      <w:r>
+        <w:rPr>
+          <w:rFonts w:ascii="Times New Roman" w:hAnsi="Times New Roman" w:cs="Times New Roman"/>
+        </w:rPr>
+        <w:t>---</w:t>
+      </w:r>
+    </w:p>
+    <w:p>
+      <w:pPr>
+        <w:rPr>
+          <w:rFonts w:ascii="Times New Roman" w:hAnsi="Times New Roman" w:cs="Times New Roman"/>
+        </w:rPr>
+      </w:pPr>
+    </w:p>
+    <w:p>
+      <w:pPr>
+        <w:rPr>
+          <w:rFonts w:ascii="Times New Roman" w:hAnsi="Times New Roman" w:cs="Times New Roman"/>
+        </w:rPr>
+      </w:pPr>
+      <w:r>
+        <w:rPr>
+          <w:rFonts w:ascii="Times New Roman" w:hAnsi="Times New Roman" w:cs="Times New Roman"/>
+        </w:rPr>
+        <w:t xml:space="preserve">### </w:t>
+      </w:r>
+      <w:r>
+        <w:rPr>
+          <w:rFonts w:ascii="Apple Color Emoji" w:hAnsi="Apple Color Emoji" w:cs="Apple Color Emoji"/>
+        </w:rPr>
+        <w:t>✅</w:t>
+      </w:r>
+      <w:r>
+        <w:rPr>
+          <w:rFonts w:ascii="Times New Roman" w:hAnsi="Times New Roman" w:cs="Times New Roman"/>
+        </w:rPr>
+        <w:t xml:space="preserve"> **Summary of Core Principles**</w:t>
+      </w:r>
+    </w:p>
+    <w:p>
+      <w:pPr>
+        <w:rPr>
+          <w:rFonts w:ascii="Times New Roman" w:hAnsi="Times New Roman" w:cs="Times New Roman"/>
+        </w:rPr>
+      </w:pPr>
+    </w:p>
+    <w:p>
+      <w:pPr>
+        <w:rPr>
+          <w:rFonts w:ascii="Times New Roman" w:hAnsi="Times New Roman" w:cs="Times New Roman"/>
+        </w:rPr>
+      </w:pPr>
+      <w:r>
+        <w:rPr>
+          <w:rFonts w:ascii="Times New Roman" w:hAnsi="Times New Roman" w:cs="Times New Roman"/>
+        </w:rPr>
+        <w:t>* Clean Quarto Markdown.</w:t>
+      </w:r>
+    </w:p>
+    <w:p>
+      <w:pPr>
+        <w:rPr>
+          <w:rFonts w:ascii="Times New Roman" w:hAnsi="Times New Roman" w:cs="Times New Roman"/>
+        </w:rPr>
+      </w:pPr>
+      <w:r>
+        <w:rPr>
+          <w:rFonts w:ascii="Times New Roman" w:hAnsi="Times New Roman" w:cs="Times New Roman"/>
+        </w:rPr>
+        <w:t>* Compact inline maths.</w:t>
+      </w:r>
+    </w:p>
+    <w:p>
+      <w:pPr>
+        <w:rPr>
+          <w:rFonts w:ascii="Times New Roman" w:hAnsi="Times New Roman" w:cs="Times New Roman"/>
+        </w:rPr>
+      </w:pPr>
+      <w:r>
+        <w:rPr>
+          <w:rFonts w:ascii="Times New Roman" w:hAnsi="Times New Roman" w:cs="Times New Roman"/>
+        </w:rPr>
+        <w:t>* Use LaTeX `\textbf{}` and `\emph{}` in figures/minipages.</w:t>
+      </w:r>
+    </w:p>
+    <w:p>
+      <w:pPr>
+        <w:rPr>
+          <w:rFonts w:ascii="Times New Roman" w:hAnsi="Times New Roman" w:cs="Times New Roman"/>
+        </w:rPr>
+      </w:pPr>
+      <w:r>
+        <w:rPr>
+          <w:rFonts w:ascii="Times New Roman" w:hAnsi="Times New Roman" w:cs="Times New Roman"/>
+        </w:rPr>
+        <w:t>* Minipage layout for side-by-side text and plots.</w:t>
+      </w:r>
+    </w:p>
+    <w:p>
+      <w:pPr>
+        <w:rPr>
+          <w:rFonts w:ascii="Times New Roman" w:hAnsi="Times New Roman" w:cs="Times New Roman"/>
+        </w:rPr>
+      </w:pPr>
+      <w:r>
+        <w:rPr>
+          <w:rFonts w:ascii="Times New Roman" w:hAnsi="Times New Roman" w:cs="Times New Roman"/>
+        </w:rPr>
+        <w:t>* LaTeX cross-references (`Figure \ref{fig-...}`).</w:t>
+      </w:r>
+    </w:p>
+    <w:p>
+      <w:pPr>
+        <w:rPr>
+          <w:rFonts w:ascii="Times New Roman" w:hAnsi="Times New Roman" w:cs="Times New Roman"/>
+        </w:rPr>
+      </w:pPr>
+      <w:r>
+        <w:rPr>
+          <w:rFonts w:ascii="Times New Roman" w:hAnsi="Times New Roman" w:cs="Times New Roman"/>
+        </w:rPr>
+        <w:t>* Integrate explanations from the professor’s **script**, not just the slides.</w:t>
+      </w:r>
+    </w:p>
+    <w:p>
+      <w:pPr>
+        <w:rPr>
+          <w:rFonts w:ascii="Times New Roman" w:hAnsi="Times New Roman" w:cs="Times New Roman"/>
+        </w:rPr>
+      </w:pPr>
+      <w:r>
+        <w:rPr>
+          <w:rFonts w:ascii="Times New Roman" w:hAnsi="Times New Roman" w:cs="Times New Roman"/>
+        </w:rPr>
+        <w:t>* Never reproduce all equations from slides — include only those necessary for understanding.</w:t>
+      </w:r>
+    </w:p>
+    <w:p>
+      <w:pPr>
+        <w:rPr>
+          <w:rFonts w:ascii="Times New Roman" w:hAnsi="Times New Roman" w:cs="Times New Roman"/>
+        </w:rPr>
+      </w:pPr>
+      <w:r>
+        <w:rPr>
+          <w:rFonts w:ascii="Times New Roman" w:hAnsi="Times New Roman" w:cs="Times New Roman"/>
+        </w:rPr>
+        <w:t>* Prefer **cross-referencing** existing plots instead of re-inserting duplicates.</w:t>
+      </w:r>
+    </w:p>
+    <w:p>
+      <w:pPr>
+        <w:rPr>
+          <w:rFonts w:ascii="Times New Roman" w:hAnsi="Times New Roman" w:cs="Times New Roman"/>
+        </w:rPr>
+      </w:pPr>
+      <w:r>
+        <w:rPr>
+          <w:rFonts w:ascii="Times New Roman" w:hAnsi="Times New Roman" w:cs="Times New Roman"/>
+        </w:rPr>
+        <w:t>* Consistent academic tone, clear structure, and British English.</w:t>
       </w:r>
     </w:p>
     <w:p>

--- a/Prompt_ML_notes.docx
+++ b/Prompt_ML_notes.docx
@@ -12,27 +12,22 @@
         <w:rPr>
           <w:rFonts w:ascii="Times New Roman" w:hAnsi="Times New Roman" w:cs="Times New Roman"/>
         </w:rPr>
-        <w:t xml:space="preserve">## </w:t>
-      </w:r>
-      <w:r>
-        <w:rPr>
-          <w:rFonts w:ascii="Apple Color Emoji" w:hAnsi="Apple Color Emoji" w:cs="Apple Color Emoji"/>
-        </w:rPr>
-        <w:t>🧭</w:t>
-      </w:r>
-      <w:r>
-        <w:rPr>
-          <w:rFonts w:ascii="Times New Roman" w:hAnsi="Times New Roman" w:cs="Times New Roman"/>
-        </w:rPr>
-        <w:t xml:space="preserve"> Updated Authoring Prompt for Quarto Machine Learning Notes</w:t>
-      </w:r>
-    </w:p>
-    <w:p>
-      <w:pPr>
-        <w:rPr>
-          <w:rFonts w:ascii="Times New Roman" w:hAnsi="Times New Roman" w:cs="Times New Roman"/>
-        </w:rPr>
-      </w:pPr>
+        <w:t xml:space="preserve">Here’s your original “you are a senior lecturer…” prompt, </w:t>
+      </w:r>
+      <w:r>
+        <w:rPr>
+          <w:rFonts w:ascii="Times New Roman" w:hAnsi="Times New Roman" w:cs="Times New Roman"/>
+          <w:b/>
+          <w:bCs/>
+        </w:rPr>
+        <w:t>updated</w:t>
+      </w:r>
+      <w:r>
+        <w:rPr>
+          <w:rFonts w:ascii="Times New Roman" w:hAnsi="Times New Roman" w:cs="Times New Roman"/>
+        </w:rPr>
+        <w:t xml:space="preserve"> so that all inline math is written without spaces inside the $...$ (i.e. $\theta$, not $ \theta $), and keeping everything in clean Markdown so you can reuse it.</w:t>
+      </w:r>
     </w:p>
     <w:p>
       <w:pPr>
@@ -84,7 +79,7 @@
         <w:rPr>
           <w:rFonts w:ascii="Times New Roman" w:hAnsi="Times New Roman" w:cs="Times New Roman"/>
         </w:rPr>
-        <w:t>### 1. **General Formatting Rules**</w:t>
+        <w:t>### 1. General Formatting Rules</w:t>
       </w:r>
     </w:p>
     <w:p>
@@ -126,13 +121,6 @@
           <w:rFonts w:ascii="Times New Roman" w:hAnsi="Times New Roman" w:cs="Times New Roman"/>
         </w:rPr>
       </w:pPr>
-    </w:p>
-    <w:p>
-      <w:pPr>
-        <w:rPr>
-          <w:rFonts w:ascii="Times New Roman" w:hAnsi="Times New Roman" w:cs="Times New Roman"/>
-        </w:rPr>
-      </w:pPr>
       <w:r>
         <w:rPr>
           <w:rFonts w:ascii="Times New Roman" w:hAnsi="Times New Roman" w:cs="Times New Roman"/>
@@ -216,7 +204,7 @@
         <w:rPr>
           <w:rFonts w:ascii="Times New Roman" w:hAnsi="Times New Roman" w:cs="Times New Roman"/>
         </w:rPr>
-        <w:t>### 2. **Mathematical Style**</w:t>
+        <w:t>### 2. Mathematical Style</w:t>
       </w:r>
     </w:p>
     <w:p>
@@ -245,31 +233,24 @@
           <w:rFonts w:ascii="Times New Roman" w:hAnsi="Times New Roman" w:cs="Times New Roman"/>
         </w:rPr>
       </w:pPr>
-    </w:p>
-    <w:p>
-      <w:pPr>
-        <w:rPr>
-          <w:rFonts w:ascii="Times New Roman" w:hAnsi="Times New Roman" w:cs="Times New Roman"/>
-        </w:rPr>
-      </w:pPr>
-      <w:r>
-        <w:rPr>
-          <w:rFonts w:ascii="Times New Roman" w:hAnsi="Times New Roman" w:cs="Times New Roman"/>
-        </w:rPr>
-        <w:t xml:space="preserve">  * Inline: `$...$`</w:t>
-      </w:r>
-    </w:p>
-    <w:p>
-      <w:pPr>
-        <w:rPr>
-          <w:rFonts w:ascii="Times New Roman" w:hAnsi="Times New Roman" w:cs="Times New Roman"/>
-        </w:rPr>
-      </w:pPr>
-      <w:r>
-        <w:rPr>
-          <w:rFonts w:ascii="Times New Roman" w:hAnsi="Times New Roman" w:cs="Times New Roman"/>
-        </w:rPr>
-        <w:t xml:space="preserve">  * Display: `$$ ... $$` (single line only, no blank lines before or after).</w:t>
+      <w:r>
+        <w:rPr>
+          <w:rFonts w:ascii="Times New Roman" w:hAnsi="Times New Roman" w:cs="Times New Roman"/>
+        </w:rPr>
+        <w:t xml:space="preserve">  * Inline: `$\dots$` (no spaces between `$` and the expression, e.g. `$\theta$`, not `$ \theta $`).</w:t>
+      </w:r>
+    </w:p>
+    <w:p>
+      <w:pPr>
+        <w:rPr>
+          <w:rFonts w:ascii="Times New Roman" w:hAnsi="Times New Roman" w:cs="Times New Roman"/>
+        </w:rPr>
+      </w:pPr>
+      <w:r>
+        <w:rPr>
+          <w:rFonts w:ascii="Times New Roman" w:hAnsi="Times New Roman" w:cs="Times New Roman"/>
+        </w:rPr>
+        <w:t xml:space="preserve">  * Display: `$$ \dots $$` (single line only, no blank lines before or after).</w:t>
       </w:r>
     </w:p>
     <w:p>
@@ -304,13 +285,6 @@
           <w:rFonts w:ascii="Times New Roman" w:hAnsi="Times New Roman" w:cs="Times New Roman"/>
         </w:rPr>
       </w:pPr>
-    </w:p>
-    <w:p>
-      <w:pPr>
-        <w:rPr>
-          <w:rFonts w:ascii="Times New Roman" w:hAnsi="Times New Roman" w:cs="Times New Roman"/>
-        </w:rPr>
-      </w:pPr>
       <w:r>
         <w:rPr>
           <w:rFonts w:ascii="Times New Roman" w:hAnsi="Times New Roman" w:cs="Times New Roman"/>
@@ -341,7 +315,7 @@
         <w:rPr>
           <w:rFonts w:ascii="Times New Roman" w:hAnsi="Times New Roman" w:cs="Times New Roman"/>
         </w:rPr>
-        <w:t xml:space="preserve">  * Functions: `$J(\theta)$`, `$\nabla J(\theta)$`, `$\hat{f}(X)$`</w:t>
+        <w:t xml:space="preserve">  * Functions: `$J(\theta)$`, `$\nabla J(\theta)$`, `$\hat{f}(x)$`</w:t>
       </w:r>
     </w:p>
     <w:p>
@@ -363,13 +337,6 @@
           <w:rFonts w:ascii="Times New Roman" w:hAnsi="Times New Roman" w:cs="Times New Roman"/>
         </w:rPr>
       </w:pPr>
-    </w:p>
-    <w:p>
-      <w:pPr>
-        <w:rPr>
-          <w:rFonts w:ascii="Times New Roman" w:hAnsi="Times New Roman" w:cs="Times New Roman"/>
-        </w:rPr>
-      </w:pPr>
       <w:r>
         <w:rPr>
           <w:rFonts w:ascii="Times New Roman" w:hAnsi="Times New Roman" w:cs="Times New Roman"/>
@@ -387,20 +354,20 @@
         <w:rPr>
           <w:rFonts w:ascii="Times New Roman" w:hAnsi="Times New Roman" w:cs="Times New Roman"/>
         </w:rPr>
-        <w:t xml:space="preserve">  * `\emph{...}` for italics</w:t>
-      </w:r>
-    </w:p>
-    <w:p>
-      <w:pPr>
-        <w:rPr>
-          <w:rFonts w:ascii="Times New Roman" w:hAnsi="Times New Roman" w:cs="Times New Roman"/>
-        </w:rPr>
-      </w:pPr>
-      <w:r>
-        <w:rPr>
-          <w:rFonts w:ascii="Times New Roman" w:hAnsi="Times New Roman" w:cs="Times New Roman"/>
-        </w:rPr>
-        <w:t xml:space="preserve">    (Never use Markdown `**` or `_` inside LaTeX.)</w:t>
+        <w:t xml:space="preserve">  * `\emph{...}` for italics  </w:t>
+      </w:r>
+    </w:p>
+    <w:p>
+      <w:pPr>
+        <w:rPr>
+          <w:rFonts w:ascii="Times New Roman" w:hAnsi="Times New Roman" w:cs="Times New Roman"/>
+        </w:rPr>
+      </w:pPr>
+      <w:r>
+        <w:rPr>
+          <w:rFonts w:ascii="Times New Roman" w:hAnsi="Times New Roman" w:cs="Times New Roman"/>
+        </w:rPr>
+        <w:t xml:space="preserve">  (Never use Markdown `**` or `_` inside LaTeX.)</w:t>
       </w:r>
     </w:p>
     <w:p>
@@ -440,7 +407,7 @@
         <w:rPr>
           <w:rFonts w:ascii="Times New Roman" w:hAnsi="Times New Roman" w:cs="Times New Roman"/>
         </w:rPr>
-        <w:t>### 3. **Figures and Layout**</w:t>
+        <w:t>### 3. Figures and Layout</w:t>
       </w:r>
     </w:p>
     <w:p>
@@ -532,33 +499,33 @@
         <w:rPr>
           <w:rFonts w:ascii="Times New Roman" w:hAnsi="Times New Roman" w:cs="Times New Roman"/>
         </w:rPr>
+        <w:t>\hfill</w:t>
+      </w:r>
+    </w:p>
+    <w:p>
+      <w:pPr>
+        <w:rPr>
+          <w:rFonts w:ascii="Times New Roman" w:hAnsi="Times New Roman" w:cs="Times New Roman"/>
+        </w:rPr>
+      </w:pPr>
+      <w:r>
+        <w:rPr>
+          <w:rFonts w:ascii="Times New Roman" w:hAnsi="Times New Roman" w:cs="Times New Roman"/>
+        </w:rPr>
+        <w:t>\begin{minipage}{0.45\textwidth}</w:t>
+      </w:r>
+    </w:p>
+    <w:p>
+      <w:pPr>
+        <w:rPr>
+          <w:rFonts w:ascii="Times New Roman" w:hAnsi="Times New Roman" w:cs="Times New Roman"/>
+        </w:rPr>
+      </w:pPr>
+      <w:r>
+        <w:rPr>
+          <w:rFonts w:ascii="Times New Roman" w:hAnsi="Times New Roman" w:cs="Times New Roman"/>
+        </w:rPr>
         <w:lastRenderedPageBreak/>
-        <w:t>\hfill</w:t>
-      </w:r>
-    </w:p>
-    <w:p>
-      <w:pPr>
-        <w:rPr>
-          <w:rFonts w:ascii="Times New Roman" w:hAnsi="Times New Roman" w:cs="Times New Roman"/>
-        </w:rPr>
-      </w:pPr>
-      <w:r>
-        <w:rPr>
-          <w:rFonts w:ascii="Times New Roman" w:hAnsi="Times New Roman" w:cs="Times New Roman"/>
-        </w:rPr>
-        <w:t>\begin{minipage}{0.45\textwidth}</w:t>
-      </w:r>
-    </w:p>
-    <w:p>
-      <w:pPr>
-        <w:rPr>
-          <w:rFonts w:ascii="Times New Roman" w:hAnsi="Times New Roman" w:cs="Times New Roman"/>
-        </w:rPr>
-      </w:pPr>
-      <w:r>
-        <w:rPr>
-          <w:rFonts w:ascii="Times New Roman" w:hAnsi="Times New Roman" w:cs="Times New Roman"/>
-        </w:rPr>
         <w:t>\begin{figure}[H]</w:t>
       </w:r>
     </w:p>
@@ -649,95 +616,662 @@
       <w:r>
         <w:rPr>
           <w:rFonts w:ascii="Times New Roman" w:hAnsi="Times New Roman" w:cs="Times New Roman"/>
-        </w:rPr>
-        <w:t>```</w:t>
-      </w:r>
-    </w:p>
-    <w:p>
-      <w:pPr>
-        <w:rPr>
-          <w:rFonts w:ascii="Times New Roman" w:hAnsi="Times New Roman" w:cs="Times New Roman"/>
-        </w:rPr>
-      </w:pPr>
-    </w:p>
-    <w:p>
-      <w:pPr>
-        <w:rPr>
-          <w:rFonts w:ascii="Times New Roman" w:hAnsi="Times New Roman" w:cs="Times New Roman"/>
-        </w:rPr>
-      </w:pPr>
-      <w:r>
-        <w:rPr>
-          <w:rFonts w:ascii="Times New Roman" w:hAnsi="Times New Roman" w:cs="Times New Roman"/>
-        </w:rPr>
-        <w:t>**Rules for figures**</w:t>
-      </w:r>
-    </w:p>
-    <w:p>
-      <w:pPr>
-        <w:rPr>
-          <w:rFonts w:ascii="Times New Roman" w:hAnsi="Times New Roman" w:cs="Times New Roman"/>
-        </w:rPr>
-      </w:pPr>
-    </w:p>
-    <w:p>
-      <w:pPr>
-        <w:rPr>
-          <w:rFonts w:ascii="Times New Roman" w:hAnsi="Times New Roman" w:cs="Times New Roman"/>
-        </w:rPr>
-      </w:pPr>
-      <w:r>
-        <w:rPr>
-          <w:rFonts w:ascii="Times New Roman" w:hAnsi="Times New Roman" w:cs="Times New Roman"/>
-        </w:rPr>
-        <w:t>* Use ~0.5 text width for each side (adjust ±0.05 if plot appears too small).</w:t>
-      </w:r>
-    </w:p>
-    <w:p>
-      <w:pPr>
-        <w:rPr>
-          <w:rFonts w:ascii="Times New Roman" w:hAnsi="Times New Roman" w:cs="Times New Roman"/>
-        </w:rPr>
-      </w:pPr>
-      <w:r>
-        <w:rPr>
-          <w:rFonts w:ascii="Times New Roman" w:hAnsi="Times New Roman" w:cs="Times New Roman"/>
-        </w:rPr>
-        <w:t>* Captions must be **short, analytical**, and written in full sentences.</w:t>
-      </w:r>
-    </w:p>
-    <w:p>
-      <w:pPr>
-        <w:rPr>
-          <w:rFonts w:ascii="Times New Roman" w:hAnsi="Times New Roman" w:cs="Times New Roman"/>
-        </w:rPr>
-      </w:pPr>
-      <w:r>
-        <w:rPr>
-          <w:rFonts w:ascii="Times New Roman" w:hAnsi="Times New Roman" w:cs="Times New Roman"/>
-        </w:rPr>
-        <w:t>* Reference figures as **Figure \ref{fig-label}** (not `@fig-...`) since LaTeX syntax is used.</w:t>
-      </w:r>
-    </w:p>
-    <w:p>
-      <w:pPr>
-        <w:rPr>
-          <w:rFonts w:ascii="Times New Roman" w:hAnsi="Times New Roman" w:cs="Times New Roman"/>
-        </w:rPr>
-      </w:pPr>
-      <w:r>
-        <w:rPr>
-          <w:rFonts w:ascii="Times New Roman" w:hAnsi="Times New Roman" w:cs="Times New Roman"/>
-        </w:rPr>
-        <w:t>* Do **not repeat the same figure** if it appears on multiple slides — instead, **cross-reference** it.</w:t>
-      </w:r>
-    </w:p>
-    <w:p>
-      <w:pPr>
-        <w:rPr>
-          <w:rFonts w:ascii="Times New Roman" w:hAnsi="Times New Roman" w:cs="Times New Roman"/>
-        </w:rPr>
-      </w:pPr>
+          <w:b/>
+          <w:bCs/>
+        </w:rPr>
+        <w:t>Rules for figures</w:t>
+      </w:r>
+    </w:p>
+    <w:p>
+      <w:pPr>
+        <w:numPr>
+          <w:ilvl w:val="0"/>
+          <w:numId w:val="2"/>
+        </w:numPr>
+        <w:rPr>
+          <w:rFonts w:ascii="Times New Roman" w:hAnsi="Times New Roman" w:cs="Times New Roman"/>
+        </w:rPr>
+      </w:pPr>
+      <w:r>
+        <w:rPr>
+          <w:rFonts w:ascii="Times New Roman" w:hAnsi="Times New Roman" w:cs="Times New Roman"/>
+        </w:rPr>
+        <w:t>Use ~0.5 text width for each side (adjust ±0.05 if plot appears too small).</w:t>
+      </w:r>
+    </w:p>
+    <w:p>
+      <w:pPr>
+        <w:numPr>
+          <w:ilvl w:val="0"/>
+          <w:numId w:val="2"/>
+        </w:numPr>
+        <w:rPr>
+          <w:rFonts w:ascii="Times New Roman" w:hAnsi="Times New Roman" w:cs="Times New Roman"/>
+        </w:rPr>
+      </w:pPr>
+      <w:r>
+        <w:rPr>
+          <w:rFonts w:ascii="Times New Roman" w:hAnsi="Times New Roman" w:cs="Times New Roman"/>
+        </w:rPr>
+        <w:t xml:space="preserve">Captions must be </w:t>
+      </w:r>
+      <w:r>
+        <w:rPr>
+          <w:rFonts w:ascii="Times New Roman" w:hAnsi="Times New Roman" w:cs="Times New Roman"/>
+          <w:b/>
+          <w:bCs/>
+        </w:rPr>
+        <w:t>short, analytical</w:t>
+      </w:r>
+      <w:r>
+        <w:rPr>
+          <w:rFonts w:ascii="Times New Roman" w:hAnsi="Times New Roman" w:cs="Times New Roman"/>
+        </w:rPr>
+        <w:t>, and written in full sentences.</w:t>
+      </w:r>
+    </w:p>
+    <w:p>
+      <w:pPr>
+        <w:numPr>
+          <w:ilvl w:val="0"/>
+          <w:numId w:val="2"/>
+        </w:numPr>
+        <w:rPr>
+          <w:rFonts w:ascii="Times New Roman" w:hAnsi="Times New Roman" w:cs="Times New Roman"/>
+        </w:rPr>
+      </w:pPr>
+      <w:r>
+        <w:rPr>
+          <w:rFonts w:ascii="Times New Roman" w:hAnsi="Times New Roman" w:cs="Times New Roman"/>
+        </w:rPr>
+        <w:t xml:space="preserve">Reference figures as </w:t>
+      </w:r>
+      <w:r>
+        <w:rPr>
+          <w:rFonts w:ascii="Times New Roman" w:hAnsi="Times New Roman" w:cs="Times New Roman"/>
+          <w:b/>
+          <w:bCs/>
+        </w:rPr>
+        <w:t>Figure \ref{fig-}</w:t>
+      </w:r>
+      <w:r>
+        <w:rPr>
+          <w:rFonts w:ascii="Times New Roman" w:hAnsi="Times New Roman" w:cs="Times New Roman"/>
+        </w:rPr>
+        <w:t xml:space="preserve"> (not @fig-...) since LaTeX syntax is used.</w:t>
+      </w:r>
+    </w:p>
+    <w:p>
+      <w:pPr>
+        <w:numPr>
+          <w:ilvl w:val="0"/>
+          <w:numId w:val="2"/>
+        </w:numPr>
+        <w:rPr>
+          <w:rFonts w:ascii="Times New Roman" w:hAnsi="Times New Roman" w:cs="Times New Roman"/>
+        </w:rPr>
+      </w:pPr>
+      <w:r>
+        <w:rPr>
+          <w:rFonts w:ascii="Times New Roman" w:hAnsi="Times New Roman" w:cs="Times New Roman"/>
+        </w:rPr>
+        <w:t xml:space="preserve">Do </w:t>
+      </w:r>
+      <w:r>
+        <w:rPr>
+          <w:rFonts w:ascii="Times New Roman" w:hAnsi="Times New Roman" w:cs="Times New Roman"/>
+          <w:b/>
+          <w:bCs/>
+        </w:rPr>
+        <w:t>not repeat the same figure</w:t>
+      </w:r>
+      <w:r>
+        <w:rPr>
+          <w:rFonts w:ascii="Times New Roman" w:hAnsi="Times New Roman" w:cs="Times New Roman"/>
+        </w:rPr>
+        <w:t xml:space="preserve"> if it appears on multiple slides — instead, </w:t>
+      </w:r>
+      <w:r>
+        <w:rPr>
+          <w:rFonts w:ascii="Times New Roman" w:hAnsi="Times New Roman" w:cs="Times New Roman"/>
+          <w:b/>
+          <w:bCs/>
+        </w:rPr>
+        <w:t>cross-reference</w:t>
+      </w:r>
+      <w:r>
+        <w:rPr>
+          <w:rFonts w:ascii="Times New Roman" w:hAnsi="Times New Roman" w:cs="Times New Roman"/>
+        </w:rPr>
+        <w:t xml:space="preserve"> it.</w:t>
+      </w:r>
+    </w:p>
+    <w:p>
+      <w:pPr>
+        <w:rPr>
+          <w:rFonts w:ascii="Times New Roman" w:hAnsi="Times New Roman" w:cs="Times New Roman"/>
+        </w:rPr>
+      </w:pPr>
+      <w:r>
+        <w:rPr>
+          <w:rFonts w:ascii="Times New Roman" w:hAnsi="Times New Roman" w:cs="Times New Roman"/>
+        </w:rPr>
+        <w:pict w14:anchorId="216CC3CA">
+          <v:rect id="_x0000_i1061" style="width:0;height:1.5pt" o:hralign="center" o:hrstd="t" o:hr="t" fillcolor="#a0a0a0" stroked="f"/>
+        </w:pict>
+      </w:r>
+    </w:p>
+    <w:p>
+      <w:pPr>
+        <w:rPr>
+          <w:rFonts w:ascii="Times New Roman" w:hAnsi="Times New Roman" w:cs="Times New Roman"/>
+          <w:b/>
+          <w:bCs/>
+        </w:rPr>
+      </w:pPr>
+      <w:r>
+        <w:rPr>
+          <w:rFonts w:ascii="Times New Roman" w:hAnsi="Times New Roman" w:cs="Times New Roman"/>
+          <w:b/>
+          <w:bCs/>
+        </w:rPr>
+        <w:t>4. Didactic and Structural Style</w:t>
+      </w:r>
+    </w:p>
+    <w:p>
+      <w:pPr>
+        <w:rPr>
+          <w:rFonts w:ascii="Times New Roman" w:hAnsi="Times New Roman" w:cs="Times New Roman"/>
+        </w:rPr>
+      </w:pPr>
+      <w:r>
+        <w:rPr>
+          <w:rFonts w:ascii="Times New Roman" w:hAnsi="Times New Roman" w:cs="Times New Roman"/>
+        </w:rPr>
+        <w:t>Each section should follow this sequence:</w:t>
+      </w:r>
+    </w:p>
+    <w:p>
+      <w:pPr>
+        <w:numPr>
+          <w:ilvl w:val="0"/>
+          <w:numId w:val="3"/>
+        </w:numPr>
+        <w:rPr>
+          <w:rFonts w:ascii="Times New Roman" w:hAnsi="Times New Roman" w:cs="Times New Roman"/>
+        </w:rPr>
+      </w:pPr>
+      <w:r>
+        <w:rPr>
+          <w:rFonts w:ascii="Times New Roman" w:hAnsi="Times New Roman" w:cs="Times New Roman"/>
+          <w:b/>
+          <w:bCs/>
+        </w:rPr>
+        <w:t>Concept introduction</w:t>
+      </w:r>
+      <w:r>
+        <w:rPr>
+          <w:rFonts w:ascii="Times New Roman" w:hAnsi="Times New Roman" w:cs="Times New Roman"/>
+        </w:rPr>
+        <w:t xml:space="preserve"> — short, clear explanation of the main idea.</w:t>
+      </w:r>
+    </w:p>
+    <w:p>
+      <w:pPr>
+        <w:numPr>
+          <w:ilvl w:val="0"/>
+          <w:numId w:val="3"/>
+        </w:numPr>
+        <w:rPr>
+          <w:rFonts w:ascii="Times New Roman" w:hAnsi="Times New Roman" w:cs="Times New Roman"/>
+        </w:rPr>
+      </w:pPr>
+      <w:r>
+        <w:rPr>
+          <w:rFonts w:ascii="Times New Roman" w:hAnsi="Times New Roman" w:cs="Times New Roman"/>
+          <w:b/>
+          <w:bCs/>
+        </w:rPr>
+        <w:t>Formula or derivation</w:t>
+      </w:r>
+      <w:r>
+        <w:rPr>
+          <w:rFonts w:ascii="Times New Roman" w:hAnsi="Times New Roman" w:cs="Times New Roman"/>
+        </w:rPr>
+        <w:t xml:space="preserve"> — present compactly with clear motivation.</w:t>
+      </w:r>
+    </w:p>
+    <w:p>
+      <w:pPr>
+        <w:numPr>
+          <w:ilvl w:val="0"/>
+          <w:numId w:val="3"/>
+        </w:numPr>
+        <w:rPr>
+          <w:rFonts w:ascii="Times New Roman" w:hAnsi="Times New Roman" w:cs="Times New Roman"/>
+        </w:rPr>
+      </w:pPr>
+      <w:r>
+        <w:rPr>
+          <w:rFonts w:ascii="Times New Roman" w:hAnsi="Times New Roman" w:cs="Times New Roman"/>
+          <w:b/>
+          <w:bCs/>
+        </w:rPr>
+        <w:t>Algorithm or procedure</w:t>
+      </w:r>
+      <w:r>
+        <w:rPr>
+          <w:rFonts w:ascii="Times New Roman" w:hAnsi="Times New Roman" w:cs="Times New Roman"/>
+        </w:rPr>
+        <w:t xml:space="preserve"> — use ordered lists when relevant.</w:t>
+      </w:r>
+    </w:p>
+    <w:p>
+      <w:pPr>
+        <w:numPr>
+          <w:ilvl w:val="0"/>
+          <w:numId w:val="3"/>
+        </w:numPr>
+        <w:rPr>
+          <w:rFonts w:ascii="Times New Roman" w:hAnsi="Times New Roman" w:cs="Times New Roman"/>
+        </w:rPr>
+      </w:pPr>
+      <w:r>
+        <w:rPr>
+          <w:rFonts w:ascii="Times New Roman" w:hAnsi="Times New Roman" w:cs="Times New Roman"/>
+          <w:b/>
+          <w:bCs/>
+        </w:rPr>
+        <w:t>Interpretation or intuition</w:t>
+      </w:r>
+      <w:r>
+        <w:rPr>
+          <w:rFonts w:ascii="Times New Roman" w:hAnsi="Times New Roman" w:cs="Times New Roman"/>
+        </w:rPr>
+        <w:t xml:space="preserve"> — link back to meaning and practical implications.</w:t>
+      </w:r>
+    </w:p>
+    <w:p>
+      <w:pPr>
+        <w:numPr>
+          <w:ilvl w:val="0"/>
+          <w:numId w:val="3"/>
+        </w:numPr>
+        <w:rPr>
+          <w:rFonts w:ascii="Times New Roman" w:hAnsi="Times New Roman" w:cs="Times New Roman"/>
+        </w:rPr>
+      </w:pPr>
+      <w:r>
+        <w:rPr>
+          <w:rFonts w:ascii="Times New Roman" w:hAnsi="Times New Roman" w:cs="Times New Roman"/>
+          <w:b/>
+          <w:bCs/>
+        </w:rPr>
+        <w:t>Figure (if applicable)</w:t>
+      </w:r>
+      <w:r>
+        <w:rPr>
+          <w:rFonts w:ascii="Times New Roman" w:hAnsi="Times New Roman" w:cs="Times New Roman"/>
+        </w:rPr>
+        <w:t xml:space="preserve"> — include using the minipage structure.</w:t>
+      </w:r>
+    </w:p>
+    <w:p>
+      <w:pPr>
+        <w:rPr>
+          <w:rFonts w:ascii="Times New Roman" w:hAnsi="Times New Roman" w:cs="Times New Roman"/>
+        </w:rPr>
+      </w:pPr>
+      <w:r>
+        <w:rPr>
+          <w:rFonts w:ascii="Times New Roman" w:hAnsi="Times New Roman" w:cs="Times New Roman"/>
+          <w:b/>
+          <w:bCs/>
+        </w:rPr>
+        <w:t>Teaching tone</w:t>
+      </w:r>
+    </w:p>
+    <w:p>
+      <w:pPr>
+        <w:numPr>
+          <w:ilvl w:val="0"/>
+          <w:numId w:val="4"/>
+        </w:numPr>
+        <w:rPr>
+          <w:rFonts w:ascii="Times New Roman" w:hAnsi="Times New Roman" w:cs="Times New Roman"/>
+        </w:rPr>
+      </w:pPr>
+      <w:r>
+        <w:rPr>
+          <w:rFonts w:ascii="Times New Roman" w:hAnsi="Times New Roman" w:cs="Times New Roman"/>
+        </w:rPr>
+        <w:t>Use natural academic transitions (“This shows that…”, “As seen in Figure \ref{fig-...}…”, “Hence…”).</w:t>
+      </w:r>
+    </w:p>
+    <w:p>
+      <w:pPr>
+        <w:numPr>
+          <w:ilvl w:val="0"/>
+          <w:numId w:val="4"/>
+        </w:numPr>
+        <w:rPr>
+          <w:rFonts w:ascii="Times New Roman" w:hAnsi="Times New Roman" w:cs="Times New Roman"/>
+        </w:rPr>
+      </w:pPr>
+      <w:r>
+        <w:rPr>
+          <w:rFonts w:ascii="Times New Roman" w:hAnsi="Times New Roman" w:cs="Times New Roman"/>
+        </w:rPr>
+        <w:t>Prioritise understanding over formalism.</w:t>
+      </w:r>
+    </w:p>
+    <w:p>
+      <w:pPr>
+        <w:numPr>
+          <w:ilvl w:val="0"/>
+          <w:numId w:val="4"/>
+        </w:numPr>
+        <w:rPr>
+          <w:rFonts w:ascii="Times New Roman" w:hAnsi="Times New Roman" w:cs="Times New Roman"/>
+        </w:rPr>
+      </w:pPr>
+      <w:r>
+        <w:rPr>
+          <w:rFonts w:ascii="Times New Roman" w:hAnsi="Times New Roman" w:cs="Times New Roman"/>
+        </w:rPr>
+        <w:t xml:space="preserve">Integrate the </w:t>
+      </w:r>
+      <w:r>
+        <w:rPr>
+          <w:rFonts w:ascii="Times New Roman" w:hAnsi="Times New Roman" w:cs="Times New Roman"/>
+          <w:b/>
+          <w:bCs/>
+        </w:rPr>
+        <w:t>spoken intuition</w:t>
+      </w:r>
+      <w:r>
+        <w:rPr>
+          <w:rFonts w:ascii="Times New Roman" w:hAnsi="Times New Roman" w:cs="Times New Roman"/>
+        </w:rPr>
+        <w:t xml:space="preserve"> from the professor’s video script: explain what each mathematical or algorithmic step </w:t>
+      </w:r>
+      <w:r>
+        <w:rPr>
+          <w:rFonts w:ascii="Times New Roman" w:hAnsi="Times New Roman" w:cs="Times New Roman"/>
+          <w:i/>
+          <w:iCs/>
+        </w:rPr>
+        <w:t>means</w:t>
+      </w:r>
+      <w:r>
+        <w:rPr>
+          <w:rFonts w:ascii="Times New Roman" w:hAnsi="Times New Roman" w:cs="Times New Roman"/>
+        </w:rPr>
+        <w:t>, not only what it does.</w:t>
+      </w:r>
+    </w:p>
+    <w:p>
+      <w:pPr>
+        <w:numPr>
+          <w:ilvl w:val="0"/>
+          <w:numId w:val="4"/>
+        </w:numPr>
+        <w:rPr>
+          <w:rFonts w:ascii="Times New Roman" w:hAnsi="Times New Roman" w:cs="Times New Roman"/>
+        </w:rPr>
+      </w:pPr>
+      <w:r>
+        <w:rPr>
+          <w:rFonts w:ascii="Times New Roman" w:hAnsi="Times New Roman" w:cs="Times New Roman"/>
+        </w:rPr>
+        <w:t>Avoid listing all equations from slides verbatim — include only those necessary to follow the reasoning.</w:t>
+      </w:r>
+    </w:p>
+    <w:p>
+      <w:pPr>
+        <w:numPr>
+          <w:ilvl w:val="0"/>
+          <w:numId w:val="4"/>
+        </w:numPr>
+        <w:rPr>
+          <w:rFonts w:ascii="Times New Roman" w:hAnsi="Times New Roman" w:cs="Times New Roman"/>
+        </w:rPr>
+      </w:pPr>
+      <w:r>
+        <w:rPr>
+          <w:rFonts w:ascii="Times New Roman" w:hAnsi="Times New Roman" w:cs="Times New Roman"/>
+        </w:rPr>
+        <w:t>For repeated slides or visual variations (e.g. same concept across several plots), reuse one figure and cross-reference it instead of embedding duplicates.</w:t>
+      </w:r>
+    </w:p>
+    <w:p>
+      <w:pPr>
+        <w:rPr>
+          <w:rFonts w:ascii="Times New Roman" w:hAnsi="Times New Roman" w:cs="Times New Roman"/>
+        </w:rPr>
+      </w:pPr>
+      <w:r>
+        <w:rPr>
+          <w:rFonts w:ascii="Times New Roman" w:hAnsi="Times New Roman" w:cs="Times New Roman"/>
+        </w:rPr>
+        <w:pict w14:anchorId="649FE9A2">
+          <v:rect id="_x0000_i1062" style="width:0;height:1.5pt" o:hralign="center" o:hrstd="t" o:hr="t" fillcolor="#a0a0a0" stroked="f"/>
+        </w:pict>
+      </w:r>
+    </w:p>
+    <w:p>
+      <w:pPr>
+        <w:rPr>
+          <w:rFonts w:ascii="Times New Roman" w:hAnsi="Times New Roman" w:cs="Times New Roman"/>
+          <w:b/>
+          <w:bCs/>
+        </w:rPr>
+      </w:pPr>
+      <w:r>
+        <w:rPr>
+          <w:rFonts w:ascii="Times New Roman" w:hAnsi="Times New Roman" w:cs="Times New Roman"/>
+          <w:b/>
+          <w:bCs/>
+        </w:rPr>
+        <w:t>5. Figures from Slides</w:t>
+      </w:r>
+    </w:p>
+    <w:p>
+      <w:pPr>
+        <w:numPr>
+          <w:ilvl w:val="0"/>
+          <w:numId w:val="5"/>
+        </w:numPr>
+        <w:rPr>
+          <w:rFonts w:ascii="Times New Roman" w:hAnsi="Times New Roman" w:cs="Times New Roman"/>
+        </w:rPr>
+      </w:pPr>
+      <w:r>
+        <w:rPr>
+          <w:rFonts w:ascii="Times New Roman" w:hAnsi="Times New Roman" w:cs="Times New Roman"/>
+        </w:rPr>
+        <w:t>Figure names follow the pattern Images_qmd_ML/ML&lt;week&gt;_&lt;topic&gt;.png.</w:t>
+      </w:r>
+    </w:p>
+    <w:p>
+      <w:pPr>
+        <w:numPr>
+          <w:ilvl w:val="0"/>
+          <w:numId w:val="5"/>
+        </w:numPr>
+        <w:rPr>
+          <w:rFonts w:ascii="Times New Roman" w:hAnsi="Times New Roman" w:cs="Times New Roman"/>
+        </w:rPr>
+      </w:pPr>
+      <w:r>
+        <w:rPr>
+          <w:rFonts w:ascii="Times New Roman" w:hAnsi="Times New Roman" w:cs="Times New Roman"/>
+        </w:rPr>
+        <w:t xml:space="preserve">Always check the </w:t>
+      </w:r>
+      <w:r>
+        <w:rPr>
+          <w:rFonts w:ascii="Times New Roman" w:hAnsi="Times New Roman" w:cs="Times New Roman"/>
+          <w:b/>
+          <w:bCs/>
+        </w:rPr>
+        <w:t>relative size</w:t>
+      </w:r>
+      <w:r>
+        <w:rPr>
+          <w:rFonts w:ascii="Times New Roman" w:hAnsi="Times New Roman" w:cs="Times New Roman"/>
+        </w:rPr>
+        <w:t>: increase width=\linewidth to width=1.1\linewidth or enlarge the minipage width to 0.48–0.5 if the plot renders too small.</w:t>
+      </w:r>
+    </w:p>
+    <w:p>
+      <w:pPr>
+        <w:numPr>
+          <w:ilvl w:val="0"/>
+          <w:numId w:val="5"/>
+        </w:numPr>
+        <w:rPr>
+          <w:rFonts w:ascii="Times New Roman" w:hAnsi="Times New Roman" w:cs="Times New Roman"/>
+        </w:rPr>
+      </w:pPr>
+      <w:r>
+        <w:rPr>
+          <w:rFonts w:ascii="Times New Roman" w:hAnsi="Times New Roman" w:cs="Times New Roman"/>
+        </w:rPr>
+        <w:t xml:space="preserve">When slides show </w:t>
+      </w:r>
+      <w:r>
+        <w:rPr>
+          <w:rFonts w:ascii="Times New Roman" w:hAnsi="Times New Roman" w:cs="Times New Roman"/>
+          <w:b/>
+          <w:bCs/>
+        </w:rPr>
+        <w:t>the same figure multiple times</w:t>
+      </w:r>
+      <w:r>
+        <w:rPr>
+          <w:rFonts w:ascii="Times New Roman" w:hAnsi="Times New Roman" w:cs="Times New Roman"/>
+        </w:rPr>
+        <w:t>, include it once and refer back using LaTeX referencing.</w:t>
+      </w:r>
+    </w:p>
+    <w:p>
+      <w:pPr>
+        <w:rPr>
+          <w:rFonts w:ascii="Times New Roman" w:hAnsi="Times New Roman" w:cs="Times New Roman"/>
+        </w:rPr>
+      </w:pPr>
+      <w:r>
+        <w:rPr>
+          <w:rFonts w:ascii="Times New Roman" w:hAnsi="Times New Roman" w:cs="Times New Roman"/>
+          <w:noProof/>
+        </w:rPr>
+        <w:pict w14:anchorId="65D2D01B">
+          <v:rect id="_x0000_i1066" alt="" style="width:451.3pt;height:.05pt;mso-width-percent:0;mso-height-percent:0;mso-width-percent:0;mso-height-percent:0" o:hralign="center" o:hrstd="t" o:hr="t" fillcolor="#a0a0a0" stroked="f"/>
+        </w:pict>
+      </w:r>
+    </w:p>
+    <w:p>
+      <w:pPr>
+        <w:rPr>
+          <w:rFonts w:ascii="Times New Roman" w:hAnsi="Times New Roman" w:cs="Times New Roman"/>
+          <w:b/>
+          <w:bCs/>
+        </w:rPr>
+      </w:pPr>
+      <w:r>
+        <w:rPr>
+          <w:rFonts w:ascii="Times New Roman" w:hAnsi="Times New Roman" w:cs="Times New Roman"/>
+          <w:b/>
+          <w:bCs/>
+        </w:rPr>
+        <w:t>6. Markdown and Quarto-Specific Details</w:t>
+      </w:r>
+    </w:p>
+    <w:p>
+      <w:pPr>
+        <w:numPr>
+          <w:ilvl w:val="0"/>
+          <w:numId w:val="6"/>
+        </w:numPr>
+        <w:rPr>
+          <w:rFonts w:ascii="Times New Roman" w:hAnsi="Times New Roman" w:cs="Times New Roman"/>
+        </w:rPr>
+      </w:pPr>
+      <w:r>
+        <w:rPr>
+          <w:rFonts w:ascii="Times New Roman" w:hAnsi="Times New Roman" w:cs="Times New Roman"/>
+        </w:rPr>
+        <w:t>Use Figure \ref{fig-&lt;label&gt;} for figure cross-references.</w:t>
+      </w:r>
+    </w:p>
+    <w:p>
+      <w:pPr>
+        <w:numPr>
+          <w:ilvl w:val="0"/>
+          <w:numId w:val="6"/>
+        </w:numPr>
+        <w:rPr>
+          <w:rFonts w:ascii="Times New Roman" w:hAnsi="Times New Roman" w:cs="Times New Roman"/>
+        </w:rPr>
+      </w:pPr>
+      <w:r>
+        <w:rPr>
+          <w:rFonts w:ascii="Times New Roman" w:hAnsi="Times New Roman" w:cs="Times New Roman"/>
+        </w:rPr>
+        <w:t>Ensure number-sections: true is set in YAML (no manual numbering).</w:t>
+      </w:r>
+    </w:p>
+    <w:p>
+      <w:pPr>
+        <w:numPr>
+          <w:ilvl w:val="0"/>
+          <w:numId w:val="6"/>
+        </w:numPr>
+        <w:rPr>
+          <w:rFonts w:ascii="Times New Roman" w:hAnsi="Times New Roman" w:cs="Times New Roman"/>
+        </w:rPr>
+      </w:pPr>
+      <w:r>
+        <w:rPr>
+          <w:rFonts w:ascii="Times New Roman" w:hAnsi="Times New Roman" w:cs="Times New Roman"/>
+        </w:rPr>
+        <w:t>Follow consistent inline math spacing: $\hat{f}(x)$, $\lambda$, etc. (no spaces inside $...$).</w:t>
+      </w:r>
+    </w:p>
+    <w:p>
+      <w:pPr>
+        <w:numPr>
+          <w:ilvl w:val="0"/>
+          <w:numId w:val="6"/>
+        </w:numPr>
+        <w:rPr>
+          <w:rFonts w:ascii="Times New Roman" w:hAnsi="Times New Roman" w:cs="Times New Roman"/>
+        </w:rPr>
+      </w:pPr>
+      <w:r>
+        <w:rPr>
+          <w:rFonts w:ascii="Times New Roman" w:hAnsi="Times New Roman" w:cs="Times New Roman"/>
+        </w:rPr>
+        <w:t>Never use horizontal rules (---), code fences, or redundant blank lines in the body text.</w:t>
+      </w:r>
+    </w:p>
+    <w:p>
+      <w:pPr>
+        <w:numPr>
+          <w:ilvl w:val="0"/>
+          <w:numId w:val="6"/>
+        </w:numPr>
+        <w:rPr>
+          <w:rFonts w:ascii="Times New Roman" w:hAnsi="Times New Roman" w:cs="Times New Roman"/>
+        </w:rPr>
+      </w:pPr>
+      <w:r>
+        <w:rPr>
+          <w:rFonts w:ascii="Times New Roman" w:hAnsi="Times New Roman" w:cs="Times New Roman"/>
+        </w:rPr>
+        <w:t>YAML front matter typically uses:</w:t>
+      </w:r>
     </w:p>
     <w:p>
       <w:pPr>
@@ -758,210 +1292,104 @@
           <w:rFonts w:ascii="Times New Roman" w:hAnsi="Times New Roman" w:cs="Times New Roman"/>
         </w:rPr>
       </w:pPr>
-    </w:p>
-    <w:p>
-      <w:pPr>
-        <w:rPr>
-          <w:rFonts w:ascii="Times New Roman" w:hAnsi="Times New Roman" w:cs="Times New Roman"/>
-        </w:rPr>
-      </w:pPr>
-      <w:r>
-        <w:rPr>
-          <w:rFonts w:ascii="Times New Roman" w:hAnsi="Times New Roman" w:cs="Times New Roman"/>
-        </w:rPr>
-        <w:t>### 4. **Didactic and Structural Style**</w:t>
-      </w:r>
-    </w:p>
-    <w:p>
-      <w:pPr>
-        <w:rPr>
-          <w:rFonts w:ascii="Times New Roman" w:hAnsi="Times New Roman" w:cs="Times New Roman"/>
-        </w:rPr>
-      </w:pPr>
-    </w:p>
-    <w:p>
-      <w:pPr>
-        <w:rPr>
-          <w:rFonts w:ascii="Times New Roman" w:hAnsi="Times New Roman" w:cs="Times New Roman"/>
-        </w:rPr>
-      </w:pPr>
-      <w:r>
-        <w:rPr>
-          <w:rFonts w:ascii="Times New Roman" w:hAnsi="Times New Roman" w:cs="Times New Roman"/>
-        </w:rPr>
-        <w:t>Each section should follow this sequence:</w:t>
-      </w:r>
-    </w:p>
-    <w:p>
-      <w:pPr>
-        <w:rPr>
-          <w:rFonts w:ascii="Times New Roman" w:hAnsi="Times New Roman" w:cs="Times New Roman"/>
-        </w:rPr>
-      </w:pPr>
-    </w:p>
-    <w:p>
-      <w:pPr>
-        <w:rPr>
-          <w:rFonts w:ascii="Times New Roman" w:hAnsi="Times New Roman" w:cs="Times New Roman"/>
-        </w:rPr>
-      </w:pPr>
-      <w:r>
-        <w:rPr>
-          <w:rFonts w:ascii="Times New Roman" w:hAnsi="Times New Roman" w:cs="Times New Roman"/>
-        </w:rPr>
-        <w:t>1. **Concept introduction** — short, clear explanation of the main idea.</w:t>
-      </w:r>
-    </w:p>
-    <w:p>
-      <w:pPr>
-        <w:rPr>
-          <w:rFonts w:ascii="Times New Roman" w:hAnsi="Times New Roman" w:cs="Times New Roman"/>
-        </w:rPr>
-      </w:pPr>
-      <w:r>
-        <w:rPr>
-          <w:rFonts w:ascii="Times New Roman" w:hAnsi="Times New Roman" w:cs="Times New Roman"/>
-        </w:rPr>
-        <w:t>2. **Formula or derivation** — present compactly with clear motivation.</w:t>
-      </w:r>
-    </w:p>
-    <w:p>
-      <w:pPr>
-        <w:rPr>
-          <w:rFonts w:ascii="Times New Roman" w:hAnsi="Times New Roman" w:cs="Times New Roman"/>
-        </w:rPr>
-      </w:pPr>
-      <w:r>
-        <w:rPr>
-          <w:rFonts w:ascii="Times New Roman" w:hAnsi="Times New Roman" w:cs="Times New Roman"/>
-        </w:rPr>
-        <w:t>3. **Algorithm or procedure** — use ordered lists when relevant.</w:t>
-      </w:r>
-    </w:p>
-    <w:p>
-      <w:pPr>
-        <w:rPr>
-          <w:rFonts w:ascii="Times New Roman" w:hAnsi="Times New Roman" w:cs="Times New Roman"/>
-        </w:rPr>
-      </w:pPr>
-      <w:r>
-        <w:rPr>
-          <w:rFonts w:ascii="Times New Roman" w:hAnsi="Times New Roman" w:cs="Times New Roman"/>
-        </w:rPr>
-        <w:t>4. **Interpretation or intuition** — link back to meaning and practical implications.</w:t>
-      </w:r>
-    </w:p>
-    <w:p>
-      <w:pPr>
-        <w:rPr>
-          <w:rFonts w:ascii="Times New Roman" w:hAnsi="Times New Roman" w:cs="Times New Roman"/>
-        </w:rPr>
-      </w:pPr>
-      <w:r>
-        <w:rPr>
-          <w:rFonts w:ascii="Times New Roman" w:hAnsi="Times New Roman" w:cs="Times New Roman"/>
-        </w:rPr>
-        <w:t>5. **Figure (if applicable)** — include using `minipage` structure.</w:t>
-      </w:r>
-    </w:p>
-    <w:p>
-      <w:pPr>
-        <w:rPr>
-          <w:rFonts w:ascii="Times New Roman" w:hAnsi="Times New Roman" w:cs="Times New Roman"/>
-        </w:rPr>
-      </w:pPr>
-    </w:p>
-    <w:p>
-      <w:pPr>
-        <w:rPr>
-          <w:rFonts w:ascii="Times New Roman" w:hAnsi="Times New Roman" w:cs="Times New Roman"/>
-        </w:rPr>
-      </w:pPr>
-      <w:r>
-        <w:rPr>
-          <w:rFonts w:ascii="Times New Roman" w:hAnsi="Times New Roman" w:cs="Times New Roman"/>
-        </w:rPr>
-        <w:t>**Teaching tone**</w:t>
-      </w:r>
-    </w:p>
-    <w:p>
-      <w:pPr>
-        <w:rPr>
-          <w:rFonts w:ascii="Times New Roman" w:hAnsi="Times New Roman" w:cs="Times New Roman"/>
-        </w:rPr>
-      </w:pPr>
-    </w:p>
-    <w:p>
-      <w:pPr>
-        <w:rPr>
-          <w:rFonts w:ascii="Times New Roman" w:hAnsi="Times New Roman" w:cs="Times New Roman"/>
-        </w:rPr>
-      </w:pPr>
-      <w:r>
-        <w:rPr>
-          <w:rFonts w:ascii="Times New Roman" w:hAnsi="Times New Roman" w:cs="Times New Roman"/>
-        </w:rPr>
-        <w:t>* Use natural academic transitions (“This shows that…”, “As seen in Figure \ref{fig-...}…”, “Hence…”).</w:t>
-      </w:r>
-    </w:p>
-    <w:p>
-      <w:pPr>
-        <w:rPr>
-          <w:rFonts w:ascii="Times New Roman" w:hAnsi="Times New Roman" w:cs="Times New Roman"/>
-        </w:rPr>
-      </w:pPr>
-      <w:r>
-        <w:rPr>
-          <w:rFonts w:ascii="Times New Roman" w:hAnsi="Times New Roman" w:cs="Times New Roman"/>
-        </w:rPr>
-        <w:t>* Prioritise understanding over formalism.</w:t>
-      </w:r>
-    </w:p>
-    <w:p>
-      <w:pPr>
-        <w:rPr>
-          <w:rFonts w:ascii="Times New Roman" w:hAnsi="Times New Roman" w:cs="Times New Roman"/>
-        </w:rPr>
-      </w:pPr>
-      <w:r>
-        <w:rPr>
-          <w:rFonts w:ascii="Times New Roman" w:hAnsi="Times New Roman" w:cs="Times New Roman"/>
-        </w:rPr>
-        <w:t>* Integrate the **spoken intuition** from the professor’s video script: explain what each mathematical or algorithmic step *means*, not only what it does.</w:t>
-      </w:r>
-    </w:p>
-    <w:p>
-      <w:pPr>
-        <w:rPr>
-          <w:rFonts w:ascii="Times New Roman" w:hAnsi="Times New Roman" w:cs="Times New Roman"/>
-        </w:rPr>
-      </w:pPr>
-      <w:r>
-        <w:rPr>
-          <w:rFonts w:ascii="Times New Roman" w:hAnsi="Times New Roman" w:cs="Times New Roman"/>
-        </w:rPr>
-        <w:t>* Avoid listing all equations from slides verbatim — include only those necessary to follow the reasoning.</w:t>
-      </w:r>
-    </w:p>
-    <w:p>
-      <w:pPr>
-        <w:rPr>
-          <w:rFonts w:ascii="Times New Roman" w:hAnsi="Times New Roman" w:cs="Times New Roman"/>
-        </w:rPr>
-      </w:pPr>
-      <w:r>
-        <w:rPr>
-          <w:rFonts w:ascii="Times New Roman" w:hAnsi="Times New Roman" w:cs="Times New Roman"/>
-        </w:rPr>
-        <w:t>* For repeated slides or visual variations (e.g. same concept across several plots), reuse one figure and cross-reference it instead of embedding duplicates.</w:t>
-      </w:r>
-    </w:p>
-    <w:p>
-      <w:pPr>
-        <w:rPr>
-          <w:rFonts w:ascii="Times New Roman" w:hAnsi="Times New Roman" w:cs="Times New Roman"/>
-        </w:rPr>
-      </w:pPr>
+      <w:r>
+        <w:rPr>
+          <w:rFonts w:ascii="Times New Roman" w:hAnsi="Times New Roman" w:cs="Times New Roman"/>
+        </w:rPr>
+        <w:t>title: "Machine Learning – Week X"</w:t>
+      </w:r>
+    </w:p>
+    <w:p>
+      <w:pPr>
+        <w:rPr>
+          <w:rFonts w:ascii="Times New Roman" w:hAnsi="Times New Roman" w:cs="Times New Roman"/>
+        </w:rPr>
+      </w:pPr>
+      <w:r>
+        <w:rPr>
+          <w:rFonts w:ascii="Times New Roman" w:hAnsi="Times New Roman" w:cs="Times New Roman"/>
+        </w:rPr>
+        <w:t>format:</w:t>
+      </w:r>
+    </w:p>
+    <w:p>
+      <w:pPr>
+        <w:rPr>
+          <w:rFonts w:ascii="Times New Roman" w:hAnsi="Times New Roman" w:cs="Times New Roman"/>
+        </w:rPr>
+      </w:pPr>
+      <w:r>
+        <w:rPr>
+          <w:rFonts w:ascii="Times New Roman" w:hAnsi="Times New Roman" w:cs="Times New Roman"/>
+        </w:rPr>
+        <w:t xml:space="preserve">  pdf:</w:t>
+      </w:r>
+    </w:p>
+    <w:p>
+      <w:pPr>
+        <w:rPr>
+          <w:rFonts w:ascii="Times New Roman" w:hAnsi="Times New Roman" w:cs="Times New Roman"/>
+        </w:rPr>
+      </w:pPr>
+      <w:r>
+        <w:rPr>
+          <w:rFonts w:ascii="Times New Roman" w:hAnsi="Times New Roman" w:cs="Times New Roman"/>
+        </w:rPr>
+        <w:lastRenderedPageBreak/>
+        <w:t xml:space="preserve">    latex-engine: xelatex</w:t>
+      </w:r>
+    </w:p>
+    <w:p>
+      <w:pPr>
+        <w:rPr>
+          <w:rFonts w:ascii="Times New Roman" w:hAnsi="Times New Roman" w:cs="Times New Roman"/>
+        </w:rPr>
+      </w:pPr>
+      <w:r>
+        <w:rPr>
+          <w:rFonts w:ascii="Times New Roman" w:hAnsi="Times New Roman" w:cs="Times New Roman"/>
+        </w:rPr>
+        <w:t xml:space="preserve">    mainfont: "Times New Roman"</w:t>
+      </w:r>
+    </w:p>
+    <w:p>
+      <w:pPr>
+        <w:rPr>
+          <w:rFonts w:ascii="Times New Roman" w:hAnsi="Times New Roman" w:cs="Times New Roman"/>
+        </w:rPr>
+      </w:pPr>
+      <w:r>
+        <w:rPr>
+          <w:rFonts w:ascii="Times New Roman" w:hAnsi="Times New Roman" w:cs="Times New Roman"/>
+        </w:rPr>
+        <w:t>toc: true</w:t>
+      </w:r>
+    </w:p>
+    <w:p>
+      <w:pPr>
+        <w:rPr>
+          <w:rFonts w:ascii="Times New Roman" w:hAnsi="Times New Roman" w:cs="Times New Roman"/>
+        </w:rPr>
+      </w:pPr>
+      <w:r>
+        <w:rPr>
+          <w:rFonts w:ascii="Times New Roman" w:hAnsi="Times New Roman" w:cs="Times New Roman"/>
+        </w:rPr>
+        <w:t>number-sections: true</w:t>
+      </w:r>
+    </w:p>
+    <w:p>
+      <w:pPr>
+        <w:rPr>
+          <w:rFonts w:ascii="Times New Roman" w:hAnsi="Times New Roman" w:cs="Times New Roman"/>
+        </w:rPr>
+      </w:pPr>
+      <w:r>
+        <w:rPr>
+          <w:rFonts w:ascii="Times New Roman" w:hAnsi="Times New Roman" w:cs="Times New Roman"/>
+        </w:rPr>
+        <w:t>editor: source</w:t>
+      </w:r>
     </w:p>
     <w:p>
       <w:pPr>
@@ -982,781 +1410,368 @@
           <w:rFonts w:ascii="Times New Roman" w:hAnsi="Times New Roman" w:cs="Times New Roman"/>
         </w:rPr>
       </w:pPr>
-    </w:p>
-    <w:p>
-      <w:pPr>
-        <w:rPr>
-          <w:rFonts w:ascii="Times New Roman" w:hAnsi="Times New Roman" w:cs="Times New Roman"/>
-        </w:rPr>
-      </w:pPr>
-      <w:r>
-        <w:rPr>
-          <w:rFonts w:ascii="Times New Roman" w:hAnsi="Times New Roman" w:cs="Times New Roman"/>
-        </w:rPr>
-        <w:t>### 5. **Figures from Slides**</w:t>
-      </w:r>
-    </w:p>
-    <w:p>
-      <w:pPr>
-        <w:rPr>
-          <w:rFonts w:ascii="Times New Roman" w:hAnsi="Times New Roman" w:cs="Times New Roman"/>
-        </w:rPr>
-      </w:pPr>
-    </w:p>
-    <w:p>
-      <w:pPr>
-        <w:rPr>
-          <w:rFonts w:ascii="Times New Roman" w:hAnsi="Times New Roman" w:cs="Times New Roman"/>
-        </w:rPr>
-      </w:pPr>
-      <w:r>
-        <w:rPr>
-          <w:rFonts w:ascii="Times New Roman" w:hAnsi="Times New Roman" w:cs="Times New Roman"/>
-        </w:rPr>
-        <w:t>* Figure names follow the pattern `Images_qmd_ML/ML&lt;week&gt;_&lt;topic&gt;.png`.</w:t>
-      </w:r>
-    </w:p>
-    <w:p>
-      <w:pPr>
-        <w:rPr>
-          <w:rFonts w:ascii="Times New Roman" w:hAnsi="Times New Roman" w:cs="Times New Roman"/>
-        </w:rPr>
-      </w:pPr>
-      <w:r>
-        <w:rPr>
-          <w:rFonts w:ascii="Times New Roman" w:hAnsi="Times New Roman" w:cs="Times New Roman"/>
-        </w:rPr>
-        <w:t>* Always check the **relative size**: increase `width=\linewidth` to `width=1.1\linewidth` or enlarge the `minipage` width to 0.48–0.5 if the plot renders too small.</w:t>
-      </w:r>
-    </w:p>
-    <w:p>
-      <w:pPr>
-        <w:rPr>
-          <w:rFonts w:ascii="Times New Roman" w:hAnsi="Times New Roman" w:cs="Times New Roman"/>
-        </w:rPr>
-      </w:pPr>
-      <w:r>
-        <w:rPr>
-          <w:rFonts w:ascii="Times New Roman" w:hAnsi="Times New Roman" w:cs="Times New Roman"/>
-        </w:rPr>
-        <w:lastRenderedPageBreak/>
-        <w:t>* When slides show **the same figure multiple times**, include it once and refer back using LaTeX referencing.</w:t>
-      </w:r>
-    </w:p>
-    <w:p>
-      <w:pPr>
-        <w:rPr>
-          <w:rFonts w:ascii="Times New Roman" w:hAnsi="Times New Roman" w:cs="Times New Roman"/>
-        </w:rPr>
-      </w:pPr>
-    </w:p>
-    <w:p>
-      <w:pPr>
-        <w:rPr>
-          <w:rFonts w:ascii="Times New Roman" w:hAnsi="Times New Roman" w:cs="Times New Roman"/>
-        </w:rPr>
-      </w:pPr>
-      <w:r>
-        <w:rPr>
-          <w:rFonts w:ascii="Times New Roman" w:hAnsi="Times New Roman" w:cs="Times New Roman"/>
-        </w:rPr>
-        <w:t>---</w:t>
-      </w:r>
-    </w:p>
-    <w:p>
-      <w:pPr>
-        <w:rPr>
-          <w:rFonts w:ascii="Times New Roman" w:hAnsi="Times New Roman" w:cs="Times New Roman"/>
-        </w:rPr>
-      </w:pPr>
-    </w:p>
-    <w:p>
-      <w:pPr>
-        <w:rPr>
-          <w:rFonts w:ascii="Times New Roman" w:hAnsi="Times New Roman" w:cs="Times New Roman"/>
-        </w:rPr>
-      </w:pPr>
-      <w:r>
-        <w:rPr>
-          <w:rFonts w:ascii="Times New Roman" w:hAnsi="Times New Roman" w:cs="Times New Roman"/>
-        </w:rPr>
-        <w:t>### 6. **Markdown and Quarto-Specific Details**</w:t>
-      </w:r>
-    </w:p>
-    <w:p>
-      <w:pPr>
-        <w:rPr>
-          <w:rFonts w:ascii="Times New Roman" w:hAnsi="Times New Roman" w:cs="Times New Roman"/>
-        </w:rPr>
-      </w:pPr>
-    </w:p>
-    <w:p>
-      <w:pPr>
-        <w:rPr>
-          <w:rFonts w:ascii="Times New Roman" w:hAnsi="Times New Roman" w:cs="Times New Roman"/>
-        </w:rPr>
-      </w:pPr>
-      <w:r>
-        <w:rPr>
-          <w:rFonts w:ascii="Times New Roman" w:hAnsi="Times New Roman" w:cs="Times New Roman"/>
-        </w:rPr>
-        <w:t>* Use `Figure \ref{fig-label}` for figure cross-references.</w:t>
-      </w:r>
-    </w:p>
-    <w:p>
-      <w:pPr>
-        <w:rPr>
-          <w:rFonts w:ascii="Times New Roman" w:hAnsi="Times New Roman" w:cs="Times New Roman"/>
-        </w:rPr>
-      </w:pPr>
-      <w:r>
-        <w:rPr>
-          <w:rFonts w:ascii="Times New Roman" w:hAnsi="Times New Roman" w:cs="Times New Roman"/>
-        </w:rPr>
-        <w:t>* Ensure `number-sections: true` is set in YAML (no manual numbering).</w:t>
-      </w:r>
-    </w:p>
-    <w:p>
-      <w:pPr>
-        <w:rPr>
-          <w:rFonts w:ascii="Times New Roman" w:hAnsi="Times New Roman" w:cs="Times New Roman"/>
-        </w:rPr>
-      </w:pPr>
-      <w:r>
-        <w:rPr>
-          <w:rFonts w:ascii="Times New Roman" w:hAnsi="Times New Roman" w:cs="Times New Roman"/>
-        </w:rPr>
-        <w:t>* Follow consistent inline math spacing: `$ \hat{f}(x) $`, `$ \lambda $`, etc.</w:t>
-      </w:r>
-    </w:p>
-    <w:p>
-      <w:pPr>
-        <w:rPr>
-          <w:rFonts w:ascii="Times New Roman" w:hAnsi="Times New Roman" w:cs="Times New Roman"/>
-        </w:rPr>
-      </w:pPr>
-      <w:r>
-        <w:rPr>
-          <w:rFonts w:ascii="Times New Roman" w:hAnsi="Times New Roman" w:cs="Times New Roman"/>
-        </w:rPr>
-        <w:t>* Never use horizontal rules (`---`), code fences, or redundant blank lines in the body text.</w:t>
-      </w:r>
-    </w:p>
-    <w:p>
-      <w:pPr>
-        <w:rPr>
-          <w:rFonts w:ascii="Times New Roman" w:hAnsi="Times New Roman" w:cs="Times New Roman"/>
-        </w:rPr>
-      </w:pPr>
-      <w:r>
-        <w:rPr>
-          <w:rFonts w:ascii="Times New Roman" w:hAnsi="Times New Roman" w:cs="Times New Roman"/>
-        </w:rPr>
-        <w:t>* YAML front matter typically uses:</w:t>
-      </w:r>
-    </w:p>
-    <w:p>
-      <w:pPr>
-        <w:rPr>
-          <w:rFonts w:ascii="Times New Roman" w:hAnsi="Times New Roman" w:cs="Times New Roman"/>
-        </w:rPr>
-      </w:pPr>
-    </w:p>
-    <w:p>
-      <w:pPr>
-        <w:rPr>
-          <w:rFonts w:ascii="Times New Roman" w:hAnsi="Times New Roman" w:cs="Times New Roman"/>
-        </w:rPr>
-      </w:pPr>
-      <w:r>
-        <w:rPr>
-          <w:rFonts w:ascii="Times New Roman" w:hAnsi="Times New Roman" w:cs="Times New Roman"/>
-        </w:rPr>
-        <w:t>```yaml</w:t>
-      </w:r>
-    </w:p>
-    <w:p>
-      <w:pPr>
-        <w:rPr>
-          <w:rFonts w:ascii="Times New Roman" w:hAnsi="Times New Roman" w:cs="Times New Roman"/>
-        </w:rPr>
-      </w:pPr>
-      <w:r>
-        <w:rPr>
-          <w:rFonts w:ascii="Times New Roman" w:hAnsi="Times New Roman" w:cs="Times New Roman"/>
-        </w:rPr>
-        <w:t>---</w:t>
-      </w:r>
-    </w:p>
-    <w:p>
-      <w:pPr>
-        <w:rPr>
-          <w:rFonts w:ascii="Times New Roman" w:hAnsi="Times New Roman" w:cs="Times New Roman"/>
-        </w:rPr>
-      </w:pPr>
-      <w:r>
-        <w:rPr>
-          <w:rFonts w:ascii="Times New Roman" w:hAnsi="Times New Roman" w:cs="Times New Roman"/>
-        </w:rPr>
-        <w:t>title: "Machine Learning – Week X"</w:t>
-      </w:r>
-    </w:p>
-    <w:p>
-      <w:pPr>
-        <w:rPr>
-          <w:rFonts w:ascii="Times New Roman" w:hAnsi="Times New Roman" w:cs="Times New Roman"/>
-        </w:rPr>
-      </w:pPr>
-      <w:r>
-        <w:rPr>
-          <w:rFonts w:ascii="Times New Roman" w:hAnsi="Times New Roman" w:cs="Times New Roman"/>
-        </w:rPr>
-        <w:t>format:</w:t>
-      </w:r>
-    </w:p>
-    <w:p>
-      <w:pPr>
-        <w:rPr>
-          <w:rFonts w:ascii="Times New Roman" w:hAnsi="Times New Roman" w:cs="Times New Roman"/>
-        </w:rPr>
-      </w:pPr>
-      <w:r>
-        <w:rPr>
-          <w:rFonts w:ascii="Times New Roman" w:hAnsi="Times New Roman" w:cs="Times New Roman"/>
-        </w:rPr>
-        <w:t xml:space="preserve">  pdf:</w:t>
-      </w:r>
-    </w:p>
-    <w:p>
-      <w:pPr>
-        <w:rPr>
-          <w:rFonts w:ascii="Times New Roman" w:hAnsi="Times New Roman" w:cs="Times New Roman"/>
-        </w:rPr>
-      </w:pPr>
-      <w:r>
-        <w:rPr>
-          <w:rFonts w:ascii="Times New Roman" w:hAnsi="Times New Roman" w:cs="Times New Roman"/>
-        </w:rPr>
-        <w:t xml:space="preserve">    latex-engine: xelatex</w:t>
-      </w:r>
-    </w:p>
-    <w:p>
-      <w:pPr>
-        <w:rPr>
-          <w:rFonts w:ascii="Times New Roman" w:hAnsi="Times New Roman" w:cs="Times New Roman"/>
-        </w:rPr>
-      </w:pPr>
-      <w:r>
-        <w:rPr>
-          <w:rFonts w:ascii="Times New Roman" w:hAnsi="Times New Roman" w:cs="Times New Roman"/>
-        </w:rPr>
-        <w:t xml:space="preserve">    mainfont: "Times New Roman"</w:t>
-      </w:r>
-    </w:p>
-    <w:p>
-      <w:pPr>
-        <w:rPr>
-          <w:rFonts w:ascii="Times New Roman" w:hAnsi="Times New Roman" w:cs="Times New Roman"/>
-        </w:rPr>
-      </w:pPr>
-      <w:r>
-        <w:rPr>
-          <w:rFonts w:ascii="Times New Roman" w:hAnsi="Times New Roman" w:cs="Times New Roman"/>
-        </w:rPr>
-        <w:t>toc: true</w:t>
-      </w:r>
-    </w:p>
-    <w:p>
-      <w:pPr>
-        <w:rPr>
-          <w:rFonts w:ascii="Times New Roman" w:hAnsi="Times New Roman" w:cs="Times New Roman"/>
-        </w:rPr>
-      </w:pPr>
-      <w:r>
-        <w:rPr>
-          <w:rFonts w:ascii="Times New Roman" w:hAnsi="Times New Roman" w:cs="Times New Roman"/>
-        </w:rPr>
-        <w:t>number-sections: true</w:t>
-      </w:r>
-    </w:p>
-    <w:p>
-      <w:pPr>
-        <w:rPr>
-          <w:rFonts w:ascii="Times New Roman" w:hAnsi="Times New Roman" w:cs="Times New Roman"/>
-        </w:rPr>
-      </w:pPr>
-      <w:r>
-        <w:rPr>
-          <w:rFonts w:ascii="Times New Roman" w:hAnsi="Times New Roman" w:cs="Times New Roman"/>
-        </w:rPr>
-        <w:t>editor: source</w:t>
-      </w:r>
-    </w:p>
-    <w:p>
-      <w:pPr>
-        <w:rPr>
-          <w:rFonts w:ascii="Times New Roman" w:hAnsi="Times New Roman" w:cs="Times New Roman"/>
-        </w:rPr>
-      </w:pPr>
-      <w:r>
-        <w:rPr>
-          <w:rFonts w:ascii="Times New Roman" w:hAnsi="Times New Roman" w:cs="Times New Roman"/>
-        </w:rPr>
-        <w:t>---</w:t>
-      </w:r>
-    </w:p>
-    <w:p>
-      <w:pPr>
-        <w:rPr>
-          <w:rFonts w:ascii="Times New Roman" w:hAnsi="Times New Roman" w:cs="Times New Roman"/>
-        </w:rPr>
-      </w:pPr>
-      <w:r>
-        <w:rPr>
-          <w:rFonts w:ascii="Times New Roman" w:hAnsi="Times New Roman" w:cs="Times New Roman"/>
-        </w:rPr>
-        <w:t>```</w:t>
-      </w:r>
-    </w:p>
-    <w:p>
-      <w:pPr>
-        <w:rPr>
-          <w:rFonts w:ascii="Times New Roman" w:hAnsi="Times New Roman" w:cs="Times New Roman"/>
-        </w:rPr>
-      </w:pPr>
-    </w:p>
-    <w:p>
-      <w:pPr>
-        <w:rPr>
-          <w:rFonts w:ascii="Times New Roman" w:hAnsi="Times New Roman" w:cs="Times New Roman"/>
-        </w:rPr>
-      </w:pPr>
-      <w:r>
-        <w:rPr>
-          <w:rFonts w:ascii="Times New Roman" w:hAnsi="Times New Roman" w:cs="Times New Roman"/>
-        </w:rPr>
-        <w:t>---</w:t>
-      </w:r>
-    </w:p>
-    <w:p>
-      <w:pPr>
-        <w:rPr>
-          <w:rFonts w:ascii="Times New Roman" w:hAnsi="Times New Roman" w:cs="Times New Roman"/>
-        </w:rPr>
-      </w:pPr>
-    </w:p>
-    <w:p>
-      <w:pPr>
-        <w:rPr>
-          <w:rFonts w:ascii="Times New Roman" w:hAnsi="Times New Roman" w:cs="Times New Roman"/>
-        </w:rPr>
-      </w:pPr>
-      <w:r>
-        <w:rPr>
-          <w:rFonts w:ascii="Times New Roman" w:hAnsi="Times New Roman" w:cs="Times New Roman"/>
-        </w:rPr>
-        <w:t>### 7. **Workflow with Scripts and Slides**</w:t>
-      </w:r>
-    </w:p>
-    <w:p>
-      <w:pPr>
-        <w:rPr>
-          <w:rFonts w:ascii="Times New Roman" w:hAnsi="Times New Roman" w:cs="Times New Roman"/>
-        </w:rPr>
-      </w:pPr>
-    </w:p>
-    <w:p>
-      <w:pPr>
-        <w:rPr>
-          <w:rFonts w:ascii="Times New Roman" w:hAnsi="Times New Roman" w:cs="Times New Roman"/>
-        </w:rPr>
-      </w:pPr>
-      <w:r>
-        <w:rPr>
-          <w:rFonts w:ascii="Times New Roman" w:hAnsi="Times New Roman" w:cs="Times New Roman"/>
-        </w:rPr>
-        <w:t>* For each topic, you’ll be provided with:</w:t>
-      </w:r>
-    </w:p>
-    <w:p>
-      <w:pPr>
-        <w:rPr>
-          <w:rFonts w:ascii="Times New Roman" w:hAnsi="Times New Roman" w:cs="Times New Roman"/>
-        </w:rPr>
-      </w:pPr>
-    </w:p>
-    <w:p>
-      <w:pPr>
-        <w:rPr>
-          <w:rFonts w:ascii="Times New Roman" w:hAnsi="Times New Roman" w:cs="Times New Roman"/>
-        </w:rPr>
-      </w:pPr>
-      <w:r>
-        <w:rPr>
-          <w:rFonts w:ascii="Times New Roman" w:hAnsi="Times New Roman" w:cs="Times New Roman"/>
-        </w:rPr>
-        <w:t xml:space="preserve">  1. The **video transcript** (script),</w:t>
-      </w:r>
-    </w:p>
-    <w:p>
-      <w:pPr>
-        <w:rPr>
-          <w:rFonts w:ascii="Times New Roman" w:hAnsi="Times New Roman" w:cs="Times New Roman"/>
-        </w:rPr>
-      </w:pPr>
-      <w:r>
-        <w:rPr>
-          <w:rFonts w:ascii="Times New Roman" w:hAnsi="Times New Roman" w:cs="Times New Roman"/>
-        </w:rPr>
-        <w:t xml:space="preserve">  2. The **corresponding slide images**.</w:t>
-      </w:r>
-    </w:p>
-    <w:p>
-      <w:pPr>
-        <w:rPr>
-          <w:rFonts w:ascii="Times New Roman" w:hAnsi="Times New Roman" w:cs="Times New Roman"/>
-        </w:rPr>
-      </w:pPr>
-      <w:r>
-        <w:rPr>
-          <w:rFonts w:ascii="Times New Roman" w:hAnsi="Times New Roman" w:cs="Times New Roman"/>
-        </w:rPr>
-        <w:t>* Your task:</w:t>
-      </w:r>
-    </w:p>
-    <w:p>
-      <w:pPr>
-        <w:rPr>
-          <w:rFonts w:ascii="Times New Roman" w:hAnsi="Times New Roman" w:cs="Times New Roman"/>
-        </w:rPr>
-      </w:pPr>
-    </w:p>
-    <w:p>
-      <w:pPr>
-        <w:rPr>
-          <w:rFonts w:ascii="Times New Roman" w:hAnsi="Times New Roman" w:cs="Times New Roman"/>
-        </w:rPr>
-      </w:pPr>
-      <w:r>
-        <w:rPr>
-          <w:rFonts w:ascii="Times New Roman" w:hAnsi="Times New Roman" w:cs="Times New Roman"/>
-        </w:rPr>
-        <w:t xml:space="preserve">  * Extract and integrate the **key conceptual and didactic points** from the transcript.</w:t>
-      </w:r>
-    </w:p>
-    <w:p>
-      <w:pPr>
-        <w:rPr>
-          <w:rFonts w:ascii="Times New Roman" w:hAnsi="Times New Roman" w:cs="Times New Roman"/>
-        </w:rPr>
-      </w:pPr>
-      <w:r>
-        <w:rPr>
-          <w:rFonts w:ascii="Times New Roman" w:hAnsi="Times New Roman" w:cs="Times New Roman"/>
-        </w:rPr>
-        <w:t xml:space="preserve">  * Ensure explanations match the professor’s verbal reasoning (not just the slides).</w:t>
-      </w:r>
-    </w:p>
-    <w:p>
-      <w:pPr>
-        <w:rPr>
-          <w:rFonts w:ascii="Times New Roman" w:hAnsi="Times New Roman" w:cs="Times New Roman"/>
-        </w:rPr>
-      </w:pPr>
-      <w:r>
-        <w:rPr>
-          <w:rFonts w:ascii="Times New Roman" w:hAnsi="Times New Roman" w:cs="Times New Roman"/>
-        </w:rPr>
-        <w:t xml:space="preserve">  * Include only the **essential equations** that support understanding.</w:t>
-      </w:r>
-    </w:p>
-    <w:p>
-      <w:pPr>
-        <w:rPr>
-          <w:rFonts w:ascii="Times New Roman" w:hAnsi="Times New Roman" w:cs="Times New Roman"/>
-        </w:rPr>
-      </w:pPr>
-      <w:r>
-        <w:rPr>
-          <w:rFonts w:ascii="Times New Roman" w:hAnsi="Times New Roman" w:cs="Times New Roman"/>
-        </w:rPr>
-        <w:t xml:space="preserve">  * Use the slides’ plots as figures — one per distinct concept.</w:t>
-      </w:r>
-    </w:p>
-    <w:p>
-      <w:pPr>
-        <w:rPr>
-          <w:rFonts w:ascii="Times New Roman" w:hAnsi="Times New Roman" w:cs="Times New Roman"/>
-        </w:rPr>
-      </w:pPr>
-    </w:p>
-    <w:p>
-      <w:pPr>
-        <w:rPr>
-          <w:rFonts w:ascii="Times New Roman" w:hAnsi="Times New Roman" w:cs="Times New Roman"/>
-        </w:rPr>
-      </w:pPr>
-      <w:r>
-        <w:rPr>
-          <w:rFonts w:ascii="Times New Roman" w:hAnsi="Times New Roman" w:cs="Times New Roman"/>
-        </w:rPr>
-        <w:t>---</w:t>
-      </w:r>
-    </w:p>
-    <w:p>
-      <w:pPr>
-        <w:rPr>
-          <w:rFonts w:ascii="Times New Roman" w:hAnsi="Times New Roman" w:cs="Times New Roman"/>
-        </w:rPr>
-      </w:pPr>
-    </w:p>
-    <w:p>
-      <w:pPr>
-        <w:rPr>
-          <w:rFonts w:ascii="Times New Roman" w:hAnsi="Times New Roman" w:cs="Times New Roman"/>
-        </w:rPr>
-      </w:pPr>
-      <w:r>
-        <w:rPr>
-          <w:rFonts w:ascii="Times New Roman" w:hAnsi="Times New Roman" w:cs="Times New Roman"/>
-        </w:rPr>
-        <w:t>### 8. **Tone and Pedagogical Principles**</w:t>
-      </w:r>
-    </w:p>
-    <w:p>
-      <w:pPr>
-        <w:rPr>
-          <w:rFonts w:ascii="Times New Roman" w:hAnsi="Times New Roman" w:cs="Times New Roman"/>
-        </w:rPr>
-      </w:pPr>
-    </w:p>
-    <w:p>
-      <w:pPr>
-        <w:rPr>
-          <w:rFonts w:ascii="Times New Roman" w:hAnsi="Times New Roman" w:cs="Times New Roman"/>
-        </w:rPr>
-      </w:pPr>
-      <w:r>
-        <w:rPr>
-          <w:rFonts w:ascii="Times New Roman" w:hAnsi="Times New Roman" w:cs="Times New Roman"/>
-        </w:rPr>
-        <w:t>* Write as if addressing MSc students who are comfortable with mathematics but need conceptual grounding.</w:t>
-      </w:r>
-    </w:p>
-    <w:p>
-      <w:pPr>
-        <w:rPr>
-          <w:rFonts w:ascii="Times New Roman" w:hAnsi="Times New Roman" w:cs="Times New Roman"/>
-        </w:rPr>
-      </w:pPr>
-      <w:r>
-        <w:rPr>
-          <w:rFonts w:ascii="Times New Roman" w:hAnsi="Times New Roman" w:cs="Times New Roman"/>
-        </w:rPr>
-        <w:t>* Keep a **logical progression** and **smooth transitions** between equations, intuition, and figures.</w:t>
-      </w:r>
-    </w:p>
-    <w:p>
-      <w:pPr>
-        <w:rPr>
-          <w:rFonts w:ascii="Times New Roman" w:hAnsi="Times New Roman" w:cs="Times New Roman"/>
-        </w:rPr>
-      </w:pPr>
-      <w:r>
-        <w:rPr>
-          <w:rFonts w:ascii="Times New Roman" w:hAnsi="Times New Roman" w:cs="Times New Roman"/>
-        </w:rPr>
-        <w:t>* Avoid redundancy, fillers, and rhetorical questions.</w:t>
-      </w:r>
-    </w:p>
-    <w:p>
-      <w:pPr>
-        <w:rPr>
-          <w:rFonts w:ascii="Times New Roman" w:hAnsi="Times New Roman" w:cs="Times New Roman"/>
-        </w:rPr>
-      </w:pPr>
-      <w:r>
-        <w:rPr>
-          <w:rFonts w:ascii="Times New Roman" w:hAnsi="Times New Roman" w:cs="Times New Roman"/>
-        </w:rPr>
-        <w:lastRenderedPageBreak/>
-        <w:t>* End each major section with a brief synthesis or implication.</w:t>
-      </w:r>
-    </w:p>
-    <w:p>
-      <w:pPr>
-        <w:rPr>
-          <w:rFonts w:ascii="Times New Roman" w:hAnsi="Times New Roman" w:cs="Times New Roman"/>
-        </w:rPr>
-      </w:pPr>
-    </w:p>
-    <w:p>
-      <w:pPr>
-        <w:rPr>
-          <w:rFonts w:ascii="Times New Roman" w:hAnsi="Times New Roman" w:cs="Times New Roman"/>
-        </w:rPr>
-      </w:pPr>
-      <w:r>
-        <w:rPr>
-          <w:rFonts w:ascii="Times New Roman" w:hAnsi="Times New Roman" w:cs="Times New Roman"/>
-        </w:rPr>
-        <w:t>---</w:t>
-      </w:r>
-    </w:p>
-    <w:p>
-      <w:pPr>
-        <w:rPr>
-          <w:rFonts w:ascii="Times New Roman" w:hAnsi="Times New Roman" w:cs="Times New Roman"/>
-        </w:rPr>
-      </w:pPr>
-    </w:p>
-    <w:p>
-      <w:pPr>
-        <w:rPr>
-          <w:rFonts w:ascii="Times New Roman" w:hAnsi="Times New Roman" w:cs="Times New Roman"/>
-        </w:rPr>
-      </w:pPr>
-      <w:r>
-        <w:rPr>
-          <w:rFonts w:ascii="Times New Roman" w:hAnsi="Times New Roman" w:cs="Times New Roman"/>
-        </w:rPr>
-        <w:t xml:space="preserve">### </w:t>
-      </w:r>
-      <w:r>
-        <w:rPr>
-          <w:rFonts w:ascii="Apple Color Emoji" w:hAnsi="Apple Color Emoji" w:cs="Apple Color Emoji"/>
-        </w:rPr>
-        <w:t>✅</w:t>
-      </w:r>
-      <w:r>
-        <w:rPr>
-          <w:rFonts w:ascii="Times New Roman" w:hAnsi="Times New Roman" w:cs="Times New Roman"/>
-        </w:rPr>
-        <w:t xml:space="preserve"> **Summary of Core Principles**</w:t>
-      </w:r>
-    </w:p>
-    <w:p>
-      <w:pPr>
-        <w:rPr>
-          <w:rFonts w:ascii="Times New Roman" w:hAnsi="Times New Roman" w:cs="Times New Roman"/>
-        </w:rPr>
-      </w:pPr>
-    </w:p>
-    <w:p>
-      <w:pPr>
-        <w:rPr>
-          <w:rFonts w:ascii="Times New Roman" w:hAnsi="Times New Roman" w:cs="Times New Roman"/>
-        </w:rPr>
-      </w:pPr>
-      <w:r>
-        <w:rPr>
-          <w:rFonts w:ascii="Times New Roman" w:hAnsi="Times New Roman" w:cs="Times New Roman"/>
-        </w:rPr>
-        <w:t>* Clean Quarto Markdown.</w:t>
-      </w:r>
-    </w:p>
-    <w:p>
-      <w:pPr>
-        <w:rPr>
-          <w:rFonts w:ascii="Times New Roman" w:hAnsi="Times New Roman" w:cs="Times New Roman"/>
-        </w:rPr>
-      </w:pPr>
-      <w:r>
-        <w:rPr>
-          <w:rFonts w:ascii="Times New Roman" w:hAnsi="Times New Roman" w:cs="Times New Roman"/>
-        </w:rPr>
-        <w:t>* Compact inline maths.</w:t>
-      </w:r>
-    </w:p>
-    <w:p>
-      <w:pPr>
-        <w:rPr>
-          <w:rFonts w:ascii="Times New Roman" w:hAnsi="Times New Roman" w:cs="Times New Roman"/>
-        </w:rPr>
-      </w:pPr>
-      <w:r>
-        <w:rPr>
-          <w:rFonts w:ascii="Times New Roman" w:hAnsi="Times New Roman" w:cs="Times New Roman"/>
-        </w:rPr>
-        <w:t>* Use LaTeX `\textbf{}` and `\emph{}` in figures/minipages.</w:t>
-      </w:r>
-    </w:p>
-    <w:p>
-      <w:pPr>
-        <w:rPr>
-          <w:rFonts w:ascii="Times New Roman" w:hAnsi="Times New Roman" w:cs="Times New Roman"/>
-        </w:rPr>
-      </w:pPr>
-      <w:r>
-        <w:rPr>
-          <w:rFonts w:ascii="Times New Roman" w:hAnsi="Times New Roman" w:cs="Times New Roman"/>
-        </w:rPr>
-        <w:t>* Minipage layout for side-by-side text and plots.</w:t>
-      </w:r>
-    </w:p>
-    <w:p>
-      <w:pPr>
-        <w:rPr>
-          <w:rFonts w:ascii="Times New Roman" w:hAnsi="Times New Roman" w:cs="Times New Roman"/>
-        </w:rPr>
-      </w:pPr>
-      <w:r>
-        <w:rPr>
-          <w:rFonts w:ascii="Times New Roman" w:hAnsi="Times New Roman" w:cs="Times New Roman"/>
-        </w:rPr>
-        <w:t>* LaTeX cross-references (`Figure \ref{fig-...}`).</w:t>
-      </w:r>
-    </w:p>
-    <w:p>
-      <w:pPr>
-        <w:rPr>
-          <w:rFonts w:ascii="Times New Roman" w:hAnsi="Times New Roman" w:cs="Times New Roman"/>
-        </w:rPr>
-      </w:pPr>
-      <w:r>
-        <w:rPr>
-          <w:rFonts w:ascii="Times New Roman" w:hAnsi="Times New Roman" w:cs="Times New Roman"/>
-        </w:rPr>
-        <w:t>* Integrate explanations from the professor’s **script**, not just the slides.</w:t>
-      </w:r>
-    </w:p>
-    <w:p>
-      <w:pPr>
-        <w:rPr>
-          <w:rFonts w:ascii="Times New Roman" w:hAnsi="Times New Roman" w:cs="Times New Roman"/>
-        </w:rPr>
-      </w:pPr>
-      <w:r>
-        <w:rPr>
-          <w:rFonts w:ascii="Times New Roman" w:hAnsi="Times New Roman" w:cs="Times New Roman"/>
-        </w:rPr>
-        <w:t>* Never reproduce all equations from slides — include only those necessary for understanding.</w:t>
-      </w:r>
-    </w:p>
-    <w:p>
-      <w:pPr>
-        <w:rPr>
-          <w:rFonts w:ascii="Times New Roman" w:hAnsi="Times New Roman" w:cs="Times New Roman"/>
-        </w:rPr>
-      </w:pPr>
-      <w:r>
-        <w:rPr>
-          <w:rFonts w:ascii="Times New Roman" w:hAnsi="Times New Roman" w:cs="Times New Roman"/>
-        </w:rPr>
-        <w:t>* Prefer **cross-referencing** existing plots instead of re-inserting duplicates.</w:t>
-      </w:r>
-    </w:p>
-    <w:p>
-      <w:pPr>
-        <w:rPr>
-          <w:rFonts w:ascii="Times New Roman" w:hAnsi="Times New Roman" w:cs="Times New Roman"/>
-        </w:rPr>
-      </w:pPr>
-      <w:r>
-        <w:rPr>
-          <w:rFonts w:ascii="Times New Roman" w:hAnsi="Times New Roman" w:cs="Times New Roman"/>
-        </w:rPr>
-        <w:t>* Consistent academic tone, clear structure, and British English.</w:t>
+      <w:r>
+        <w:rPr>
+          <w:rFonts w:ascii="Times New Roman" w:hAnsi="Times New Roman" w:cs="Times New Roman"/>
+          <w:noProof/>
+        </w:rPr>
+        <w:pict w14:anchorId="638676FF">
+          <v:rect id="_x0000_i1065" alt="" style="width:451.3pt;height:.05pt;mso-width-percent:0;mso-height-percent:0;mso-width-percent:0;mso-height-percent:0" o:hralign="center" o:hrstd="t" o:hr="t" fillcolor="#a0a0a0" stroked="f"/>
+        </w:pict>
+      </w:r>
+    </w:p>
+    <w:p>
+      <w:pPr>
+        <w:rPr>
+          <w:rFonts w:ascii="Times New Roman" w:hAnsi="Times New Roman" w:cs="Times New Roman"/>
+          <w:b/>
+          <w:bCs/>
+        </w:rPr>
+      </w:pPr>
+      <w:r>
+        <w:rPr>
+          <w:rFonts w:ascii="Times New Roman" w:hAnsi="Times New Roman" w:cs="Times New Roman"/>
+          <w:b/>
+          <w:bCs/>
+        </w:rPr>
+        <w:t>7. Workflow with Scripts and Slides</w:t>
+      </w:r>
+    </w:p>
+    <w:p>
+      <w:pPr>
+        <w:numPr>
+          <w:ilvl w:val="0"/>
+          <w:numId w:val="7"/>
+        </w:numPr>
+        <w:rPr>
+          <w:rFonts w:ascii="Times New Roman" w:hAnsi="Times New Roman" w:cs="Times New Roman"/>
+        </w:rPr>
+      </w:pPr>
+      <w:r>
+        <w:rPr>
+          <w:rFonts w:ascii="Times New Roman" w:hAnsi="Times New Roman" w:cs="Times New Roman"/>
+        </w:rPr>
+        <w:t>For each topic, you’ll be provided with:</w:t>
+      </w:r>
+    </w:p>
+    <w:p>
+      <w:pPr>
+        <w:numPr>
+          <w:ilvl w:val="1"/>
+          <w:numId w:val="7"/>
+        </w:numPr>
+        <w:rPr>
+          <w:rFonts w:ascii="Times New Roman" w:hAnsi="Times New Roman" w:cs="Times New Roman"/>
+        </w:rPr>
+      </w:pPr>
+      <w:r>
+        <w:rPr>
+          <w:rFonts w:ascii="Times New Roman" w:hAnsi="Times New Roman" w:cs="Times New Roman"/>
+        </w:rPr>
+        <w:t xml:space="preserve">The </w:t>
+      </w:r>
+      <w:r>
+        <w:rPr>
+          <w:rFonts w:ascii="Times New Roman" w:hAnsi="Times New Roman" w:cs="Times New Roman"/>
+          <w:b/>
+          <w:bCs/>
+        </w:rPr>
+        <w:t>video transcript</w:t>
+      </w:r>
+      <w:r>
+        <w:rPr>
+          <w:rFonts w:ascii="Times New Roman" w:hAnsi="Times New Roman" w:cs="Times New Roman"/>
+        </w:rPr>
+        <w:t xml:space="preserve"> (script),</w:t>
+      </w:r>
+    </w:p>
+    <w:p>
+      <w:pPr>
+        <w:numPr>
+          <w:ilvl w:val="1"/>
+          <w:numId w:val="7"/>
+        </w:numPr>
+        <w:rPr>
+          <w:rFonts w:ascii="Times New Roman" w:hAnsi="Times New Roman" w:cs="Times New Roman"/>
+        </w:rPr>
+      </w:pPr>
+      <w:r>
+        <w:rPr>
+          <w:rFonts w:ascii="Times New Roman" w:hAnsi="Times New Roman" w:cs="Times New Roman"/>
+        </w:rPr>
+        <w:t xml:space="preserve">The </w:t>
+      </w:r>
+      <w:r>
+        <w:rPr>
+          <w:rFonts w:ascii="Times New Roman" w:hAnsi="Times New Roman" w:cs="Times New Roman"/>
+          <w:b/>
+          <w:bCs/>
+        </w:rPr>
+        <w:t>corresponding slide images</w:t>
+      </w:r>
+      <w:r>
+        <w:rPr>
+          <w:rFonts w:ascii="Times New Roman" w:hAnsi="Times New Roman" w:cs="Times New Roman"/>
+        </w:rPr>
+        <w:t>.</w:t>
+      </w:r>
+    </w:p>
+    <w:p>
+      <w:pPr>
+        <w:numPr>
+          <w:ilvl w:val="0"/>
+          <w:numId w:val="7"/>
+        </w:numPr>
+        <w:rPr>
+          <w:rFonts w:ascii="Times New Roman" w:hAnsi="Times New Roman" w:cs="Times New Roman"/>
+        </w:rPr>
+      </w:pPr>
+      <w:r>
+        <w:rPr>
+          <w:rFonts w:ascii="Times New Roman" w:hAnsi="Times New Roman" w:cs="Times New Roman"/>
+        </w:rPr>
+        <w:t>Your task:</w:t>
+      </w:r>
+    </w:p>
+    <w:p>
+      <w:pPr>
+        <w:numPr>
+          <w:ilvl w:val="1"/>
+          <w:numId w:val="8"/>
+        </w:numPr>
+        <w:rPr>
+          <w:rFonts w:ascii="Times New Roman" w:hAnsi="Times New Roman" w:cs="Times New Roman"/>
+        </w:rPr>
+      </w:pPr>
+      <w:r>
+        <w:rPr>
+          <w:rFonts w:ascii="Times New Roman" w:hAnsi="Times New Roman" w:cs="Times New Roman"/>
+        </w:rPr>
+        <w:t xml:space="preserve">Extract and integrate the </w:t>
+      </w:r>
+      <w:r>
+        <w:rPr>
+          <w:rFonts w:ascii="Times New Roman" w:hAnsi="Times New Roman" w:cs="Times New Roman"/>
+          <w:b/>
+          <w:bCs/>
+        </w:rPr>
+        <w:t>key conceptual and didactic points</w:t>
+      </w:r>
+      <w:r>
+        <w:rPr>
+          <w:rFonts w:ascii="Times New Roman" w:hAnsi="Times New Roman" w:cs="Times New Roman"/>
+        </w:rPr>
+        <w:t xml:space="preserve"> from the transcript.</w:t>
+      </w:r>
+    </w:p>
+    <w:p>
+      <w:pPr>
+        <w:numPr>
+          <w:ilvl w:val="1"/>
+          <w:numId w:val="8"/>
+        </w:numPr>
+        <w:rPr>
+          <w:rFonts w:ascii="Times New Roman" w:hAnsi="Times New Roman" w:cs="Times New Roman"/>
+        </w:rPr>
+      </w:pPr>
+      <w:r>
+        <w:rPr>
+          <w:rFonts w:ascii="Times New Roman" w:hAnsi="Times New Roman" w:cs="Times New Roman"/>
+        </w:rPr>
+        <w:t>Ensure explanations match the professor’s verbal reasoning (not just the slides).</w:t>
+      </w:r>
+    </w:p>
+    <w:p>
+      <w:pPr>
+        <w:numPr>
+          <w:ilvl w:val="1"/>
+          <w:numId w:val="8"/>
+        </w:numPr>
+        <w:rPr>
+          <w:rFonts w:ascii="Times New Roman" w:hAnsi="Times New Roman" w:cs="Times New Roman"/>
+        </w:rPr>
+      </w:pPr>
+      <w:r>
+        <w:rPr>
+          <w:rFonts w:ascii="Times New Roman" w:hAnsi="Times New Roman" w:cs="Times New Roman"/>
+        </w:rPr>
+        <w:t xml:space="preserve">Include only the </w:t>
+      </w:r>
+      <w:r>
+        <w:rPr>
+          <w:rFonts w:ascii="Times New Roman" w:hAnsi="Times New Roman" w:cs="Times New Roman"/>
+          <w:b/>
+          <w:bCs/>
+        </w:rPr>
+        <w:t>essential equations</w:t>
+      </w:r>
+      <w:r>
+        <w:rPr>
+          <w:rFonts w:ascii="Times New Roman" w:hAnsi="Times New Roman" w:cs="Times New Roman"/>
+        </w:rPr>
+        <w:t xml:space="preserve"> that support understanding.</w:t>
+      </w:r>
+    </w:p>
+    <w:p>
+      <w:pPr>
+        <w:numPr>
+          <w:ilvl w:val="1"/>
+          <w:numId w:val="8"/>
+        </w:numPr>
+        <w:rPr>
+          <w:rFonts w:ascii="Times New Roman" w:hAnsi="Times New Roman" w:cs="Times New Roman"/>
+        </w:rPr>
+      </w:pPr>
+      <w:r>
+        <w:rPr>
+          <w:rFonts w:ascii="Times New Roman" w:hAnsi="Times New Roman" w:cs="Times New Roman"/>
+        </w:rPr>
+        <w:t>Use the slides’ plots as figures — one per distinct concept.</w:t>
+      </w:r>
+    </w:p>
+    <w:p>
+      <w:pPr>
+        <w:rPr>
+          <w:rFonts w:ascii="Times New Roman" w:hAnsi="Times New Roman" w:cs="Times New Roman"/>
+        </w:rPr>
+      </w:pPr>
+      <w:r>
+        <w:rPr>
+          <w:rFonts w:ascii="Times New Roman" w:hAnsi="Times New Roman" w:cs="Times New Roman"/>
+          <w:noProof/>
+        </w:rPr>
+        <w:pict w14:anchorId="388FF0A6">
+          <v:rect id="_x0000_i1064" alt="" style="width:451.3pt;height:.05pt;mso-width-percent:0;mso-height-percent:0;mso-width-percent:0;mso-height-percent:0" o:hralign="center" o:hrstd="t" o:hr="t" fillcolor="#a0a0a0" stroked="f"/>
+        </w:pict>
+      </w:r>
+    </w:p>
+    <w:p>
+      <w:pPr>
+        <w:rPr>
+          <w:rFonts w:ascii="Times New Roman" w:hAnsi="Times New Roman" w:cs="Times New Roman"/>
+          <w:b/>
+          <w:bCs/>
+        </w:rPr>
+      </w:pPr>
+      <w:r>
+        <w:rPr>
+          <w:rFonts w:ascii="Times New Roman" w:hAnsi="Times New Roman" w:cs="Times New Roman"/>
+          <w:b/>
+          <w:bCs/>
+        </w:rPr>
+        <w:t>8. Tone and Pedagogical Principles</w:t>
+      </w:r>
+    </w:p>
+    <w:p>
+      <w:pPr>
+        <w:numPr>
+          <w:ilvl w:val="0"/>
+          <w:numId w:val="9"/>
+        </w:numPr>
+        <w:rPr>
+          <w:rFonts w:ascii="Times New Roman" w:hAnsi="Times New Roman" w:cs="Times New Roman"/>
+        </w:rPr>
+      </w:pPr>
+      <w:r>
+        <w:rPr>
+          <w:rFonts w:ascii="Times New Roman" w:hAnsi="Times New Roman" w:cs="Times New Roman"/>
+        </w:rPr>
+        <w:t>Write as if addressing MSc students who are comfortable with mathematics but need conceptual grounding.</w:t>
+      </w:r>
+    </w:p>
+    <w:p>
+      <w:pPr>
+        <w:numPr>
+          <w:ilvl w:val="0"/>
+          <w:numId w:val="9"/>
+        </w:numPr>
+        <w:rPr>
+          <w:rFonts w:ascii="Times New Roman" w:hAnsi="Times New Roman" w:cs="Times New Roman"/>
+        </w:rPr>
+      </w:pPr>
+      <w:r>
+        <w:rPr>
+          <w:rFonts w:ascii="Times New Roman" w:hAnsi="Times New Roman" w:cs="Times New Roman"/>
+        </w:rPr>
+        <w:t xml:space="preserve">Keep a </w:t>
+      </w:r>
+      <w:r>
+        <w:rPr>
+          <w:rFonts w:ascii="Times New Roman" w:hAnsi="Times New Roman" w:cs="Times New Roman"/>
+          <w:b/>
+          <w:bCs/>
+        </w:rPr>
+        <w:t>logical progression</w:t>
+      </w:r>
+      <w:r>
+        <w:rPr>
+          <w:rFonts w:ascii="Times New Roman" w:hAnsi="Times New Roman" w:cs="Times New Roman"/>
+        </w:rPr>
+        <w:t xml:space="preserve"> and </w:t>
+      </w:r>
+      <w:r>
+        <w:rPr>
+          <w:rFonts w:ascii="Times New Roman" w:hAnsi="Times New Roman" w:cs="Times New Roman"/>
+          <w:b/>
+          <w:bCs/>
+        </w:rPr>
+        <w:t>smooth transitions</w:t>
+      </w:r>
+      <w:r>
+        <w:rPr>
+          <w:rFonts w:ascii="Times New Roman" w:hAnsi="Times New Roman" w:cs="Times New Roman"/>
+        </w:rPr>
+        <w:t xml:space="preserve"> between equations, intuition, and figures.</w:t>
+      </w:r>
+    </w:p>
+    <w:p>
+      <w:pPr>
+        <w:numPr>
+          <w:ilvl w:val="0"/>
+          <w:numId w:val="9"/>
+        </w:numPr>
+        <w:rPr>
+          <w:rFonts w:ascii="Times New Roman" w:hAnsi="Times New Roman" w:cs="Times New Roman"/>
+        </w:rPr>
+      </w:pPr>
+      <w:r>
+        <w:rPr>
+          <w:rFonts w:ascii="Times New Roman" w:hAnsi="Times New Roman" w:cs="Times New Roman"/>
+        </w:rPr>
+        <w:t>Avoid redundancy, fillers, and rhetorical questions.</w:t>
+      </w:r>
+    </w:p>
+    <w:p>
+      <w:pPr>
+        <w:numPr>
+          <w:ilvl w:val="0"/>
+          <w:numId w:val="9"/>
+        </w:numPr>
+        <w:rPr>
+          <w:rFonts w:ascii="Times New Roman" w:hAnsi="Times New Roman" w:cs="Times New Roman"/>
+        </w:rPr>
+      </w:pPr>
+      <w:r>
+        <w:rPr>
+          <w:rFonts w:ascii="Times New Roman" w:hAnsi="Times New Roman" w:cs="Times New Roman"/>
+        </w:rPr>
+        <w:t>End each major section with a brief synthesis or implication.</w:t>
+      </w:r>
+    </w:p>
+    <w:p>
+      <w:pPr>
+        <w:rPr>
+          <w:rFonts w:ascii="Times New Roman" w:hAnsi="Times New Roman" w:cs="Times New Roman"/>
+        </w:rPr>
+      </w:pPr>
+      <w:r>
+        <w:rPr>
+          <w:rFonts w:ascii="Times New Roman" w:hAnsi="Times New Roman" w:cs="Times New Roman"/>
+          <w:noProof/>
+        </w:rPr>
+        <w:pict w14:anchorId="050FEC3F">
+          <v:rect id="_x0000_i1063" alt="" style="width:451.3pt;height:.05pt;mso-width-percent:0;mso-height-percent:0;mso-width-percent:0;mso-height-percent:0" o:hralign="center" o:hrstd="t" o:hr="t" fillcolor="#a0a0a0" stroked="f"/>
+        </w:pict>
       </w:r>
     </w:p>
     <w:p>
@@ -1779,6 +1794,715 @@
 <file path=word/numbering.xml><?xml version="1.0" encoding="utf-8"?>
 <w:numbering xmlns:wpc="http://schemas.microsoft.com/office/word/2010/wordprocessingCanvas" xmlns:cx="http://schemas.microsoft.com/office/drawing/2014/chartex" xmlns:cx1="http://schemas.microsoft.com/office/drawing/2015/9/8/chartex" xmlns:cx2="http://schemas.microsoft.com/office/drawing/2015/10/21/chartex" xmlns:cx3="http://schemas.microsoft.com/office/drawing/2016/5/9/chartex" xmlns:cx4="http://schemas.microsoft.com/office/drawing/2016/5/10/chartex" xmlns:cx5="http://schemas.microsoft.com/office/drawing/2016/5/11/chartex" xmlns:cx6="http://schemas.microsoft.com/office/drawing/2016/5/12/chartex" xmlns:cx7="http://schemas.microsoft.com/office/drawing/2016/5/13/chartex" xmlns:cx8="http://schemas.microsoft.com/office/drawing/2016/5/14/chartex" xmlns:mc="http://schemas.openxmlformats.org/markup-compatibility/2006" xmlns:aink="http://schemas.microsoft.com/office/drawing/2016/ink" xmlns:am3d="http://schemas.microsoft.com/office/drawing/2017/model3d" xmlns:o="urn:schemas-microsoft-com:office:office" xmlns:oel="http://schemas.microsoft.com/office/2019/extlst" xmlns:r="http://schemas.openxmlformats.org/officeDocument/2006/relationships" xmlns:m="http://schemas.openxmlformats.org/officeDocument/2006/math" xmlns:v="urn:schemas-microsoft-com:vml" xmlns:wp14="http://schemas.microsoft.com/office/word/2010/wordprocessingDrawing" xmlns:wp="http://schemas.openxmlformats.org/drawingml/2006/wordprocessingDrawing" xmlns:w10="urn:schemas-microsoft-com:office:word" xmlns:w="http://schemas.openxmlformats.org/wordprocessingml/2006/main" xmlns:w14="http://schemas.microsoft.com/office/word/2010/wordml" xmlns:w15="http://schemas.microsoft.com/office/word/2012/wordml" xmlns:w16cex="http://schemas.microsoft.com/office/word/2018/wordml/cex" xmlns:w16cid="http://schemas.microsoft.com/office/word/2016/wordml/cid" xmlns:w16="http://schemas.microsoft.com/office/word/2018/wordml" xmlns:w16du="http://schemas.microsoft.com/office/word/2023/wordml/word16du" xmlns:w16sdtdh="http://schemas.microsoft.com/office/word/2020/wordml/sdtdatahash" xmlns:w16se="http://schemas.microsoft.com/office/word/2015/wordml/symex" xmlns:wpg="http://schemas.microsoft.com/office/word/2010/wordprocessingGroup" xmlns:wpi="http://schemas.microsoft.com/office/word/2010/wordprocessingInk" xmlns:wne="http://schemas.microsoft.com/office/word/2006/wordml" xmlns:wps="http://schemas.microsoft.com/office/word/2010/wordprocessingShape" mc:Ignorable="w14 w15 w16se w16cid w16 w16cex w16sdtdh w16du wp14">
   <w:abstractNum w:abstractNumId="0" w15:restartNumberingAfterBreak="0">
+    <w:nsid w:val="02563E32"/>
+    <w:multiLevelType w:val="multilevel"/>
+    <w:tmpl w:val="845E74D8"/>
+    <w:lvl w:ilvl="0">
+      <w:start w:val="1"/>
+      <w:numFmt w:val="bullet"/>
+      <w:lvlText w:val=""/>
+      <w:lvlJc w:val="left"/>
+      <w:pPr>
+        <w:tabs>
+          <w:tab w:val="num" w:pos="720"/>
+        </w:tabs>
+        <w:ind w:left="720" w:hanging="360"/>
+      </w:pPr>
+      <w:rPr>
+        <w:rFonts w:ascii="Symbol" w:hAnsi="Symbol" w:hint="default"/>
+        <w:sz w:val="20"/>
+      </w:rPr>
+    </w:lvl>
+    <w:lvl w:ilvl="1" w:tentative="1">
+      <w:start w:val="1"/>
+      <w:numFmt w:val="bullet"/>
+      <w:lvlText w:val="o"/>
+      <w:lvlJc w:val="left"/>
+      <w:pPr>
+        <w:tabs>
+          <w:tab w:val="num" w:pos="1440"/>
+        </w:tabs>
+        <w:ind w:left="1440" w:hanging="360"/>
+      </w:pPr>
+      <w:rPr>
+        <w:rFonts w:ascii="Courier New" w:hAnsi="Courier New" w:hint="default"/>
+        <w:sz w:val="20"/>
+      </w:rPr>
+    </w:lvl>
+    <w:lvl w:ilvl="2" w:tentative="1">
+      <w:start w:val="1"/>
+      <w:numFmt w:val="bullet"/>
+      <w:lvlText w:val=""/>
+      <w:lvlJc w:val="left"/>
+      <w:pPr>
+        <w:tabs>
+          <w:tab w:val="num" w:pos="2160"/>
+        </w:tabs>
+        <w:ind w:left="2160" w:hanging="360"/>
+      </w:pPr>
+      <w:rPr>
+        <w:rFonts w:ascii="Wingdings" w:hAnsi="Wingdings" w:hint="default"/>
+        <w:sz w:val="20"/>
+      </w:rPr>
+    </w:lvl>
+    <w:lvl w:ilvl="3" w:tentative="1">
+      <w:start w:val="1"/>
+      <w:numFmt w:val="bullet"/>
+      <w:lvlText w:val=""/>
+      <w:lvlJc w:val="left"/>
+      <w:pPr>
+        <w:tabs>
+          <w:tab w:val="num" w:pos="2880"/>
+        </w:tabs>
+        <w:ind w:left="2880" w:hanging="360"/>
+      </w:pPr>
+      <w:rPr>
+        <w:rFonts w:ascii="Wingdings" w:hAnsi="Wingdings" w:hint="default"/>
+        <w:sz w:val="20"/>
+      </w:rPr>
+    </w:lvl>
+    <w:lvl w:ilvl="4" w:tentative="1">
+      <w:start w:val="1"/>
+      <w:numFmt w:val="bullet"/>
+      <w:lvlText w:val=""/>
+      <w:lvlJc w:val="left"/>
+      <w:pPr>
+        <w:tabs>
+          <w:tab w:val="num" w:pos="3600"/>
+        </w:tabs>
+        <w:ind w:left="3600" w:hanging="360"/>
+      </w:pPr>
+      <w:rPr>
+        <w:rFonts w:ascii="Wingdings" w:hAnsi="Wingdings" w:hint="default"/>
+        <w:sz w:val="20"/>
+      </w:rPr>
+    </w:lvl>
+    <w:lvl w:ilvl="5" w:tentative="1">
+      <w:start w:val="1"/>
+      <w:numFmt w:val="bullet"/>
+      <w:lvlText w:val=""/>
+      <w:lvlJc w:val="left"/>
+      <w:pPr>
+        <w:tabs>
+          <w:tab w:val="num" w:pos="4320"/>
+        </w:tabs>
+        <w:ind w:left="4320" w:hanging="360"/>
+      </w:pPr>
+      <w:rPr>
+        <w:rFonts w:ascii="Wingdings" w:hAnsi="Wingdings" w:hint="default"/>
+        <w:sz w:val="20"/>
+      </w:rPr>
+    </w:lvl>
+    <w:lvl w:ilvl="6" w:tentative="1">
+      <w:start w:val="1"/>
+      <w:numFmt w:val="bullet"/>
+      <w:lvlText w:val=""/>
+      <w:lvlJc w:val="left"/>
+      <w:pPr>
+        <w:tabs>
+          <w:tab w:val="num" w:pos="5040"/>
+        </w:tabs>
+        <w:ind w:left="5040" w:hanging="360"/>
+      </w:pPr>
+      <w:rPr>
+        <w:rFonts w:ascii="Wingdings" w:hAnsi="Wingdings" w:hint="default"/>
+        <w:sz w:val="20"/>
+      </w:rPr>
+    </w:lvl>
+    <w:lvl w:ilvl="7" w:tentative="1">
+      <w:start w:val="1"/>
+      <w:numFmt w:val="bullet"/>
+      <w:lvlText w:val=""/>
+      <w:lvlJc w:val="left"/>
+      <w:pPr>
+        <w:tabs>
+          <w:tab w:val="num" w:pos="5760"/>
+        </w:tabs>
+        <w:ind w:left="5760" w:hanging="360"/>
+      </w:pPr>
+      <w:rPr>
+        <w:rFonts w:ascii="Wingdings" w:hAnsi="Wingdings" w:hint="default"/>
+        <w:sz w:val="20"/>
+      </w:rPr>
+    </w:lvl>
+    <w:lvl w:ilvl="8" w:tentative="1">
+      <w:start w:val="1"/>
+      <w:numFmt w:val="bullet"/>
+      <w:lvlText w:val=""/>
+      <w:lvlJc w:val="left"/>
+      <w:pPr>
+        <w:tabs>
+          <w:tab w:val="num" w:pos="6480"/>
+        </w:tabs>
+        <w:ind w:left="6480" w:hanging="360"/>
+      </w:pPr>
+      <w:rPr>
+        <w:rFonts w:ascii="Wingdings" w:hAnsi="Wingdings" w:hint="default"/>
+        <w:sz w:val="20"/>
+      </w:rPr>
+    </w:lvl>
+  </w:abstractNum>
+  <w:abstractNum w:abstractNumId="1" w15:restartNumberingAfterBreak="0">
+    <w:nsid w:val="032B3BE1"/>
+    <w:multiLevelType w:val="multilevel"/>
+    <w:tmpl w:val="CC5C707E"/>
+    <w:lvl w:ilvl="0">
+      <w:start w:val="1"/>
+      <w:numFmt w:val="bullet"/>
+      <w:lvlText w:val=""/>
+      <w:lvlJc w:val="left"/>
+      <w:pPr>
+        <w:tabs>
+          <w:tab w:val="num" w:pos="720"/>
+        </w:tabs>
+        <w:ind w:left="720" w:hanging="360"/>
+      </w:pPr>
+      <w:rPr>
+        <w:rFonts w:ascii="Symbol" w:hAnsi="Symbol" w:hint="default"/>
+        <w:sz w:val="20"/>
+      </w:rPr>
+    </w:lvl>
+    <w:lvl w:ilvl="1" w:tentative="1">
+      <w:start w:val="1"/>
+      <w:numFmt w:val="bullet"/>
+      <w:lvlText w:val="o"/>
+      <w:lvlJc w:val="left"/>
+      <w:pPr>
+        <w:tabs>
+          <w:tab w:val="num" w:pos="1440"/>
+        </w:tabs>
+        <w:ind w:left="1440" w:hanging="360"/>
+      </w:pPr>
+      <w:rPr>
+        <w:rFonts w:ascii="Courier New" w:hAnsi="Courier New" w:hint="default"/>
+        <w:sz w:val="20"/>
+      </w:rPr>
+    </w:lvl>
+    <w:lvl w:ilvl="2" w:tentative="1">
+      <w:start w:val="1"/>
+      <w:numFmt w:val="bullet"/>
+      <w:lvlText w:val=""/>
+      <w:lvlJc w:val="left"/>
+      <w:pPr>
+        <w:tabs>
+          <w:tab w:val="num" w:pos="2160"/>
+        </w:tabs>
+        <w:ind w:left="2160" w:hanging="360"/>
+      </w:pPr>
+      <w:rPr>
+        <w:rFonts w:ascii="Wingdings" w:hAnsi="Wingdings" w:hint="default"/>
+        <w:sz w:val="20"/>
+      </w:rPr>
+    </w:lvl>
+    <w:lvl w:ilvl="3" w:tentative="1">
+      <w:start w:val="1"/>
+      <w:numFmt w:val="bullet"/>
+      <w:lvlText w:val=""/>
+      <w:lvlJc w:val="left"/>
+      <w:pPr>
+        <w:tabs>
+          <w:tab w:val="num" w:pos="2880"/>
+        </w:tabs>
+        <w:ind w:left="2880" w:hanging="360"/>
+      </w:pPr>
+      <w:rPr>
+        <w:rFonts w:ascii="Wingdings" w:hAnsi="Wingdings" w:hint="default"/>
+        <w:sz w:val="20"/>
+      </w:rPr>
+    </w:lvl>
+    <w:lvl w:ilvl="4" w:tentative="1">
+      <w:start w:val="1"/>
+      <w:numFmt w:val="bullet"/>
+      <w:lvlText w:val=""/>
+      <w:lvlJc w:val="left"/>
+      <w:pPr>
+        <w:tabs>
+          <w:tab w:val="num" w:pos="3600"/>
+        </w:tabs>
+        <w:ind w:left="3600" w:hanging="360"/>
+      </w:pPr>
+      <w:rPr>
+        <w:rFonts w:ascii="Wingdings" w:hAnsi="Wingdings" w:hint="default"/>
+        <w:sz w:val="20"/>
+      </w:rPr>
+    </w:lvl>
+    <w:lvl w:ilvl="5" w:tentative="1">
+      <w:start w:val="1"/>
+      <w:numFmt w:val="bullet"/>
+      <w:lvlText w:val=""/>
+      <w:lvlJc w:val="left"/>
+      <w:pPr>
+        <w:tabs>
+          <w:tab w:val="num" w:pos="4320"/>
+        </w:tabs>
+        <w:ind w:left="4320" w:hanging="360"/>
+      </w:pPr>
+      <w:rPr>
+        <w:rFonts w:ascii="Wingdings" w:hAnsi="Wingdings" w:hint="default"/>
+        <w:sz w:val="20"/>
+      </w:rPr>
+    </w:lvl>
+    <w:lvl w:ilvl="6" w:tentative="1">
+      <w:start w:val="1"/>
+      <w:numFmt w:val="bullet"/>
+      <w:lvlText w:val=""/>
+      <w:lvlJc w:val="left"/>
+      <w:pPr>
+        <w:tabs>
+          <w:tab w:val="num" w:pos="5040"/>
+        </w:tabs>
+        <w:ind w:left="5040" w:hanging="360"/>
+      </w:pPr>
+      <w:rPr>
+        <w:rFonts w:ascii="Wingdings" w:hAnsi="Wingdings" w:hint="default"/>
+        <w:sz w:val="20"/>
+      </w:rPr>
+    </w:lvl>
+    <w:lvl w:ilvl="7" w:tentative="1">
+      <w:start w:val="1"/>
+      <w:numFmt w:val="bullet"/>
+      <w:lvlText w:val=""/>
+      <w:lvlJc w:val="left"/>
+      <w:pPr>
+        <w:tabs>
+          <w:tab w:val="num" w:pos="5760"/>
+        </w:tabs>
+        <w:ind w:left="5760" w:hanging="360"/>
+      </w:pPr>
+      <w:rPr>
+        <w:rFonts w:ascii="Wingdings" w:hAnsi="Wingdings" w:hint="default"/>
+        <w:sz w:val="20"/>
+      </w:rPr>
+    </w:lvl>
+    <w:lvl w:ilvl="8" w:tentative="1">
+      <w:start w:val="1"/>
+      <w:numFmt w:val="bullet"/>
+      <w:lvlText w:val=""/>
+      <w:lvlJc w:val="left"/>
+      <w:pPr>
+        <w:tabs>
+          <w:tab w:val="num" w:pos="6480"/>
+        </w:tabs>
+        <w:ind w:left="6480" w:hanging="360"/>
+      </w:pPr>
+      <w:rPr>
+        <w:rFonts w:ascii="Wingdings" w:hAnsi="Wingdings" w:hint="default"/>
+        <w:sz w:val="20"/>
+      </w:rPr>
+    </w:lvl>
+  </w:abstractNum>
+  <w:abstractNum w:abstractNumId="2" w15:restartNumberingAfterBreak="0">
+    <w:nsid w:val="075E4B73"/>
+    <w:multiLevelType w:val="multilevel"/>
+    <w:tmpl w:val="83860FDA"/>
+    <w:lvl w:ilvl="0">
+      <w:start w:val="1"/>
+      <w:numFmt w:val="decimal"/>
+      <w:lvlText w:val="%1."/>
+      <w:lvlJc w:val="left"/>
+      <w:pPr>
+        <w:tabs>
+          <w:tab w:val="num" w:pos="720"/>
+        </w:tabs>
+        <w:ind w:left="720" w:hanging="360"/>
+      </w:pPr>
+    </w:lvl>
+    <w:lvl w:ilvl="1" w:tentative="1">
+      <w:start w:val="1"/>
+      <w:numFmt w:val="decimal"/>
+      <w:lvlText w:val="%2."/>
+      <w:lvlJc w:val="left"/>
+      <w:pPr>
+        <w:tabs>
+          <w:tab w:val="num" w:pos="1440"/>
+        </w:tabs>
+        <w:ind w:left="1440" w:hanging="360"/>
+      </w:pPr>
+    </w:lvl>
+    <w:lvl w:ilvl="2" w:tentative="1">
+      <w:start w:val="1"/>
+      <w:numFmt w:val="decimal"/>
+      <w:lvlText w:val="%3."/>
+      <w:lvlJc w:val="left"/>
+      <w:pPr>
+        <w:tabs>
+          <w:tab w:val="num" w:pos="2160"/>
+        </w:tabs>
+        <w:ind w:left="2160" w:hanging="360"/>
+      </w:pPr>
+    </w:lvl>
+    <w:lvl w:ilvl="3" w:tentative="1">
+      <w:start w:val="1"/>
+      <w:numFmt w:val="decimal"/>
+      <w:lvlText w:val="%4."/>
+      <w:lvlJc w:val="left"/>
+      <w:pPr>
+        <w:tabs>
+          <w:tab w:val="num" w:pos="2880"/>
+        </w:tabs>
+        <w:ind w:left="2880" w:hanging="360"/>
+      </w:pPr>
+    </w:lvl>
+    <w:lvl w:ilvl="4" w:tentative="1">
+      <w:start w:val="1"/>
+      <w:numFmt w:val="decimal"/>
+      <w:lvlText w:val="%5."/>
+      <w:lvlJc w:val="left"/>
+      <w:pPr>
+        <w:tabs>
+          <w:tab w:val="num" w:pos="3600"/>
+        </w:tabs>
+        <w:ind w:left="3600" w:hanging="360"/>
+      </w:pPr>
+    </w:lvl>
+    <w:lvl w:ilvl="5" w:tentative="1">
+      <w:start w:val="1"/>
+      <w:numFmt w:val="decimal"/>
+      <w:lvlText w:val="%6."/>
+      <w:lvlJc w:val="left"/>
+      <w:pPr>
+        <w:tabs>
+          <w:tab w:val="num" w:pos="4320"/>
+        </w:tabs>
+        <w:ind w:left="4320" w:hanging="360"/>
+      </w:pPr>
+    </w:lvl>
+    <w:lvl w:ilvl="6" w:tentative="1">
+      <w:start w:val="1"/>
+      <w:numFmt w:val="decimal"/>
+      <w:lvlText w:val="%7."/>
+      <w:lvlJc w:val="left"/>
+      <w:pPr>
+        <w:tabs>
+          <w:tab w:val="num" w:pos="5040"/>
+        </w:tabs>
+        <w:ind w:left="5040" w:hanging="360"/>
+      </w:pPr>
+    </w:lvl>
+    <w:lvl w:ilvl="7" w:tentative="1">
+      <w:start w:val="1"/>
+      <w:numFmt w:val="decimal"/>
+      <w:lvlText w:val="%8."/>
+      <w:lvlJc w:val="left"/>
+      <w:pPr>
+        <w:tabs>
+          <w:tab w:val="num" w:pos="5760"/>
+        </w:tabs>
+        <w:ind w:left="5760" w:hanging="360"/>
+      </w:pPr>
+    </w:lvl>
+    <w:lvl w:ilvl="8" w:tentative="1">
+      <w:start w:val="1"/>
+      <w:numFmt w:val="decimal"/>
+      <w:lvlText w:val="%9."/>
+      <w:lvlJc w:val="left"/>
+      <w:pPr>
+        <w:tabs>
+          <w:tab w:val="num" w:pos="6480"/>
+        </w:tabs>
+        <w:ind w:left="6480" w:hanging="360"/>
+      </w:pPr>
+    </w:lvl>
+  </w:abstractNum>
+  <w:abstractNum w:abstractNumId="3" w15:restartNumberingAfterBreak="0">
+    <w:nsid w:val="27B15DB9"/>
+    <w:multiLevelType w:val="multilevel"/>
+    <w:tmpl w:val="786C3480"/>
+    <w:lvl w:ilvl="0">
+      <w:start w:val="1"/>
+      <w:numFmt w:val="bullet"/>
+      <w:lvlText w:val=""/>
+      <w:lvlJc w:val="left"/>
+      <w:pPr>
+        <w:tabs>
+          <w:tab w:val="num" w:pos="720"/>
+        </w:tabs>
+        <w:ind w:left="720" w:hanging="360"/>
+      </w:pPr>
+      <w:rPr>
+        <w:rFonts w:ascii="Symbol" w:hAnsi="Symbol" w:hint="default"/>
+        <w:sz w:val="20"/>
+      </w:rPr>
+    </w:lvl>
+    <w:lvl w:ilvl="1" w:tentative="1">
+      <w:start w:val="1"/>
+      <w:numFmt w:val="bullet"/>
+      <w:lvlText w:val="o"/>
+      <w:lvlJc w:val="left"/>
+      <w:pPr>
+        <w:tabs>
+          <w:tab w:val="num" w:pos="1440"/>
+        </w:tabs>
+        <w:ind w:left="1440" w:hanging="360"/>
+      </w:pPr>
+      <w:rPr>
+        <w:rFonts w:ascii="Courier New" w:hAnsi="Courier New" w:hint="default"/>
+        <w:sz w:val="20"/>
+      </w:rPr>
+    </w:lvl>
+    <w:lvl w:ilvl="2" w:tentative="1">
+      <w:start w:val="1"/>
+      <w:numFmt w:val="bullet"/>
+      <w:lvlText w:val=""/>
+      <w:lvlJc w:val="left"/>
+      <w:pPr>
+        <w:tabs>
+          <w:tab w:val="num" w:pos="2160"/>
+        </w:tabs>
+        <w:ind w:left="2160" w:hanging="360"/>
+      </w:pPr>
+      <w:rPr>
+        <w:rFonts w:ascii="Wingdings" w:hAnsi="Wingdings" w:hint="default"/>
+        <w:sz w:val="20"/>
+      </w:rPr>
+    </w:lvl>
+    <w:lvl w:ilvl="3" w:tentative="1">
+      <w:start w:val="1"/>
+      <w:numFmt w:val="bullet"/>
+      <w:lvlText w:val=""/>
+      <w:lvlJc w:val="left"/>
+      <w:pPr>
+        <w:tabs>
+          <w:tab w:val="num" w:pos="2880"/>
+        </w:tabs>
+        <w:ind w:left="2880" w:hanging="360"/>
+      </w:pPr>
+      <w:rPr>
+        <w:rFonts w:ascii="Wingdings" w:hAnsi="Wingdings" w:hint="default"/>
+        <w:sz w:val="20"/>
+      </w:rPr>
+    </w:lvl>
+    <w:lvl w:ilvl="4" w:tentative="1">
+      <w:start w:val="1"/>
+      <w:numFmt w:val="bullet"/>
+      <w:lvlText w:val=""/>
+      <w:lvlJc w:val="left"/>
+      <w:pPr>
+        <w:tabs>
+          <w:tab w:val="num" w:pos="3600"/>
+        </w:tabs>
+        <w:ind w:left="3600" w:hanging="360"/>
+      </w:pPr>
+      <w:rPr>
+        <w:rFonts w:ascii="Wingdings" w:hAnsi="Wingdings" w:hint="default"/>
+        <w:sz w:val="20"/>
+      </w:rPr>
+    </w:lvl>
+    <w:lvl w:ilvl="5" w:tentative="1">
+      <w:start w:val="1"/>
+      <w:numFmt w:val="bullet"/>
+      <w:lvlText w:val=""/>
+      <w:lvlJc w:val="left"/>
+      <w:pPr>
+        <w:tabs>
+          <w:tab w:val="num" w:pos="4320"/>
+        </w:tabs>
+        <w:ind w:left="4320" w:hanging="360"/>
+      </w:pPr>
+      <w:rPr>
+        <w:rFonts w:ascii="Wingdings" w:hAnsi="Wingdings" w:hint="default"/>
+        <w:sz w:val="20"/>
+      </w:rPr>
+    </w:lvl>
+    <w:lvl w:ilvl="6" w:tentative="1">
+      <w:start w:val="1"/>
+      <w:numFmt w:val="bullet"/>
+      <w:lvlText w:val=""/>
+      <w:lvlJc w:val="left"/>
+      <w:pPr>
+        <w:tabs>
+          <w:tab w:val="num" w:pos="5040"/>
+        </w:tabs>
+        <w:ind w:left="5040" w:hanging="360"/>
+      </w:pPr>
+      <w:rPr>
+        <w:rFonts w:ascii="Wingdings" w:hAnsi="Wingdings" w:hint="default"/>
+        <w:sz w:val="20"/>
+      </w:rPr>
+    </w:lvl>
+    <w:lvl w:ilvl="7" w:tentative="1">
+      <w:start w:val="1"/>
+      <w:numFmt w:val="bullet"/>
+      <w:lvlText w:val=""/>
+      <w:lvlJc w:val="left"/>
+      <w:pPr>
+        <w:tabs>
+          <w:tab w:val="num" w:pos="5760"/>
+        </w:tabs>
+        <w:ind w:left="5760" w:hanging="360"/>
+      </w:pPr>
+      <w:rPr>
+        <w:rFonts w:ascii="Wingdings" w:hAnsi="Wingdings" w:hint="default"/>
+        <w:sz w:val="20"/>
+      </w:rPr>
+    </w:lvl>
+    <w:lvl w:ilvl="8" w:tentative="1">
+      <w:start w:val="1"/>
+      <w:numFmt w:val="bullet"/>
+      <w:lvlText w:val=""/>
+      <w:lvlJc w:val="left"/>
+      <w:pPr>
+        <w:tabs>
+          <w:tab w:val="num" w:pos="6480"/>
+        </w:tabs>
+        <w:ind w:left="6480" w:hanging="360"/>
+      </w:pPr>
+      <w:rPr>
+        <w:rFonts w:ascii="Wingdings" w:hAnsi="Wingdings" w:hint="default"/>
+        <w:sz w:val="20"/>
+      </w:rPr>
+    </w:lvl>
+  </w:abstractNum>
+  <w:abstractNum w:abstractNumId="4" w15:restartNumberingAfterBreak="0">
+    <w:nsid w:val="432C2613"/>
+    <w:multiLevelType w:val="multilevel"/>
+    <w:tmpl w:val="A894BFC0"/>
+    <w:lvl w:ilvl="0">
+      <w:start w:val="1"/>
+      <w:numFmt w:val="bullet"/>
+      <w:lvlText w:val=""/>
+      <w:lvlJc w:val="left"/>
+      <w:pPr>
+        <w:tabs>
+          <w:tab w:val="num" w:pos="720"/>
+        </w:tabs>
+        <w:ind w:left="720" w:hanging="360"/>
+      </w:pPr>
+      <w:rPr>
+        <w:rFonts w:ascii="Symbol" w:hAnsi="Symbol" w:hint="default"/>
+        <w:sz w:val="20"/>
+      </w:rPr>
+    </w:lvl>
+    <w:lvl w:ilvl="1" w:tentative="1">
+      <w:start w:val="1"/>
+      <w:numFmt w:val="bullet"/>
+      <w:lvlText w:val="o"/>
+      <w:lvlJc w:val="left"/>
+      <w:pPr>
+        <w:tabs>
+          <w:tab w:val="num" w:pos="1440"/>
+        </w:tabs>
+        <w:ind w:left="1440" w:hanging="360"/>
+      </w:pPr>
+      <w:rPr>
+        <w:rFonts w:ascii="Courier New" w:hAnsi="Courier New" w:hint="default"/>
+        <w:sz w:val="20"/>
+      </w:rPr>
+    </w:lvl>
+    <w:lvl w:ilvl="2" w:tentative="1">
+      <w:start w:val="1"/>
+      <w:numFmt w:val="bullet"/>
+      <w:lvlText w:val=""/>
+      <w:lvlJc w:val="left"/>
+      <w:pPr>
+        <w:tabs>
+          <w:tab w:val="num" w:pos="2160"/>
+        </w:tabs>
+        <w:ind w:left="2160" w:hanging="360"/>
+      </w:pPr>
+      <w:rPr>
+        <w:rFonts w:ascii="Wingdings" w:hAnsi="Wingdings" w:hint="default"/>
+        <w:sz w:val="20"/>
+      </w:rPr>
+    </w:lvl>
+    <w:lvl w:ilvl="3" w:tentative="1">
+      <w:start w:val="1"/>
+      <w:numFmt w:val="bullet"/>
+      <w:lvlText w:val=""/>
+      <w:lvlJc w:val="left"/>
+      <w:pPr>
+        <w:tabs>
+          <w:tab w:val="num" w:pos="2880"/>
+        </w:tabs>
+        <w:ind w:left="2880" w:hanging="360"/>
+      </w:pPr>
+      <w:rPr>
+        <w:rFonts w:ascii="Wingdings" w:hAnsi="Wingdings" w:hint="default"/>
+        <w:sz w:val="20"/>
+      </w:rPr>
+    </w:lvl>
+    <w:lvl w:ilvl="4" w:tentative="1">
+      <w:start w:val="1"/>
+      <w:numFmt w:val="bullet"/>
+      <w:lvlText w:val=""/>
+      <w:lvlJc w:val="left"/>
+      <w:pPr>
+        <w:tabs>
+          <w:tab w:val="num" w:pos="3600"/>
+        </w:tabs>
+        <w:ind w:left="3600" w:hanging="360"/>
+      </w:pPr>
+      <w:rPr>
+        <w:rFonts w:ascii="Wingdings" w:hAnsi="Wingdings" w:hint="default"/>
+        <w:sz w:val="20"/>
+      </w:rPr>
+    </w:lvl>
+    <w:lvl w:ilvl="5" w:tentative="1">
+      <w:start w:val="1"/>
+      <w:numFmt w:val="bullet"/>
+      <w:lvlText w:val=""/>
+      <w:lvlJc w:val="left"/>
+      <w:pPr>
+        <w:tabs>
+          <w:tab w:val="num" w:pos="4320"/>
+        </w:tabs>
+        <w:ind w:left="4320" w:hanging="360"/>
+      </w:pPr>
+      <w:rPr>
+        <w:rFonts w:ascii="Wingdings" w:hAnsi="Wingdings" w:hint="default"/>
+        <w:sz w:val="20"/>
+      </w:rPr>
+    </w:lvl>
+    <w:lvl w:ilvl="6" w:tentative="1">
+      <w:start w:val="1"/>
+      <w:numFmt w:val="bullet"/>
+      <w:lvlText w:val=""/>
+      <w:lvlJc w:val="left"/>
+      <w:pPr>
+        <w:tabs>
+          <w:tab w:val="num" w:pos="5040"/>
+        </w:tabs>
+        <w:ind w:left="5040" w:hanging="360"/>
+      </w:pPr>
+      <w:rPr>
+        <w:rFonts w:ascii="Wingdings" w:hAnsi="Wingdings" w:hint="default"/>
+        <w:sz w:val="20"/>
+      </w:rPr>
+    </w:lvl>
+    <w:lvl w:ilvl="7" w:tentative="1">
+      <w:start w:val="1"/>
+      <w:numFmt w:val="bullet"/>
+      <w:lvlText w:val=""/>
+      <w:lvlJc w:val="left"/>
+      <w:pPr>
+        <w:tabs>
+          <w:tab w:val="num" w:pos="5760"/>
+        </w:tabs>
+        <w:ind w:left="5760" w:hanging="360"/>
+      </w:pPr>
+      <w:rPr>
+        <w:rFonts w:ascii="Wingdings" w:hAnsi="Wingdings" w:hint="default"/>
+        <w:sz w:val="20"/>
+      </w:rPr>
+    </w:lvl>
+    <w:lvl w:ilvl="8" w:tentative="1">
+      <w:start w:val="1"/>
+      <w:numFmt w:val="bullet"/>
+      <w:lvlText w:val=""/>
+      <w:lvlJc w:val="left"/>
+      <w:pPr>
+        <w:tabs>
+          <w:tab w:val="num" w:pos="6480"/>
+        </w:tabs>
+        <w:ind w:left="6480" w:hanging="360"/>
+      </w:pPr>
+      <w:rPr>
+        <w:rFonts w:ascii="Wingdings" w:hAnsi="Wingdings" w:hint="default"/>
+        <w:sz w:val="20"/>
+      </w:rPr>
+    </w:lvl>
+  </w:abstractNum>
+  <w:abstractNum w:abstractNumId="5" w15:restartNumberingAfterBreak="0">
     <w:nsid w:val="4932569E"/>
     <w:multiLevelType w:val="multilevel"/>
     <w:tmpl w:val="7F4ADADA"/>
@@ -1899,8 +2623,495 @@
       </w:pPr>
     </w:lvl>
   </w:abstractNum>
+  <w:abstractNum w:abstractNumId="6" w15:restartNumberingAfterBreak="0">
+    <w:nsid w:val="53AC28D6"/>
+    <w:multiLevelType w:val="multilevel"/>
+    <w:tmpl w:val="B2E22E1C"/>
+    <w:lvl w:ilvl="0">
+      <w:start w:val="1"/>
+      <w:numFmt w:val="bullet"/>
+      <w:lvlText w:val=""/>
+      <w:lvlJc w:val="left"/>
+      <w:pPr>
+        <w:tabs>
+          <w:tab w:val="num" w:pos="720"/>
+        </w:tabs>
+        <w:ind w:left="720" w:hanging="360"/>
+      </w:pPr>
+      <w:rPr>
+        <w:rFonts w:ascii="Symbol" w:hAnsi="Symbol" w:hint="default"/>
+        <w:sz w:val="20"/>
+      </w:rPr>
+    </w:lvl>
+    <w:lvl w:ilvl="1">
+      <w:start w:val="1"/>
+      <w:numFmt w:val="decimal"/>
+      <w:lvlText w:val="%2."/>
+      <w:lvlJc w:val="left"/>
+      <w:pPr>
+        <w:tabs>
+          <w:tab w:val="num" w:pos="1440"/>
+        </w:tabs>
+        <w:ind w:left="1440" w:hanging="360"/>
+      </w:pPr>
+    </w:lvl>
+    <w:lvl w:ilvl="2" w:tentative="1">
+      <w:start w:val="1"/>
+      <w:numFmt w:val="bullet"/>
+      <w:lvlText w:val=""/>
+      <w:lvlJc w:val="left"/>
+      <w:pPr>
+        <w:tabs>
+          <w:tab w:val="num" w:pos="2160"/>
+        </w:tabs>
+        <w:ind w:left="2160" w:hanging="360"/>
+      </w:pPr>
+      <w:rPr>
+        <w:rFonts w:ascii="Wingdings" w:hAnsi="Wingdings" w:hint="default"/>
+        <w:sz w:val="20"/>
+      </w:rPr>
+    </w:lvl>
+    <w:lvl w:ilvl="3" w:tentative="1">
+      <w:start w:val="1"/>
+      <w:numFmt w:val="bullet"/>
+      <w:lvlText w:val=""/>
+      <w:lvlJc w:val="left"/>
+      <w:pPr>
+        <w:tabs>
+          <w:tab w:val="num" w:pos="2880"/>
+        </w:tabs>
+        <w:ind w:left="2880" w:hanging="360"/>
+      </w:pPr>
+      <w:rPr>
+        <w:rFonts w:ascii="Wingdings" w:hAnsi="Wingdings" w:hint="default"/>
+        <w:sz w:val="20"/>
+      </w:rPr>
+    </w:lvl>
+    <w:lvl w:ilvl="4" w:tentative="1">
+      <w:start w:val="1"/>
+      <w:numFmt w:val="bullet"/>
+      <w:lvlText w:val=""/>
+      <w:lvlJc w:val="left"/>
+      <w:pPr>
+        <w:tabs>
+          <w:tab w:val="num" w:pos="3600"/>
+        </w:tabs>
+        <w:ind w:left="3600" w:hanging="360"/>
+      </w:pPr>
+      <w:rPr>
+        <w:rFonts w:ascii="Wingdings" w:hAnsi="Wingdings" w:hint="default"/>
+        <w:sz w:val="20"/>
+      </w:rPr>
+    </w:lvl>
+    <w:lvl w:ilvl="5" w:tentative="1">
+      <w:start w:val="1"/>
+      <w:numFmt w:val="bullet"/>
+      <w:lvlText w:val=""/>
+      <w:lvlJc w:val="left"/>
+      <w:pPr>
+        <w:tabs>
+          <w:tab w:val="num" w:pos="4320"/>
+        </w:tabs>
+        <w:ind w:left="4320" w:hanging="360"/>
+      </w:pPr>
+      <w:rPr>
+        <w:rFonts w:ascii="Wingdings" w:hAnsi="Wingdings" w:hint="default"/>
+        <w:sz w:val="20"/>
+      </w:rPr>
+    </w:lvl>
+    <w:lvl w:ilvl="6" w:tentative="1">
+      <w:start w:val="1"/>
+      <w:numFmt w:val="bullet"/>
+      <w:lvlText w:val=""/>
+      <w:lvlJc w:val="left"/>
+      <w:pPr>
+        <w:tabs>
+          <w:tab w:val="num" w:pos="5040"/>
+        </w:tabs>
+        <w:ind w:left="5040" w:hanging="360"/>
+      </w:pPr>
+      <w:rPr>
+        <w:rFonts w:ascii="Wingdings" w:hAnsi="Wingdings" w:hint="default"/>
+        <w:sz w:val="20"/>
+      </w:rPr>
+    </w:lvl>
+    <w:lvl w:ilvl="7" w:tentative="1">
+      <w:start w:val="1"/>
+      <w:numFmt w:val="bullet"/>
+      <w:lvlText w:val=""/>
+      <w:lvlJc w:val="left"/>
+      <w:pPr>
+        <w:tabs>
+          <w:tab w:val="num" w:pos="5760"/>
+        </w:tabs>
+        <w:ind w:left="5760" w:hanging="360"/>
+      </w:pPr>
+      <w:rPr>
+        <w:rFonts w:ascii="Wingdings" w:hAnsi="Wingdings" w:hint="default"/>
+        <w:sz w:val="20"/>
+      </w:rPr>
+    </w:lvl>
+    <w:lvl w:ilvl="8" w:tentative="1">
+      <w:start w:val="1"/>
+      <w:numFmt w:val="bullet"/>
+      <w:lvlText w:val=""/>
+      <w:lvlJc w:val="left"/>
+      <w:pPr>
+        <w:tabs>
+          <w:tab w:val="num" w:pos="6480"/>
+        </w:tabs>
+        <w:ind w:left="6480" w:hanging="360"/>
+      </w:pPr>
+      <w:rPr>
+        <w:rFonts w:ascii="Wingdings" w:hAnsi="Wingdings" w:hint="default"/>
+        <w:sz w:val="20"/>
+      </w:rPr>
+    </w:lvl>
+  </w:abstractNum>
+  <w:abstractNum w:abstractNumId="7" w15:restartNumberingAfterBreak="0">
+    <w:nsid w:val="6C62311D"/>
+    <w:multiLevelType w:val="multilevel"/>
+    <w:tmpl w:val="CE4CE74E"/>
+    <w:lvl w:ilvl="0">
+      <w:start w:val="1"/>
+      <w:numFmt w:val="bullet"/>
+      <w:lvlText w:val=""/>
+      <w:lvlJc w:val="left"/>
+      <w:pPr>
+        <w:tabs>
+          <w:tab w:val="num" w:pos="720"/>
+        </w:tabs>
+        <w:ind w:left="720" w:hanging="360"/>
+      </w:pPr>
+      <w:rPr>
+        <w:rFonts w:ascii="Symbol" w:hAnsi="Symbol" w:hint="default"/>
+        <w:sz w:val="20"/>
+      </w:rPr>
+    </w:lvl>
+    <w:lvl w:ilvl="1" w:tentative="1">
+      <w:start w:val="1"/>
+      <w:numFmt w:val="bullet"/>
+      <w:lvlText w:val="o"/>
+      <w:lvlJc w:val="left"/>
+      <w:pPr>
+        <w:tabs>
+          <w:tab w:val="num" w:pos="1440"/>
+        </w:tabs>
+        <w:ind w:left="1440" w:hanging="360"/>
+      </w:pPr>
+      <w:rPr>
+        <w:rFonts w:ascii="Courier New" w:hAnsi="Courier New" w:hint="default"/>
+        <w:sz w:val="20"/>
+      </w:rPr>
+    </w:lvl>
+    <w:lvl w:ilvl="2" w:tentative="1">
+      <w:start w:val="1"/>
+      <w:numFmt w:val="bullet"/>
+      <w:lvlText w:val=""/>
+      <w:lvlJc w:val="left"/>
+      <w:pPr>
+        <w:tabs>
+          <w:tab w:val="num" w:pos="2160"/>
+        </w:tabs>
+        <w:ind w:left="2160" w:hanging="360"/>
+      </w:pPr>
+      <w:rPr>
+        <w:rFonts w:ascii="Wingdings" w:hAnsi="Wingdings" w:hint="default"/>
+        <w:sz w:val="20"/>
+      </w:rPr>
+    </w:lvl>
+    <w:lvl w:ilvl="3" w:tentative="1">
+      <w:start w:val="1"/>
+      <w:numFmt w:val="bullet"/>
+      <w:lvlText w:val=""/>
+      <w:lvlJc w:val="left"/>
+      <w:pPr>
+        <w:tabs>
+          <w:tab w:val="num" w:pos="2880"/>
+        </w:tabs>
+        <w:ind w:left="2880" w:hanging="360"/>
+      </w:pPr>
+      <w:rPr>
+        <w:rFonts w:ascii="Wingdings" w:hAnsi="Wingdings" w:hint="default"/>
+        <w:sz w:val="20"/>
+      </w:rPr>
+    </w:lvl>
+    <w:lvl w:ilvl="4" w:tentative="1">
+      <w:start w:val="1"/>
+      <w:numFmt w:val="bullet"/>
+      <w:lvlText w:val=""/>
+      <w:lvlJc w:val="left"/>
+      <w:pPr>
+        <w:tabs>
+          <w:tab w:val="num" w:pos="3600"/>
+        </w:tabs>
+        <w:ind w:left="3600" w:hanging="360"/>
+      </w:pPr>
+      <w:rPr>
+        <w:rFonts w:ascii="Wingdings" w:hAnsi="Wingdings" w:hint="default"/>
+        <w:sz w:val="20"/>
+      </w:rPr>
+    </w:lvl>
+    <w:lvl w:ilvl="5" w:tentative="1">
+      <w:start w:val="1"/>
+      <w:numFmt w:val="bullet"/>
+      <w:lvlText w:val=""/>
+      <w:lvlJc w:val="left"/>
+      <w:pPr>
+        <w:tabs>
+          <w:tab w:val="num" w:pos="4320"/>
+        </w:tabs>
+        <w:ind w:left="4320" w:hanging="360"/>
+      </w:pPr>
+      <w:rPr>
+        <w:rFonts w:ascii="Wingdings" w:hAnsi="Wingdings" w:hint="default"/>
+        <w:sz w:val="20"/>
+      </w:rPr>
+    </w:lvl>
+    <w:lvl w:ilvl="6" w:tentative="1">
+      <w:start w:val="1"/>
+      <w:numFmt w:val="bullet"/>
+      <w:lvlText w:val=""/>
+      <w:lvlJc w:val="left"/>
+      <w:pPr>
+        <w:tabs>
+          <w:tab w:val="num" w:pos="5040"/>
+        </w:tabs>
+        <w:ind w:left="5040" w:hanging="360"/>
+      </w:pPr>
+      <w:rPr>
+        <w:rFonts w:ascii="Wingdings" w:hAnsi="Wingdings" w:hint="default"/>
+        <w:sz w:val="20"/>
+      </w:rPr>
+    </w:lvl>
+    <w:lvl w:ilvl="7" w:tentative="1">
+      <w:start w:val="1"/>
+      <w:numFmt w:val="bullet"/>
+      <w:lvlText w:val=""/>
+      <w:lvlJc w:val="left"/>
+      <w:pPr>
+        <w:tabs>
+          <w:tab w:val="num" w:pos="5760"/>
+        </w:tabs>
+        <w:ind w:left="5760" w:hanging="360"/>
+      </w:pPr>
+      <w:rPr>
+        <w:rFonts w:ascii="Wingdings" w:hAnsi="Wingdings" w:hint="default"/>
+        <w:sz w:val="20"/>
+      </w:rPr>
+    </w:lvl>
+    <w:lvl w:ilvl="8" w:tentative="1">
+      <w:start w:val="1"/>
+      <w:numFmt w:val="bullet"/>
+      <w:lvlText w:val=""/>
+      <w:lvlJc w:val="left"/>
+      <w:pPr>
+        <w:tabs>
+          <w:tab w:val="num" w:pos="6480"/>
+        </w:tabs>
+        <w:ind w:left="6480" w:hanging="360"/>
+      </w:pPr>
+      <w:rPr>
+        <w:rFonts w:ascii="Wingdings" w:hAnsi="Wingdings" w:hint="default"/>
+        <w:sz w:val="20"/>
+      </w:rPr>
+    </w:lvl>
+  </w:abstractNum>
+  <w:abstractNum w:abstractNumId="8" w15:restartNumberingAfterBreak="0">
+    <w:nsid w:val="793772D7"/>
+    <w:multiLevelType w:val="multilevel"/>
+    <w:tmpl w:val="09429FCA"/>
+    <w:lvl w:ilvl="0">
+      <w:start w:val="1"/>
+      <w:numFmt w:val="bullet"/>
+      <w:lvlText w:val=""/>
+      <w:lvlJc w:val="left"/>
+      <w:pPr>
+        <w:tabs>
+          <w:tab w:val="num" w:pos="720"/>
+        </w:tabs>
+        <w:ind w:left="720" w:hanging="360"/>
+      </w:pPr>
+      <w:rPr>
+        <w:rFonts w:ascii="Symbol" w:hAnsi="Symbol" w:hint="default"/>
+        <w:sz w:val="20"/>
+      </w:rPr>
+    </w:lvl>
+    <w:lvl w:ilvl="1" w:tentative="1">
+      <w:start w:val="1"/>
+      <w:numFmt w:val="bullet"/>
+      <w:lvlText w:val="o"/>
+      <w:lvlJc w:val="left"/>
+      <w:pPr>
+        <w:tabs>
+          <w:tab w:val="num" w:pos="1440"/>
+        </w:tabs>
+        <w:ind w:left="1440" w:hanging="360"/>
+      </w:pPr>
+      <w:rPr>
+        <w:rFonts w:ascii="Courier New" w:hAnsi="Courier New" w:hint="default"/>
+        <w:sz w:val="20"/>
+      </w:rPr>
+    </w:lvl>
+    <w:lvl w:ilvl="2" w:tentative="1">
+      <w:start w:val="1"/>
+      <w:numFmt w:val="bullet"/>
+      <w:lvlText w:val=""/>
+      <w:lvlJc w:val="left"/>
+      <w:pPr>
+        <w:tabs>
+          <w:tab w:val="num" w:pos="2160"/>
+        </w:tabs>
+        <w:ind w:left="2160" w:hanging="360"/>
+      </w:pPr>
+      <w:rPr>
+        <w:rFonts w:ascii="Wingdings" w:hAnsi="Wingdings" w:hint="default"/>
+        <w:sz w:val="20"/>
+      </w:rPr>
+    </w:lvl>
+    <w:lvl w:ilvl="3" w:tentative="1">
+      <w:start w:val="1"/>
+      <w:numFmt w:val="bullet"/>
+      <w:lvlText w:val=""/>
+      <w:lvlJc w:val="left"/>
+      <w:pPr>
+        <w:tabs>
+          <w:tab w:val="num" w:pos="2880"/>
+        </w:tabs>
+        <w:ind w:left="2880" w:hanging="360"/>
+      </w:pPr>
+      <w:rPr>
+        <w:rFonts w:ascii="Wingdings" w:hAnsi="Wingdings" w:hint="default"/>
+        <w:sz w:val="20"/>
+      </w:rPr>
+    </w:lvl>
+    <w:lvl w:ilvl="4" w:tentative="1">
+      <w:start w:val="1"/>
+      <w:numFmt w:val="bullet"/>
+      <w:lvlText w:val=""/>
+      <w:lvlJc w:val="left"/>
+      <w:pPr>
+        <w:tabs>
+          <w:tab w:val="num" w:pos="3600"/>
+        </w:tabs>
+        <w:ind w:left="3600" w:hanging="360"/>
+      </w:pPr>
+      <w:rPr>
+        <w:rFonts w:ascii="Wingdings" w:hAnsi="Wingdings" w:hint="default"/>
+        <w:sz w:val="20"/>
+      </w:rPr>
+    </w:lvl>
+    <w:lvl w:ilvl="5" w:tentative="1">
+      <w:start w:val="1"/>
+      <w:numFmt w:val="bullet"/>
+      <w:lvlText w:val=""/>
+      <w:lvlJc w:val="left"/>
+      <w:pPr>
+        <w:tabs>
+          <w:tab w:val="num" w:pos="4320"/>
+        </w:tabs>
+        <w:ind w:left="4320" w:hanging="360"/>
+      </w:pPr>
+      <w:rPr>
+        <w:rFonts w:ascii="Wingdings" w:hAnsi="Wingdings" w:hint="default"/>
+        <w:sz w:val="20"/>
+      </w:rPr>
+    </w:lvl>
+    <w:lvl w:ilvl="6" w:tentative="1">
+      <w:start w:val="1"/>
+      <w:numFmt w:val="bullet"/>
+      <w:lvlText w:val=""/>
+      <w:lvlJc w:val="left"/>
+      <w:pPr>
+        <w:tabs>
+          <w:tab w:val="num" w:pos="5040"/>
+        </w:tabs>
+        <w:ind w:left="5040" w:hanging="360"/>
+      </w:pPr>
+      <w:rPr>
+        <w:rFonts w:ascii="Wingdings" w:hAnsi="Wingdings" w:hint="default"/>
+        <w:sz w:val="20"/>
+      </w:rPr>
+    </w:lvl>
+    <w:lvl w:ilvl="7" w:tentative="1">
+      <w:start w:val="1"/>
+      <w:numFmt w:val="bullet"/>
+      <w:lvlText w:val=""/>
+      <w:lvlJc w:val="left"/>
+      <w:pPr>
+        <w:tabs>
+          <w:tab w:val="num" w:pos="5760"/>
+        </w:tabs>
+        <w:ind w:left="5760" w:hanging="360"/>
+      </w:pPr>
+      <w:rPr>
+        <w:rFonts w:ascii="Wingdings" w:hAnsi="Wingdings" w:hint="default"/>
+        <w:sz w:val="20"/>
+      </w:rPr>
+    </w:lvl>
+    <w:lvl w:ilvl="8" w:tentative="1">
+      <w:start w:val="1"/>
+      <w:numFmt w:val="bullet"/>
+      <w:lvlText w:val=""/>
+      <w:lvlJc w:val="left"/>
+      <w:pPr>
+        <w:tabs>
+          <w:tab w:val="num" w:pos="6480"/>
+        </w:tabs>
+        <w:ind w:left="6480" w:hanging="360"/>
+      </w:pPr>
+      <w:rPr>
+        <w:rFonts w:ascii="Wingdings" w:hAnsi="Wingdings" w:hint="default"/>
+        <w:sz w:val="20"/>
+      </w:rPr>
+    </w:lvl>
+  </w:abstractNum>
   <w:num w:numId="1" w16cid:durableId="1326861767">
+    <w:abstractNumId w:val="5"/>
+  </w:num>
+  <w:num w:numId="2" w16cid:durableId="2107142888">
+    <w:abstractNumId w:val="1"/>
+  </w:num>
+  <w:num w:numId="3" w16cid:durableId="824322753">
+    <w:abstractNumId w:val="2"/>
+  </w:num>
+  <w:num w:numId="4" w16cid:durableId="1567372712">
+    <w:abstractNumId w:val="8"/>
+  </w:num>
+  <w:num w:numId="5" w16cid:durableId="744183496">
+    <w:abstractNumId w:val="3"/>
+  </w:num>
+  <w:num w:numId="6" w16cid:durableId="669137802">
+    <w:abstractNumId w:val="7"/>
+  </w:num>
+  <w:num w:numId="7" w16cid:durableId="371345918">
+    <w:abstractNumId w:val="6"/>
+  </w:num>
+  <w:num w:numId="8" w16cid:durableId="808059038">
+    <w:abstractNumId w:val="6"/>
+    <w:lvlOverride w:ilvl="1">
+      <w:lvl w:ilvl="1">
+        <w:numFmt w:val="bullet"/>
+        <w:lvlText w:val="o"/>
+        <w:lvlJc w:val="left"/>
+        <w:pPr>
+          <w:tabs>
+            <w:tab w:val="num" w:pos="1440"/>
+          </w:tabs>
+          <w:ind w:left="1440" w:hanging="360"/>
+        </w:pPr>
+        <w:rPr>
+          <w:rFonts w:ascii="Courier New" w:hAnsi="Courier New" w:hint="default"/>
+          <w:sz w:val="20"/>
+        </w:rPr>
+      </w:lvl>
+    </w:lvlOverride>
+  </w:num>
+  <w:num w:numId="9" w16cid:durableId="147014655">
     <w:abstractNumId w:val="0"/>
+  </w:num>
+  <w:num w:numId="10" w16cid:durableId="1457718983">
+    <w:abstractNumId w:val="4"/>
   </w:num>
 </w:numbering>
 </file>
@@ -2501,7 +3712,6 @@
   <w:style w:type="character" w:default="1" w:styleId="DefaultParagraphFont">
     <w:name w:val="Default Paragraph Font"/>
     <w:uiPriority w:val="1"/>
-    <w:semiHidden/>
     <w:unhideWhenUsed/>
   </w:style>
   <w:style w:type="table" w:default="1" w:styleId="TableNormal">

--- a/Prompt_ML_notes.docx
+++ b/Prompt_ML_notes.docx
@@ -12,34 +12,47 @@
         <w:rPr>
           <w:rFonts w:ascii="Times New Roman" w:hAnsi="Times New Roman" w:cs="Times New Roman"/>
         </w:rPr>
-        <w:t xml:space="preserve">Here’s your original “you are a senior lecturer…” prompt, </w:t>
-      </w:r>
-      <w:r>
-        <w:rPr>
-          <w:rFonts w:ascii="Times New Roman" w:hAnsi="Times New Roman" w:cs="Times New Roman"/>
-          <w:b/>
-          <w:bCs/>
-        </w:rPr>
-        <w:t>updated</w:t>
-      </w:r>
-      <w:r>
-        <w:rPr>
-          <w:rFonts w:ascii="Times New Roman" w:hAnsi="Times New Roman" w:cs="Times New Roman"/>
-        </w:rPr>
-        <w:t xml:space="preserve"> so that all inline math is written without spaces inside the $...$ (i.e. $\theta$, not $ \theta $), and keeping everything in clean Markdown so you can reuse it.</w:t>
-      </w:r>
-    </w:p>
-    <w:p>
-      <w:pPr>
-        <w:rPr>
-          <w:rFonts w:ascii="Times New Roman" w:hAnsi="Times New Roman" w:cs="Times New Roman"/>
-        </w:rPr>
-      </w:pPr>
-      <w:r>
-        <w:rPr>
-          <w:rFonts w:ascii="Times New Roman" w:hAnsi="Times New Roman" w:cs="Times New Roman"/>
-        </w:rPr>
-        <w:t>You are a **senior lecturer in Machine Learning** preparing lecture notes in **Markdown for Quarto (PDF output)**. Follow these instructions precisely when drafting content from scripts and slides.</w:t>
+        <w:t>You are a **senior lecturer in Machine Learning** preparing lecture notes in **Markdown for Quarto (PDF output)**.</w:t>
+      </w:r>
+    </w:p>
+    <w:p>
+      <w:pPr>
+        <w:rPr>
+          <w:rFonts w:ascii="Times New Roman" w:hAnsi="Times New Roman" w:cs="Times New Roman"/>
+        </w:rPr>
+      </w:pPr>
+    </w:p>
+    <w:p>
+      <w:pPr>
+        <w:rPr>
+          <w:rFonts w:ascii="Times New Roman" w:hAnsi="Times New Roman" w:cs="Times New Roman"/>
+        </w:rPr>
+      </w:pPr>
+      <w:r>
+        <w:rPr>
+          <w:rFonts w:ascii="Times New Roman" w:hAnsi="Times New Roman" w:cs="Times New Roman"/>
+        </w:rPr>
+        <w:t>Always **use the slide text and formulas to structure an intuitive explanation, helping yourself with the script provided and your own knowledge. Avoid redundancy and merge overlapping ideas.**</w:t>
+      </w:r>
+    </w:p>
+    <w:p>
+      <w:pPr>
+        <w:rPr>
+          <w:rFonts w:ascii="Times New Roman" w:hAnsi="Times New Roman" w:cs="Times New Roman"/>
+        </w:rPr>
+      </w:pPr>
+    </w:p>
+    <w:p>
+      <w:pPr>
+        <w:rPr>
+          <w:rFonts w:ascii="Times New Roman" w:hAnsi="Times New Roman" w:cs="Times New Roman"/>
+        </w:rPr>
+      </w:pPr>
+      <w:r>
+        <w:rPr>
+          <w:rFonts w:ascii="Times New Roman" w:hAnsi="Times New Roman" w:cs="Times New Roman"/>
+        </w:rPr>
+        <w:t>Follow these instructions precisely when drafting content from scripts and slides.</w:t>
       </w:r>
     </w:p>
     <w:p>
@@ -79,92 +92,131 @@
         <w:rPr>
           <w:rFonts w:ascii="Times New Roman" w:hAnsi="Times New Roman" w:cs="Times New Roman"/>
         </w:rPr>
-        <w:t>### 1. General Formatting Rules</w:t>
-      </w:r>
-    </w:p>
-    <w:p>
-      <w:pPr>
-        <w:rPr>
-          <w:rFonts w:ascii="Times New Roman" w:hAnsi="Times New Roman" w:cs="Times New Roman"/>
-        </w:rPr>
-      </w:pPr>
-    </w:p>
-    <w:p>
-      <w:pPr>
-        <w:rPr>
-          <w:rFonts w:ascii="Times New Roman" w:hAnsi="Times New Roman" w:cs="Times New Roman"/>
-        </w:rPr>
-      </w:pPr>
-      <w:r>
-        <w:rPr>
-          <w:rFonts w:ascii="Times New Roman" w:hAnsi="Times New Roman" w:cs="Times New Roman"/>
-        </w:rPr>
-        <w:t>* Write in **clean Markdown** — never use raw HTML or YAML fragments.</w:t>
-      </w:r>
-    </w:p>
-    <w:p>
-      <w:pPr>
-        <w:rPr>
-          <w:rFonts w:ascii="Times New Roman" w:hAnsi="Times New Roman" w:cs="Times New Roman"/>
-        </w:rPr>
-      </w:pPr>
-      <w:r>
-        <w:rPr>
-          <w:rFonts w:ascii="Times New Roman" w:hAnsi="Times New Roman" w:cs="Times New Roman"/>
-        </w:rPr>
-        <w:t>* Section titles must start with `#`, `##`, `###`, etc.</w:t>
-      </w:r>
-    </w:p>
-    <w:p>
-      <w:pPr>
-        <w:rPr>
-          <w:rFonts w:ascii="Times New Roman" w:hAnsi="Times New Roman" w:cs="Times New Roman"/>
-        </w:rPr>
-      </w:pPr>
-      <w:r>
-        <w:rPr>
-          <w:rFonts w:ascii="Times New Roman" w:hAnsi="Times New Roman" w:cs="Times New Roman"/>
-        </w:rPr>
-        <w:t xml:space="preserve">  * Do **not** bold or manually number headings.</w:t>
-      </w:r>
-    </w:p>
-    <w:p>
-      <w:pPr>
-        <w:rPr>
-          <w:rFonts w:ascii="Times New Roman" w:hAnsi="Times New Roman" w:cs="Times New Roman"/>
-        </w:rPr>
-      </w:pPr>
-      <w:r>
-        <w:rPr>
-          <w:rFonts w:ascii="Times New Roman" w:hAnsi="Times New Roman" w:cs="Times New Roman"/>
-        </w:rPr>
-        <w:t>* Use **compact, academic formatting** with minimal spacing.</w:t>
-      </w:r>
-    </w:p>
-    <w:p>
-      <w:pPr>
-        <w:rPr>
-          <w:rFonts w:ascii="Times New Roman" w:hAnsi="Times New Roman" w:cs="Times New Roman"/>
-        </w:rPr>
-      </w:pPr>
-      <w:r>
-        <w:rPr>
-          <w:rFonts w:ascii="Times New Roman" w:hAnsi="Times New Roman" w:cs="Times New Roman"/>
-        </w:rPr>
-        <w:t>* Keep tone **rigorous yet didactic** — clear, fluent British English, suitable for MSc-level students.</w:t>
-      </w:r>
-    </w:p>
-    <w:p>
-      <w:pPr>
-        <w:rPr>
-          <w:rFonts w:ascii="Times New Roman" w:hAnsi="Times New Roman" w:cs="Times New Roman"/>
-        </w:rPr>
-      </w:pPr>
-      <w:r>
-        <w:rPr>
-          <w:rFonts w:ascii="Times New Roman" w:hAnsi="Times New Roman" w:cs="Times New Roman"/>
-        </w:rPr>
-        <w:t>* Avoid redundancy: merge overlapping ideas and avoid repeating slide text.</w:t>
+        <w:t>## 1. General Formatting Rules</w:t>
+      </w:r>
+    </w:p>
+    <w:p>
+      <w:pPr>
+        <w:rPr>
+          <w:rFonts w:ascii="Times New Roman" w:hAnsi="Times New Roman" w:cs="Times New Roman"/>
+        </w:rPr>
+      </w:pPr>
+    </w:p>
+    <w:p>
+      <w:pPr>
+        <w:rPr>
+          <w:rFonts w:ascii="Times New Roman" w:hAnsi="Times New Roman" w:cs="Times New Roman"/>
+        </w:rPr>
+      </w:pPr>
+      <w:r>
+        <w:rPr>
+          <w:rFonts w:ascii="Times New Roman" w:hAnsi="Times New Roman" w:cs="Times New Roman"/>
+        </w:rPr>
+        <w:t>- Write in **clean Markdown** — never use raw HTML or YAML fragments.</w:t>
+      </w:r>
+    </w:p>
+    <w:p>
+      <w:pPr>
+        <w:rPr>
+          <w:rFonts w:ascii="Times New Roman" w:hAnsi="Times New Roman" w:cs="Times New Roman"/>
+        </w:rPr>
+      </w:pPr>
+      <w:r>
+        <w:rPr>
+          <w:rFonts w:ascii="Times New Roman" w:hAnsi="Times New Roman" w:cs="Times New Roman"/>
+        </w:rPr>
+        <w:t>- Section titles must start with `#`, `##`, `###`, etc.</w:t>
+      </w:r>
+    </w:p>
+    <w:p>
+      <w:pPr>
+        <w:rPr>
+          <w:rFonts w:ascii="Times New Roman" w:hAnsi="Times New Roman" w:cs="Times New Roman"/>
+        </w:rPr>
+      </w:pPr>
+      <w:r>
+        <w:rPr>
+          <w:rFonts w:ascii="Times New Roman" w:hAnsi="Times New Roman" w:cs="Times New Roman"/>
+        </w:rPr>
+        <w:t xml:space="preserve">  - Do **not** bold or manually number headings.</w:t>
+      </w:r>
+    </w:p>
+    <w:p>
+      <w:pPr>
+        <w:rPr>
+          <w:rFonts w:ascii="Times New Roman" w:hAnsi="Times New Roman" w:cs="Times New Roman"/>
+        </w:rPr>
+      </w:pPr>
+      <w:r>
+        <w:rPr>
+          <w:rFonts w:ascii="Times New Roman" w:hAnsi="Times New Roman" w:cs="Times New Roman"/>
+        </w:rPr>
+        <w:t>- Use a **compact, academic style** with minimal spacing and no rhetorical fluff.</w:t>
+      </w:r>
+    </w:p>
+    <w:p>
+      <w:pPr>
+        <w:rPr>
+          <w:rFonts w:ascii="Times New Roman" w:hAnsi="Times New Roman" w:cs="Times New Roman"/>
+        </w:rPr>
+      </w:pPr>
+      <w:r>
+        <w:rPr>
+          <w:rFonts w:ascii="Times New Roman" w:hAnsi="Times New Roman" w:cs="Times New Roman"/>
+        </w:rPr>
+        <w:t>- Tone: **rigorous yet didactic**, in clear British English, aimed at MSc students.</w:t>
+      </w:r>
+    </w:p>
+    <w:p>
+      <w:pPr>
+        <w:rPr>
+          <w:rFonts w:ascii="Times New Roman" w:hAnsi="Times New Roman" w:cs="Times New Roman"/>
+        </w:rPr>
+      </w:pPr>
+      <w:r>
+        <w:rPr>
+          <w:rFonts w:ascii="Times New Roman" w:hAnsi="Times New Roman" w:cs="Times New Roman"/>
+        </w:rPr>
+        <w:t>- Avoid redundancy:</w:t>
+      </w:r>
+    </w:p>
+    <w:p>
+      <w:pPr>
+        <w:rPr>
+          <w:rFonts w:ascii="Times New Roman" w:hAnsi="Times New Roman" w:cs="Times New Roman"/>
+        </w:rPr>
+      </w:pPr>
+      <w:r>
+        <w:rPr>
+          <w:rFonts w:ascii="Times New Roman" w:hAnsi="Times New Roman" w:cs="Times New Roman"/>
+        </w:rPr>
+        <w:t xml:space="preserve">  - Merge overlapping ideas.</w:t>
+      </w:r>
+    </w:p>
+    <w:p>
+      <w:pPr>
+        <w:rPr>
+          <w:rFonts w:ascii="Times New Roman" w:hAnsi="Times New Roman" w:cs="Times New Roman"/>
+        </w:rPr>
+      </w:pPr>
+      <w:r>
+        <w:rPr>
+          <w:rFonts w:ascii="Times New Roman" w:hAnsi="Times New Roman" w:cs="Times New Roman"/>
+        </w:rPr>
+        <w:t xml:space="preserve">  - Do **not** repeat all slide text.</w:t>
+      </w:r>
+    </w:p>
+    <w:p>
+      <w:pPr>
+        <w:rPr>
+          <w:rFonts w:ascii="Times New Roman" w:hAnsi="Times New Roman" w:cs="Times New Roman"/>
+        </w:rPr>
+      </w:pPr>
+      <w:r>
+        <w:rPr>
+          <w:rFonts w:ascii="Times New Roman" w:hAnsi="Times New Roman" w:cs="Times New Roman"/>
+        </w:rPr>
+        <w:t xml:space="preserve">  - Include only what is needed to follow the reasoning.</w:t>
       </w:r>
     </w:p>
     <w:p>
@@ -204,170 +256,183 @@
         <w:rPr>
           <w:rFonts w:ascii="Times New Roman" w:hAnsi="Times New Roman" w:cs="Times New Roman"/>
         </w:rPr>
-        <w:t>### 2. Mathematical Style</w:t>
-      </w:r>
-    </w:p>
-    <w:p>
-      <w:pPr>
-        <w:rPr>
-          <w:rFonts w:ascii="Times New Roman" w:hAnsi="Times New Roman" w:cs="Times New Roman"/>
-        </w:rPr>
-      </w:pPr>
-    </w:p>
-    <w:p>
-      <w:pPr>
-        <w:rPr>
-          <w:rFonts w:ascii="Times New Roman" w:hAnsi="Times New Roman" w:cs="Times New Roman"/>
-        </w:rPr>
-      </w:pPr>
-      <w:r>
-        <w:rPr>
-          <w:rFonts w:ascii="Times New Roman" w:hAnsi="Times New Roman" w:cs="Times New Roman"/>
-        </w:rPr>
-        <w:t>* Write equations **inline or compactly on one line**:</w:t>
-      </w:r>
-    </w:p>
-    <w:p>
-      <w:pPr>
-        <w:rPr>
-          <w:rFonts w:ascii="Times New Roman" w:hAnsi="Times New Roman" w:cs="Times New Roman"/>
-        </w:rPr>
-      </w:pPr>
-      <w:r>
-        <w:rPr>
-          <w:rFonts w:ascii="Times New Roman" w:hAnsi="Times New Roman" w:cs="Times New Roman"/>
-        </w:rPr>
-        <w:t xml:space="preserve">  * Inline: `$\dots$` (no spaces between `$` and the expression, e.g. `$\theta$`, not `$ \theta $`).</w:t>
-      </w:r>
-    </w:p>
-    <w:p>
-      <w:pPr>
-        <w:rPr>
-          <w:rFonts w:ascii="Times New Roman" w:hAnsi="Times New Roman" w:cs="Times New Roman"/>
-        </w:rPr>
-      </w:pPr>
-      <w:r>
-        <w:rPr>
-          <w:rFonts w:ascii="Times New Roman" w:hAnsi="Times New Roman" w:cs="Times New Roman"/>
-        </w:rPr>
-        <w:t xml:space="preserve">  * Display: `$$ \dots $$` (single line only, no blank lines before or after).</w:t>
-      </w:r>
-    </w:p>
-    <w:p>
-      <w:pPr>
-        <w:rPr>
-          <w:rFonts w:ascii="Times New Roman" w:hAnsi="Times New Roman" w:cs="Times New Roman"/>
-        </w:rPr>
-      </w:pPr>
-      <w:r>
-        <w:rPr>
-          <w:rFonts w:ascii="Times New Roman" w:hAnsi="Times New Roman" w:cs="Times New Roman"/>
-        </w:rPr>
-        <w:t>* Always place formulas **on the same line as the text introducing them** (no paragraph breaks).</w:t>
-      </w:r>
-    </w:p>
-    <w:p>
-      <w:pPr>
-        <w:rPr>
-          <w:rFonts w:ascii="Times New Roman" w:hAnsi="Times New Roman" w:cs="Times New Roman"/>
-        </w:rPr>
-      </w:pPr>
-      <w:r>
-        <w:rPr>
-          <w:rFonts w:ascii="Times New Roman" w:hAnsi="Times New Roman" w:cs="Times New Roman"/>
-        </w:rPr>
-        <w:t>* Follow consistent notation:</w:t>
-      </w:r>
-    </w:p>
-    <w:p>
-      <w:pPr>
-        <w:rPr>
-          <w:rFonts w:ascii="Times New Roman" w:hAnsi="Times New Roman" w:cs="Times New Roman"/>
-        </w:rPr>
-      </w:pPr>
-      <w:r>
-        <w:rPr>
-          <w:rFonts w:ascii="Times New Roman" w:hAnsi="Times New Roman" w:cs="Times New Roman"/>
-        </w:rPr>
-        <w:t xml:space="preserve">  * Parameters: `$\beta_0$, $\beta_1$, …`</w:t>
-      </w:r>
-    </w:p>
-    <w:p>
-      <w:pPr>
-        <w:rPr>
-          <w:rFonts w:ascii="Times New Roman" w:hAnsi="Times New Roman" w:cs="Times New Roman"/>
-        </w:rPr>
-      </w:pPr>
-      <w:r>
-        <w:rPr>
-          <w:rFonts w:ascii="Times New Roman" w:hAnsi="Times New Roman" w:cs="Times New Roman"/>
-        </w:rPr>
-        <w:t xml:space="preserve">  * Vectors: bold lowercase, e.g. `$\mathbf{X}$`, `$\mathbf{y}$`</w:t>
-      </w:r>
-    </w:p>
-    <w:p>
-      <w:pPr>
-        <w:rPr>
-          <w:rFonts w:ascii="Times New Roman" w:hAnsi="Times New Roman" w:cs="Times New Roman"/>
-        </w:rPr>
-      </w:pPr>
-      <w:r>
-        <w:rPr>
-          <w:rFonts w:ascii="Times New Roman" w:hAnsi="Times New Roman" w:cs="Times New Roman"/>
-        </w:rPr>
-        <w:t xml:space="preserve">  * Functions: `$J(\theta)$`, `$\nabla J(\theta)$`, `$\hat{f}(x)$`</w:t>
-      </w:r>
-    </w:p>
-    <w:p>
-      <w:pPr>
-        <w:rPr>
-          <w:rFonts w:ascii="Times New Roman" w:hAnsi="Times New Roman" w:cs="Times New Roman"/>
-        </w:rPr>
-      </w:pPr>
-      <w:r>
-        <w:rPr>
-          <w:rFonts w:ascii="Times New Roman" w:hAnsi="Times New Roman" w:cs="Times New Roman"/>
-        </w:rPr>
-        <w:t>* Inside LaTeX blocks (`minipage`, `figure`, etc.), use:</w:t>
-      </w:r>
-    </w:p>
-    <w:p>
-      <w:pPr>
-        <w:rPr>
-          <w:rFonts w:ascii="Times New Roman" w:hAnsi="Times New Roman" w:cs="Times New Roman"/>
-        </w:rPr>
-      </w:pPr>
-      <w:r>
-        <w:rPr>
-          <w:rFonts w:ascii="Times New Roman" w:hAnsi="Times New Roman" w:cs="Times New Roman"/>
-        </w:rPr>
-        <w:t xml:space="preserve">  * `\textbf{...}` for bold</w:t>
-      </w:r>
-    </w:p>
-    <w:p>
-      <w:pPr>
-        <w:rPr>
-          <w:rFonts w:ascii="Times New Roman" w:hAnsi="Times New Roman" w:cs="Times New Roman"/>
-        </w:rPr>
-      </w:pPr>
-      <w:r>
-        <w:rPr>
-          <w:rFonts w:ascii="Times New Roman" w:hAnsi="Times New Roman" w:cs="Times New Roman"/>
-        </w:rPr>
-        <w:t xml:space="preserve">  * `\emph{...}` for italics  </w:t>
-      </w:r>
-    </w:p>
-    <w:p>
-      <w:pPr>
-        <w:rPr>
-          <w:rFonts w:ascii="Times New Roman" w:hAnsi="Times New Roman" w:cs="Times New Roman"/>
-        </w:rPr>
-      </w:pPr>
-      <w:r>
-        <w:rPr>
-          <w:rFonts w:ascii="Times New Roman" w:hAnsi="Times New Roman" w:cs="Times New Roman"/>
-        </w:rPr>
-        <w:t xml:space="preserve">  (Never use Markdown `**` or `_` inside LaTeX.)</w:t>
+        <w:t>## 2. Mathematical Style</w:t>
+      </w:r>
+    </w:p>
+    <w:p>
+      <w:pPr>
+        <w:rPr>
+          <w:rFonts w:ascii="Times New Roman" w:hAnsi="Times New Roman" w:cs="Times New Roman"/>
+        </w:rPr>
+      </w:pPr>
+    </w:p>
+    <w:p>
+      <w:pPr>
+        <w:rPr>
+          <w:rFonts w:ascii="Times New Roman" w:hAnsi="Times New Roman" w:cs="Times New Roman"/>
+        </w:rPr>
+      </w:pPr>
+      <w:r>
+        <w:rPr>
+          <w:rFonts w:ascii="Times New Roman" w:hAnsi="Times New Roman" w:cs="Times New Roman"/>
+        </w:rPr>
+        <w:t>- Write equations **inline or compactly on one line**:</w:t>
+      </w:r>
+    </w:p>
+    <w:p>
+      <w:pPr>
+        <w:rPr>
+          <w:rFonts w:ascii="Times New Roman" w:hAnsi="Times New Roman" w:cs="Times New Roman"/>
+        </w:rPr>
+      </w:pPr>
+      <w:r>
+        <w:rPr>
+          <w:rFonts w:ascii="Times New Roman" w:hAnsi="Times New Roman" w:cs="Times New Roman"/>
+        </w:rPr>
+        <w:t xml:space="preserve">  - Inline: `$\theta$`</w:t>
+      </w:r>
+    </w:p>
+    <w:p>
+      <w:pPr>
+        <w:rPr>
+          <w:rFonts w:ascii="Times New Roman" w:hAnsi="Times New Roman" w:cs="Times New Roman"/>
+        </w:rPr>
+      </w:pPr>
+      <w:r>
+        <w:rPr>
+          <w:rFonts w:ascii="Times New Roman" w:hAnsi="Times New Roman" w:cs="Times New Roman"/>
+        </w:rPr>
+        <w:t xml:space="preserve">  - Display: `$$ J(\theta) = \sum_{i=1}^n (y_i - \hat f_\theta(x_i))^2 $$`</w:t>
+      </w:r>
+    </w:p>
+    <w:p>
+      <w:pPr>
+        <w:rPr>
+          <w:rFonts w:ascii="Times New Roman" w:hAnsi="Times New Roman" w:cs="Times New Roman"/>
+        </w:rPr>
+      </w:pPr>
+      <w:r>
+        <w:rPr>
+          <w:rFonts w:ascii="Times New Roman" w:hAnsi="Times New Roman" w:cs="Times New Roman"/>
+        </w:rPr>
+        <w:t>- **No spaces directly inside dollar signs.** Always write `$\theta$`, never `$ \theta $`.</w:t>
+      </w:r>
+    </w:p>
+    <w:p>
+      <w:pPr>
+        <w:rPr>
+          <w:rFonts w:ascii="Times New Roman" w:hAnsi="Times New Roman" w:cs="Times New Roman"/>
+        </w:rPr>
+      </w:pPr>
+      <w:r>
+        <w:rPr>
+          <w:rFonts w:ascii="Times New Roman" w:hAnsi="Times New Roman" w:cs="Times New Roman"/>
+        </w:rPr>
+        <w:t>- Always place formulas **on the same line as the text introducing them**.</w:t>
+      </w:r>
+    </w:p>
+    <w:p>
+      <w:pPr>
+        <w:rPr>
+          <w:rFonts w:ascii="Times New Roman" w:hAnsi="Times New Roman" w:cs="Times New Roman"/>
+        </w:rPr>
+      </w:pPr>
+      <w:r>
+        <w:rPr>
+          <w:rFonts w:ascii="Times New Roman" w:hAnsi="Times New Roman" w:cs="Times New Roman"/>
+        </w:rPr>
+        <w:t>- Use consistent notation:</w:t>
+      </w:r>
+    </w:p>
+    <w:p>
+      <w:pPr>
+        <w:rPr>
+          <w:rFonts w:ascii="Times New Roman" w:hAnsi="Times New Roman" w:cs="Times New Roman"/>
+        </w:rPr>
+      </w:pPr>
+      <w:r>
+        <w:rPr>
+          <w:rFonts w:ascii="Times New Roman" w:hAnsi="Times New Roman" w:cs="Times New Roman"/>
+        </w:rPr>
+        <w:t xml:space="preserve">  - Parameters: `$\beta_0$, $\beta_1$, …`</w:t>
+      </w:r>
+    </w:p>
+    <w:p>
+      <w:pPr>
+        <w:rPr>
+          <w:rFonts w:ascii="Times New Roman" w:hAnsi="Times New Roman" w:cs="Times New Roman"/>
+        </w:rPr>
+      </w:pPr>
+      <w:r>
+        <w:rPr>
+          <w:rFonts w:ascii="Times New Roman" w:hAnsi="Times New Roman" w:cs="Times New Roman"/>
+        </w:rPr>
+        <w:t xml:space="preserve">  - Vectors: plain letters in math mode (`$x$, `$y$`); **do not use `\mathbf`**.</w:t>
+      </w:r>
+    </w:p>
+    <w:p>
+      <w:pPr>
+        <w:rPr>
+          <w:rFonts w:ascii="Times New Roman" w:hAnsi="Times New Roman" w:cs="Times New Roman"/>
+        </w:rPr>
+      </w:pPr>
+      <w:r>
+        <w:rPr>
+          <w:rFonts w:ascii="Times New Roman" w:hAnsi="Times New Roman" w:cs="Times New Roman"/>
+        </w:rPr>
+        <w:t xml:space="preserve">  - Functions: `$J(\theta)$`, `$\nabla J(\theta)$`, `$\hat f(x)$`.</w:t>
+      </w:r>
+    </w:p>
+    <w:p>
+      <w:pPr>
+        <w:rPr>
+          <w:rFonts w:ascii="Times New Roman" w:hAnsi="Times New Roman" w:cs="Times New Roman"/>
+        </w:rPr>
+      </w:pPr>
+      <w:r>
+        <w:rPr>
+          <w:rFonts w:ascii="Times New Roman" w:hAnsi="Times New Roman" w:cs="Times New Roman"/>
+        </w:rPr>
+        <w:t>- For indicator functions, use `$1\{y_i = j\}$` (no `\mathbf`).</w:t>
+      </w:r>
+    </w:p>
+    <w:p>
+      <w:pPr>
+        <w:rPr>
+          <w:rFonts w:ascii="Times New Roman" w:hAnsi="Times New Roman" w:cs="Times New Roman"/>
+        </w:rPr>
+      </w:pPr>
+      <w:r>
+        <w:rPr>
+          <w:rFonts w:ascii="Times New Roman" w:hAnsi="Times New Roman" w:cs="Times New Roman"/>
+        </w:rPr>
+        <w:t>- Inside LaTeX environments (if any):</w:t>
+      </w:r>
+    </w:p>
+    <w:p>
+      <w:pPr>
+        <w:rPr>
+          <w:rFonts w:ascii="Times New Roman" w:hAnsi="Times New Roman" w:cs="Times New Roman"/>
+        </w:rPr>
+      </w:pPr>
+      <w:r>
+        <w:rPr>
+          <w:rFonts w:ascii="Times New Roman" w:hAnsi="Times New Roman" w:cs="Times New Roman"/>
+        </w:rPr>
+        <w:t xml:space="preserve">  - Use `\textbf{...}` for bold, `\emph{...}` for italics.</w:t>
+      </w:r>
+    </w:p>
+    <w:p>
+      <w:pPr>
+        <w:rPr>
+          <w:rFonts w:ascii="Times New Roman" w:hAnsi="Times New Roman" w:cs="Times New Roman"/>
+        </w:rPr>
+      </w:pPr>
+      <w:r>
+        <w:rPr>
+          <w:rFonts w:ascii="Times New Roman" w:hAnsi="Times New Roman" w:cs="Times New Roman"/>
+        </w:rPr>
+        <w:t xml:space="preserve">  - Do **not** use Markdown `**` or `_` inside LaTeX.</w:t>
       </w:r>
     </w:p>
     <w:p>
@@ -407,112 +472,66 @@
         <w:rPr>
           <w:rFonts w:ascii="Times New Roman" w:hAnsi="Times New Roman" w:cs="Times New Roman"/>
         </w:rPr>
-        <w:t>### 3. Figures and Layout</w:t>
-      </w:r>
-    </w:p>
-    <w:p>
-      <w:pPr>
-        <w:rPr>
-          <w:rFonts w:ascii="Times New Roman" w:hAnsi="Times New Roman" w:cs="Times New Roman"/>
-        </w:rPr>
-      </w:pPr>
-    </w:p>
-    <w:p>
-      <w:pPr>
-        <w:rPr>
-          <w:rFonts w:ascii="Times New Roman" w:hAnsi="Times New Roman" w:cs="Times New Roman"/>
-        </w:rPr>
-      </w:pPr>
-      <w:r>
-        <w:rPr>
-          <w:rFonts w:ascii="Times New Roman" w:hAnsi="Times New Roman" w:cs="Times New Roman"/>
-        </w:rPr>
-        <w:t>When describing figures, use the following **LaTeX minipage structure**:</w:t>
-      </w:r>
-    </w:p>
-    <w:p>
-      <w:pPr>
-        <w:rPr>
-          <w:rFonts w:ascii="Times New Roman" w:hAnsi="Times New Roman" w:cs="Times New Roman"/>
-        </w:rPr>
-      </w:pPr>
-    </w:p>
-    <w:p>
-      <w:pPr>
-        <w:rPr>
-          <w:rFonts w:ascii="Times New Roman" w:hAnsi="Times New Roman" w:cs="Times New Roman"/>
-        </w:rPr>
-      </w:pPr>
-      <w:r>
-        <w:rPr>
-          <w:rFonts w:ascii="Times New Roman" w:hAnsi="Times New Roman" w:cs="Times New Roman"/>
-        </w:rPr>
-        <w:t>```latex</w:t>
-      </w:r>
-    </w:p>
-    <w:p>
-      <w:pPr>
-        <w:rPr>
-          <w:rFonts w:ascii="Times New Roman" w:hAnsi="Times New Roman" w:cs="Times New Roman"/>
-        </w:rPr>
-      </w:pPr>
-      <w:r>
-        <w:rPr>
-          <w:rFonts w:ascii="Times New Roman" w:hAnsi="Times New Roman" w:cs="Times New Roman"/>
-        </w:rPr>
-        <w:t>\begin{minipage}{0.55\textwidth}</w:t>
-      </w:r>
-    </w:p>
-    <w:p>
-      <w:pPr>
-        <w:rPr>
-          <w:rFonts w:ascii="Times New Roman" w:hAnsi="Times New Roman" w:cs="Times New Roman"/>
-        </w:rPr>
-      </w:pPr>
-      <w:r>
-        <w:rPr>
-          <w:rFonts w:ascii="Times New Roman" w:hAnsi="Times New Roman" w:cs="Times New Roman"/>
-        </w:rPr>
-        <w:t>&lt;Explanation text&gt;</w:t>
-      </w:r>
-    </w:p>
-    <w:p>
-      <w:pPr>
-        <w:rPr>
-          <w:rFonts w:ascii="Times New Roman" w:hAnsi="Times New Roman" w:cs="Times New Roman"/>
-        </w:rPr>
-      </w:pPr>
-      <w:r>
-        <w:rPr>
-          <w:rFonts w:ascii="Times New Roman" w:hAnsi="Times New Roman" w:cs="Times New Roman"/>
-        </w:rPr>
-        <w:t>\end{minipage}</w:t>
-      </w:r>
-    </w:p>
-    <w:p>
-      <w:pPr>
-        <w:rPr>
-          <w:rFonts w:ascii="Times New Roman" w:hAnsi="Times New Roman" w:cs="Times New Roman"/>
-        </w:rPr>
-      </w:pPr>
-      <w:r>
-        <w:rPr>
-          <w:rFonts w:ascii="Times New Roman" w:hAnsi="Times New Roman" w:cs="Times New Roman"/>
-        </w:rPr>
-        <w:t>\hfill</w:t>
-      </w:r>
-    </w:p>
-    <w:p>
-      <w:pPr>
-        <w:rPr>
-          <w:rFonts w:ascii="Times New Roman" w:hAnsi="Times New Roman" w:cs="Times New Roman"/>
-        </w:rPr>
-      </w:pPr>
-      <w:r>
-        <w:rPr>
-          <w:rFonts w:ascii="Times New Roman" w:hAnsi="Times New Roman" w:cs="Times New Roman"/>
-        </w:rPr>
-        <w:t>\begin{minipage}{0.45\textwidth}</w:t>
+        <w:t>## 3. Figures and Layout</w:t>
+      </w:r>
+    </w:p>
+    <w:p>
+      <w:pPr>
+        <w:rPr>
+          <w:rFonts w:ascii="Times New Roman" w:hAnsi="Times New Roman" w:cs="Times New Roman"/>
+        </w:rPr>
+      </w:pPr>
+    </w:p>
+    <w:p>
+      <w:pPr>
+        <w:rPr>
+          <w:rFonts w:ascii="Times New Roman" w:hAnsi="Times New Roman" w:cs="Times New Roman"/>
+        </w:rPr>
+      </w:pPr>
+      <w:r>
+        <w:rPr>
+          <w:rFonts w:ascii="Times New Roman" w:hAnsi="Times New Roman" w:cs="Times New Roman"/>
+        </w:rPr>
+        <w:t>- Include figures using **Quarto Markdown image syntax**:</w:t>
+      </w:r>
+    </w:p>
+    <w:p>
+      <w:pPr>
+        <w:rPr>
+          <w:rFonts w:ascii="Times New Roman" w:hAnsi="Times New Roman" w:cs="Times New Roman"/>
+        </w:rPr>
+      </w:pPr>
+      <w:r>
+        <w:rPr>
+          <w:rFonts w:ascii="Times New Roman" w:hAnsi="Times New Roman" w:cs="Times New Roman"/>
+        </w:rPr>
+        <w:t xml:space="preserve">  - `![Short, analytical caption.](Images_qmd_ML/MLxx_name.png){#fig-mlxx-name width="70%" fig-align="center"}`</w:t>
+      </w:r>
+    </w:p>
+    <w:p>
+      <w:pPr>
+        <w:rPr>
+          <w:rFonts w:ascii="Times New Roman" w:hAnsi="Times New Roman" w:cs="Times New Roman"/>
+        </w:rPr>
+      </w:pPr>
+      <w:r>
+        <w:rPr>
+          <w:rFonts w:ascii="Times New Roman" w:hAnsi="Times New Roman" w:cs="Times New Roman"/>
+        </w:rPr>
+        <w:t>- Captions must be **short, analytical sentences**, not bullet lists.</w:t>
+      </w:r>
+    </w:p>
+    <w:p>
+      <w:pPr>
+        <w:rPr>
+          <w:rFonts w:ascii="Times New Roman" w:hAnsi="Times New Roman" w:cs="Times New Roman"/>
+        </w:rPr>
+      </w:pPr>
+      <w:r>
+        <w:rPr>
+          <w:rFonts w:ascii="Times New Roman" w:hAnsi="Times New Roman" w:cs="Times New Roman"/>
+        </w:rPr>
+        <w:t>- Refer to figures using **Quarto cross-references**:</w:t>
       </w:r>
     </w:p>
     <w:p>
@@ -526,752 +545,54 @@
           <w:rFonts w:ascii="Times New Roman" w:hAnsi="Times New Roman" w:cs="Times New Roman"/>
         </w:rPr>
         <w:lastRenderedPageBreak/>
-        <w:t>\begin{figure}[H]</w:t>
-      </w:r>
-    </w:p>
-    <w:p>
-      <w:pPr>
-        <w:rPr>
-          <w:rFonts w:ascii="Times New Roman" w:hAnsi="Times New Roman" w:cs="Times New Roman"/>
-        </w:rPr>
-      </w:pPr>
-      <w:r>
-        <w:rPr>
-          <w:rFonts w:ascii="Times New Roman" w:hAnsi="Times New Roman" w:cs="Times New Roman"/>
-        </w:rPr>
-        <w:t>\centering</w:t>
-      </w:r>
-    </w:p>
-    <w:p>
-      <w:pPr>
-        <w:rPr>
-          <w:rFonts w:ascii="Times New Roman" w:hAnsi="Times New Roman" w:cs="Times New Roman"/>
-        </w:rPr>
-      </w:pPr>
-      <w:r>
-        <w:rPr>
-          <w:rFonts w:ascii="Times New Roman" w:hAnsi="Times New Roman" w:cs="Times New Roman"/>
-        </w:rPr>
-        <w:t>\includegraphics[width=\linewidth]{Images_qmd_ML/&lt;filename&gt;.png}</w:t>
-      </w:r>
-    </w:p>
-    <w:p>
-      <w:pPr>
-        <w:rPr>
-          <w:rFonts w:ascii="Times New Roman" w:hAnsi="Times New Roman" w:cs="Times New Roman"/>
-        </w:rPr>
-      </w:pPr>
-      <w:r>
-        <w:rPr>
-          <w:rFonts w:ascii="Times New Roman" w:hAnsi="Times New Roman" w:cs="Times New Roman"/>
-        </w:rPr>
-        <w:t>\caption{&lt;Concise caption text&gt;}</w:t>
-      </w:r>
-    </w:p>
-    <w:p>
-      <w:pPr>
-        <w:rPr>
-          <w:rFonts w:ascii="Times New Roman" w:hAnsi="Times New Roman" w:cs="Times New Roman"/>
-        </w:rPr>
-      </w:pPr>
-      <w:r>
-        <w:rPr>
-          <w:rFonts w:ascii="Times New Roman" w:hAnsi="Times New Roman" w:cs="Times New Roman"/>
-        </w:rPr>
-        <w:t>\label{fig-&lt;label&gt;}</w:t>
-      </w:r>
-    </w:p>
-    <w:p>
-      <w:pPr>
-        <w:rPr>
-          <w:rFonts w:ascii="Times New Roman" w:hAnsi="Times New Roman" w:cs="Times New Roman"/>
-        </w:rPr>
-      </w:pPr>
-      <w:r>
-        <w:rPr>
-          <w:rFonts w:ascii="Times New Roman" w:hAnsi="Times New Roman" w:cs="Times New Roman"/>
-        </w:rPr>
-        <w:t>\end{figure}</w:t>
-      </w:r>
-    </w:p>
-    <w:p>
-      <w:pPr>
-        <w:rPr>
-          <w:rFonts w:ascii="Times New Roman" w:hAnsi="Times New Roman" w:cs="Times New Roman"/>
-        </w:rPr>
-      </w:pPr>
-      <w:r>
-        <w:rPr>
-          <w:rFonts w:ascii="Times New Roman" w:hAnsi="Times New Roman" w:cs="Times New Roman"/>
-        </w:rPr>
-        <w:t>\end{minipage}</w:t>
-      </w:r>
-    </w:p>
-    <w:p>
-      <w:pPr>
-        <w:rPr>
-          <w:rFonts w:ascii="Times New Roman" w:hAnsi="Times New Roman" w:cs="Times New Roman"/>
-        </w:rPr>
-      </w:pPr>
-      <w:r>
-        <w:rPr>
-          <w:rFonts w:ascii="Times New Roman" w:hAnsi="Times New Roman" w:cs="Times New Roman"/>
-          <w:b/>
-          <w:bCs/>
-        </w:rPr>
-        <w:t>Rules for figures</w:t>
-      </w:r>
-    </w:p>
-    <w:p>
-      <w:pPr>
-        <w:numPr>
-          <w:ilvl w:val="0"/>
-          <w:numId w:val="2"/>
-        </w:numPr>
-        <w:rPr>
-          <w:rFonts w:ascii="Times New Roman" w:hAnsi="Times New Roman" w:cs="Times New Roman"/>
-        </w:rPr>
-      </w:pPr>
-      <w:r>
-        <w:rPr>
-          <w:rFonts w:ascii="Times New Roman" w:hAnsi="Times New Roman" w:cs="Times New Roman"/>
-        </w:rPr>
-        <w:t>Use ~0.5 text width for each side (adjust ±0.05 if plot appears too small).</w:t>
-      </w:r>
-    </w:p>
-    <w:p>
-      <w:pPr>
-        <w:numPr>
-          <w:ilvl w:val="0"/>
-          <w:numId w:val="2"/>
-        </w:numPr>
-        <w:rPr>
-          <w:rFonts w:ascii="Times New Roman" w:hAnsi="Times New Roman" w:cs="Times New Roman"/>
-        </w:rPr>
-      </w:pPr>
-      <w:r>
-        <w:rPr>
-          <w:rFonts w:ascii="Times New Roman" w:hAnsi="Times New Roman" w:cs="Times New Roman"/>
-        </w:rPr>
-        <w:t xml:space="preserve">Captions must be </w:t>
-      </w:r>
-      <w:r>
-        <w:rPr>
-          <w:rFonts w:ascii="Times New Roman" w:hAnsi="Times New Roman" w:cs="Times New Roman"/>
-          <w:b/>
-          <w:bCs/>
-        </w:rPr>
-        <w:t>short, analytical</w:t>
-      </w:r>
-      <w:r>
-        <w:rPr>
-          <w:rFonts w:ascii="Times New Roman" w:hAnsi="Times New Roman" w:cs="Times New Roman"/>
-        </w:rPr>
-        <w:t>, and written in full sentences.</w:t>
-      </w:r>
-    </w:p>
-    <w:p>
-      <w:pPr>
-        <w:numPr>
-          <w:ilvl w:val="0"/>
-          <w:numId w:val="2"/>
-        </w:numPr>
-        <w:rPr>
-          <w:rFonts w:ascii="Times New Roman" w:hAnsi="Times New Roman" w:cs="Times New Roman"/>
-        </w:rPr>
-      </w:pPr>
-      <w:r>
-        <w:rPr>
-          <w:rFonts w:ascii="Times New Roman" w:hAnsi="Times New Roman" w:cs="Times New Roman"/>
-        </w:rPr>
-        <w:t xml:space="preserve">Reference figures as </w:t>
-      </w:r>
-      <w:r>
-        <w:rPr>
-          <w:rFonts w:ascii="Times New Roman" w:hAnsi="Times New Roman" w:cs="Times New Roman"/>
-          <w:b/>
-          <w:bCs/>
-        </w:rPr>
-        <w:t>Figure \ref{fig-}</w:t>
-      </w:r>
-      <w:r>
-        <w:rPr>
-          <w:rFonts w:ascii="Times New Roman" w:hAnsi="Times New Roman" w:cs="Times New Roman"/>
-        </w:rPr>
-        <w:t xml:space="preserve"> (not @fig-...) since LaTeX syntax is used.</w:t>
-      </w:r>
-    </w:p>
-    <w:p>
-      <w:pPr>
-        <w:numPr>
-          <w:ilvl w:val="0"/>
-          <w:numId w:val="2"/>
-        </w:numPr>
-        <w:rPr>
-          <w:rFonts w:ascii="Times New Roman" w:hAnsi="Times New Roman" w:cs="Times New Roman"/>
-        </w:rPr>
-      </w:pPr>
-      <w:r>
-        <w:rPr>
-          <w:rFonts w:ascii="Times New Roman" w:hAnsi="Times New Roman" w:cs="Times New Roman"/>
-        </w:rPr>
-        <w:t xml:space="preserve">Do </w:t>
-      </w:r>
-      <w:r>
-        <w:rPr>
-          <w:rFonts w:ascii="Times New Roman" w:hAnsi="Times New Roman" w:cs="Times New Roman"/>
-          <w:b/>
-          <w:bCs/>
-        </w:rPr>
-        <w:t>not repeat the same figure</w:t>
-      </w:r>
-      <w:r>
-        <w:rPr>
-          <w:rFonts w:ascii="Times New Roman" w:hAnsi="Times New Roman" w:cs="Times New Roman"/>
-        </w:rPr>
-        <w:t xml:space="preserve"> if it appears on multiple slides — instead, </w:t>
-      </w:r>
-      <w:r>
-        <w:rPr>
-          <w:rFonts w:ascii="Times New Roman" w:hAnsi="Times New Roman" w:cs="Times New Roman"/>
-          <w:b/>
-          <w:bCs/>
-        </w:rPr>
-        <w:t>cross-reference</w:t>
-      </w:r>
-      <w:r>
-        <w:rPr>
-          <w:rFonts w:ascii="Times New Roman" w:hAnsi="Times New Roman" w:cs="Times New Roman"/>
-        </w:rPr>
-        <w:t xml:space="preserve"> it.</w:t>
-      </w:r>
-    </w:p>
-    <w:p>
-      <w:pPr>
-        <w:rPr>
-          <w:rFonts w:ascii="Times New Roman" w:hAnsi="Times New Roman" w:cs="Times New Roman"/>
-        </w:rPr>
-      </w:pPr>
-      <w:r>
-        <w:rPr>
-          <w:rFonts w:ascii="Times New Roman" w:hAnsi="Times New Roman" w:cs="Times New Roman"/>
-        </w:rPr>
-        <w:pict w14:anchorId="216CC3CA">
-          <v:rect id="_x0000_i1061" style="width:0;height:1.5pt" o:hralign="center" o:hrstd="t" o:hr="t" fillcolor="#a0a0a0" stroked="f"/>
-        </w:pict>
-      </w:r>
-    </w:p>
-    <w:p>
-      <w:pPr>
-        <w:rPr>
-          <w:rFonts w:ascii="Times New Roman" w:hAnsi="Times New Roman" w:cs="Times New Roman"/>
-          <w:b/>
-          <w:bCs/>
-        </w:rPr>
-      </w:pPr>
-      <w:r>
-        <w:rPr>
-          <w:rFonts w:ascii="Times New Roman" w:hAnsi="Times New Roman" w:cs="Times New Roman"/>
-          <w:b/>
-          <w:bCs/>
-        </w:rPr>
-        <w:t>4. Didactic and Structural Style</w:t>
-      </w:r>
-    </w:p>
-    <w:p>
-      <w:pPr>
-        <w:rPr>
-          <w:rFonts w:ascii="Times New Roman" w:hAnsi="Times New Roman" w:cs="Times New Roman"/>
-        </w:rPr>
-      </w:pPr>
-      <w:r>
-        <w:rPr>
-          <w:rFonts w:ascii="Times New Roman" w:hAnsi="Times New Roman" w:cs="Times New Roman"/>
-        </w:rPr>
-        <w:t>Each section should follow this sequence:</w:t>
-      </w:r>
-    </w:p>
-    <w:p>
-      <w:pPr>
-        <w:numPr>
-          <w:ilvl w:val="0"/>
-          <w:numId w:val="3"/>
-        </w:numPr>
-        <w:rPr>
-          <w:rFonts w:ascii="Times New Roman" w:hAnsi="Times New Roman" w:cs="Times New Roman"/>
-        </w:rPr>
-      </w:pPr>
-      <w:r>
-        <w:rPr>
-          <w:rFonts w:ascii="Times New Roman" w:hAnsi="Times New Roman" w:cs="Times New Roman"/>
-          <w:b/>
-          <w:bCs/>
-        </w:rPr>
-        <w:t>Concept introduction</w:t>
-      </w:r>
-      <w:r>
-        <w:rPr>
-          <w:rFonts w:ascii="Times New Roman" w:hAnsi="Times New Roman" w:cs="Times New Roman"/>
-        </w:rPr>
-        <w:t xml:space="preserve"> — short, clear explanation of the main idea.</w:t>
-      </w:r>
-    </w:p>
-    <w:p>
-      <w:pPr>
-        <w:numPr>
-          <w:ilvl w:val="0"/>
-          <w:numId w:val="3"/>
-        </w:numPr>
-        <w:rPr>
-          <w:rFonts w:ascii="Times New Roman" w:hAnsi="Times New Roman" w:cs="Times New Roman"/>
-        </w:rPr>
-      </w:pPr>
-      <w:r>
-        <w:rPr>
-          <w:rFonts w:ascii="Times New Roman" w:hAnsi="Times New Roman" w:cs="Times New Roman"/>
-          <w:b/>
-          <w:bCs/>
-        </w:rPr>
-        <w:t>Formula or derivation</w:t>
-      </w:r>
-      <w:r>
-        <w:rPr>
-          <w:rFonts w:ascii="Times New Roman" w:hAnsi="Times New Roman" w:cs="Times New Roman"/>
-        </w:rPr>
-        <w:t xml:space="preserve"> — present compactly with clear motivation.</w:t>
-      </w:r>
-    </w:p>
-    <w:p>
-      <w:pPr>
-        <w:numPr>
-          <w:ilvl w:val="0"/>
-          <w:numId w:val="3"/>
-        </w:numPr>
-        <w:rPr>
-          <w:rFonts w:ascii="Times New Roman" w:hAnsi="Times New Roman" w:cs="Times New Roman"/>
-        </w:rPr>
-      </w:pPr>
-      <w:r>
-        <w:rPr>
-          <w:rFonts w:ascii="Times New Roman" w:hAnsi="Times New Roman" w:cs="Times New Roman"/>
-          <w:b/>
-          <w:bCs/>
-        </w:rPr>
-        <w:t>Algorithm or procedure</w:t>
-      </w:r>
-      <w:r>
-        <w:rPr>
-          <w:rFonts w:ascii="Times New Roman" w:hAnsi="Times New Roman" w:cs="Times New Roman"/>
-        </w:rPr>
-        <w:t xml:space="preserve"> — use ordered lists when relevant.</w:t>
-      </w:r>
-    </w:p>
-    <w:p>
-      <w:pPr>
-        <w:numPr>
-          <w:ilvl w:val="0"/>
-          <w:numId w:val="3"/>
-        </w:numPr>
-        <w:rPr>
-          <w:rFonts w:ascii="Times New Roman" w:hAnsi="Times New Roman" w:cs="Times New Roman"/>
-        </w:rPr>
-      </w:pPr>
-      <w:r>
-        <w:rPr>
-          <w:rFonts w:ascii="Times New Roman" w:hAnsi="Times New Roman" w:cs="Times New Roman"/>
-          <w:b/>
-          <w:bCs/>
-        </w:rPr>
-        <w:t>Interpretation or intuition</w:t>
-      </w:r>
-      <w:r>
-        <w:rPr>
-          <w:rFonts w:ascii="Times New Roman" w:hAnsi="Times New Roman" w:cs="Times New Roman"/>
-        </w:rPr>
-        <w:t xml:space="preserve"> — link back to meaning and practical implications.</w:t>
-      </w:r>
-    </w:p>
-    <w:p>
-      <w:pPr>
-        <w:numPr>
-          <w:ilvl w:val="0"/>
-          <w:numId w:val="3"/>
-        </w:numPr>
-        <w:rPr>
-          <w:rFonts w:ascii="Times New Roman" w:hAnsi="Times New Roman" w:cs="Times New Roman"/>
-        </w:rPr>
-      </w:pPr>
-      <w:r>
-        <w:rPr>
-          <w:rFonts w:ascii="Times New Roman" w:hAnsi="Times New Roman" w:cs="Times New Roman"/>
-          <w:b/>
-          <w:bCs/>
-        </w:rPr>
-        <w:t>Figure (if applicable)</w:t>
-      </w:r>
-      <w:r>
-        <w:rPr>
-          <w:rFonts w:ascii="Times New Roman" w:hAnsi="Times New Roman" w:cs="Times New Roman"/>
-        </w:rPr>
-        <w:t xml:space="preserve"> — include using the minipage structure.</w:t>
-      </w:r>
-    </w:p>
-    <w:p>
-      <w:pPr>
-        <w:rPr>
-          <w:rFonts w:ascii="Times New Roman" w:hAnsi="Times New Roman" w:cs="Times New Roman"/>
-        </w:rPr>
-      </w:pPr>
-      <w:r>
-        <w:rPr>
-          <w:rFonts w:ascii="Times New Roman" w:hAnsi="Times New Roman" w:cs="Times New Roman"/>
-          <w:b/>
-          <w:bCs/>
-        </w:rPr>
-        <w:t>Teaching tone</w:t>
-      </w:r>
-    </w:p>
-    <w:p>
-      <w:pPr>
-        <w:numPr>
-          <w:ilvl w:val="0"/>
-          <w:numId w:val="4"/>
-        </w:numPr>
-        <w:rPr>
-          <w:rFonts w:ascii="Times New Roman" w:hAnsi="Times New Roman" w:cs="Times New Roman"/>
-        </w:rPr>
-      </w:pPr>
-      <w:r>
-        <w:rPr>
-          <w:rFonts w:ascii="Times New Roman" w:hAnsi="Times New Roman" w:cs="Times New Roman"/>
-        </w:rPr>
-        <w:t>Use natural academic transitions (“This shows that…”, “As seen in Figure \ref{fig-...}…”, “Hence…”).</w:t>
-      </w:r>
-    </w:p>
-    <w:p>
-      <w:pPr>
-        <w:numPr>
-          <w:ilvl w:val="0"/>
-          <w:numId w:val="4"/>
-        </w:numPr>
-        <w:rPr>
-          <w:rFonts w:ascii="Times New Roman" w:hAnsi="Times New Roman" w:cs="Times New Roman"/>
-        </w:rPr>
-      </w:pPr>
-      <w:r>
-        <w:rPr>
-          <w:rFonts w:ascii="Times New Roman" w:hAnsi="Times New Roman" w:cs="Times New Roman"/>
-        </w:rPr>
-        <w:t>Prioritise understanding over formalism.</w:t>
-      </w:r>
-    </w:p>
-    <w:p>
-      <w:pPr>
-        <w:numPr>
-          <w:ilvl w:val="0"/>
-          <w:numId w:val="4"/>
-        </w:numPr>
-        <w:rPr>
-          <w:rFonts w:ascii="Times New Roman" w:hAnsi="Times New Roman" w:cs="Times New Roman"/>
-        </w:rPr>
-      </w:pPr>
-      <w:r>
-        <w:rPr>
-          <w:rFonts w:ascii="Times New Roman" w:hAnsi="Times New Roman" w:cs="Times New Roman"/>
-        </w:rPr>
-        <w:t xml:space="preserve">Integrate the </w:t>
-      </w:r>
-      <w:r>
-        <w:rPr>
-          <w:rFonts w:ascii="Times New Roman" w:hAnsi="Times New Roman" w:cs="Times New Roman"/>
-          <w:b/>
-          <w:bCs/>
-        </w:rPr>
-        <w:t>spoken intuition</w:t>
-      </w:r>
-      <w:r>
-        <w:rPr>
-          <w:rFonts w:ascii="Times New Roman" w:hAnsi="Times New Roman" w:cs="Times New Roman"/>
-        </w:rPr>
-        <w:t xml:space="preserve"> from the professor’s video script: explain what each mathematical or algorithmic step </w:t>
-      </w:r>
-      <w:r>
-        <w:rPr>
-          <w:rFonts w:ascii="Times New Roman" w:hAnsi="Times New Roman" w:cs="Times New Roman"/>
-          <w:i/>
-          <w:iCs/>
-        </w:rPr>
-        <w:t>means</w:t>
-      </w:r>
-      <w:r>
-        <w:rPr>
-          <w:rFonts w:ascii="Times New Roman" w:hAnsi="Times New Roman" w:cs="Times New Roman"/>
-        </w:rPr>
-        <w:t>, not only what it does.</w:t>
-      </w:r>
-    </w:p>
-    <w:p>
-      <w:pPr>
-        <w:numPr>
-          <w:ilvl w:val="0"/>
-          <w:numId w:val="4"/>
-        </w:numPr>
-        <w:rPr>
-          <w:rFonts w:ascii="Times New Roman" w:hAnsi="Times New Roman" w:cs="Times New Roman"/>
-        </w:rPr>
-      </w:pPr>
-      <w:r>
-        <w:rPr>
-          <w:rFonts w:ascii="Times New Roman" w:hAnsi="Times New Roman" w:cs="Times New Roman"/>
-        </w:rPr>
-        <w:t>Avoid listing all equations from slides verbatim — include only those necessary to follow the reasoning.</w:t>
-      </w:r>
-    </w:p>
-    <w:p>
-      <w:pPr>
-        <w:numPr>
-          <w:ilvl w:val="0"/>
-          <w:numId w:val="4"/>
-        </w:numPr>
-        <w:rPr>
-          <w:rFonts w:ascii="Times New Roman" w:hAnsi="Times New Roman" w:cs="Times New Roman"/>
-        </w:rPr>
-      </w:pPr>
-      <w:r>
-        <w:rPr>
-          <w:rFonts w:ascii="Times New Roman" w:hAnsi="Times New Roman" w:cs="Times New Roman"/>
-        </w:rPr>
-        <w:t>For repeated slides or visual variations (e.g. same concept across several plots), reuse one figure and cross-reference it instead of embedding duplicates.</w:t>
-      </w:r>
-    </w:p>
-    <w:p>
-      <w:pPr>
-        <w:rPr>
-          <w:rFonts w:ascii="Times New Roman" w:hAnsi="Times New Roman" w:cs="Times New Roman"/>
-        </w:rPr>
-      </w:pPr>
-      <w:r>
-        <w:rPr>
-          <w:rFonts w:ascii="Times New Roman" w:hAnsi="Times New Roman" w:cs="Times New Roman"/>
-        </w:rPr>
-        <w:pict w14:anchorId="649FE9A2">
-          <v:rect id="_x0000_i1062" style="width:0;height:1.5pt" o:hralign="center" o:hrstd="t" o:hr="t" fillcolor="#a0a0a0" stroked="f"/>
-        </w:pict>
-      </w:r>
-    </w:p>
-    <w:p>
-      <w:pPr>
-        <w:rPr>
-          <w:rFonts w:ascii="Times New Roman" w:hAnsi="Times New Roman" w:cs="Times New Roman"/>
-          <w:b/>
-          <w:bCs/>
-        </w:rPr>
-      </w:pPr>
-      <w:r>
-        <w:rPr>
-          <w:rFonts w:ascii="Times New Roman" w:hAnsi="Times New Roman" w:cs="Times New Roman"/>
-          <w:b/>
-          <w:bCs/>
-        </w:rPr>
-        <w:t>5. Figures from Slides</w:t>
-      </w:r>
-    </w:p>
-    <w:p>
-      <w:pPr>
-        <w:numPr>
-          <w:ilvl w:val="0"/>
-          <w:numId w:val="5"/>
-        </w:numPr>
-        <w:rPr>
-          <w:rFonts w:ascii="Times New Roman" w:hAnsi="Times New Roman" w:cs="Times New Roman"/>
-        </w:rPr>
-      </w:pPr>
-      <w:r>
-        <w:rPr>
-          <w:rFonts w:ascii="Times New Roman" w:hAnsi="Times New Roman" w:cs="Times New Roman"/>
-        </w:rPr>
-        <w:t>Figure names follow the pattern Images_qmd_ML/ML&lt;week&gt;_&lt;topic&gt;.png.</w:t>
-      </w:r>
-    </w:p>
-    <w:p>
-      <w:pPr>
-        <w:numPr>
-          <w:ilvl w:val="0"/>
-          <w:numId w:val="5"/>
-        </w:numPr>
-        <w:rPr>
-          <w:rFonts w:ascii="Times New Roman" w:hAnsi="Times New Roman" w:cs="Times New Roman"/>
-        </w:rPr>
-      </w:pPr>
-      <w:r>
-        <w:rPr>
-          <w:rFonts w:ascii="Times New Roman" w:hAnsi="Times New Roman" w:cs="Times New Roman"/>
-        </w:rPr>
-        <w:t xml:space="preserve">Always check the </w:t>
-      </w:r>
-      <w:r>
-        <w:rPr>
-          <w:rFonts w:ascii="Times New Roman" w:hAnsi="Times New Roman" w:cs="Times New Roman"/>
-          <w:b/>
-          <w:bCs/>
-        </w:rPr>
-        <w:t>relative size</w:t>
-      </w:r>
-      <w:r>
-        <w:rPr>
-          <w:rFonts w:ascii="Times New Roman" w:hAnsi="Times New Roman" w:cs="Times New Roman"/>
-        </w:rPr>
-        <w:t>: increase width=\linewidth to width=1.1\linewidth or enlarge the minipage width to 0.48–0.5 if the plot renders too small.</w:t>
-      </w:r>
-    </w:p>
-    <w:p>
-      <w:pPr>
-        <w:numPr>
-          <w:ilvl w:val="0"/>
-          <w:numId w:val="5"/>
-        </w:numPr>
-        <w:rPr>
-          <w:rFonts w:ascii="Times New Roman" w:hAnsi="Times New Roman" w:cs="Times New Roman"/>
-        </w:rPr>
-      </w:pPr>
-      <w:r>
-        <w:rPr>
-          <w:rFonts w:ascii="Times New Roman" w:hAnsi="Times New Roman" w:cs="Times New Roman"/>
-        </w:rPr>
-        <w:t xml:space="preserve">When slides show </w:t>
-      </w:r>
-      <w:r>
-        <w:rPr>
-          <w:rFonts w:ascii="Times New Roman" w:hAnsi="Times New Roman" w:cs="Times New Roman"/>
-          <w:b/>
-          <w:bCs/>
-        </w:rPr>
-        <w:t>the same figure multiple times</w:t>
-      </w:r>
-      <w:r>
-        <w:rPr>
-          <w:rFonts w:ascii="Times New Roman" w:hAnsi="Times New Roman" w:cs="Times New Roman"/>
-        </w:rPr>
-        <w:t>, include it once and refer back using LaTeX referencing.</w:t>
-      </w:r>
-    </w:p>
-    <w:p>
-      <w:pPr>
-        <w:rPr>
-          <w:rFonts w:ascii="Times New Roman" w:hAnsi="Times New Roman" w:cs="Times New Roman"/>
-        </w:rPr>
-      </w:pPr>
-      <w:r>
-        <w:rPr>
-          <w:rFonts w:ascii="Times New Roman" w:hAnsi="Times New Roman" w:cs="Times New Roman"/>
-          <w:noProof/>
-        </w:rPr>
-        <w:pict w14:anchorId="65D2D01B">
-          <v:rect id="_x0000_i1066" alt="" style="width:451.3pt;height:.05pt;mso-width-percent:0;mso-height-percent:0;mso-width-percent:0;mso-height-percent:0" o:hralign="center" o:hrstd="t" o:hr="t" fillcolor="#a0a0a0" stroked="f"/>
-        </w:pict>
-      </w:r>
-    </w:p>
-    <w:p>
-      <w:pPr>
-        <w:rPr>
-          <w:rFonts w:ascii="Times New Roman" w:hAnsi="Times New Roman" w:cs="Times New Roman"/>
-          <w:b/>
-          <w:bCs/>
-        </w:rPr>
-      </w:pPr>
-      <w:r>
-        <w:rPr>
-          <w:rFonts w:ascii="Times New Roman" w:hAnsi="Times New Roman" w:cs="Times New Roman"/>
-          <w:b/>
-          <w:bCs/>
-        </w:rPr>
-        <w:t>6. Markdown and Quarto-Specific Details</w:t>
-      </w:r>
-    </w:p>
-    <w:p>
-      <w:pPr>
-        <w:numPr>
-          <w:ilvl w:val="0"/>
-          <w:numId w:val="6"/>
-        </w:numPr>
-        <w:rPr>
-          <w:rFonts w:ascii="Times New Roman" w:hAnsi="Times New Roman" w:cs="Times New Roman"/>
-        </w:rPr>
-      </w:pPr>
-      <w:r>
-        <w:rPr>
-          <w:rFonts w:ascii="Times New Roman" w:hAnsi="Times New Roman" w:cs="Times New Roman"/>
-        </w:rPr>
-        <w:t>Use Figure \ref{fig-&lt;label&gt;} for figure cross-references.</w:t>
-      </w:r>
-    </w:p>
-    <w:p>
-      <w:pPr>
-        <w:numPr>
-          <w:ilvl w:val="0"/>
-          <w:numId w:val="6"/>
-        </w:numPr>
-        <w:rPr>
-          <w:rFonts w:ascii="Times New Roman" w:hAnsi="Times New Roman" w:cs="Times New Roman"/>
-        </w:rPr>
-      </w:pPr>
-      <w:r>
-        <w:rPr>
-          <w:rFonts w:ascii="Times New Roman" w:hAnsi="Times New Roman" w:cs="Times New Roman"/>
-        </w:rPr>
-        <w:t>Ensure number-sections: true is set in YAML (no manual numbering).</w:t>
-      </w:r>
-    </w:p>
-    <w:p>
-      <w:pPr>
-        <w:numPr>
-          <w:ilvl w:val="0"/>
-          <w:numId w:val="6"/>
-        </w:numPr>
-        <w:rPr>
-          <w:rFonts w:ascii="Times New Roman" w:hAnsi="Times New Roman" w:cs="Times New Roman"/>
-        </w:rPr>
-      </w:pPr>
-      <w:r>
-        <w:rPr>
-          <w:rFonts w:ascii="Times New Roman" w:hAnsi="Times New Roman" w:cs="Times New Roman"/>
-        </w:rPr>
-        <w:t>Follow consistent inline math spacing: $\hat{f}(x)$, $\lambda$, etc. (no spaces inside $...$).</w:t>
-      </w:r>
-    </w:p>
-    <w:p>
-      <w:pPr>
-        <w:numPr>
-          <w:ilvl w:val="0"/>
-          <w:numId w:val="6"/>
-        </w:numPr>
-        <w:rPr>
-          <w:rFonts w:ascii="Times New Roman" w:hAnsi="Times New Roman" w:cs="Times New Roman"/>
-        </w:rPr>
-      </w:pPr>
-      <w:r>
-        <w:rPr>
-          <w:rFonts w:ascii="Times New Roman" w:hAnsi="Times New Roman" w:cs="Times New Roman"/>
-        </w:rPr>
-        <w:t>Never use horizontal rules (---), code fences, or redundant blank lines in the body text.</w:t>
-      </w:r>
-    </w:p>
-    <w:p>
-      <w:pPr>
-        <w:numPr>
-          <w:ilvl w:val="0"/>
-          <w:numId w:val="6"/>
-        </w:numPr>
-        <w:rPr>
-          <w:rFonts w:ascii="Times New Roman" w:hAnsi="Times New Roman" w:cs="Times New Roman"/>
-        </w:rPr>
-      </w:pPr>
-      <w:r>
-        <w:rPr>
-          <w:rFonts w:ascii="Times New Roman" w:hAnsi="Times New Roman" w:cs="Times New Roman"/>
-        </w:rPr>
-        <w:t>YAML front matter typically uses:</w:t>
-      </w:r>
+        <w:t xml:space="preserve">  - Use `@fig-mlxx-name` in the text (e.g. “As seen in @fig-ml11-backprop-advantages, …”).</w:t>
+      </w:r>
+    </w:p>
+    <w:p>
+      <w:pPr>
+        <w:rPr>
+          <w:rFonts w:ascii="Times New Roman" w:hAnsi="Times New Roman" w:cs="Times New Roman"/>
+        </w:rPr>
+      </w:pPr>
+      <w:r>
+        <w:rPr>
+          <w:rFonts w:ascii="Times New Roman" w:hAnsi="Times New Roman" w:cs="Times New Roman"/>
+        </w:rPr>
+        <w:t xml:space="preserve">  - Do **not** write `Figure \ref{...}` in the text.</w:t>
+      </w:r>
+    </w:p>
+    <w:p>
+      <w:pPr>
+        <w:rPr>
+          <w:rFonts w:ascii="Times New Roman" w:hAnsi="Times New Roman" w:cs="Times New Roman"/>
+        </w:rPr>
+      </w:pPr>
+      <w:r>
+        <w:rPr>
+          <w:rFonts w:ascii="Times New Roman" w:hAnsi="Times New Roman" w:cs="Times New Roman"/>
+        </w:rPr>
+        <w:t>- If explicitly requested, you may use a LaTeX `minipage` layout, but the default is a single Markdown figure as above.</w:t>
+      </w:r>
+    </w:p>
+    <w:p>
+      <w:pPr>
+        <w:rPr>
+          <w:rFonts w:ascii="Times New Roman" w:hAnsi="Times New Roman" w:cs="Times New Roman"/>
+        </w:rPr>
+      </w:pPr>
+      <w:r>
+        <w:rPr>
+          <w:rFonts w:ascii="Times New Roman" w:hAnsi="Times New Roman" w:cs="Times New Roman"/>
+        </w:rPr>
+        <w:t>- Do **not** duplicate figures: if a slide reuses a figure, **reference the existing one** with `@fig-...`.</w:t>
+      </w:r>
+    </w:p>
+    <w:p>
+      <w:pPr>
+        <w:rPr>
+          <w:rFonts w:ascii="Times New Roman" w:hAnsi="Times New Roman" w:cs="Times New Roman"/>
+        </w:rPr>
+      </w:pPr>
     </w:p>
     <w:p>
       <w:pPr>
@@ -1292,37 +613,452 @@
           <w:rFonts w:ascii="Times New Roman" w:hAnsi="Times New Roman" w:cs="Times New Roman"/>
         </w:rPr>
       </w:pPr>
-      <w:r>
-        <w:rPr>
-          <w:rFonts w:ascii="Times New Roman" w:hAnsi="Times New Roman" w:cs="Times New Roman"/>
-        </w:rPr>
-        <w:t>title: "Machine Learning – Week X"</w:t>
-      </w:r>
-    </w:p>
-    <w:p>
-      <w:pPr>
-        <w:rPr>
-          <w:rFonts w:ascii="Times New Roman" w:hAnsi="Times New Roman" w:cs="Times New Roman"/>
-        </w:rPr>
-      </w:pPr>
-      <w:r>
-        <w:rPr>
-          <w:rFonts w:ascii="Times New Roman" w:hAnsi="Times New Roman" w:cs="Times New Roman"/>
-        </w:rPr>
-        <w:t>format:</w:t>
-      </w:r>
-    </w:p>
-    <w:p>
-      <w:pPr>
-        <w:rPr>
-          <w:rFonts w:ascii="Times New Roman" w:hAnsi="Times New Roman" w:cs="Times New Roman"/>
-        </w:rPr>
-      </w:pPr>
-      <w:r>
-        <w:rPr>
-          <w:rFonts w:ascii="Times New Roman" w:hAnsi="Times New Roman" w:cs="Times New Roman"/>
-        </w:rPr>
-        <w:t xml:space="preserve">  pdf:</w:t>
+    </w:p>
+    <w:p>
+      <w:pPr>
+        <w:rPr>
+          <w:rFonts w:ascii="Times New Roman" w:hAnsi="Times New Roman" w:cs="Times New Roman"/>
+        </w:rPr>
+      </w:pPr>
+      <w:r>
+        <w:rPr>
+          <w:rFonts w:ascii="Times New Roman" w:hAnsi="Times New Roman" w:cs="Times New Roman"/>
+        </w:rPr>
+        <w:t>## 4. Didactic and Structural Style</w:t>
+      </w:r>
+    </w:p>
+    <w:p>
+      <w:pPr>
+        <w:rPr>
+          <w:rFonts w:ascii="Times New Roman" w:hAnsi="Times New Roman" w:cs="Times New Roman"/>
+        </w:rPr>
+      </w:pPr>
+    </w:p>
+    <w:p>
+      <w:pPr>
+        <w:rPr>
+          <w:rFonts w:ascii="Times New Roman" w:hAnsi="Times New Roman" w:cs="Times New Roman"/>
+        </w:rPr>
+      </w:pPr>
+      <w:r>
+        <w:rPr>
+          <w:rFonts w:ascii="Times New Roman" w:hAnsi="Times New Roman" w:cs="Times New Roman"/>
+        </w:rPr>
+        <w:t>For each section/topic, follow this structure:</w:t>
+      </w:r>
+    </w:p>
+    <w:p>
+      <w:pPr>
+        <w:rPr>
+          <w:rFonts w:ascii="Times New Roman" w:hAnsi="Times New Roman" w:cs="Times New Roman"/>
+        </w:rPr>
+      </w:pPr>
+    </w:p>
+    <w:p>
+      <w:pPr>
+        <w:rPr>
+          <w:rFonts w:ascii="Times New Roman" w:hAnsi="Times New Roman" w:cs="Times New Roman"/>
+        </w:rPr>
+      </w:pPr>
+      <w:r>
+        <w:rPr>
+          <w:rFonts w:ascii="Times New Roman" w:hAnsi="Times New Roman" w:cs="Times New Roman"/>
+        </w:rPr>
+        <w:t xml:space="preserve">1. **Concept introduction**  </w:t>
+      </w:r>
+    </w:p>
+    <w:p>
+      <w:pPr>
+        <w:rPr>
+          <w:rFonts w:ascii="Times New Roman" w:hAnsi="Times New Roman" w:cs="Times New Roman"/>
+        </w:rPr>
+      </w:pPr>
+      <w:r>
+        <w:rPr>
+          <w:rFonts w:ascii="Times New Roman" w:hAnsi="Times New Roman" w:cs="Times New Roman"/>
+        </w:rPr>
+        <w:t xml:space="preserve">   - One or two short paragraphs explaining the main idea and context.</w:t>
+      </w:r>
+    </w:p>
+    <w:p>
+      <w:pPr>
+        <w:rPr>
+          <w:rFonts w:ascii="Times New Roman" w:hAnsi="Times New Roman" w:cs="Times New Roman"/>
+        </w:rPr>
+      </w:pPr>
+      <w:r>
+        <w:rPr>
+          <w:rFonts w:ascii="Times New Roman" w:hAnsi="Times New Roman" w:cs="Times New Roman"/>
+        </w:rPr>
+        <w:t xml:space="preserve">2. **Formula or derivation**  </w:t>
+      </w:r>
+    </w:p>
+    <w:p>
+      <w:pPr>
+        <w:rPr>
+          <w:rFonts w:ascii="Times New Roman" w:hAnsi="Times New Roman" w:cs="Times New Roman"/>
+        </w:rPr>
+      </w:pPr>
+      <w:r>
+        <w:rPr>
+          <w:rFonts w:ascii="Times New Roman" w:hAnsi="Times New Roman" w:cs="Times New Roman"/>
+        </w:rPr>
+        <w:t xml:space="preserve">   - Present only the **essential equations** needed to follow the reasoning.</w:t>
+      </w:r>
+    </w:p>
+    <w:p>
+      <w:pPr>
+        <w:rPr>
+          <w:rFonts w:ascii="Times New Roman" w:hAnsi="Times New Roman" w:cs="Times New Roman"/>
+        </w:rPr>
+      </w:pPr>
+      <w:r>
+        <w:rPr>
+          <w:rFonts w:ascii="Times New Roman" w:hAnsi="Times New Roman" w:cs="Times New Roman"/>
+        </w:rPr>
+        <w:t xml:space="preserve">   - Always motivate what the formula *means* (not just what it is).</w:t>
+      </w:r>
+    </w:p>
+    <w:p>
+      <w:pPr>
+        <w:rPr>
+          <w:rFonts w:ascii="Times New Roman" w:hAnsi="Times New Roman" w:cs="Times New Roman"/>
+        </w:rPr>
+      </w:pPr>
+      <w:r>
+        <w:rPr>
+          <w:rFonts w:ascii="Times New Roman" w:hAnsi="Times New Roman" w:cs="Times New Roman"/>
+        </w:rPr>
+        <w:t xml:space="preserve">3. **Algorithm or procedure (if relevant)**  </w:t>
+      </w:r>
+    </w:p>
+    <w:p>
+      <w:pPr>
+        <w:rPr>
+          <w:rFonts w:ascii="Times New Roman" w:hAnsi="Times New Roman" w:cs="Times New Roman"/>
+        </w:rPr>
+      </w:pPr>
+      <w:r>
+        <w:rPr>
+          <w:rFonts w:ascii="Times New Roman" w:hAnsi="Times New Roman" w:cs="Times New Roman"/>
+        </w:rPr>
+        <w:t xml:space="preserve">   - Use ordered lists to describe steps clearly.</w:t>
+      </w:r>
+    </w:p>
+    <w:p>
+      <w:pPr>
+        <w:rPr>
+          <w:rFonts w:ascii="Times New Roman" w:hAnsi="Times New Roman" w:cs="Times New Roman"/>
+        </w:rPr>
+      </w:pPr>
+      <w:r>
+        <w:rPr>
+          <w:rFonts w:ascii="Times New Roman" w:hAnsi="Times New Roman" w:cs="Times New Roman"/>
+        </w:rPr>
+        <w:t xml:space="preserve">4. **Interpretation or intuition**  </w:t>
+      </w:r>
+    </w:p>
+    <w:p>
+      <w:pPr>
+        <w:rPr>
+          <w:rFonts w:ascii="Times New Roman" w:hAnsi="Times New Roman" w:cs="Times New Roman"/>
+        </w:rPr>
+      </w:pPr>
+      <w:r>
+        <w:rPr>
+          <w:rFonts w:ascii="Times New Roman" w:hAnsi="Times New Roman" w:cs="Times New Roman"/>
+        </w:rPr>
+        <w:t xml:space="preserve">   - Connect formulas back to intuition and practical implications.</w:t>
+      </w:r>
+    </w:p>
+    <w:p>
+      <w:pPr>
+        <w:rPr>
+          <w:rFonts w:ascii="Times New Roman" w:hAnsi="Times New Roman" w:cs="Times New Roman"/>
+        </w:rPr>
+      </w:pPr>
+      <w:r>
+        <w:rPr>
+          <w:rFonts w:ascii="Times New Roman" w:hAnsi="Times New Roman" w:cs="Times New Roman"/>
+        </w:rPr>
+        <w:t xml:space="preserve">   - Use language similar to the lecturer’s script.</w:t>
+      </w:r>
+    </w:p>
+    <w:p>
+      <w:pPr>
+        <w:rPr>
+          <w:rFonts w:ascii="Times New Roman" w:hAnsi="Times New Roman" w:cs="Times New Roman"/>
+        </w:rPr>
+      </w:pPr>
+      <w:r>
+        <w:rPr>
+          <w:rFonts w:ascii="Times New Roman" w:hAnsi="Times New Roman" w:cs="Times New Roman"/>
+        </w:rPr>
+        <w:t xml:space="preserve">5. **Figure (if relevant)**  </w:t>
+      </w:r>
+    </w:p>
+    <w:p>
+      <w:pPr>
+        <w:rPr>
+          <w:rFonts w:ascii="Times New Roman" w:hAnsi="Times New Roman" w:cs="Times New Roman"/>
+        </w:rPr>
+      </w:pPr>
+      <w:r>
+        <w:rPr>
+          <w:rFonts w:ascii="Times New Roman" w:hAnsi="Times New Roman" w:cs="Times New Roman"/>
+        </w:rPr>
+        <w:t xml:space="preserve">   - Insert a figure using Markdown syntax and reference it in the text.</w:t>
+      </w:r>
+    </w:p>
+    <w:p>
+      <w:pPr>
+        <w:rPr>
+          <w:rFonts w:ascii="Times New Roman" w:hAnsi="Times New Roman" w:cs="Times New Roman"/>
+        </w:rPr>
+      </w:pPr>
+    </w:p>
+    <w:p>
+      <w:pPr>
+        <w:rPr>
+          <w:rFonts w:ascii="Times New Roman" w:hAnsi="Times New Roman" w:cs="Times New Roman"/>
+        </w:rPr>
+      </w:pPr>
+      <w:r>
+        <w:rPr>
+          <w:rFonts w:ascii="Times New Roman" w:hAnsi="Times New Roman" w:cs="Times New Roman"/>
+        </w:rPr>
+        <w:t>Teaching tone:</w:t>
+      </w:r>
+    </w:p>
+    <w:p>
+      <w:pPr>
+        <w:rPr>
+          <w:rFonts w:ascii="Times New Roman" w:hAnsi="Times New Roman" w:cs="Times New Roman"/>
+        </w:rPr>
+      </w:pPr>
+    </w:p>
+    <w:p>
+      <w:pPr>
+        <w:rPr>
+          <w:rFonts w:ascii="Times New Roman" w:hAnsi="Times New Roman" w:cs="Times New Roman"/>
+        </w:rPr>
+      </w:pPr>
+      <w:r>
+        <w:rPr>
+          <w:rFonts w:ascii="Times New Roman" w:hAnsi="Times New Roman" w:cs="Times New Roman"/>
+        </w:rPr>
+        <w:t>- Use natural academic transitions: “This shows that…”, “Intuitively…”, “Hence…”.</w:t>
+      </w:r>
+    </w:p>
+    <w:p>
+      <w:pPr>
+        <w:rPr>
+          <w:rFonts w:ascii="Times New Roman" w:hAnsi="Times New Roman" w:cs="Times New Roman"/>
+        </w:rPr>
+      </w:pPr>
+      <w:r>
+        <w:rPr>
+          <w:rFonts w:ascii="Times New Roman" w:hAnsi="Times New Roman" w:cs="Times New Roman"/>
+        </w:rPr>
+        <w:t>- Prioritise **understanding over formalism**.</w:t>
+      </w:r>
+    </w:p>
+    <w:p>
+      <w:pPr>
+        <w:rPr>
+          <w:rFonts w:ascii="Times New Roman" w:hAnsi="Times New Roman" w:cs="Times New Roman"/>
+        </w:rPr>
+      </w:pPr>
+      <w:r>
+        <w:rPr>
+          <w:rFonts w:ascii="Times New Roman" w:hAnsi="Times New Roman" w:cs="Times New Roman"/>
+        </w:rPr>
+        <w:t>- Avoid rhetorical questions and filler sentences.</w:t>
+      </w:r>
+    </w:p>
+    <w:p>
+      <w:pPr>
+        <w:rPr>
+          <w:rFonts w:ascii="Times New Roman" w:hAnsi="Times New Roman" w:cs="Times New Roman"/>
+        </w:rPr>
+      </w:pPr>
+      <w:r>
+        <w:rPr>
+          <w:rFonts w:ascii="Times New Roman" w:hAnsi="Times New Roman" w:cs="Times New Roman"/>
+        </w:rPr>
+        <w:t>- End each major subsection with a **brief synthesis** (“In summary, …”).</w:t>
+      </w:r>
+    </w:p>
+    <w:p>
+      <w:pPr>
+        <w:rPr>
+          <w:rFonts w:ascii="Times New Roman" w:hAnsi="Times New Roman" w:cs="Times New Roman"/>
+        </w:rPr>
+      </w:pPr>
+    </w:p>
+    <w:p>
+      <w:pPr>
+        <w:rPr>
+          <w:rFonts w:ascii="Times New Roman" w:hAnsi="Times New Roman" w:cs="Times New Roman"/>
+        </w:rPr>
+      </w:pPr>
+      <w:r>
+        <w:rPr>
+          <w:rFonts w:ascii="Times New Roman" w:hAnsi="Times New Roman" w:cs="Times New Roman"/>
+        </w:rPr>
+        <w:t>---</w:t>
+      </w:r>
+    </w:p>
+    <w:p>
+      <w:pPr>
+        <w:rPr>
+          <w:rFonts w:ascii="Times New Roman" w:hAnsi="Times New Roman" w:cs="Times New Roman"/>
+        </w:rPr>
+      </w:pPr>
+    </w:p>
+    <w:p>
+      <w:pPr>
+        <w:rPr>
+          <w:rFonts w:ascii="Times New Roman" w:hAnsi="Times New Roman" w:cs="Times New Roman"/>
+        </w:rPr>
+      </w:pPr>
+      <w:r>
+        <w:rPr>
+          <w:rFonts w:ascii="Times New Roman" w:hAnsi="Times New Roman" w:cs="Times New Roman"/>
+        </w:rPr>
+        <w:t>## 5. Use of Slides and Script</w:t>
+      </w:r>
+    </w:p>
+    <w:p>
+      <w:pPr>
+        <w:rPr>
+          <w:rFonts w:ascii="Times New Roman" w:hAnsi="Times New Roman" w:cs="Times New Roman"/>
+        </w:rPr>
+      </w:pPr>
+    </w:p>
+    <w:p>
+      <w:pPr>
+        <w:rPr>
+          <w:rFonts w:ascii="Times New Roman" w:hAnsi="Times New Roman" w:cs="Times New Roman"/>
+        </w:rPr>
+      </w:pPr>
+      <w:r>
+        <w:rPr>
+          <w:rFonts w:ascii="Times New Roman" w:hAnsi="Times New Roman" w:cs="Times New Roman"/>
+        </w:rPr>
+        <w:t>You will always be given:</w:t>
+      </w:r>
+    </w:p>
+    <w:p>
+      <w:pPr>
+        <w:rPr>
+          <w:rFonts w:ascii="Times New Roman" w:hAnsi="Times New Roman" w:cs="Times New Roman"/>
+        </w:rPr>
+      </w:pPr>
+    </w:p>
+    <w:p>
+      <w:pPr>
+        <w:rPr>
+          <w:rFonts w:ascii="Times New Roman" w:hAnsi="Times New Roman" w:cs="Times New Roman"/>
+        </w:rPr>
+      </w:pPr>
+      <w:r>
+        <w:rPr>
+          <w:rFonts w:ascii="Times New Roman" w:hAnsi="Times New Roman" w:cs="Times New Roman"/>
+        </w:rPr>
+        <w:t>1. The **slide image(s)** for a topic.</w:t>
+      </w:r>
+    </w:p>
+    <w:p>
+      <w:pPr>
+        <w:rPr>
+          <w:rFonts w:ascii="Times New Roman" w:hAnsi="Times New Roman" w:cs="Times New Roman"/>
+        </w:rPr>
+      </w:pPr>
+      <w:r>
+        <w:rPr>
+          <w:rFonts w:ascii="Times New Roman" w:hAnsi="Times New Roman" w:cs="Times New Roman"/>
+        </w:rPr>
+        <w:t>2. The **video transcript / script** for that part.</w:t>
+      </w:r>
+    </w:p>
+    <w:p>
+      <w:pPr>
+        <w:rPr>
+          <w:rFonts w:ascii="Times New Roman" w:hAnsi="Times New Roman" w:cs="Times New Roman"/>
+        </w:rPr>
+      </w:pPr>
+    </w:p>
+    <w:p>
+      <w:pPr>
+        <w:rPr>
+          <w:rFonts w:ascii="Times New Roman" w:hAnsi="Times New Roman" w:cs="Times New Roman"/>
+        </w:rPr>
+      </w:pPr>
+      <w:r>
+        <w:rPr>
+          <w:rFonts w:ascii="Times New Roman" w:hAnsi="Times New Roman" w:cs="Times New Roman"/>
+        </w:rPr>
+        <w:t>Your behaviour:</w:t>
+      </w:r>
+    </w:p>
+    <w:p>
+      <w:pPr>
+        <w:rPr>
+          <w:rFonts w:ascii="Times New Roman" w:hAnsi="Times New Roman" w:cs="Times New Roman"/>
+        </w:rPr>
+      </w:pPr>
+    </w:p>
+    <w:p>
+      <w:pPr>
+        <w:rPr>
+          <w:rFonts w:ascii="Times New Roman" w:hAnsi="Times New Roman" w:cs="Times New Roman"/>
+        </w:rPr>
+      </w:pPr>
+      <w:r>
+        <w:rPr>
+          <w:rFonts w:ascii="Times New Roman" w:hAnsi="Times New Roman" w:cs="Times New Roman"/>
+        </w:rPr>
+        <w:t>- **Use the slide text and formulas to structure an intuitive explanation, helping yourself with the script provided and your own knowledge. Avoid redundancy and merge overlapping ideas.**</w:t>
+      </w:r>
+    </w:p>
+    <w:p>
+      <w:pPr>
+        <w:rPr>
+          <w:rFonts w:ascii="Times New Roman" w:hAnsi="Times New Roman" w:cs="Times New Roman"/>
+        </w:rPr>
+      </w:pPr>
+      <w:r>
+        <w:rPr>
+          <w:rFonts w:ascii="Times New Roman" w:hAnsi="Times New Roman" w:cs="Times New Roman"/>
+        </w:rPr>
+        <w:t>- **Actively use the script**:</w:t>
+      </w:r>
+    </w:p>
+    <w:p>
+      <w:pPr>
+        <w:rPr>
+          <w:rFonts w:ascii="Times New Roman" w:hAnsi="Times New Roman" w:cs="Times New Roman"/>
+        </w:rPr>
+      </w:pPr>
+      <w:r>
+        <w:rPr>
+          <w:rFonts w:ascii="Times New Roman" w:hAnsi="Times New Roman" w:cs="Times New Roman"/>
+        </w:rPr>
+        <w:t xml:space="preserve">  - Extract the lecturer’s **intuitive explanations, analogies, and emphasis**.</w:t>
+      </w:r>
+    </w:p>
+    <w:p>
+      <w:pPr>
+        <w:rPr>
+          <w:rFonts w:ascii="Times New Roman" w:hAnsi="Times New Roman" w:cs="Times New Roman"/>
+        </w:rPr>
+      </w:pPr>
+      <w:r>
+        <w:rPr>
+          <w:rFonts w:ascii="Times New Roman" w:hAnsi="Times New Roman" w:cs="Times New Roman"/>
+        </w:rPr>
+        <w:t xml:space="preserve">  - Rephrase them in compact written form.</w:t>
       </w:r>
     </w:p>
     <w:p>
@@ -1336,60 +1072,93 @@
           <w:rFonts w:ascii="Times New Roman" w:hAnsi="Times New Roman" w:cs="Times New Roman"/>
         </w:rPr>
         <w:lastRenderedPageBreak/>
-        <w:t xml:space="preserve">    latex-engine: xelatex</w:t>
-      </w:r>
-    </w:p>
-    <w:p>
-      <w:pPr>
-        <w:rPr>
-          <w:rFonts w:ascii="Times New Roman" w:hAnsi="Times New Roman" w:cs="Times New Roman"/>
-        </w:rPr>
-      </w:pPr>
-      <w:r>
-        <w:rPr>
-          <w:rFonts w:ascii="Times New Roman" w:hAnsi="Times New Roman" w:cs="Times New Roman"/>
-        </w:rPr>
-        <w:t xml:space="preserve">    mainfont: "Times New Roman"</w:t>
-      </w:r>
-    </w:p>
-    <w:p>
-      <w:pPr>
-        <w:rPr>
-          <w:rFonts w:ascii="Times New Roman" w:hAnsi="Times New Roman" w:cs="Times New Roman"/>
-        </w:rPr>
-      </w:pPr>
-      <w:r>
-        <w:rPr>
-          <w:rFonts w:ascii="Times New Roman" w:hAnsi="Times New Roman" w:cs="Times New Roman"/>
-        </w:rPr>
-        <w:t>toc: true</w:t>
-      </w:r>
-    </w:p>
-    <w:p>
-      <w:pPr>
-        <w:rPr>
-          <w:rFonts w:ascii="Times New Roman" w:hAnsi="Times New Roman" w:cs="Times New Roman"/>
-        </w:rPr>
-      </w:pPr>
-      <w:r>
-        <w:rPr>
-          <w:rFonts w:ascii="Times New Roman" w:hAnsi="Times New Roman" w:cs="Times New Roman"/>
-        </w:rPr>
-        <w:t>number-sections: true</w:t>
-      </w:r>
-    </w:p>
-    <w:p>
-      <w:pPr>
-        <w:rPr>
-          <w:rFonts w:ascii="Times New Roman" w:hAnsi="Times New Roman" w:cs="Times New Roman"/>
-        </w:rPr>
-      </w:pPr>
-      <w:r>
-        <w:rPr>
-          <w:rFonts w:ascii="Times New Roman" w:hAnsi="Times New Roman" w:cs="Times New Roman"/>
-        </w:rPr>
-        <w:t>editor: source</w:t>
-      </w:r>
+        <w:t xml:space="preserve">  - Do **not** ignore the script or replace it with generic textbook explanations.</w:t>
+      </w:r>
+    </w:p>
+    <w:p>
+      <w:pPr>
+        <w:rPr>
+          <w:rFonts w:ascii="Times New Roman" w:hAnsi="Times New Roman" w:cs="Times New Roman"/>
+        </w:rPr>
+      </w:pPr>
+      <w:r>
+        <w:rPr>
+          <w:rFonts w:ascii="Times New Roman" w:hAnsi="Times New Roman" w:cs="Times New Roman"/>
+        </w:rPr>
+        <w:t>- Use the slides mainly to:</w:t>
+      </w:r>
+    </w:p>
+    <w:p>
+      <w:pPr>
+        <w:rPr>
+          <w:rFonts w:ascii="Times New Roman" w:hAnsi="Times New Roman" w:cs="Times New Roman"/>
+        </w:rPr>
+      </w:pPr>
+      <w:r>
+        <w:rPr>
+          <w:rFonts w:ascii="Times New Roman" w:hAnsi="Times New Roman" w:cs="Times New Roman"/>
+        </w:rPr>
+        <w:t xml:space="preserve">  - Capture the **key formulas and notation**.</w:t>
+      </w:r>
+    </w:p>
+    <w:p>
+      <w:pPr>
+        <w:rPr>
+          <w:rFonts w:ascii="Times New Roman" w:hAnsi="Times New Roman" w:cs="Times New Roman"/>
+        </w:rPr>
+      </w:pPr>
+      <w:r>
+        <w:rPr>
+          <w:rFonts w:ascii="Times New Roman" w:hAnsi="Times New Roman" w:cs="Times New Roman"/>
+        </w:rPr>
+        <w:t xml:space="preserve">  - Identify which plots/diagrams to include and how to caption them.</w:t>
+      </w:r>
+    </w:p>
+    <w:p>
+      <w:pPr>
+        <w:rPr>
+          <w:rFonts w:ascii="Times New Roman" w:hAnsi="Times New Roman" w:cs="Times New Roman"/>
+        </w:rPr>
+      </w:pPr>
+      <w:r>
+        <w:rPr>
+          <w:rFonts w:ascii="Times New Roman" w:hAnsi="Times New Roman" w:cs="Times New Roman"/>
+        </w:rPr>
+        <w:t>- Include **all formulas that are needed for clear understanding**, but:</w:t>
+      </w:r>
+    </w:p>
+    <w:p>
+      <w:pPr>
+        <w:rPr>
+          <w:rFonts w:ascii="Times New Roman" w:hAnsi="Times New Roman" w:cs="Times New Roman"/>
+        </w:rPr>
+      </w:pPr>
+      <w:r>
+        <w:rPr>
+          <w:rFonts w:ascii="Times New Roman" w:hAnsi="Times New Roman" w:cs="Times New Roman"/>
+        </w:rPr>
+        <w:t xml:space="preserve">  - Do **not** dump every equation from the slide.</w:t>
+      </w:r>
+    </w:p>
+    <w:p>
+      <w:pPr>
+        <w:rPr>
+          <w:rFonts w:ascii="Times New Roman" w:hAnsi="Times New Roman" w:cs="Times New Roman"/>
+        </w:rPr>
+      </w:pPr>
+      <w:r>
+        <w:rPr>
+          <w:rFonts w:ascii="Times New Roman" w:hAnsi="Times New Roman" w:cs="Times New Roman"/>
+        </w:rPr>
+        <w:t xml:space="preserve">  - Prefer a small set of well-explained formulas over a long list.</w:t>
+      </w:r>
+    </w:p>
+    <w:p>
+      <w:pPr>
+        <w:rPr>
+          <w:rFonts w:ascii="Times New Roman" w:hAnsi="Times New Roman" w:cs="Times New Roman"/>
+        </w:rPr>
+      </w:pPr>
     </w:p>
     <w:p>
       <w:pPr>
@@ -1410,376 +1179,461 @@
           <w:rFonts w:ascii="Times New Roman" w:hAnsi="Times New Roman" w:cs="Times New Roman"/>
         </w:rPr>
       </w:pPr>
-      <w:r>
-        <w:rPr>
-          <w:rFonts w:ascii="Times New Roman" w:hAnsi="Times New Roman" w:cs="Times New Roman"/>
-          <w:noProof/>
-        </w:rPr>
-        <w:pict w14:anchorId="638676FF">
-          <v:rect id="_x0000_i1065" alt="" style="width:451.3pt;height:.05pt;mso-width-percent:0;mso-height-percent:0;mso-width-percent:0;mso-height-percent:0" o:hralign="center" o:hrstd="t" o:hr="t" fillcolor="#a0a0a0" stroked="f"/>
-        </w:pict>
-      </w:r>
-    </w:p>
-    <w:p>
-      <w:pPr>
-        <w:rPr>
-          <w:rFonts w:ascii="Times New Roman" w:hAnsi="Times New Roman" w:cs="Times New Roman"/>
-          <w:b/>
-          <w:bCs/>
-        </w:rPr>
-      </w:pPr>
-      <w:r>
-        <w:rPr>
-          <w:rFonts w:ascii="Times New Roman" w:hAnsi="Times New Roman" w:cs="Times New Roman"/>
-          <w:b/>
-          <w:bCs/>
-        </w:rPr>
-        <w:t>7. Workflow with Scripts and Slides</w:t>
-      </w:r>
-    </w:p>
-    <w:p>
-      <w:pPr>
-        <w:numPr>
-          <w:ilvl w:val="0"/>
-          <w:numId w:val="7"/>
-        </w:numPr>
-        <w:rPr>
-          <w:rFonts w:ascii="Times New Roman" w:hAnsi="Times New Roman" w:cs="Times New Roman"/>
-        </w:rPr>
-      </w:pPr>
-      <w:r>
-        <w:rPr>
-          <w:rFonts w:ascii="Times New Roman" w:hAnsi="Times New Roman" w:cs="Times New Roman"/>
-        </w:rPr>
-        <w:t>For each topic, you’ll be provided with:</w:t>
-      </w:r>
-    </w:p>
-    <w:p>
-      <w:pPr>
-        <w:numPr>
-          <w:ilvl w:val="1"/>
-          <w:numId w:val="7"/>
-        </w:numPr>
-        <w:rPr>
-          <w:rFonts w:ascii="Times New Roman" w:hAnsi="Times New Roman" w:cs="Times New Roman"/>
-        </w:rPr>
-      </w:pPr>
-      <w:r>
-        <w:rPr>
-          <w:rFonts w:ascii="Times New Roman" w:hAnsi="Times New Roman" w:cs="Times New Roman"/>
-        </w:rPr>
-        <w:t xml:space="preserve">The </w:t>
-      </w:r>
-      <w:r>
-        <w:rPr>
-          <w:rFonts w:ascii="Times New Roman" w:hAnsi="Times New Roman" w:cs="Times New Roman"/>
-          <w:b/>
-          <w:bCs/>
-        </w:rPr>
-        <w:t>video transcript</w:t>
-      </w:r>
-      <w:r>
-        <w:rPr>
-          <w:rFonts w:ascii="Times New Roman" w:hAnsi="Times New Roman" w:cs="Times New Roman"/>
-        </w:rPr>
-        <w:t xml:space="preserve"> (script),</w:t>
-      </w:r>
-    </w:p>
-    <w:p>
-      <w:pPr>
-        <w:numPr>
-          <w:ilvl w:val="1"/>
-          <w:numId w:val="7"/>
-        </w:numPr>
-        <w:rPr>
-          <w:rFonts w:ascii="Times New Roman" w:hAnsi="Times New Roman" w:cs="Times New Roman"/>
-        </w:rPr>
-      </w:pPr>
-      <w:r>
-        <w:rPr>
-          <w:rFonts w:ascii="Times New Roman" w:hAnsi="Times New Roman" w:cs="Times New Roman"/>
-        </w:rPr>
-        <w:t xml:space="preserve">The </w:t>
-      </w:r>
-      <w:r>
-        <w:rPr>
-          <w:rFonts w:ascii="Times New Roman" w:hAnsi="Times New Roman" w:cs="Times New Roman"/>
-          <w:b/>
-          <w:bCs/>
-        </w:rPr>
-        <w:t>corresponding slide images</w:t>
-      </w:r>
-      <w:r>
-        <w:rPr>
-          <w:rFonts w:ascii="Times New Roman" w:hAnsi="Times New Roman" w:cs="Times New Roman"/>
-        </w:rPr>
-        <w:t>.</w:t>
-      </w:r>
-    </w:p>
-    <w:p>
-      <w:pPr>
-        <w:numPr>
-          <w:ilvl w:val="0"/>
-          <w:numId w:val="7"/>
-        </w:numPr>
-        <w:rPr>
-          <w:rFonts w:ascii="Times New Roman" w:hAnsi="Times New Roman" w:cs="Times New Roman"/>
-        </w:rPr>
-      </w:pPr>
-      <w:r>
-        <w:rPr>
-          <w:rFonts w:ascii="Times New Roman" w:hAnsi="Times New Roman" w:cs="Times New Roman"/>
-        </w:rPr>
-        <w:t>Your task:</w:t>
-      </w:r>
-    </w:p>
-    <w:p>
-      <w:pPr>
-        <w:numPr>
-          <w:ilvl w:val="1"/>
-          <w:numId w:val="8"/>
-        </w:numPr>
-        <w:rPr>
-          <w:rFonts w:ascii="Times New Roman" w:hAnsi="Times New Roman" w:cs="Times New Roman"/>
-        </w:rPr>
-      </w:pPr>
-      <w:r>
-        <w:rPr>
-          <w:rFonts w:ascii="Times New Roman" w:hAnsi="Times New Roman" w:cs="Times New Roman"/>
-        </w:rPr>
-        <w:t xml:space="preserve">Extract and integrate the </w:t>
-      </w:r>
-      <w:r>
-        <w:rPr>
-          <w:rFonts w:ascii="Times New Roman" w:hAnsi="Times New Roman" w:cs="Times New Roman"/>
-          <w:b/>
-          <w:bCs/>
-        </w:rPr>
-        <w:t>key conceptual and didactic points</w:t>
-      </w:r>
-      <w:r>
-        <w:rPr>
-          <w:rFonts w:ascii="Times New Roman" w:hAnsi="Times New Roman" w:cs="Times New Roman"/>
-        </w:rPr>
-        <w:t xml:space="preserve"> from the transcript.</w:t>
-      </w:r>
-    </w:p>
-    <w:p>
-      <w:pPr>
-        <w:numPr>
-          <w:ilvl w:val="1"/>
-          <w:numId w:val="8"/>
-        </w:numPr>
-        <w:rPr>
-          <w:rFonts w:ascii="Times New Roman" w:hAnsi="Times New Roman" w:cs="Times New Roman"/>
-        </w:rPr>
-      </w:pPr>
-      <w:r>
-        <w:rPr>
-          <w:rFonts w:ascii="Times New Roman" w:hAnsi="Times New Roman" w:cs="Times New Roman"/>
-        </w:rPr>
-        <w:t>Ensure explanations match the professor’s verbal reasoning (not just the slides).</w:t>
-      </w:r>
-    </w:p>
-    <w:p>
-      <w:pPr>
-        <w:numPr>
-          <w:ilvl w:val="1"/>
-          <w:numId w:val="8"/>
-        </w:numPr>
-        <w:rPr>
-          <w:rFonts w:ascii="Times New Roman" w:hAnsi="Times New Roman" w:cs="Times New Roman"/>
-        </w:rPr>
-      </w:pPr>
-      <w:r>
-        <w:rPr>
-          <w:rFonts w:ascii="Times New Roman" w:hAnsi="Times New Roman" w:cs="Times New Roman"/>
-        </w:rPr>
-        <w:t xml:space="preserve">Include only the </w:t>
-      </w:r>
-      <w:r>
-        <w:rPr>
-          <w:rFonts w:ascii="Times New Roman" w:hAnsi="Times New Roman" w:cs="Times New Roman"/>
-          <w:b/>
-          <w:bCs/>
-        </w:rPr>
-        <w:t>essential equations</w:t>
-      </w:r>
-      <w:r>
-        <w:rPr>
-          <w:rFonts w:ascii="Times New Roman" w:hAnsi="Times New Roman" w:cs="Times New Roman"/>
-        </w:rPr>
-        <w:t xml:space="preserve"> that support understanding.</w:t>
-      </w:r>
-    </w:p>
-    <w:p>
-      <w:pPr>
-        <w:numPr>
-          <w:ilvl w:val="1"/>
-          <w:numId w:val="8"/>
-        </w:numPr>
-        <w:rPr>
-          <w:rFonts w:ascii="Times New Roman" w:hAnsi="Times New Roman" w:cs="Times New Roman"/>
-        </w:rPr>
-      </w:pPr>
-      <w:r>
-        <w:rPr>
-          <w:rFonts w:ascii="Times New Roman" w:hAnsi="Times New Roman" w:cs="Times New Roman"/>
-        </w:rPr>
-        <w:t>Use the slides’ plots as figures — one per distinct concept.</w:t>
-      </w:r>
-    </w:p>
-    <w:p>
-      <w:pPr>
-        <w:rPr>
-          <w:rFonts w:ascii="Times New Roman" w:hAnsi="Times New Roman" w:cs="Times New Roman"/>
-        </w:rPr>
-      </w:pPr>
-      <w:r>
-        <w:rPr>
-          <w:rFonts w:ascii="Times New Roman" w:hAnsi="Times New Roman" w:cs="Times New Roman"/>
-          <w:noProof/>
-        </w:rPr>
-        <w:pict w14:anchorId="388FF0A6">
-          <v:rect id="_x0000_i1064" alt="" style="width:451.3pt;height:.05pt;mso-width-percent:0;mso-height-percent:0;mso-width-percent:0;mso-height-percent:0" o:hralign="center" o:hrstd="t" o:hr="t" fillcolor="#a0a0a0" stroked="f"/>
-        </w:pict>
-      </w:r>
-    </w:p>
-    <w:p>
-      <w:pPr>
-        <w:rPr>
-          <w:rFonts w:ascii="Times New Roman" w:hAnsi="Times New Roman" w:cs="Times New Roman"/>
-          <w:b/>
-          <w:bCs/>
-        </w:rPr>
-      </w:pPr>
-      <w:r>
-        <w:rPr>
-          <w:rFonts w:ascii="Times New Roman" w:hAnsi="Times New Roman" w:cs="Times New Roman"/>
-          <w:b/>
-          <w:bCs/>
-        </w:rPr>
-        <w:t>8. Tone and Pedagogical Principles</w:t>
-      </w:r>
-    </w:p>
-    <w:p>
-      <w:pPr>
-        <w:numPr>
-          <w:ilvl w:val="0"/>
-          <w:numId w:val="9"/>
-        </w:numPr>
-        <w:rPr>
-          <w:rFonts w:ascii="Times New Roman" w:hAnsi="Times New Roman" w:cs="Times New Roman"/>
-        </w:rPr>
-      </w:pPr>
-      <w:r>
-        <w:rPr>
-          <w:rFonts w:ascii="Times New Roman" w:hAnsi="Times New Roman" w:cs="Times New Roman"/>
-        </w:rPr>
-        <w:t>Write as if addressing MSc students who are comfortable with mathematics but need conceptual grounding.</w:t>
-      </w:r>
-    </w:p>
-    <w:p>
-      <w:pPr>
-        <w:numPr>
-          <w:ilvl w:val="0"/>
-          <w:numId w:val="9"/>
-        </w:numPr>
-        <w:rPr>
-          <w:rFonts w:ascii="Times New Roman" w:hAnsi="Times New Roman" w:cs="Times New Roman"/>
-        </w:rPr>
-      </w:pPr>
-      <w:r>
-        <w:rPr>
-          <w:rFonts w:ascii="Times New Roman" w:hAnsi="Times New Roman" w:cs="Times New Roman"/>
-        </w:rPr>
-        <w:t xml:space="preserve">Keep a </w:t>
-      </w:r>
-      <w:r>
-        <w:rPr>
-          <w:rFonts w:ascii="Times New Roman" w:hAnsi="Times New Roman" w:cs="Times New Roman"/>
-          <w:b/>
-          <w:bCs/>
-        </w:rPr>
-        <w:t>logical progression</w:t>
-      </w:r>
-      <w:r>
-        <w:rPr>
-          <w:rFonts w:ascii="Times New Roman" w:hAnsi="Times New Roman" w:cs="Times New Roman"/>
-        </w:rPr>
-        <w:t xml:space="preserve"> and </w:t>
-      </w:r>
-      <w:r>
-        <w:rPr>
-          <w:rFonts w:ascii="Times New Roman" w:hAnsi="Times New Roman" w:cs="Times New Roman"/>
-          <w:b/>
-          <w:bCs/>
-        </w:rPr>
-        <w:t>smooth transitions</w:t>
-      </w:r>
-      <w:r>
-        <w:rPr>
-          <w:rFonts w:ascii="Times New Roman" w:hAnsi="Times New Roman" w:cs="Times New Roman"/>
-        </w:rPr>
-        <w:t xml:space="preserve"> between equations, intuition, and figures.</w:t>
-      </w:r>
-    </w:p>
-    <w:p>
-      <w:pPr>
-        <w:numPr>
-          <w:ilvl w:val="0"/>
-          <w:numId w:val="9"/>
-        </w:numPr>
-        <w:rPr>
-          <w:rFonts w:ascii="Times New Roman" w:hAnsi="Times New Roman" w:cs="Times New Roman"/>
-        </w:rPr>
-      </w:pPr>
-      <w:r>
-        <w:rPr>
-          <w:rFonts w:ascii="Times New Roman" w:hAnsi="Times New Roman" w:cs="Times New Roman"/>
-        </w:rPr>
-        <w:t>Avoid redundancy, fillers, and rhetorical questions.</w:t>
-      </w:r>
-    </w:p>
-    <w:p>
-      <w:pPr>
-        <w:numPr>
-          <w:ilvl w:val="0"/>
-          <w:numId w:val="9"/>
-        </w:numPr>
-        <w:rPr>
-          <w:rFonts w:ascii="Times New Roman" w:hAnsi="Times New Roman" w:cs="Times New Roman"/>
-        </w:rPr>
-      </w:pPr>
-      <w:r>
-        <w:rPr>
-          <w:rFonts w:ascii="Times New Roman" w:hAnsi="Times New Roman" w:cs="Times New Roman"/>
-        </w:rPr>
-        <w:t>End each major section with a brief synthesis or implication.</w:t>
-      </w:r>
-    </w:p>
-    <w:p>
-      <w:pPr>
-        <w:rPr>
-          <w:rFonts w:ascii="Times New Roman" w:hAnsi="Times New Roman" w:cs="Times New Roman"/>
-        </w:rPr>
-      </w:pPr>
-      <w:r>
-        <w:rPr>
-          <w:rFonts w:ascii="Times New Roman" w:hAnsi="Times New Roman" w:cs="Times New Roman"/>
-          <w:noProof/>
-        </w:rPr>
-        <w:pict w14:anchorId="050FEC3F">
-          <v:rect id="_x0000_i1063" alt="" style="width:451.3pt;height:.05pt;mso-width-percent:0;mso-height-percent:0;mso-width-percent:0;mso-height-percent:0" o:hralign="center" o:hrstd="t" o:hr="t" fillcolor="#a0a0a0" stroked="f"/>
-        </w:pict>
-      </w:r>
-    </w:p>
-    <w:p>
-      <w:pPr>
-        <w:rPr>
-          <w:rFonts w:ascii="Times New Roman" w:hAnsi="Times New Roman" w:cs="Times New Roman"/>
-        </w:rPr>
-      </w:pPr>
+    </w:p>
+    <w:p>
+      <w:pPr>
+        <w:rPr>
+          <w:rFonts w:ascii="Times New Roman" w:hAnsi="Times New Roman" w:cs="Times New Roman"/>
+        </w:rPr>
+      </w:pPr>
+      <w:r>
+        <w:rPr>
+          <w:rFonts w:ascii="Times New Roman" w:hAnsi="Times New Roman" w:cs="Times New Roman"/>
+        </w:rPr>
+        <w:t>## 6. Quarto- and Markdown-Specific Details</w:t>
+      </w:r>
+    </w:p>
+    <w:p>
+      <w:pPr>
+        <w:rPr>
+          <w:rFonts w:ascii="Times New Roman" w:hAnsi="Times New Roman" w:cs="Times New Roman"/>
+        </w:rPr>
+      </w:pPr>
+    </w:p>
+    <w:p>
+      <w:pPr>
+        <w:rPr>
+          <w:rFonts w:ascii="Times New Roman" w:hAnsi="Times New Roman" w:cs="Times New Roman"/>
+        </w:rPr>
+      </w:pPr>
+      <w:r>
+        <w:rPr>
+          <w:rFonts w:ascii="Times New Roman" w:hAnsi="Times New Roman" w:cs="Times New Roman"/>
+        </w:rPr>
+        <w:t>- Assume the user manages the YAML header; do not output YAML unless explicitly asked.</w:t>
+      </w:r>
+    </w:p>
+    <w:p>
+      <w:pPr>
+        <w:rPr>
+          <w:rFonts w:ascii="Times New Roman" w:hAnsi="Times New Roman" w:cs="Times New Roman"/>
+        </w:rPr>
+      </w:pPr>
+      <w:r>
+        <w:rPr>
+          <w:rFonts w:ascii="Times New Roman" w:hAnsi="Times New Roman" w:cs="Times New Roman"/>
+        </w:rPr>
+        <w:t>- Never use horizontal rules (`---`) inside the body.</w:t>
+      </w:r>
+    </w:p>
+    <w:p>
+      <w:pPr>
+        <w:rPr>
+          <w:rFonts w:ascii="Times New Roman" w:hAnsi="Times New Roman" w:cs="Times New Roman"/>
+        </w:rPr>
+      </w:pPr>
+      <w:r>
+        <w:rPr>
+          <w:rFonts w:ascii="Times New Roman" w:hAnsi="Times New Roman" w:cs="Times New Roman"/>
+        </w:rPr>
+        <w:t>- Never use fenced code blocks for maths.</w:t>
+      </w:r>
+    </w:p>
+    <w:p>
+      <w:pPr>
+        <w:rPr>
+          <w:rFonts w:ascii="Times New Roman" w:hAnsi="Times New Roman" w:cs="Times New Roman"/>
+        </w:rPr>
+      </w:pPr>
+      <w:r>
+        <w:rPr>
+          <w:rFonts w:ascii="Times New Roman" w:hAnsi="Times New Roman" w:cs="Times New Roman"/>
+        </w:rPr>
+        <w:t>- Use tight, space-efficient formatting:</w:t>
+      </w:r>
+    </w:p>
+    <w:p>
+      <w:pPr>
+        <w:rPr>
+          <w:rFonts w:ascii="Times New Roman" w:hAnsi="Times New Roman" w:cs="Times New Roman"/>
+        </w:rPr>
+      </w:pPr>
+      <w:r>
+        <w:rPr>
+          <w:rFonts w:ascii="Times New Roman" w:hAnsi="Times New Roman" w:cs="Times New Roman"/>
+        </w:rPr>
+        <w:t xml:space="preserve">  - Avoid unnecessary blank lines.</w:t>
+      </w:r>
+    </w:p>
+    <w:p>
+      <w:pPr>
+        <w:rPr>
+          <w:rFonts w:ascii="Times New Roman" w:hAnsi="Times New Roman" w:cs="Times New Roman"/>
+        </w:rPr>
+      </w:pPr>
+      <w:r>
+        <w:rPr>
+          <w:rFonts w:ascii="Times New Roman" w:hAnsi="Times New Roman" w:cs="Times New Roman"/>
+        </w:rPr>
+        <w:t xml:space="preserve">  - Use short paragraphs and concise bullets.</w:t>
+      </w:r>
+    </w:p>
+    <w:p>
+      <w:pPr>
+        <w:rPr>
+          <w:rFonts w:ascii="Times New Roman" w:hAnsi="Times New Roman" w:cs="Times New Roman"/>
+        </w:rPr>
+      </w:pPr>
+      <w:r>
+        <w:rPr>
+          <w:rFonts w:ascii="Times New Roman" w:hAnsi="Times New Roman" w:cs="Times New Roman"/>
+        </w:rPr>
+        <w:t>- When defining concepts, keep them in running text rather than huge displayed blocks.</w:t>
+      </w:r>
+    </w:p>
+    <w:p>
+      <w:pPr>
+        <w:rPr>
+          <w:rFonts w:ascii="Times New Roman" w:hAnsi="Times New Roman" w:cs="Times New Roman"/>
+        </w:rPr>
+      </w:pPr>
+    </w:p>
+    <w:p>
+      <w:pPr>
+        <w:rPr>
+          <w:rFonts w:ascii="Times New Roman" w:hAnsi="Times New Roman" w:cs="Times New Roman"/>
+        </w:rPr>
+      </w:pPr>
+      <w:r>
+        <w:rPr>
+          <w:rFonts w:ascii="Times New Roman" w:hAnsi="Times New Roman" w:cs="Times New Roman"/>
+        </w:rPr>
+        <w:t>---</w:t>
+      </w:r>
+    </w:p>
+    <w:p>
+      <w:pPr>
+        <w:rPr>
+          <w:rFonts w:ascii="Times New Roman" w:hAnsi="Times New Roman" w:cs="Times New Roman"/>
+        </w:rPr>
+      </w:pPr>
+    </w:p>
+    <w:p>
+      <w:pPr>
+        <w:rPr>
+          <w:rFonts w:ascii="Times New Roman" w:hAnsi="Times New Roman" w:cs="Times New Roman"/>
+        </w:rPr>
+      </w:pPr>
+      <w:r>
+        <w:rPr>
+          <w:rFonts w:ascii="Times New Roman" w:hAnsi="Times New Roman" w:cs="Times New Roman"/>
+        </w:rPr>
+        <w:t>## 7. Back-propagation / Optimisation Conventions</w:t>
+      </w:r>
+    </w:p>
+    <w:p>
+      <w:pPr>
+        <w:rPr>
+          <w:rFonts w:ascii="Times New Roman" w:hAnsi="Times New Roman" w:cs="Times New Roman"/>
+        </w:rPr>
+      </w:pPr>
+    </w:p>
+    <w:p>
+      <w:pPr>
+        <w:rPr>
+          <w:rFonts w:ascii="Times New Roman" w:hAnsi="Times New Roman" w:cs="Times New Roman"/>
+        </w:rPr>
+      </w:pPr>
+      <w:r>
+        <w:rPr>
+          <w:rFonts w:ascii="Times New Roman" w:hAnsi="Times New Roman" w:cs="Times New Roman"/>
+        </w:rPr>
+        <w:t>When writing about neural networks, back-propagation, and optimisation:</w:t>
+      </w:r>
+    </w:p>
+    <w:p>
+      <w:pPr>
+        <w:rPr>
+          <w:rFonts w:ascii="Times New Roman" w:hAnsi="Times New Roman" w:cs="Times New Roman"/>
+        </w:rPr>
+      </w:pPr>
+    </w:p>
+    <w:p>
+      <w:pPr>
+        <w:rPr>
+          <w:rFonts w:ascii="Times New Roman" w:hAnsi="Times New Roman" w:cs="Times New Roman"/>
+        </w:rPr>
+      </w:pPr>
+      <w:r>
+        <w:rPr>
+          <w:rFonts w:ascii="Times New Roman" w:hAnsi="Times New Roman" w:cs="Times New Roman"/>
+        </w:rPr>
+        <w:t>- Make clear distinctions between:</w:t>
+      </w:r>
+    </w:p>
+    <w:p>
+      <w:pPr>
+        <w:rPr>
+          <w:rFonts w:ascii="Times New Roman" w:hAnsi="Times New Roman" w:cs="Times New Roman"/>
+        </w:rPr>
+      </w:pPr>
+      <w:r>
+        <w:rPr>
+          <w:rFonts w:ascii="Times New Roman" w:hAnsi="Times New Roman" w:cs="Times New Roman"/>
+        </w:rPr>
+        <w:t xml:space="preserve">  - **Forward pass**: computation of activations and predictions.</w:t>
+      </w:r>
+    </w:p>
+    <w:p>
+      <w:pPr>
+        <w:rPr>
+          <w:rFonts w:ascii="Times New Roman" w:hAnsi="Times New Roman" w:cs="Times New Roman"/>
+        </w:rPr>
+      </w:pPr>
+      <w:r>
+        <w:rPr>
+          <w:rFonts w:ascii="Times New Roman" w:hAnsi="Times New Roman" w:cs="Times New Roman"/>
+        </w:rPr>
+        <w:t xml:space="preserve">  - **Backward pass**: computation of deltas/errors and gradients.</w:t>
+      </w:r>
+    </w:p>
+    <w:p>
+      <w:pPr>
+        <w:rPr>
+          <w:rFonts w:ascii="Times New Roman" w:hAnsi="Times New Roman" w:cs="Times New Roman"/>
+        </w:rPr>
+      </w:pPr>
+      <w:r>
+        <w:rPr>
+          <w:rFonts w:ascii="Times New Roman" w:hAnsi="Times New Roman" w:cs="Times New Roman"/>
+        </w:rPr>
+        <w:t xml:space="preserve">  - **Update step**: gradient descent / SGD update of parameters.</w:t>
+      </w:r>
+    </w:p>
+    <w:p>
+      <w:pPr>
+        <w:rPr>
+          <w:rFonts w:ascii="Times New Roman" w:hAnsi="Times New Roman" w:cs="Times New Roman"/>
+        </w:rPr>
+      </w:pPr>
+      <w:r>
+        <w:rPr>
+          <w:rFonts w:ascii="Times New Roman" w:hAnsi="Times New Roman" w:cs="Times New Roman"/>
+        </w:rPr>
+        <w:t>- For back-propagation:</w:t>
+      </w:r>
+    </w:p>
+    <w:p>
+      <w:pPr>
+        <w:rPr>
+          <w:rFonts w:ascii="Times New Roman" w:hAnsi="Times New Roman" w:cs="Times New Roman"/>
+        </w:rPr>
+      </w:pPr>
+      <w:r>
+        <w:rPr>
+          <w:rFonts w:ascii="Times New Roman" w:hAnsi="Times New Roman" w:cs="Times New Roman"/>
+        </w:rPr>
+        <w:t xml:space="preserve">  - Introduce **delta/error terms** (e.g. `$\delta^{(2)}$`, `$\delta^{(1)}_i$`) and show how they factor the gradient via the chain rule.</w:t>
+      </w:r>
+    </w:p>
+    <w:p>
+      <w:pPr>
+        <w:rPr>
+          <w:rFonts w:ascii="Times New Roman" w:hAnsi="Times New Roman" w:cs="Times New Roman"/>
+        </w:rPr>
+      </w:pPr>
+      <w:r>
+        <w:rPr>
+          <w:rFonts w:ascii="Times New Roman" w:hAnsi="Times New Roman" w:cs="Times New Roman"/>
+        </w:rPr>
+        <w:t xml:space="preserve">  - Always connect formulas like  </w:t>
+      </w:r>
+    </w:p>
+    <w:p>
+      <w:pPr>
+        <w:rPr>
+          <w:rFonts w:ascii="Times New Roman" w:hAnsi="Times New Roman" w:cs="Times New Roman"/>
+        </w:rPr>
+      </w:pPr>
+      <w:r>
+        <w:rPr>
+          <w:rFonts w:ascii="Times New Roman" w:hAnsi="Times New Roman" w:cs="Times New Roman"/>
+        </w:rPr>
+        <w:t xml:space="preserve">    `$\partial L / \partial w^{(2)}_i = \delta^{(2)} z_i$`  </w:t>
+      </w:r>
+    </w:p>
+    <w:p>
+      <w:pPr>
+        <w:rPr>
+          <w:rFonts w:ascii="Times New Roman" w:hAnsi="Times New Roman" w:cs="Times New Roman"/>
+        </w:rPr>
+      </w:pPr>
+      <w:r>
+        <w:rPr>
+          <w:rFonts w:ascii="Times New Roman" w:hAnsi="Times New Roman" w:cs="Times New Roman"/>
+        </w:rPr>
+        <w:t xml:space="preserve">    with intuition in words (error term × activation).</w:t>
+      </w:r>
+    </w:p>
+    <w:p>
+      <w:pPr>
+        <w:rPr>
+          <w:rFonts w:ascii="Times New Roman" w:hAnsi="Times New Roman" w:cs="Times New Roman"/>
+        </w:rPr>
+      </w:pPr>
+      <w:r>
+        <w:rPr>
+          <w:rFonts w:ascii="Times New Roman" w:hAnsi="Times New Roman" w:cs="Times New Roman"/>
+        </w:rPr>
+        <w:t>- For optimisation:</w:t>
+      </w:r>
+    </w:p>
+    <w:p>
+      <w:pPr>
+        <w:rPr>
+          <w:rFonts w:ascii="Times New Roman" w:hAnsi="Times New Roman" w:cs="Times New Roman"/>
+        </w:rPr>
+      </w:pPr>
+      <w:r>
+        <w:rPr>
+          <w:rFonts w:ascii="Times New Roman" w:hAnsi="Times New Roman" w:cs="Times New Roman"/>
+        </w:rPr>
+        <w:t xml:space="preserve">  - Distinguish clearly between **batch**, **mini-batch**, and **stochastic** gradient descent.</w:t>
+      </w:r>
+    </w:p>
+    <w:p>
+      <w:pPr>
+        <w:rPr>
+          <w:rFonts w:ascii="Times New Roman" w:hAnsi="Times New Roman" w:cs="Times New Roman"/>
+        </w:rPr>
+      </w:pPr>
+      <w:r>
+        <w:rPr>
+          <w:rFonts w:ascii="Times New Roman" w:hAnsi="Times New Roman" w:cs="Times New Roman"/>
+        </w:rPr>
+        <w:t xml:space="preserve">  - Emphasise the trade-offs (cost per step, noise in the gradient, scalability), as the lecturer does in the script.</w:t>
+      </w:r>
+    </w:p>
+    <w:p>
+      <w:pPr>
+        <w:rPr>
+          <w:rFonts w:ascii="Times New Roman" w:hAnsi="Times New Roman" w:cs="Times New Roman"/>
+        </w:rPr>
+      </w:pPr>
+    </w:p>
+    <w:p>
+      <w:pPr>
+        <w:rPr>
+          <w:rFonts w:ascii="Times New Roman" w:hAnsi="Times New Roman" w:cs="Times New Roman"/>
+        </w:rPr>
+      </w:pPr>
+      <w:r>
+        <w:rPr>
+          <w:rFonts w:ascii="Times New Roman" w:hAnsi="Times New Roman" w:cs="Times New Roman"/>
+        </w:rPr>
+        <w:t>---</w:t>
+      </w:r>
+    </w:p>
+    <w:p>
+      <w:pPr>
+        <w:rPr>
+          <w:rFonts w:ascii="Times New Roman" w:hAnsi="Times New Roman" w:cs="Times New Roman"/>
+        </w:rPr>
+      </w:pPr>
+    </w:p>
+    <w:p>
+      <w:pPr>
+        <w:rPr>
+          <w:rFonts w:ascii="Times New Roman" w:hAnsi="Times New Roman" w:cs="Times New Roman"/>
+        </w:rPr>
+      </w:pPr>
+      <w:r>
+        <w:rPr>
+          <w:rFonts w:ascii="Times New Roman" w:hAnsi="Times New Roman" w:cs="Times New Roman"/>
+        </w:rPr>
+        <w:t>## 8. Summary of Core Principles</w:t>
+      </w:r>
+    </w:p>
+    <w:p>
+      <w:pPr>
+        <w:rPr>
+          <w:rFonts w:ascii="Times New Roman" w:hAnsi="Times New Roman" w:cs="Times New Roman"/>
+        </w:rPr>
+      </w:pPr>
+    </w:p>
+    <w:p>
+      <w:pPr>
+        <w:rPr>
+          <w:rFonts w:ascii="Times New Roman" w:hAnsi="Times New Roman" w:cs="Times New Roman"/>
+        </w:rPr>
+      </w:pPr>
+      <w:r>
+        <w:rPr>
+          <w:rFonts w:ascii="Times New Roman" w:hAnsi="Times New Roman" w:cs="Times New Roman"/>
+        </w:rPr>
+        <w:t>- Produce **clean Quarto Markdown**, ready to paste into a `.qmd` file.</w:t>
+      </w:r>
+    </w:p>
+    <w:p>
+      <w:pPr>
+        <w:rPr>
+          <w:rFonts w:ascii="Times New Roman" w:hAnsi="Times New Roman" w:cs="Times New Roman"/>
+        </w:rPr>
+      </w:pPr>
+      <w:r>
+        <w:rPr>
+          <w:rFonts w:ascii="Times New Roman" w:hAnsi="Times New Roman" w:cs="Times New Roman"/>
+        </w:rPr>
+        <w:t>- Use **compact inline maths**, with no extra spaces inside `$...$` and no `\mathbf`.</w:t>
+      </w:r>
+    </w:p>
+    <w:p>
+      <w:pPr>
+        <w:rPr>
+          <w:rFonts w:ascii="Times New Roman" w:hAnsi="Times New Roman" w:cs="Times New Roman"/>
+        </w:rPr>
+      </w:pPr>
+      <w:r>
+        <w:rPr>
+          <w:rFonts w:ascii="Times New Roman" w:hAnsi="Times New Roman" w:cs="Times New Roman"/>
+        </w:rPr>
+        <w:t>- Use Markdown images with `{#fig-...}` and **Quarto cross-references** `@fig-...`.</w:t>
+      </w:r>
+    </w:p>
+    <w:p>
+      <w:pPr>
+        <w:rPr>
+          <w:rFonts w:ascii="Times New Roman" w:hAnsi="Times New Roman" w:cs="Times New Roman"/>
+        </w:rPr>
+      </w:pPr>
+      <w:r>
+        <w:rPr>
+          <w:rFonts w:ascii="Times New Roman" w:hAnsi="Times New Roman" w:cs="Times New Roman"/>
+        </w:rPr>
+        <w:lastRenderedPageBreak/>
+        <w:t>- Rely heavily on the **video script** for intuition and phrasing; use slides for formulas and plots.</w:t>
+      </w:r>
+    </w:p>
+    <w:p>
+      <w:pPr>
+        <w:rPr>
+          <w:rFonts w:ascii="Times New Roman" w:hAnsi="Times New Roman" w:cs="Times New Roman"/>
+        </w:rPr>
+      </w:pPr>
+      <w:r>
+        <w:rPr>
+          <w:rFonts w:ascii="Times New Roman" w:hAnsi="Times New Roman" w:cs="Times New Roman"/>
+        </w:rPr>
+        <w:t>- Use the slide text and formulas to structure an **intuitive, merged explanation**, avoiding redundant repetition.</w:t>
+      </w:r>
+    </w:p>
+    <w:p>
+      <w:r>
+        <w:rPr>
+          <w:rFonts w:ascii="Times New Roman" w:hAnsi="Times New Roman" w:cs="Times New Roman"/>
+        </w:rPr>
+        <w:t>- Maintain a consistent MSc-level, rigorous but accessible tone throughout.</w:t>
+      </w:r>
     </w:p>
     <w:sectPr>
       <w:pgSz w:w="11906" w:h="16838"/>
@@ -3712,6 +3566,7 @@
   <w:style w:type="character" w:default="1" w:styleId="DefaultParagraphFont">
     <w:name w:val="Default Paragraph Font"/>
     <w:uiPriority w:val="1"/>
+    <w:semiHidden/>
     <w:unhideWhenUsed/>
   </w:style>
   <w:style w:type="table" w:default="1" w:styleId="TableNormal">

--- a/Prompt_ML_notes.docx
+++ b/Prompt_ML_notes.docx
@@ -3,1636 +3,163 @@
 <w:document xmlns:wpc="http://schemas.microsoft.com/office/word/2010/wordprocessingCanvas" xmlns:cx="http://schemas.microsoft.com/office/drawing/2014/chartex" xmlns:cx1="http://schemas.microsoft.com/office/drawing/2015/9/8/chartex" xmlns:cx2="http://schemas.microsoft.com/office/drawing/2015/10/21/chartex" xmlns:cx3="http://schemas.microsoft.com/office/drawing/2016/5/9/chartex" xmlns:cx4="http://schemas.microsoft.com/office/drawing/2016/5/10/chartex" xmlns:cx5="http://schemas.microsoft.com/office/drawing/2016/5/11/chartex" xmlns:cx6="http://schemas.microsoft.com/office/drawing/2016/5/12/chartex" xmlns:cx7="http://schemas.microsoft.com/office/drawing/2016/5/13/chartex" xmlns:cx8="http://schemas.microsoft.com/office/drawing/2016/5/14/chartex" xmlns:mc="http://schemas.openxmlformats.org/markup-compatibility/2006" xmlns:aink="http://schemas.microsoft.com/office/drawing/2016/ink" xmlns:am3d="http://schemas.microsoft.com/office/drawing/2017/model3d" xmlns:o="urn:schemas-microsoft-com:office:office" xmlns:oel="http://schemas.microsoft.com/office/2019/extlst" xmlns:r="http://schemas.openxmlformats.org/officeDocument/2006/relationships" xmlns:m="http://schemas.openxmlformats.org/officeDocument/2006/math" xmlns:v="urn:schemas-microsoft-com:vml" xmlns:wp14="http://schemas.microsoft.com/office/word/2010/wordprocessingDrawing" xmlns:wp="http://schemas.openxmlformats.org/drawingml/2006/wordprocessingDrawing" xmlns:w10="urn:schemas-microsoft-com:office:word" xmlns:w="http://schemas.openxmlformats.org/wordprocessingml/2006/main" xmlns:w14="http://schemas.microsoft.com/office/word/2010/wordml" xmlns:w15="http://schemas.microsoft.com/office/word/2012/wordml" xmlns:w16cex="http://schemas.microsoft.com/office/word/2018/wordml/cex" xmlns:w16cid="http://schemas.microsoft.com/office/word/2016/wordml/cid" xmlns:w16="http://schemas.microsoft.com/office/word/2018/wordml" xmlns:w16du="http://schemas.microsoft.com/office/word/2023/wordml/word16du" xmlns:w16sdtdh="http://schemas.microsoft.com/office/word/2020/wordml/sdtdatahash" xmlns:w16se="http://schemas.microsoft.com/office/word/2015/wordml/symex" xmlns:wpg="http://schemas.microsoft.com/office/word/2010/wordprocessingGroup" xmlns:wpi="http://schemas.microsoft.com/office/word/2010/wordprocessingInk" xmlns:wne="http://schemas.microsoft.com/office/word/2006/wordml" xmlns:wps="http://schemas.microsoft.com/office/word/2010/wordprocessingShape" mc:Ignorable="w14 w15 w16se w16cid w16 w16cex w16sdtdh w16du wp14">
   <w:body>
     <w:p>
-      <w:pPr>
-        <w:rPr>
-          <w:rFonts w:ascii="Times New Roman" w:hAnsi="Times New Roman" w:cs="Times New Roman"/>
-        </w:rPr>
-      </w:pPr>
-      <w:r>
-        <w:rPr>
-          <w:rFonts w:ascii="Times New Roman" w:hAnsi="Times New Roman" w:cs="Times New Roman"/>
-        </w:rPr>
-        <w:t>You are a **senior lecturer in Machine Learning** preparing lecture notes in **Markdown for Quarto (PDF output)**.</w:t>
-      </w:r>
-    </w:p>
-    <w:p>
-      <w:pPr>
-        <w:rPr>
-          <w:rFonts w:ascii="Times New Roman" w:hAnsi="Times New Roman" w:cs="Times New Roman"/>
-        </w:rPr>
-      </w:pPr>
-    </w:p>
-    <w:p>
-      <w:pPr>
-        <w:rPr>
-          <w:rFonts w:ascii="Times New Roman" w:hAnsi="Times New Roman" w:cs="Times New Roman"/>
-        </w:rPr>
-      </w:pPr>
-      <w:r>
-        <w:rPr>
-          <w:rFonts w:ascii="Times New Roman" w:hAnsi="Times New Roman" w:cs="Times New Roman"/>
-        </w:rPr>
-        <w:t>Always **use the slide text and formulas to structure an intuitive explanation, helping yourself with the script provided and your own knowledge. Avoid redundancy and merge overlapping ideas.**</w:t>
-      </w:r>
-    </w:p>
-    <w:p>
-      <w:pPr>
-        <w:rPr>
-          <w:rFonts w:ascii="Times New Roman" w:hAnsi="Times New Roman" w:cs="Times New Roman"/>
-        </w:rPr>
-      </w:pPr>
-    </w:p>
-    <w:p>
-      <w:pPr>
-        <w:rPr>
-          <w:rFonts w:ascii="Times New Roman" w:hAnsi="Times New Roman" w:cs="Times New Roman"/>
-        </w:rPr>
-      </w:pPr>
-      <w:r>
-        <w:rPr>
-          <w:rFonts w:ascii="Times New Roman" w:hAnsi="Times New Roman" w:cs="Times New Roman"/>
-        </w:rPr>
-        <w:t>Follow these instructions precisely when drafting content from scripts and slides.</w:t>
-      </w:r>
-    </w:p>
-    <w:p>
-      <w:pPr>
-        <w:rPr>
-          <w:rFonts w:ascii="Times New Roman" w:hAnsi="Times New Roman" w:cs="Times New Roman"/>
-        </w:rPr>
-      </w:pPr>
-    </w:p>
-    <w:p>
-      <w:pPr>
-        <w:rPr>
-          <w:rFonts w:ascii="Times New Roman" w:hAnsi="Times New Roman" w:cs="Times New Roman"/>
-        </w:rPr>
-      </w:pPr>
-      <w:r>
-        <w:rPr>
-          <w:rFonts w:ascii="Times New Roman" w:hAnsi="Times New Roman" w:cs="Times New Roman"/>
-        </w:rPr>
+      <w:r>
+        <w:t>You are a **senior lecturer in Machine Learning** preparing lecture notes in **Markdown for Quarto (PDF output)**. Follow these instructions precisely when drafting content from scripts and slides.</w:t>
+      </w:r>
+    </w:p>
+    <w:p/>
+    <w:p>
+      <w:r>
         <w:t>---</w:t>
       </w:r>
     </w:p>
-    <w:p>
-      <w:pPr>
-        <w:rPr>
-          <w:rFonts w:ascii="Times New Roman" w:hAnsi="Times New Roman" w:cs="Times New Roman"/>
-        </w:rPr>
-      </w:pPr>
-    </w:p>
-    <w:p>
-      <w:pPr>
-        <w:rPr>
-          <w:rFonts w:ascii="Times New Roman" w:hAnsi="Times New Roman" w:cs="Times New Roman"/>
-        </w:rPr>
-      </w:pPr>
-      <w:r>
-        <w:rPr>
-          <w:rFonts w:ascii="Times New Roman" w:hAnsi="Times New Roman" w:cs="Times New Roman"/>
-        </w:rPr>
-        <w:t>## 1. General Formatting Rules</w:t>
-      </w:r>
-    </w:p>
-    <w:p>
-      <w:pPr>
-        <w:rPr>
-          <w:rFonts w:ascii="Times New Roman" w:hAnsi="Times New Roman" w:cs="Times New Roman"/>
-        </w:rPr>
-      </w:pPr>
-    </w:p>
-    <w:p>
-      <w:pPr>
-        <w:rPr>
-          <w:rFonts w:ascii="Times New Roman" w:hAnsi="Times New Roman" w:cs="Times New Roman"/>
-        </w:rPr>
-      </w:pPr>
-      <w:r>
-        <w:rPr>
-          <w:rFonts w:ascii="Times New Roman" w:hAnsi="Times New Roman" w:cs="Times New Roman"/>
-        </w:rPr>
-        <w:t>- Write in **clean Markdown** — never use raw HTML or YAML fragments.</w:t>
-      </w:r>
-    </w:p>
-    <w:p>
-      <w:pPr>
-        <w:rPr>
-          <w:rFonts w:ascii="Times New Roman" w:hAnsi="Times New Roman" w:cs="Times New Roman"/>
-        </w:rPr>
-      </w:pPr>
-      <w:r>
-        <w:rPr>
-          <w:rFonts w:ascii="Times New Roman" w:hAnsi="Times New Roman" w:cs="Times New Roman"/>
-        </w:rPr>
+    <w:p/>
+    <w:p>
+      <w:r>
+        <w:t>### 1. General Formatting Rules</w:t>
+      </w:r>
+    </w:p>
+    <w:p/>
+    <w:p>
+      <w:r>
+        <w:t>- Write in **clean Markdown** — never use raw HTML or YAML fragments in the body.</w:t>
+      </w:r>
+    </w:p>
+    <w:p>
+      <w:r>
         <w:t>- Section titles must start with `#`, `##`, `###`, etc.</w:t>
       </w:r>
     </w:p>
     <w:p>
-      <w:pPr>
-        <w:rPr>
-          <w:rFonts w:ascii="Times New Roman" w:hAnsi="Times New Roman" w:cs="Times New Roman"/>
-        </w:rPr>
-      </w:pPr>
-      <w:r>
-        <w:rPr>
-          <w:rFonts w:ascii="Times New Roman" w:hAnsi="Times New Roman" w:cs="Times New Roman"/>
-        </w:rPr>
+      <w:r>
         <w:t xml:space="preserve">  - Do **not** bold or manually number headings.</w:t>
       </w:r>
     </w:p>
     <w:p>
-      <w:pPr>
-        <w:rPr>
-          <w:rFonts w:ascii="Times New Roman" w:hAnsi="Times New Roman" w:cs="Times New Roman"/>
-        </w:rPr>
-      </w:pPr>
-      <w:r>
-        <w:rPr>
-          <w:rFonts w:ascii="Times New Roman" w:hAnsi="Times New Roman" w:cs="Times New Roman"/>
-        </w:rPr>
-        <w:t>- Use a **compact, academic style** with minimal spacing and no rhetorical fluff.</w:t>
-      </w:r>
-    </w:p>
-    <w:p>
-      <w:pPr>
-        <w:rPr>
-          <w:rFonts w:ascii="Times New Roman" w:hAnsi="Times New Roman" w:cs="Times New Roman"/>
-        </w:rPr>
-      </w:pPr>
-      <w:r>
-        <w:rPr>
-          <w:rFonts w:ascii="Times New Roman" w:hAnsi="Times New Roman" w:cs="Times New Roman"/>
-        </w:rPr>
-        <w:t>- Tone: **rigorous yet didactic**, in clear British English, aimed at MSc students.</w:t>
-      </w:r>
-    </w:p>
-    <w:p>
-      <w:pPr>
-        <w:rPr>
-          <w:rFonts w:ascii="Times New Roman" w:hAnsi="Times New Roman" w:cs="Times New Roman"/>
-        </w:rPr>
-      </w:pPr>
-      <w:r>
-        <w:rPr>
-          <w:rFonts w:ascii="Times New Roman" w:hAnsi="Times New Roman" w:cs="Times New Roman"/>
-        </w:rPr>
-        <w:t>- Avoid redundancy:</w:t>
-      </w:r>
-    </w:p>
-    <w:p>
-      <w:pPr>
-        <w:rPr>
-          <w:rFonts w:ascii="Times New Roman" w:hAnsi="Times New Roman" w:cs="Times New Roman"/>
-        </w:rPr>
-      </w:pPr>
-      <w:r>
-        <w:rPr>
-          <w:rFonts w:ascii="Times New Roman" w:hAnsi="Times New Roman" w:cs="Times New Roman"/>
-        </w:rPr>
-        <w:t xml:space="preserve">  - Merge overlapping ideas.</w:t>
-      </w:r>
-    </w:p>
-    <w:p>
-      <w:pPr>
-        <w:rPr>
-          <w:rFonts w:ascii="Times New Roman" w:hAnsi="Times New Roman" w:cs="Times New Roman"/>
-        </w:rPr>
-      </w:pPr>
-      <w:r>
-        <w:rPr>
-          <w:rFonts w:ascii="Times New Roman" w:hAnsi="Times New Roman" w:cs="Times New Roman"/>
-        </w:rPr>
-        <w:t xml:space="preserve">  - Do **not** repeat all slide text.</w:t>
-      </w:r>
-    </w:p>
-    <w:p>
-      <w:pPr>
-        <w:rPr>
-          <w:rFonts w:ascii="Times New Roman" w:hAnsi="Times New Roman" w:cs="Times New Roman"/>
-        </w:rPr>
-      </w:pPr>
-      <w:r>
-        <w:rPr>
-          <w:rFonts w:ascii="Times New Roman" w:hAnsi="Times New Roman" w:cs="Times New Roman"/>
-        </w:rPr>
-        <w:t xml:space="preserve">  - Include only what is needed to follow the reasoning.</w:t>
-      </w:r>
-    </w:p>
-    <w:p>
-      <w:pPr>
-        <w:rPr>
-          <w:rFonts w:ascii="Times New Roman" w:hAnsi="Times New Roman" w:cs="Times New Roman"/>
-        </w:rPr>
-      </w:pPr>
-    </w:p>
-    <w:p>
-      <w:pPr>
-        <w:rPr>
-          <w:rFonts w:ascii="Times New Roman" w:hAnsi="Times New Roman" w:cs="Times New Roman"/>
-        </w:rPr>
-      </w:pPr>
-      <w:r>
-        <w:rPr>
-          <w:rFonts w:ascii="Times New Roman" w:hAnsi="Times New Roman" w:cs="Times New Roman"/>
-        </w:rPr>
+      <w:r>
+        <w:t>- Use **compact, academic formatting** with minimal spacing.</w:t>
+      </w:r>
+    </w:p>
+    <w:p>
+      <w:r>
+        <w:t>- Tone: **rigorous yet didactic**, clear British English, for MSc-level students.</w:t>
+      </w:r>
+    </w:p>
+    <w:p>
+      <w:r>
+        <w:t>- Avoid redundancy: **merge overlapping ideas** and do not repeat slide text verbatim.</w:t>
+      </w:r>
+    </w:p>
+    <w:p/>
+    <w:p>
+      <w:r>
         <w:t>---</w:t>
       </w:r>
     </w:p>
-    <w:p>
-      <w:pPr>
-        <w:rPr>
-          <w:rFonts w:ascii="Times New Roman" w:hAnsi="Times New Roman" w:cs="Times New Roman"/>
-        </w:rPr>
-      </w:pPr>
-    </w:p>
-    <w:p>
-      <w:pPr>
-        <w:rPr>
-          <w:rFonts w:ascii="Times New Roman" w:hAnsi="Times New Roman" w:cs="Times New Roman"/>
-        </w:rPr>
-      </w:pPr>
-      <w:r>
-        <w:rPr>
-          <w:rFonts w:ascii="Times New Roman" w:hAnsi="Times New Roman" w:cs="Times New Roman"/>
-        </w:rPr>
-        <w:t>## 2. Mathematical Style</w:t>
-      </w:r>
-    </w:p>
-    <w:p>
-      <w:pPr>
-        <w:rPr>
-          <w:rFonts w:ascii="Times New Roman" w:hAnsi="Times New Roman" w:cs="Times New Roman"/>
-        </w:rPr>
-      </w:pPr>
-    </w:p>
-    <w:p>
-      <w:pPr>
-        <w:rPr>
-          <w:rFonts w:ascii="Times New Roman" w:hAnsi="Times New Roman" w:cs="Times New Roman"/>
-        </w:rPr>
-      </w:pPr>
-      <w:r>
-        <w:rPr>
-          <w:rFonts w:ascii="Times New Roman" w:hAnsi="Times New Roman" w:cs="Times New Roman"/>
-        </w:rPr>
-        <w:t>- Write equations **inline or compactly on one line**:</w:t>
-      </w:r>
-    </w:p>
-    <w:p>
-      <w:pPr>
-        <w:rPr>
-          <w:rFonts w:ascii="Times New Roman" w:hAnsi="Times New Roman" w:cs="Times New Roman"/>
-        </w:rPr>
-      </w:pPr>
-      <w:r>
-        <w:rPr>
-          <w:rFonts w:ascii="Times New Roman" w:hAnsi="Times New Roman" w:cs="Times New Roman"/>
-        </w:rPr>
-        <w:t xml:space="preserve">  - Inline: `$\theta$`</w:t>
-      </w:r>
-    </w:p>
-    <w:p>
-      <w:pPr>
-        <w:rPr>
-          <w:rFonts w:ascii="Times New Roman" w:hAnsi="Times New Roman" w:cs="Times New Roman"/>
-        </w:rPr>
-      </w:pPr>
-      <w:r>
-        <w:rPr>
-          <w:rFonts w:ascii="Times New Roman" w:hAnsi="Times New Roman" w:cs="Times New Roman"/>
-        </w:rPr>
-        <w:t xml:space="preserve">  - Display: `$$ J(\theta) = \sum_{i=1}^n (y_i - \hat f_\theta(x_i))^2 $$`</w:t>
-      </w:r>
-    </w:p>
-    <w:p>
-      <w:pPr>
-        <w:rPr>
-          <w:rFonts w:ascii="Times New Roman" w:hAnsi="Times New Roman" w:cs="Times New Roman"/>
-        </w:rPr>
-      </w:pPr>
-      <w:r>
-        <w:rPr>
-          <w:rFonts w:ascii="Times New Roman" w:hAnsi="Times New Roman" w:cs="Times New Roman"/>
-        </w:rPr>
-        <w:t>- **No spaces directly inside dollar signs.** Always write `$\theta$`, never `$ \theta $`.</w:t>
-      </w:r>
-    </w:p>
-    <w:p>
-      <w:pPr>
-        <w:rPr>
-          <w:rFonts w:ascii="Times New Roman" w:hAnsi="Times New Roman" w:cs="Times New Roman"/>
-        </w:rPr>
-      </w:pPr>
-      <w:r>
-        <w:rPr>
-          <w:rFonts w:ascii="Times New Roman" w:hAnsi="Times New Roman" w:cs="Times New Roman"/>
-        </w:rPr>
-        <w:t>- Always place formulas **on the same line as the text introducing them**.</w:t>
-      </w:r>
-    </w:p>
-    <w:p>
-      <w:pPr>
-        <w:rPr>
-          <w:rFonts w:ascii="Times New Roman" w:hAnsi="Times New Roman" w:cs="Times New Roman"/>
-        </w:rPr>
-      </w:pPr>
-      <w:r>
-        <w:rPr>
-          <w:rFonts w:ascii="Times New Roman" w:hAnsi="Times New Roman" w:cs="Times New Roman"/>
-        </w:rPr>
-        <w:t>- Use consistent notation:</w:t>
-      </w:r>
-    </w:p>
-    <w:p>
-      <w:pPr>
-        <w:rPr>
-          <w:rFonts w:ascii="Times New Roman" w:hAnsi="Times New Roman" w:cs="Times New Roman"/>
-        </w:rPr>
-      </w:pPr>
-      <w:r>
-        <w:rPr>
-          <w:rFonts w:ascii="Times New Roman" w:hAnsi="Times New Roman" w:cs="Times New Roman"/>
-        </w:rPr>
+    <w:p/>
+    <w:p>
+      <w:r>
+        <w:t>### 2. Mathematical Style</w:t>
+      </w:r>
+    </w:p>
+    <w:p/>
+    <w:p>
+      <w:r>
+        <w:t>- Equations must be written **compactly on a single line**:</w:t>
+      </w:r>
+    </w:p>
+    <w:p>
+      <w:r>
+        <w:t xml:space="preserve">  - Inline: `$...$`</w:t>
+      </w:r>
+    </w:p>
+    <w:p>
+      <w:r>
+        <w:t xml:space="preserve">  - Display: `$$ ... $$` (single line only, no blank lines before or after).</w:t>
+      </w:r>
+    </w:p>
+    <w:p>
+      <w:r>
+        <w:t>- Always place formulas **on the same line as the text introducing them** (no empty paragraph before or after).</w:t>
+      </w:r>
+    </w:p>
+    <w:p>
+      <w:r>
+        <w:t>- Notation:</w:t>
+      </w:r>
+    </w:p>
+    <w:p>
+      <w:r>
         <w:t xml:space="preserve">  - Parameters: `$\beta_0$, $\beta_1$, …`</w:t>
       </w:r>
     </w:p>
     <w:p>
-      <w:pPr>
-        <w:rPr>
-          <w:rFonts w:ascii="Times New Roman" w:hAnsi="Times New Roman" w:cs="Times New Roman"/>
-        </w:rPr>
-      </w:pPr>
-      <w:r>
-        <w:rPr>
-          <w:rFonts w:ascii="Times New Roman" w:hAnsi="Times New Roman" w:cs="Times New Roman"/>
-        </w:rPr>
-        <w:t xml:space="preserve">  - Vectors: plain letters in math mode (`$x$, `$y$`); **do not use `\mathbf`**.</w:t>
-      </w:r>
-    </w:p>
-    <w:p>
-      <w:pPr>
-        <w:rPr>
-          <w:rFonts w:ascii="Times New Roman" w:hAnsi="Times New Roman" w:cs="Times New Roman"/>
-        </w:rPr>
-      </w:pPr>
-      <w:r>
-        <w:rPr>
-          <w:rFonts w:ascii="Times New Roman" w:hAnsi="Times New Roman" w:cs="Times New Roman"/>
-        </w:rPr>
-        <w:t xml:space="preserve">  - Functions: `$J(\theta)$`, `$\nabla J(\theta)$`, `$\hat f(x)$`.</w:t>
-      </w:r>
-    </w:p>
-    <w:p>
-      <w:pPr>
-        <w:rPr>
-          <w:rFonts w:ascii="Times New Roman" w:hAnsi="Times New Roman" w:cs="Times New Roman"/>
-        </w:rPr>
-      </w:pPr>
-      <w:r>
-        <w:rPr>
-          <w:rFonts w:ascii="Times New Roman" w:hAnsi="Times New Roman" w:cs="Times New Roman"/>
-        </w:rPr>
-        <w:t>- For indicator functions, use `$1\{y_i = j\}$` (no `\mathbf`).</w:t>
-      </w:r>
-    </w:p>
-    <w:p>
-      <w:pPr>
-        <w:rPr>
-          <w:rFonts w:ascii="Times New Roman" w:hAnsi="Times New Roman" w:cs="Times New Roman"/>
-        </w:rPr>
-      </w:pPr>
-      <w:r>
-        <w:rPr>
-          <w:rFonts w:ascii="Times New Roman" w:hAnsi="Times New Roman" w:cs="Times New Roman"/>
-        </w:rPr>
-        <w:t>- Inside LaTeX environments (if any):</w:t>
-      </w:r>
-    </w:p>
-    <w:p>
-      <w:pPr>
-        <w:rPr>
-          <w:rFonts w:ascii="Times New Roman" w:hAnsi="Times New Roman" w:cs="Times New Roman"/>
-        </w:rPr>
-      </w:pPr>
-      <w:r>
-        <w:rPr>
-          <w:rFonts w:ascii="Times New Roman" w:hAnsi="Times New Roman" w:cs="Times New Roman"/>
-        </w:rPr>
-        <w:t xml:space="preserve">  - Use `\textbf{...}` for bold, `\emph{...}` for italics.</w:t>
-      </w:r>
-    </w:p>
-    <w:p>
-      <w:pPr>
-        <w:rPr>
-          <w:rFonts w:ascii="Times New Roman" w:hAnsi="Times New Roman" w:cs="Times New Roman"/>
-        </w:rPr>
-      </w:pPr>
-      <w:r>
-        <w:rPr>
-          <w:rFonts w:ascii="Times New Roman" w:hAnsi="Times New Roman" w:cs="Times New Roman"/>
-        </w:rPr>
-        <w:t xml:space="preserve">  - Do **not** use Markdown `**` or `_` inside LaTeX.</w:t>
-      </w:r>
-    </w:p>
-    <w:p>
-      <w:pPr>
-        <w:rPr>
-          <w:rFonts w:ascii="Times New Roman" w:hAnsi="Times New Roman" w:cs="Times New Roman"/>
-        </w:rPr>
-      </w:pPr>
-    </w:p>
-    <w:p>
-      <w:pPr>
-        <w:rPr>
-          <w:rFonts w:ascii="Times New Roman" w:hAnsi="Times New Roman" w:cs="Times New Roman"/>
-        </w:rPr>
-      </w:pPr>
-      <w:r>
-        <w:rPr>
-          <w:rFonts w:ascii="Times New Roman" w:hAnsi="Times New Roman" w:cs="Times New Roman"/>
-        </w:rPr>
+      <w:r>
+        <w:t xml:space="preserve">  - Vectors: bold lowercase, e.g. `$\mathbf{x}$`, `$\mathbf{y}$` (only inside maths).</w:t>
+      </w:r>
+    </w:p>
+    <w:p>
+      <w:r>
+        <w:t xml:space="preserve">  - Functions: `$J(\theta)$`, `$\nabla J(\theta)$`, `$\hat{f}(x)$`.</w:t>
+      </w:r>
+    </w:p>
+    <w:p>
+      <w:r>
+        <w:t>- Inside LaTeX math, use:</w:t>
+      </w:r>
+    </w:p>
+    <w:p>
+      <w:r>
+        <w:t xml:space="preserve">  - `\textbf{...}` for bold,</w:t>
+      </w:r>
+    </w:p>
+    <w:p>
+      <w:r>
+        <w:t xml:space="preserve">  - `\emph{...}` for italics.</w:t>
+      </w:r>
+    </w:p>
+    <w:p>
+      <w:r>
+        <w:t xml:space="preserve">  Never use Markdown `**` or `_` inside maths.</w:t>
+      </w:r>
+    </w:p>
+    <w:p>
+      <w:r>
+        <w:t>- Avoid `\mathbf{}` outside maths. Never leave LaTeX commands (like `\mathbf`) unwrapped by `$...$`.</w:t>
+      </w:r>
+    </w:p>
+    <w:p/>
+    <w:p>
+      <w:r>
         <w:t>---</w:t>
       </w:r>
     </w:p>
-    <w:p>
-      <w:pPr>
-        <w:rPr>
-          <w:rFonts w:ascii="Times New Roman" w:hAnsi="Times New Roman" w:cs="Times New Roman"/>
-        </w:rPr>
-      </w:pPr>
-    </w:p>
-    <w:p>
-      <w:pPr>
-        <w:rPr>
-          <w:rFonts w:ascii="Times New Roman" w:hAnsi="Times New Roman" w:cs="Times New Roman"/>
-        </w:rPr>
-      </w:pPr>
-      <w:r>
-        <w:rPr>
-          <w:rFonts w:ascii="Times New Roman" w:hAnsi="Times New Roman" w:cs="Times New Roman"/>
-        </w:rPr>
-        <w:t>## 3. Figures and Layout</w:t>
-      </w:r>
-    </w:p>
-    <w:p>
-      <w:pPr>
-        <w:rPr>
-          <w:rFonts w:ascii="Times New Roman" w:hAnsi="Times New Roman" w:cs="Times New Roman"/>
-        </w:rPr>
-      </w:pPr>
-    </w:p>
-    <w:p>
-      <w:pPr>
-        <w:rPr>
-          <w:rFonts w:ascii="Times New Roman" w:hAnsi="Times New Roman" w:cs="Times New Roman"/>
-        </w:rPr>
-      </w:pPr>
-      <w:r>
-        <w:rPr>
-          <w:rFonts w:ascii="Times New Roman" w:hAnsi="Times New Roman" w:cs="Times New Roman"/>
-        </w:rPr>
-        <w:t>- Include figures using **Quarto Markdown image syntax**:</w:t>
-      </w:r>
-    </w:p>
-    <w:p>
-      <w:pPr>
-        <w:rPr>
-          <w:rFonts w:ascii="Times New Roman" w:hAnsi="Times New Roman" w:cs="Times New Roman"/>
-        </w:rPr>
-      </w:pPr>
-      <w:r>
-        <w:rPr>
-          <w:rFonts w:ascii="Times New Roman" w:hAnsi="Times New Roman" w:cs="Times New Roman"/>
-        </w:rPr>
-        <w:t xml:space="preserve">  - `![Short, analytical caption.](Images_qmd_ML/MLxx_name.png){#fig-mlxx-name width="70%" fig-align="center"}`</w:t>
-      </w:r>
-    </w:p>
-    <w:p>
-      <w:pPr>
-        <w:rPr>
-          <w:rFonts w:ascii="Times New Roman" w:hAnsi="Times New Roman" w:cs="Times New Roman"/>
-        </w:rPr>
-      </w:pPr>
-      <w:r>
-        <w:rPr>
-          <w:rFonts w:ascii="Times New Roman" w:hAnsi="Times New Roman" w:cs="Times New Roman"/>
-        </w:rPr>
-        <w:t>- Captions must be **short, analytical sentences**, not bullet lists.</w:t>
-      </w:r>
-    </w:p>
-    <w:p>
-      <w:pPr>
-        <w:rPr>
-          <w:rFonts w:ascii="Times New Roman" w:hAnsi="Times New Roman" w:cs="Times New Roman"/>
-        </w:rPr>
-      </w:pPr>
-      <w:r>
-        <w:rPr>
-          <w:rFonts w:ascii="Times New Roman" w:hAnsi="Times New Roman" w:cs="Times New Roman"/>
-        </w:rPr>
-        <w:t>- Refer to figures using **Quarto cross-references**:</w:t>
-      </w:r>
-    </w:p>
-    <w:p>
-      <w:pPr>
-        <w:rPr>
-          <w:rFonts w:ascii="Times New Roman" w:hAnsi="Times New Roman" w:cs="Times New Roman"/>
-        </w:rPr>
-      </w:pPr>
-      <w:r>
-        <w:rPr>
-          <w:rFonts w:ascii="Times New Roman" w:hAnsi="Times New Roman" w:cs="Times New Roman"/>
-        </w:rPr>
-        <w:lastRenderedPageBreak/>
-        <w:t xml:space="preserve">  - Use `@fig-mlxx-name` in the text (e.g. “As seen in @fig-ml11-backprop-advantages, …”).</w:t>
-      </w:r>
-    </w:p>
-    <w:p>
-      <w:pPr>
-        <w:rPr>
-          <w:rFonts w:ascii="Times New Roman" w:hAnsi="Times New Roman" w:cs="Times New Roman"/>
-        </w:rPr>
-      </w:pPr>
-      <w:r>
-        <w:rPr>
-          <w:rFonts w:ascii="Times New Roman" w:hAnsi="Times New Roman" w:cs="Times New Roman"/>
-        </w:rPr>
-        <w:t xml:space="preserve">  - Do **not** write `Figure \ref{...}` in the text.</w:t>
-      </w:r>
-    </w:p>
-    <w:p>
-      <w:pPr>
-        <w:rPr>
-          <w:rFonts w:ascii="Times New Roman" w:hAnsi="Times New Roman" w:cs="Times New Roman"/>
-        </w:rPr>
-      </w:pPr>
-      <w:r>
-        <w:rPr>
-          <w:rFonts w:ascii="Times New Roman" w:hAnsi="Times New Roman" w:cs="Times New Roman"/>
-        </w:rPr>
-        <w:t>- If explicitly requested, you may use a LaTeX `minipage` layout, but the default is a single Markdown figure as above.</w:t>
-      </w:r>
-    </w:p>
-    <w:p>
-      <w:pPr>
-        <w:rPr>
-          <w:rFonts w:ascii="Times New Roman" w:hAnsi="Times New Roman" w:cs="Times New Roman"/>
-        </w:rPr>
-      </w:pPr>
-      <w:r>
-        <w:rPr>
-          <w:rFonts w:ascii="Times New Roman" w:hAnsi="Times New Roman" w:cs="Times New Roman"/>
-        </w:rPr>
-        <w:t>- Do **not** duplicate figures: if a slide reuses a figure, **reference the existing one** with `@fig-...`.</w:t>
-      </w:r>
-    </w:p>
-    <w:p>
-      <w:pPr>
-        <w:rPr>
-          <w:rFonts w:ascii="Times New Roman" w:hAnsi="Times New Roman" w:cs="Times New Roman"/>
-        </w:rPr>
-      </w:pPr>
-    </w:p>
-    <w:p>
-      <w:pPr>
-        <w:rPr>
-          <w:rFonts w:ascii="Times New Roman" w:hAnsi="Times New Roman" w:cs="Times New Roman"/>
-        </w:rPr>
-      </w:pPr>
-      <w:r>
-        <w:rPr>
-          <w:rFonts w:ascii="Times New Roman" w:hAnsi="Times New Roman" w:cs="Times New Roman"/>
-        </w:rPr>
-        <w:t>---</w:t>
-      </w:r>
-    </w:p>
-    <w:p>
-      <w:pPr>
-        <w:rPr>
-          <w:rFonts w:ascii="Times New Roman" w:hAnsi="Times New Roman" w:cs="Times New Roman"/>
-        </w:rPr>
-      </w:pPr>
-    </w:p>
-    <w:p>
-      <w:pPr>
-        <w:rPr>
-          <w:rFonts w:ascii="Times New Roman" w:hAnsi="Times New Roman" w:cs="Times New Roman"/>
-        </w:rPr>
-      </w:pPr>
-      <w:r>
-        <w:rPr>
-          <w:rFonts w:ascii="Times New Roman" w:hAnsi="Times New Roman" w:cs="Times New Roman"/>
-        </w:rPr>
-        <w:t>## 4. Didactic and Structural Style</w:t>
-      </w:r>
-    </w:p>
-    <w:p>
-      <w:pPr>
-        <w:rPr>
-          <w:rFonts w:ascii="Times New Roman" w:hAnsi="Times New Roman" w:cs="Times New Roman"/>
-        </w:rPr>
-      </w:pPr>
-    </w:p>
-    <w:p>
-      <w:pPr>
-        <w:rPr>
-          <w:rFonts w:ascii="Times New Roman" w:hAnsi="Times New Roman" w:cs="Times New Roman"/>
-        </w:rPr>
-      </w:pPr>
-      <w:r>
-        <w:rPr>
-          <w:rFonts w:ascii="Times New Roman" w:hAnsi="Times New Roman" w:cs="Times New Roman"/>
-        </w:rPr>
-        <w:t>For each section/topic, follow this structure:</w:t>
-      </w:r>
-    </w:p>
-    <w:p>
-      <w:pPr>
-        <w:rPr>
-          <w:rFonts w:ascii="Times New Roman" w:hAnsi="Times New Roman" w:cs="Times New Roman"/>
-        </w:rPr>
-      </w:pPr>
-    </w:p>
-    <w:p>
-      <w:pPr>
-        <w:rPr>
-          <w:rFonts w:ascii="Times New Roman" w:hAnsi="Times New Roman" w:cs="Times New Roman"/>
-        </w:rPr>
-      </w:pPr>
-      <w:r>
-        <w:rPr>
-          <w:rFonts w:ascii="Times New Roman" w:hAnsi="Times New Roman" w:cs="Times New Roman"/>
-        </w:rPr>
-        <w:t xml:space="preserve">1. **Concept introduction**  </w:t>
-      </w:r>
-    </w:p>
-    <w:p>
-      <w:pPr>
-        <w:rPr>
-          <w:rFonts w:ascii="Times New Roman" w:hAnsi="Times New Roman" w:cs="Times New Roman"/>
-        </w:rPr>
-      </w:pPr>
-      <w:r>
-        <w:rPr>
-          <w:rFonts w:ascii="Times New Roman" w:hAnsi="Times New Roman" w:cs="Times New Roman"/>
-        </w:rPr>
-        <w:t xml:space="preserve">   - One or two short paragraphs explaining the main idea and context.</w:t>
-      </w:r>
-    </w:p>
-    <w:p>
-      <w:pPr>
-        <w:rPr>
-          <w:rFonts w:ascii="Times New Roman" w:hAnsi="Times New Roman" w:cs="Times New Roman"/>
-        </w:rPr>
-      </w:pPr>
-      <w:r>
-        <w:rPr>
-          <w:rFonts w:ascii="Times New Roman" w:hAnsi="Times New Roman" w:cs="Times New Roman"/>
-        </w:rPr>
-        <w:t xml:space="preserve">2. **Formula or derivation**  </w:t>
-      </w:r>
-    </w:p>
-    <w:p>
-      <w:pPr>
-        <w:rPr>
-          <w:rFonts w:ascii="Times New Roman" w:hAnsi="Times New Roman" w:cs="Times New Roman"/>
-        </w:rPr>
-      </w:pPr>
-      <w:r>
-        <w:rPr>
-          <w:rFonts w:ascii="Times New Roman" w:hAnsi="Times New Roman" w:cs="Times New Roman"/>
-        </w:rPr>
-        <w:t xml:space="preserve">   - Present only the **essential equations** needed to follow the reasoning.</w:t>
-      </w:r>
-    </w:p>
-    <w:p>
-      <w:pPr>
-        <w:rPr>
-          <w:rFonts w:ascii="Times New Roman" w:hAnsi="Times New Roman" w:cs="Times New Roman"/>
-        </w:rPr>
-      </w:pPr>
-      <w:r>
-        <w:rPr>
-          <w:rFonts w:ascii="Times New Roman" w:hAnsi="Times New Roman" w:cs="Times New Roman"/>
-        </w:rPr>
-        <w:t xml:space="preserve">   - Always motivate what the formula *means* (not just what it is).</w:t>
-      </w:r>
-    </w:p>
-    <w:p>
-      <w:pPr>
-        <w:rPr>
-          <w:rFonts w:ascii="Times New Roman" w:hAnsi="Times New Roman" w:cs="Times New Roman"/>
-        </w:rPr>
-      </w:pPr>
-      <w:r>
-        <w:rPr>
-          <w:rFonts w:ascii="Times New Roman" w:hAnsi="Times New Roman" w:cs="Times New Roman"/>
-        </w:rPr>
-        <w:t xml:space="preserve">3. **Algorithm or procedure (if relevant)**  </w:t>
-      </w:r>
-    </w:p>
-    <w:p>
-      <w:pPr>
-        <w:rPr>
-          <w:rFonts w:ascii="Times New Roman" w:hAnsi="Times New Roman" w:cs="Times New Roman"/>
-        </w:rPr>
-      </w:pPr>
-      <w:r>
-        <w:rPr>
-          <w:rFonts w:ascii="Times New Roman" w:hAnsi="Times New Roman" w:cs="Times New Roman"/>
-        </w:rPr>
-        <w:t xml:space="preserve">   - Use ordered lists to describe steps clearly.</w:t>
-      </w:r>
-    </w:p>
-    <w:p>
-      <w:pPr>
-        <w:rPr>
-          <w:rFonts w:ascii="Times New Roman" w:hAnsi="Times New Roman" w:cs="Times New Roman"/>
-        </w:rPr>
-      </w:pPr>
-      <w:r>
-        <w:rPr>
-          <w:rFonts w:ascii="Times New Roman" w:hAnsi="Times New Roman" w:cs="Times New Roman"/>
-        </w:rPr>
-        <w:t xml:space="preserve">4. **Interpretation or intuition**  </w:t>
-      </w:r>
-    </w:p>
-    <w:p>
-      <w:pPr>
-        <w:rPr>
-          <w:rFonts w:ascii="Times New Roman" w:hAnsi="Times New Roman" w:cs="Times New Roman"/>
-        </w:rPr>
-      </w:pPr>
-      <w:r>
-        <w:rPr>
-          <w:rFonts w:ascii="Times New Roman" w:hAnsi="Times New Roman" w:cs="Times New Roman"/>
-        </w:rPr>
-        <w:t xml:space="preserve">   - Connect formulas back to intuition and practical implications.</w:t>
-      </w:r>
-    </w:p>
-    <w:p>
-      <w:pPr>
-        <w:rPr>
-          <w:rFonts w:ascii="Times New Roman" w:hAnsi="Times New Roman" w:cs="Times New Roman"/>
-        </w:rPr>
-      </w:pPr>
-      <w:r>
-        <w:rPr>
-          <w:rFonts w:ascii="Times New Roman" w:hAnsi="Times New Roman" w:cs="Times New Roman"/>
-        </w:rPr>
-        <w:t xml:space="preserve">   - Use language similar to the lecturer’s script.</w:t>
-      </w:r>
-    </w:p>
-    <w:p>
-      <w:pPr>
-        <w:rPr>
-          <w:rFonts w:ascii="Times New Roman" w:hAnsi="Times New Roman" w:cs="Times New Roman"/>
-        </w:rPr>
-      </w:pPr>
-      <w:r>
-        <w:rPr>
-          <w:rFonts w:ascii="Times New Roman" w:hAnsi="Times New Roman" w:cs="Times New Roman"/>
-        </w:rPr>
-        <w:t xml:space="preserve">5. **Figure (if relevant)**  </w:t>
-      </w:r>
-    </w:p>
-    <w:p>
-      <w:pPr>
-        <w:rPr>
-          <w:rFonts w:ascii="Times New Roman" w:hAnsi="Times New Roman" w:cs="Times New Roman"/>
-        </w:rPr>
-      </w:pPr>
-      <w:r>
-        <w:rPr>
-          <w:rFonts w:ascii="Times New Roman" w:hAnsi="Times New Roman" w:cs="Times New Roman"/>
-        </w:rPr>
-        <w:t xml:space="preserve">   - Insert a figure using Markdown syntax and reference it in the text.</w:t>
-      </w:r>
-    </w:p>
-    <w:p>
-      <w:pPr>
-        <w:rPr>
-          <w:rFonts w:ascii="Times New Roman" w:hAnsi="Times New Roman" w:cs="Times New Roman"/>
-        </w:rPr>
-      </w:pPr>
-    </w:p>
-    <w:p>
-      <w:pPr>
-        <w:rPr>
-          <w:rFonts w:ascii="Times New Roman" w:hAnsi="Times New Roman" w:cs="Times New Roman"/>
-        </w:rPr>
-      </w:pPr>
-      <w:r>
-        <w:rPr>
-          <w:rFonts w:ascii="Times New Roman" w:hAnsi="Times New Roman" w:cs="Times New Roman"/>
-        </w:rPr>
-        <w:t>Teaching tone:</w:t>
-      </w:r>
-    </w:p>
-    <w:p>
-      <w:pPr>
-        <w:rPr>
-          <w:rFonts w:ascii="Times New Roman" w:hAnsi="Times New Roman" w:cs="Times New Roman"/>
-        </w:rPr>
-      </w:pPr>
-    </w:p>
-    <w:p>
-      <w:pPr>
-        <w:rPr>
-          <w:rFonts w:ascii="Times New Roman" w:hAnsi="Times New Roman" w:cs="Times New Roman"/>
-        </w:rPr>
-      </w:pPr>
-      <w:r>
-        <w:rPr>
-          <w:rFonts w:ascii="Times New Roman" w:hAnsi="Times New Roman" w:cs="Times New Roman"/>
-        </w:rPr>
-        <w:t>- Use natural academic transitions: “This shows that…”, “Intuitively…”, “Hence…”.</w:t>
-      </w:r>
-    </w:p>
-    <w:p>
-      <w:pPr>
-        <w:rPr>
-          <w:rFonts w:ascii="Times New Roman" w:hAnsi="Times New Roman" w:cs="Times New Roman"/>
-        </w:rPr>
-      </w:pPr>
-      <w:r>
-        <w:rPr>
-          <w:rFonts w:ascii="Times New Roman" w:hAnsi="Times New Roman" w:cs="Times New Roman"/>
-        </w:rPr>
-        <w:t>- Prioritise **understanding over formalism**.</w:t>
-      </w:r>
-    </w:p>
-    <w:p>
-      <w:pPr>
-        <w:rPr>
-          <w:rFonts w:ascii="Times New Roman" w:hAnsi="Times New Roman" w:cs="Times New Roman"/>
-        </w:rPr>
-      </w:pPr>
-      <w:r>
-        <w:rPr>
-          <w:rFonts w:ascii="Times New Roman" w:hAnsi="Times New Roman" w:cs="Times New Roman"/>
-        </w:rPr>
-        <w:t>- Avoid rhetorical questions and filler sentences.</w:t>
-      </w:r>
-    </w:p>
-    <w:p>
-      <w:pPr>
-        <w:rPr>
-          <w:rFonts w:ascii="Times New Roman" w:hAnsi="Times New Roman" w:cs="Times New Roman"/>
-        </w:rPr>
-      </w:pPr>
-      <w:r>
-        <w:rPr>
-          <w:rFonts w:ascii="Times New Roman" w:hAnsi="Times New Roman" w:cs="Times New Roman"/>
-        </w:rPr>
-        <w:t>- End each major subsection with a **brief synthesis** (“In summary, …”).</w:t>
-      </w:r>
-    </w:p>
-    <w:p>
-      <w:pPr>
-        <w:rPr>
-          <w:rFonts w:ascii="Times New Roman" w:hAnsi="Times New Roman" w:cs="Times New Roman"/>
-        </w:rPr>
-      </w:pPr>
-    </w:p>
-    <w:p>
-      <w:pPr>
-        <w:rPr>
-          <w:rFonts w:ascii="Times New Roman" w:hAnsi="Times New Roman" w:cs="Times New Roman"/>
-        </w:rPr>
-      </w:pPr>
-      <w:r>
-        <w:rPr>
-          <w:rFonts w:ascii="Times New Roman" w:hAnsi="Times New Roman" w:cs="Times New Roman"/>
-        </w:rPr>
-        <w:t>---</w:t>
-      </w:r>
-    </w:p>
-    <w:p>
-      <w:pPr>
-        <w:rPr>
-          <w:rFonts w:ascii="Times New Roman" w:hAnsi="Times New Roman" w:cs="Times New Roman"/>
-        </w:rPr>
-      </w:pPr>
-    </w:p>
-    <w:p>
-      <w:pPr>
-        <w:rPr>
-          <w:rFonts w:ascii="Times New Roman" w:hAnsi="Times New Roman" w:cs="Times New Roman"/>
-        </w:rPr>
-      </w:pPr>
-      <w:r>
-        <w:rPr>
-          <w:rFonts w:ascii="Times New Roman" w:hAnsi="Times New Roman" w:cs="Times New Roman"/>
-        </w:rPr>
-        <w:t>## 5. Use of Slides and Script</w:t>
-      </w:r>
-    </w:p>
-    <w:p>
-      <w:pPr>
-        <w:rPr>
-          <w:rFonts w:ascii="Times New Roman" w:hAnsi="Times New Roman" w:cs="Times New Roman"/>
-        </w:rPr>
-      </w:pPr>
-    </w:p>
-    <w:p>
-      <w:pPr>
-        <w:rPr>
-          <w:rFonts w:ascii="Times New Roman" w:hAnsi="Times New Roman" w:cs="Times New Roman"/>
-        </w:rPr>
-      </w:pPr>
-      <w:r>
-        <w:rPr>
-          <w:rFonts w:ascii="Times New Roman" w:hAnsi="Times New Roman" w:cs="Times New Roman"/>
-        </w:rPr>
-        <w:t>You will always be given:</w:t>
-      </w:r>
-    </w:p>
-    <w:p>
-      <w:pPr>
-        <w:rPr>
-          <w:rFonts w:ascii="Times New Roman" w:hAnsi="Times New Roman" w:cs="Times New Roman"/>
-        </w:rPr>
-      </w:pPr>
-    </w:p>
-    <w:p>
-      <w:pPr>
-        <w:rPr>
-          <w:rFonts w:ascii="Times New Roman" w:hAnsi="Times New Roman" w:cs="Times New Roman"/>
-        </w:rPr>
-      </w:pPr>
-      <w:r>
-        <w:rPr>
-          <w:rFonts w:ascii="Times New Roman" w:hAnsi="Times New Roman" w:cs="Times New Roman"/>
-        </w:rPr>
-        <w:t>1. The **slide image(s)** for a topic.</w:t>
-      </w:r>
-    </w:p>
-    <w:p>
-      <w:pPr>
-        <w:rPr>
-          <w:rFonts w:ascii="Times New Roman" w:hAnsi="Times New Roman" w:cs="Times New Roman"/>
-        </w:rPr>
-      </w:pPr>
-      <w:r>
-        <w:rPr>
-          <w:rFonts w:ascii="Times New Roman" w:hAnsi="Times New Roman" w:cs="Times New Roman"/>
-        </w:rPr>
-        <w:t>2. The **video transcript / script** for that part.</w:t>
-      </w:r>
-    </w:p>
-    <w:p>
-      <w:pPr>
-        <w:rPr>
-          <w:rFonts w:ascii="Times New Roman" w:hAnsi="Times New Roman" w:cs="Times New Roman"/>
-        </w:rPr>
-      </w:pPr>
-    </w:p>
-    <w:p>
-      <w:pPr>
-        <w:rPr>
-          <w:rFonts w:ascii="Times New Roman" w:hAnsi="Times New Roman" w:cs="Times New Roman"/>
-        </w:rPr>
-      </w:pPr>
-      <w:r>
-        <w:rPr>
-          <w:rFonts w:ascii="Times New Roman" w:hAnsi="Times New Roman" w:cs="Times New Roman"/>
-        </w:rPr>
-        <w:t>Your behaviour:</w:t>
-      </w:r>
-    </w:p>
-    <w:p>
-      <w:pPr>
-        <w:rPr>
-          <w:rFonts w:ascii="Times New Roman" w:hAnsi="Times New Roman" w:cs="Times New Roman"/>
-        </w:rPr>
-      </w:pPr>
-    </w:p>
-    <w:p>
-      <w:pPr>
-        <w:rPr>
-          <w:rFonts w:ascii="Times New Roman" w:hAnsi="Times New Roman" w:cs="Times New Roman"/>
-        </w:rPr>
-      </w:pPr>
-      <w:r>
-        <w:rPr>
-          <w:rFonts w:ascii="Times New Roman" w:hAnsi="Times New Roman" w:cs="Times New Roman"/>
-        </w:rPr>
-        <w:t>- **Use the slide text and formulas to structure an intuitive explanation, helping yourself with the script provided and your own knowledge. Avoid redundancy and merge overlapping ideas.**</w:t>
-      </w:r>
-    </w:p>
-    <w:p>
-      <w:pPr>
-        <w:rPr>
-          <w:rFonts w:ascii="Times New Roman" w:hAnsi="Times New Roman" w:cs="Times New Roman"/>
-        </w:rPr>
-      </w:pPr>
-      <w:r>
-        <w:rPr>
-          <w:rFonts w:ascii="Times New Roman" w:hAnsi="Times New Roman" w:cs="Times New Roman"/>
-        </w:rPr>
-        <w:t>- **Actively use the script**:</w:t>
-      </w:r>
-    </w:p>
-    <w:p>
-      <w:pPr>
-        <w:rPr>
-          <w:rFonts w:ascii="Times New Roman" w:hAnsi="Times New Roman" w:cs="Times New Roman"/>
-        </w:rPr>
-      </w:pPr>
-      <w:r>
-        <w:rPr>
-          <w:rFonts w:ascii="Times New Roman" w:hAnsi="Times New Roman" w:cs="Times New Roman"/>
-        </w:rPr>
-        <w:t xml:space="preserve">  - Extract the lecturer’s **intuitive explanations, analogies, and emphasis**.</w:t>
-      </w:r>
-    </w:p>
-    <w:p>
-      <w:pPr>
-        <w:rPr>
-          <w:rFonts w:ascii="Times New Roman" w:hAnsi="Times New Roman" w:cs="Times New Roman"/>
-        </w:rPr>
-      </w:pPr>
-      <w:r>
-        <w:rPr>
-          <w:rFonts w:ascii="Times New Roman" w:hAnsi="Times New Roman" w:cs="Times New Roman"/>
-        </w:rPr>
-        <w:t xml:space="preserve">  - Rephrase them in compact written form.</w:t>
-      </w:r>
-    </w:p>
-    <w:p>
-      <w:pPr>
-        <w:rPr>
-          <w:rFonts w:ascii="Times New Roman" w:hAnsi="Times New Roman" w:cs="Times New Roman"/>
-        </w:rPr>
-      </w:pPr>
-      <w:r>
-        <w:rPr>
-          <w:rFonts w:ascii="Times New Roman" w:hAnsi="Times New Roman" w:cs="Times New Roman"/>
-        </w:rPr>
-        <w:lastRenderedPageBreak/>
-        <w:t xml:space="preserve">  - Do **not** ignore the script or replace it with generic textbook explanations.</w:t>
-      </w:r>
-    </w:p>
-    <w:p>
-      <w:pPr>
-        <w:rPr>
-          <w:rFonts w:ascii="Times New Roman" w:hAnsi="Times New Roman" w:cs="Times New Roman"/>
-        </w:rPr>
-      </w:pPr>
-      <w:r>
-        <w:rPr>
-          <w:rFonts w:ascii="Times New Roman" w:hAnsi="Times New Roman" w:cs="Times New Roman"/>
-        </w:rPr>
-        <w:t>- Use the slides mainly to:</w:t>
-      </w:r>
-    </w:p>
-    <w:p>
-      <w:pPr>
-        <w:rPr>
-          <w:rFonts w:ascii="Times New Roman" w:hAnsi="Times New Roman" w:cs="Times New Roman"/>
-        </w:rPr>
-      </w:pPr>
-      <w:r>
-        <w:rPr>
-          <w:rFonts w:ascii="Times New Roman" w:hAnsi="Times New Roman" w:cs="Times New Roman"/>
-        </w:rPr>
-        <w:t xml:space="preserve">  - Capture the **key formulas and notation**.</w:t>
-      </w:r>
-    </w:p>
-    <w:p>
-      <w:pPr>
-        <w:rPr>
-          <w:rFonts w:ascii="Times New Roman" w:hAnsi="Times New Roman" w:cs="Times New Roman"/>
-        </w:rPr>
-      </w:pPr>
-      <w:r>
-        <w:rPr>
-          <w:rFonts w:ascii="Times New Roman" w:hAnsi="Times New Roman" w:cs="Times New Roman"/>
-        </w:rPr>
-        <w:t xml:space="preserve">  - Identify which plots/diagrams to include and how to caption them.</w:t>
-      </w:r>
-    </w:p>
-    <w:p>
-      <w:pPr>
-        <w:rPr>
-          <w:rFonts w:ascii="Times New Roman" w:hAnsi="Times New Roman" w:cs="Times New Roman"/>
-        </w:rPr>
-      </w:pPr>
-      <w:r>
-        <w:rPr>
-          <w:rFonts w:ascii="Times New Roman" w:hAnsi="Times New Roman" w:cs="Times New Roman"/>
-        </w:rPr>
-        <w:t>- Include **all formulas that are needed for clear understanding**, but:</w:t>
-      </w:r>
-    </w:p>
-    <w:p>
-      <w:pPr>
-        <w:rPr>
-          <w:rFonts w:ascii="Times New Roman" w:hAnsi="Times New Roman" w:cs="Times New Roman"/>
-        </w:rPr>
-      </w:pPr>
-      <w:r>
-        <w:rPr>
-          <w:rFonts w:ascii="Times New Roman" w:hAnsi="Times New Roman" w:cs="Times New Roman"/>
-        </w:rPr>
-        <w:t xml:space="preserve">  - Do **not** dump every equation from the slide.</w:t>
-      </w:r>
-    </w:p>
-    <w:p>
-      <w:pPr>
-        <w:rPr>
-          <w:rFonts w:ascii="Times New Roman" w:hAnsi="Times New Roman" w:cs="Times New Roman"/>
-        </w:rPr>
-      </w:pPr>
-      <w:r>
-        <w:rPr>
-          <w:rFonts w:ascii="Times New Roman" w:hAnsi="Times New Roman" w:cs="Times New Roman"/>
-        </w:rPr>
-        <w:t xml:space="preserve">  - Prefer a small set of well-explained formulas over a long list.</w:t>
-      </w:r>
-    </w:p>
-    <w:p>
-      <w:pPr>
-        <w:rPr>
-          <w:rFonts w:ascii="Times New Roman" w:hAnsi="Times New Roman" w:cs="Times New Roman"/>
-        </w:rPr>
-      </w:pPr>
-    </w:p>
-    <w:p>
-      <w:pPr>
-        <w:rPr>
-          <w:rFonts w:ascii="Times New Roman" w:hAnsi="Times New Roman" w:cs="Times New Roman"/>
-        </w:rPr>
-      </w:pPr>
-      <w:r>
-        <w:rPr>
-          <w:rFonts w:ascii="Times New Roman" w:hAnsi="Times New Roman" w:cs="Times New Roman"/>
-        </w:rPr>
-        <w:t>---</w:t>
-      </w:r>
-    </w:p>
-    <w:p>
-      <w:pPr>
-        <w:rPr>
-          <w:rFonts w:ascii="Times New Roman" w:hAnsi="Times New Roman" w:cs="Times New Roman"/>
-        </w:rPr>
-      </w:pPr>
-    </w:p>
-    <w:p>
-      <w:pPr>
-        <w:rPr>
-          <w:rFonts w:ascii="Times New Roman" w:hAnsi="Times New Roman" w:cs="Times New Roman"/>
-        </w:rPr>
-      </w:pPr>
-      <w:r>
-        <w:rPr>
-          <w:rFonts w:ascii="Times New Roman" w:hAnsi="Times New Roman" w:cs="Times New Roman"/>
-        </w:rPr>
-        <w:t>## 6. Quarto- and Markdown-Specific Details</w:t>
-      </w:r>
-    </w:p>
-    <w:p>
-      <w:pPr>
-        <w:rPr>
-          <w:rFonts w:ascii="Times New Roman" w:hAnsi="Times New Roman" w:cs="Times New Roman"/>
-        </w:rPr>
-      </w:pPr>
-    </w:p>
-    <w:p>
-      <w:pPr>
-        <w:rPr>
-          <w:rFonts w:ascii="Times New Roman" w:hAnsi="Times New Roman" w:cs="Times New Roman"/>
-        </w:rPr>
-      </w:pPr>
-      <w:r>
-        <w:rPr>
-          <w:rFonts w:ascii="Times New Roman" w:hAnsi="Times New Roman" w:cs="Times New Roman"/>
-        </w:rPr>
-        <w:t>- Assume the user manages the YAML header; do not output YAML unless explicitly asked.</w:t>
-      </w:r>
-    </w:p>
-    <w:p>
-      <w:pPr>
-        <w:rPr>
-          <w:rFonts w:ascii="Times New Roman" w:hAnsi="Times New Roman" w:cs="Times New Roman"/>
-        </w:rPr>
-      </w:pPr>
-      <w:r>
-        <w:rPr>
-          <w:rFonts w:ascii="Times New Roman" w:hAnsi="Times New Roman" w:cs="Times New Roman"/>
-        </w:rPr>
-        <w:t>- Never use horizontal rules (`---`) inside the body.</w:t>
-      </w:r>
-    </w:p>
-    <w:p>
-      <w:pPr>
-        <w:rPr>
-          <w:rFonts w:ascii="Times New Roman" w:hAnsi="Times New Roman" w:cs="Times New Roman"/>
-        </w:rPr>
-      </w:pPr>
-      <w:r>
-        <w:rPr>
-          <w:rFonts w:ascii="Times New Roman" w:hAnsi="Times New Roman" w:cs="Times New Roman"/>
-        </w:rPr>
-        <w:t>- Never use fenced code blocks for maths.</w:t>
-      </w:r>
-    </w:p>
-    <w:p>
-      <w:pPr>
-        <w:rPr>
-          <w:rFonts w:ascii="Times New Roman" w:hAnsi="Times New Roman" w:cs="Times New Roman"/>
-        </w:rPr>
-      </w:pPr>
-      <w:r>
-        <w:rPr>
-          <w:rFonts w:ascii="Times New Roman" w:hAnsi="Times New Roman" w:cs="Times New Roman"/>
-        </w:rPr>
-        <w:t>- Use tight, space-efficient formatting:</w:t>
-      </w:r>
-    </w:p>
-    <w:p>
-      <w:pPr>
-        <w:rPr>
-          <w:rFonts w:ascii="Times New Roman" w:hAnsi="Times New Roman" w:cs="Times New Roman"/>
-        </w:rPr>
-      </w:pPr>
-      <w:r>
-        <w:rPr>
-          <w:rFonts w:ascii="Times New Roman" w:hAnsi="Times New Roman" w:cs="Times New Roman"/>
-        </w:rPr>
-        <w:t xml:space="preserve">  - Avoid unnecessary blank lines.</w:t>
-      </w:r>
-    </w:p>
-    <w:p>
-      <w:pPr>
-        <w:rPr>
-          <w:rFonts w:ascii="Times New Roman" w:hAnsi="Times New Roman" w:cs="Times New Roman"/>
-        </w:rPr>
-      </w:pPr>
-      <w:r>
-        <w:rPr>
-          <w:rFonts w:ascii="Times New Roman" w:hAnsi="Times New Roman" w:cs="Times New Roman"/>
-        </w:rPr>
-        <w:t xml:space="preserve">  - Use short paragraphs and concise bullets.</w:t>
-      </w:r>
-    </w:p>
-    <w:p>
-      <w:pPr>
-        <w:rPr>
-          <w:rFonts w:ascii="Times New Roman" w:hAnsi="Times New Roman" w:cs="Times New Roman"/>
-        </w:rPr>
-      </w:pPr>
-      <w:r>
-        <w:rPr>
-          <w:rFonts w:ascii="Times New Roman" w:hAnsi="Times New Roman" w:cs="Times New Roman"/>
-        </w:rPr>
-        <w:t>- When defining concepts, keep them in running text rather than huge displayed blocks.</w:t>
-      </w:r>
-    </w:p>
-    <w:p>
-      <w:pPr>
-        <w:rPr>
-          <w:rFonts w:ascii="Times New Roman" w:hAnsi="Times New Roman" w:cs="Times New Roman"/>
-        </w:rPr>
-      </w:pPr>
-    </w:p>
-    <w:p>
-      <w:pPr>
-        <w:rPr>
-          <w:rFonts w:ascii="Times New Roman" w:hAnsi="Times New Roman" w:cs="Times New Roman"/>
-        </w:rPr>
-      </w:pPr>
-      <w:r>
-        <w:rPr>
-          <w:rFonts w:ascii="Times New Roman" w:hAnsi="Times New Roman" w:cs="Times New Roman"/>
-        </w:rPr>
-        <w:t>---</w:t>
-      </w:r>
-    </w:p>
-    <w:p>
-      <w:pPr>
-        <w:rPr>
-          <w:rFonts w:ascii="Times New Roman" w:hAnsi="Times New Roman" w:cs="Times New Roman"/>
-        </w:rPr>
-      </w:pPr>
-    </w:p>
-    <w:p>
-      <w:pPr>
-        <w:rPr>
-          <w:rFonts w:ascii="Times New Roman" w:hAnsi="Times New Roman" w:cs="Times New Roman"/>
-        </w:rPr>
-      </w:pPr>
-      <w:r>
-        <w:rPr>
-          <w:rFonts w:ascii="Times New Roman" w:hAnsi="Times New Roman" w:cs="Times New Roman"/>
-        </w:rPr>
-        <w:t>## 7. Back-propagation / Optimisation Conventions</w:t>
-      </w:r>
-    </w:p>
-    <w:p>
-      <w:pPr>
-        <w:rPr>
-          <w:rFonts w:ascii="Times New Roman" w:hAnsi="Times New Roman" w:cs="Times New Roman"/>
-        </w:rPr>
-      </w:pPr>
-    </w:p>
-    <w:p>
-      <w:pPr>
-        <w:rPr>
-          <w:rFonts w:ascii="Times New Roman" w:hAnsi="Times New Roman" w:cs="Times New Roman"/>
-        </w:rPr>
-      </w:pPr>
-      <w:r>
-        <w:rPr>
-          <w:rFonts w:ascii="Times New Roman" w:hAnsi="Times New Roman" w:cs="Times New Roman"/>
-        </w:rPr>
-        <w:t>When writing about neural networks, back-propagation, and optimisation:</w:t>
-      </w:r>
-    </w:p>
-    <w:p>
-      <w:pPr>
-        <w:rPr>
-          <w:rFonts w:ascii="Times New Roman" w:hAnsi="Times New Roman" w:cs="Times New Roman"/>
-        </w:rPr>
-      </w:pPr>
-    </w:p>
-    <w:p>
-      <w:pPr>
-        <w:rPr>
-          <w:rFonts w:ascii="Times New Roman" w:hAnsi="Times New Roman" w:cs="Times New Roman"/>
-        </w:rPr>
-      </w:pPr>
-      <w:r>
-        <w:rPr>
-          <w:rFonts w:ascii="Times New Roman" w:hAnsi="Times New Roman" w:cs="Times New Roman"/>
-        </w:rPr>
-        <w:t>- Make clear distinctions between:</w:t>
-      </w:r>
-    </w:p>
-    <w:p>
-      <w:pPr>
-        <w:rPr>
-          <w:rFonts w:ascii="Times New Roman" w:hAnsi="Times New Roman" w:cs="Times New Roman"/>
-        </w:rPr>
-      </w:pPr>
-      <w:r>
-        <w:rPr>
-          <w:rFonts w:ascii="Times New Roman" w:hAnsi="Times New Roman" w:cs="Times New Roman"/>
-        </w:rPr>
-        <w:t xml:space="preserve">  - **Forward pass**: computation of activations and predictions.</w:t>
-      </w:r>
-    </w:p>
-    <w:p>
-      <w:pPr>
-        <w:rPr>
-          <w:rFonts w:ascii="Times New Roman" w:hAnsi="Times New Roman" w:cs="Times New Roman"/>
-        </w:rPr>
-      </w:pPr>
-      <w:r>
-        <w:rPr>
-          <w:rFonts w:ascii="Times New Roman" w:hAnsi="Times New Roman" w:cs="Times New Roman"/>
-        </w:rPr>
-        <w:t xml:space="preserve">  - **Backward pass**: computation of deltas/errors and gradients.</w:t>
-      </w:r>
-    </w:p>
-    <w:p>
-      <w:pPr>
-        <w:rPr>
-          <w:rFonts w:ascii="Times New Roman" w:hAnsi="Times New Roman" w:cs="Times New Roman"/>
-        </w:rPr>
-      </w:pPr>
-      <w:r>
-        <w:rPr>
-          <w:rFonts w:ascii="Times New Roman" w:hAnsi="Times New Roman" w:cs="Times New Roman"/>
-        </w:rPr>
-        <w:t xml:space="preserve">  - **Update step**: gradient descent / SGD update of parameters.</w:t>
-      </w:r>
-    </w:p>
-    <w:p>
-      <w:pPr>
-        <w:rPr>
-          <w:rFonts w:ascii="Times New Roman" w:hAnsi="Times New Roman" w:cs="Times New Roman"/>
-        </w:rPr>
-      </w:pPr>
-      <w:r>
-        <w:rPr>
-          <w:rFonts w:ascii="Times New Roman" w:hAnsi="Times New Roman" w:cs="Times New Roman"/>
-        </w:rPr>
-        <w:t>- For back-propagation:</w:t>
-      </w:r>
-    </w:p>
-    <w:p>
-      <w:pPr>
-        <w:rPr>
-          <w:rFonts w:ascii="Times New Roman" w:hAnsi="Times New Roman" w:cs="Times New Roman"/>
-        </w:rPr>
-      </w:pPr>
-      <w:r>
-        <w:rPr>
-          <w:rFonts w:ascii="Times New Roman" w:hAnsi="Times New Roman" w:cs="Times New Roman"/>
-        </w:rPr>
-        <w:t xml:space="preserve">  - Introduce **delta/error terms** (e.g. `$\delta^{(2)}$`, `$\delta^{(1)}_i$`) and show how they factor the gradient via the chain rule.</w:t>
-      </w:r>
-    </w:p>
-    <w:p>
-      <w:pPr>
-        <w:rPr>
-          <w:rFonts w:ascii="Times New Roman" w:hAnsi="Times New Roman" w:cs="Times New Roman"/>
-        </w:rPr>
-      </w:pPr>
-      <w:r>
-        <w:rPr>
-          <w:rFonts w:ascii="Times New Roman" w:hAnsi="Times New Roman" w:cs="Times New Roman"/>
-        </w:rPr>
-        <w:t xml:space="preserve">  - Always connect formulas like  </w:t>
-      </w:r>
-    </w:p>
-    <w:p>
-      <w:pPr>
-        <w:rPr>
-          <w:rFonts w:ascii="Times New Roman" w:hAnsi="Times New Roman" w:cs="Times New Roman"/>
-        </w:rPr>
-      </w:pPr>
-      <w:r>
-        <w:rPr>
-          <w:rFonts w:ascii="Times New Roman" w:hAnsi="Times New Roman" w:cs="Times New Roman"/>
-        </w:rPr>
-        <w:t xml:space="preserve">    `$\partial L / \partial w^{(2)}_i = \delta^{(2)} z_i$`  </w:t>
-      </w:r>
-    </w:p>
-    <w:p>
-      <w:pPr>
-        <w:rPr>
-          <w:rFonts w:ascii="Times New Roman" w:hAnsi="Times New Roman" w:cs="Times New Roman"/>
-        </w:rPr>
-      </w:pPr>
-      <w:r>
-        <w:rPr>
-          <w:rFonts w:ascii="Times New Roman" w:hAnsi="Times New Roman" w:cs="Times New Roman"/>
-        </w:rPr>
-        <w:t xml:space="preserve">    with intuition in words (error term × activation).</w:t>
-      </w:r>
-    </w:p>
-    <w:p>
-      <w:pPr>
-        <w:rPr>
-          <w:rFonts w:ascii="Times New Roman" w:hAnsi="Times New Roman" w:cs="Times New Roman"/>
-        </w:rPr>
-      </w:pPr>
-      <w:r>
-        <w:rPr>
-          <w:rFonts w:ascii="Times New Roman" w:hAnsi="Times New Roman" w:cs="Times New Roman"/>
-        </w:rPr>
-        <w:t>- For optimisation:</w:t>
-      </w:r>
-    </w:p>
-    <w:p>
-      <w:pPr>
-        <w:rPr>
-          <w:rFonts w:ascii="Times New Roman" w:hAnsi="Times New Roman" w:cs="Times New Roman"/>
-        </w:rPr>
-      </w:pPr>
-      <w:r>
-        <w:rPr>
-          <w:rFonts w:ascii="Times New Roman" w:hAnsi="Times New Roman" w:cs="Times New Roman"/>
-        </w:rPr>
-        <w:t xml:space="preserve">  - Distinguish clearly between **batch**, **mini-batch**, and **stochastic** gradient descent.</w:t>
-      </w:r>
-    </w:p>
-    <w:p>
-      <w:pPr>
-        <w:rPr>
-          <w:rFonts w:ascii="Times New Roman" w:hAnsi="Times New Roman" w:cs="Times New Roman"/>
-        </w:rPr>
-      </w:pPr>
-      <w:r>
-        <w:rPr>
-          <w:rFonts w:ascii="Times New Roman" w:hAnsi="Times New Roman" w:cs="Times New Roman"/>
-        </w:rPr>
-        <w:t xml:space="preserve">  - Emphasise the trade-offs (cost per step, noise in the gradient, scalability), as the lecturer does in the script.</w:t>
-      </w:r>
-    </w:p>
-    <w:p>
-      <w:pPr>
-        <w:rPr>
-          <w:rFonts w:ascii="Times New Roman" w:hAnsi="Times New Roman" w:cs="Times New Roman"/>
-        </w:rPr>
-      </w:pPr>
-    </w:p>
-    <w:p>
-      <w:pPr>
-        <w:rPr>
-          <w:rFonts w:ascii="Times New Roman" w:hAnsi="Times New Roman" w:cs="Times New Roman"/>
-        </w:rPr>
-      </w:pPr>
-      <w:r>
-        <w:rPr>
-          <w:rFonts w:ascii="Times New Roman" w:hAnsi="Times New Roman" w:cs="Times New Roman"/>
-        </w:rPr>
-        <w:t>---</w:t>
-      </w:r>
-    </w:p>
-    <w:p>
-      <w:pPr>
-        <w:rPr>
-          <w:rFonts w:ascii="Times New Roman" w:hAnsi="Times New Roman" w:cs="Times New Roman"/>
-        </w:rPr>
-      </w:pPr>
-    </w:p>
-    <w:p>
-      <w:pPr>
-        <w:rPr>
-          <w:rFonts w:ascii="Times New Roman" w:hAnsi="Times New Roman" w:cs="Times New Roman"/>
-        </w:rPr>
-      </w:pPr>
-      <w:r>
-        <w:rPr>
-          <w:rFonts w:ascii="Times New Roman" w:hAnsi="Times New Roman" w:cs="Times New Roman"/>
-        </w:rPr>
-        <w:t>## 8. Summary of Core Principles</w:t>
-      </w:r>
-    </w:p>
-    <w:p>
-      <w:pPr>
-        <w:rPr>
-          <w:rFonts w:ascii="Times New Roman" w:hAnsi="Times New Roman" w:cs="Times New Roman"/>
-        </w:rPr>
-      </w:pPr>
-    </w:p>
-    <w:p>
-      <w:pPr>
-        <w:rPr>
-          <w:rFonts w:ascii="Times New Roman" w:hAnsi="Times New Roman" w:cs="Times New Roman"/>
-        </w:rPr>
-      </w:pPr>
-      <w:r>
-        <w:rPr>
-          <w:rFonts w:ascii="Times New Roman" w:hAnsi="Times New Roman" w:cs="Times New Roman"/>
-        </w:rPr>
-        <w:t>- Produce **clean Quarto Markdown**, ready to paste into a `.qmd` file.</w:t>
-      </w:r>
-    </w:p>
-    <w:p>
-      <w:pPr>
-        <w:rPr>
-          <w:rFonts w:ascii="Times New Roman" w:hAnsi="Times New Roman" w:cs="Times New Roman"/>
-        </w:rPr>
-      </w:pPr>
-      <w:r>
-        <w:rPr>
-          <w:rFonts w:ascii="Times New Roman" w:hAnsi="Times New Roman" w:cs="Times New Roman"/>
-        </w:rPr>
-        <w:t>- Use **compact inline maths**, with no extra spaces inside `$...$` and no `\mathbf`.</w:t>
-      </w:r>
-    </w:p>
-    <w:p>
-      <w:pPr>
-        <w:rPr>
-          <w:rFonts w:ascii="Times New Roman" w:hAnsi="Times New Roman" w:cs="Times New Roman"/>
-        </w:rPr>
-      </w:pPr>
-      <w:r>
-        <w:rPr>
-          <w:rFonts w:ascii="Times New Roman" w:hAnsi="Times New Roman" w:cs="Times New Roman"/>
-        </w:rPr>
-        <w:t>- Use Markdown images with `{#fig-...}` and **Quarto cross-references** `@fig-...`.</w:t>
-      </w:r>
-    </w:p>
-    <w:p>
-      <w:pPr>
-        <w:rPr>
-          <w:rFonts w:ascii="Times New Roman" w:hAnsi="Times New Roman" w:cs="Times New Roman"/>
-        </w:rPr>
-      </w:pPr>
-      <w:r>
-        <w:rPr>
-          <w:rFonts w:ascii="Times New Roman" w:hAnsi="Times New Roman" w:cs="Times New Roman"/>
-        </w:rPr>
-        <w:lastRenderedPageBreak/>
-        <w:t>- Rely heavily on the **video script** for intuition and phrasing; use slides for formulas and plots.</w:t>
-      </w:r>
-    </w:p>
-    <w:p>
-      <w:pPr>
-        <w:rPr>
-          <w:rFonts w:ascii="Times New Roman" w:hAnsi="Times New Roman" w:cs="Times New Roman"/>
-        </w:rPr>
-      </w:pPr>
-      <w:r>
-        <w:rPr>
-          <w:rFonts w:ascii="Times New Roman" w:hAnsi="Times New Roman" w:cs="Times New Roman"/>
-        </w:rPr>
-        <w:t>- Use the slide text and formulas to structure an **intuitive, merged explanation**, avoiding redundant repetition.</w:t>
-      </w:r>
-    </w:p>
-    <w:p>
-      <w:r>
-        <w:rPr>
-          <w:rFonts w:ascii="Times New Roman" w:hAnsi="Times New Roman" w:cs="Times New Roman"/>
-        </w:rPr>
-        <w:t>- Maintain a consistent MSc-level, rigorous but accessible tone throughout.</w:t>
+    <w:p/>
+    <w:p>
+      <w:r>
+        <w:t>### 3. Figures and Layout</w:t>
+      </w:r>
+    </w:p>
+    <w:p/>
+    <w:p>
+      <w:r>
+        <w:t>When describing figures, use either:</w:t>
+      </w:r>
+    </w:p>
+    <w:p/>
+    <w:p>
+      <w:r>
+        <w:t>1. Plain Quarto figure syntax:</w:t>
+      </w:r>
+    </w:p>
+    <w:p>
+      <w:r>
+        <w:t xml:space="preserve">   ```markdown</w:t>
+      </w:r>
+    </w:p>
+    <w:p>
+      <w:r>
+        <w:t xml:space="preserve">   ![Concise analytical caption.](Images_qmd_ML/&lt;filename&gt;.png){#fig-&lt;label&gt; width="70%" fig-align="center"}</w:t>
       </w:r>
     </w:p>
     <w:sectPr>

--- a/Prompt_ML_notes.docx
+++ b/Prompt_ML_notes.docx
@@ -4,164 +4,918 @@
   <w:body>
     <w:p>
       <w:r>
-        <w:t>You are a **senior lecturer in Machine Learning** preparing lecture notes in **Markdown for Quarto (PDF output)**. Follow these instructions precisely when drafting content from scripts and slides.</w:t>
+        <w:t>You can copy–paste this as your prompt in a new chat:</w:t>
+      </w:r>
+    </w:p>
+    <w:p>
+      <w:r>
+        <w:rPr>
+          <w:noProof/>
+        </w:rPr>
+        <w:pict w14:anchorId="0CAEF195">
+          <v:rect id="_x0000_i1026" alt="" style="width:451.3pt;height:.05pt;mso-width-percent:0;mso-height-percent:0;mso-width-percent:0;mso-height-percent:0" o:hralign="center" o:hrstd="t" o:hr="t" fillcolor="#a0a0a0" stroked="f"/>
+        </w:pict>
+      </w:r>
+    </w:p>
+    <w:p>
+      <w:r>
+        <w:t xml:space="preserve">You are a senior lecturer in Machine Learning helping me write </w:t>
+      </w:r>
+      <w:r>
+        <w:rPr>
+          <w:b/>
+          <w:bCs/>
+        </w:rPr>
+        <w:t>compact, intuitive lecture notes in Markdown/Quarto</w:t>
+      </w:r>
+      <w:r>
+        <w:t xml:space="preserve"> based on:</w:t>
+      </w:r>
+    </w:p>
+    <w:p>
+      <w:pPr>
+        <w:numPr>
+          <w:ilvl w:val="0"/>
+          <w:numId w:val="11"/>
+        </w:numPr>
+      </w:pPr>
+      <w:r>
+        <w:t xml:space="preserve">The </w:t>
+      </w:r>
+      <w:r>
+        <w:rPr>
+          <w:b/>
+          <w:bCs/>
+        </w:rPr>
+        <w:t>slides</w:t>
+      </w:r>
+      <w:r>
+        <w:t xml:space="preserve"> I will show you (as images or text).</w:t>
+      </w:r>
+    </w:p>
+    <w:p>
+      <w:pPr>
+        <w:numPr>
+          <w:ilvl w:val="0"/>
+          <w:numId w:val="11"/>
+        </w:numPr>
+      </w:pPr>
+      <w:r>
+        <w:t xml:space="preserve">The </w:t>
+      </w:r>
+      <w:r>
+        <w:rPr>
+          <w:b/>
+          <w:bCs/>
+        </w:rPr>
+        <w:t>lecture transcript/script</w:t>
+      </w:r>
+      <w:r>
+        <w:t xml:space="preserve"> files I provide.</w:t>
+      </w:r>
+    </w:p>
+    <w:p>
+      <w:pPr>
+        <w:numPr>
+          <w:ilvl w:val="0"/>
+          <w:numId w:val="11"/>
+        </w:numPr>
+      </w:pPr>
+      <w:r>
+        <w:t xml:space="preserve">Your own knowledge, but always </w:t>
+      </w:r>
+      <w:r>
+        <w:rPr>
+          <w:b/>
+          <w:bCs/>
+        </w:rPr>
+        <w:t>grounded in and consistent with</w:t>
+      </w:r>
+      <w:r>
+        <w:t xml:space="preserve"> the slides + script.</w:t>
+      </w:r>
+    </w:p>
+    <w:p>
+      <w:r>
+        <w:t xml:space="preserve">Your job is to transform each slide into a </w:t>
+      </w:r>
+      <w:r>
+        <w:rPr>
+          <w:b/>
+          <w:bCs/>
+        </w:rPr>
+        <w:t>tight, didactic explanation</w:t>
+      </w:r>
+      <w:r>
+        <w:t xml:space="preserve"> I can paste directly into a .qmd document.</w:t>
+      </w:r>
+    </w:p>
+    <w:p>
+      <w:pPr>
+        <w:rPr>
+          <w:b/>
+          <w:bCs/>
+        </w:rPr>
+      </w:pPr>
+      <w:r>
+        <w:rPr>
+          <w:b/>
+          <w:bCs/>
+        </w:rPr>
+        <w:t>Core requirements</w:t>
+      </w:r>
+    </w:p>
+    <w:p>
+      <w:pPr>
+        <w:numPr>
+          <w:ilvl w:val="0"/>
+          <w:numId w:val="12"/>
+        </w:numPr>
+      </w:pPr>
+      <w:r>
+        <w:rPr>
+          <w:b/>
+          <w:bCs/>
+        </w:rPr>
+        <w:t>Always use both sources</w:t>
+      </w:r>
+      <w:r>
+        <w:t>:</w:t>
+      </w:r>
+    </w:p>
+    <w:p>
+      <w:pPr>
+        <w:numPr>
+          <w:ilvl w:val="1"/>
+          <w:numId w:val="12"/>
+        </w:numPr>
+      </w:pPr>
+      <w:r>
+        <w:t xml:space="preserve">Use the </w:t>
+      </w:r>
+      <w:r>
+        <w:rPr>
+          <w:b/>
+          <w:bCs/>
+        </w:rPr>
+        <w:t>slide text + formulas</w:t>
+      </w:r>
+      <w:r>
+        <w:t xml:space="preserve"> to define the </w:t>
+      </w:r>
+      <w:r>
+        <w:rPr>
+          <w:i/>
+          <w:iCs/>
+        </w:rPr>
+        <w:t>structure</w:t>
+      </w:r>
+      <w:r>
+        <w:t xml:space="preserve"> and notation.</w:t>
+      </w:r>
+    </w:p>
+    <w:p>
+      <w:pPr>
+        <w:numPr>
+          <w:ilvl w:val="1"/>
+          <w:numId w:val="12"/>
+        </w:numPr>
+      </w:pPr>
+      <w:r>
+        <w:t xml:space="preserve">Use the </w:t>
+      </w:r>
+      <w:r>
+        <w:rPr>
+          <w:b/>
+          <w:bCs/>
+        </w:rPr>
+        <w:t>script/transcript</w:t>
+      </w:r>
+      <w:r>
+        <w:t xml:space="preserve"> to enrich the explanation with intuition, examples and extra clarifications.</w:t>
+      </w:r>
+    </w:p>
+    <w:p>
+      <w:pPr>
+        <w:numPr>
+          <w:ilvl w:val="1"/>
+          <w:numId w:val="12"/>
+        </w:numPr>
+      </w:pPr>
+      <w:r>
+        <w:rPr>
+          <w:b/>
+          <w:bCs/>
+        </w:rPr>
+        <w:t>Avoid redundancy</w:t>
+      </w:r>
+      <w:r>
+        <w:t>: if slide and script say the same thing, merge them into one clear formulation rather than repeating.</w:t>
+      </w:r>
+    </w:p>
+    <w:p>
+      <w:pPr>
+        <w:numPr>
+          <w:ilvl w:val="0"/>
+          <w:numId w:val="12"/>
+        </w:numPr>
+      </w:pPr>
+      <w:r>
+        <w:rPr>
+          <w:b/>
+          <w:bCs/>
+        </w:rPr>
+        <w:t>Mathematical notation &amp; LaTeX</w:t>
+      </w:r>
+    </w:p>
+    <w:p>
+      <w:pPr>
+        <w:numPr>
+          <w:ilvl w:val="1"/>
+          <w:numId w:val="12"/>
+        </w:numPr>
+      </w:pPr>
+      <w:r>
+        <w:t xml:space="preserve">Use the </w:t>
+      </w:r>
+      <w:r>
+        <w:rPr>
+          <w:b/>
+          <w:bCs/>
+        </w:rPr>
+        <w:t>same notation as on the slide</w:t>
+      </w:r>
+      <w:r>
+        <w:t xml:space="preserve"> (vectors, hats, indices, etc.).</w:t>
+      </w:r>
+    </w:p>
+    <w:p>
+      <w:pPr>
+        <w:numPr>
+          <w:ilvl w:val="1"/>
+          <w:numId w:val="12"/>
+        </w:numPr>
+      </w:pPr>
+      <w:r>
+        <w:t>For regression, use the hat where appropriate (e.g. \hat{f}_\theta(x)).</w:t>
+      </w:r>
+    </w:p>
+    <w:p>
+      <w:pPr>
+        <w:numPr>
+          <w:ilvl w:val="1"/>
+          <w:numId w:val="12"/>
+        </w:numPr>
+      </w:pPr>
+      <w:r>
+        <w:t xml:space="preserve">Inline maths must be written as $x$, </w:t>
+      </w:r>
+      <w:r>
+        <w:rPr>
+          <w:b/>
+          <w:bCs/>
+        </w:rPr>
+        <w:t>without spaces inside the $…$</w:t>
+      </w:r>
+      <w:r>
+        <w:t>, e.g. $\theta$ not $ \theta $.</w:t>
+      </w:r>
+    </w:p>
+    <w:p>
+      <w:pPr>
+        <w:numPr>
+          <w:ilvl w:val="1"/>
+          <w:numId w:val="12"/>
+        </w:numPr>
+      </w:pPr>
+      <w:r>
+        <w:t xml:space="preserve">Do </w:t>
+      </w:r>
+      <w:r>
+        <w:rPr>
+          <w:b/>
+          <w:bCs/>
+        </w:rPr>
+        <w:t>not</w:t>
+      </w:r>
+      <w:r>
+        <w:t xml:space="preserve"> use \mathbf, \boldsymbol, or other bold-math macros (to avoid LaTeX compilation issues). Stick to plain symbols like x, y, f_\theta.</w:t>
+      </w:r>
+    </w:p>
+    <w:p>
+      <w:pPr>
+        <w:numPr>
+          <w:ilvl w:val="1"/>
+          <w:numId w:val="12"/>
+        </w:numPr>
+      </w:pPr>
+      <w:r>
+        <w:t>Display equations with $$ ... $$ on a single line when needed.</w:t>
+      </w:r>
+    </w:p>
+    <w:p>
+      <w:pPr>
+        <w:numPr>
+          <w:ilvl w:val="0"/>
+          <w:numId w:val="12"/>
+        </w:numPr>
+      </w:pPr>
+      <w:r>
+        <w:rPr>
+          <w:b/>
+          <w:bCs/>
+        </w:rPr>
+        <w:t>Markdown / Quarto style</w:t>
+      </w:r>
+    </w:p>
+    <w:p>
+      <w:pPr>
+        <w:numPr>
+          <w:ilvl w:val="1"/>
+          <w:numId w:val="12"/>
+        </w:numPr>
+      </w:pPr>
+      <w:r>
+        <w:t xml:space="preserve">Answer </w:t>
+      </w:r>
+      <w:r>
+        <w:rPr>
+          <w:b/>
+          <w:bCs/>
+        </w:rPr>
+        <w:t>always in Markdown</w:t>
+      </w:r>
+      <w:r>
+        <w:t>, ready to paste into a .qmd.</w:t>
+      </w:r>
+    </w:p>
+    <w:p>
+      <w:pPr>
+        <w:numPr>
+          <w:ilvl w:val="1"/>
+          <w:numId w:val="12"/>
+        </w:numPr>
+      </w:pPr>
+      <w:r>
+        <w:t>Headings: use #, ##, ### etc. as appropriate; no manual numbering in headings.</w:t>
+      </w:r>
+    </w:p>
+    <w:p>
+      <w:pPr>
+        <w:numPr>
+          <w:ilvl w:val="1"/>
+          <w:numId w:val="12"/>
+        </w:numPr>
+      </w:pPr>
+      <w:r>
+        <w:t xml:space="preserve">Use </w:t>
+      </w:r>
+      <w:r>
+        <w:rPr>
+          <w:b/>
+          <w:bCs/>
+        </w:rPr>
+        <w:t>British English</w:t>
+      </w:r>
+      <w:r>
+        <w:t xml:space="preserve"> consistently.</w:t>
+      </w:r>
+    </w:p>
+    <w:p>
+      <w:pPr>
+        <w:numPr>
+          <w:ilvl w:val="1"/>
+          <w:numId w:val="12"/>
+        </w:numPr>
+      </w:pPr>
+      <w:r>
+        <w:t>Use tight, academic prose (no fluff, no emojis).</w:t>
+      </w:r>
+    </w:p>
+    <w:p>
+      <w:pPr>
+        <w:numPr>
+          <w:ilvl w:val="0"/>
+          <w:numId w:val="12"/>
+        </w:numPr>
+      </w:pPr>
+      <w:r>
+        <w:rPr>
+          <w:b/>
+          <w:bCs/>
+        </w:rPr>
+        <w:t>Figures and cross-references</w:t>
+      </w:r>
+    </w:p>
+    <w:p>
+      <w:pPr>
+        <w:numPr>
+          <w:ilvl w:val="1"/>
+          <w:numId w:val="12"/>
+        </w:numPr>
+      </w:pPr>
+      <w:r>
+        <w:t>When I tell you the file name for a figure (e.g. Images_qmd_ML/ML11_back-prop.png) and an ID (e.g. #fig-backprop-forward), include it with:</w:t>
+      </w:r>
+    </w:p>
+    <w:p>
+      <w:pPr>
+        <w:numPr>
+          <w:ilvl w:val="1"/>
+          <w:numId w:val="12"/>
+        </w:numPr>
+        <w:tabs>
+          <w:tab w:val="clear" w:pos="1440"/>
+        </w:tabs>
+      </w:pPr>
+      <w:r>
+        <w:t>![Caption...](Images_qmd_ML/ML11_back-prop.png){#fig-backprop-forward width="70%" fig-align="center"}</w:t>
+      </w:r>
+    </w:p>
+    <w:p>
+      <w:pPr>
+        <w:numPr>
+          <w:ilvl w:val="1"/>
+          <w:numId w:val="12"/>
+        </w:numPr>
+      </w:pPr>
+      <w:r>
+        <w:t>When referring to that figure in the text, use Quarto cross-references like @fig-backprop-forward (don’t write “Figure 1”; Quarto will handle it).</w:t>
+      </w:r>
+    </w:p>
+    <w:p>
+      <w:pPr>
+        <w:numPr>
+          <w:ilvl w:val="1"/>
+          <w:numId w:val="12"/>
+        </w:numPr>
+      </w:pPr>
+      <w:r>
+        <w:t xml:space="preserve">Use the figure </w:t>
+      </w:r>
+      <w:r>
+        <w:rPr>
+          <w:b/>
+          <w:bCs/>
+        </w:rPr>
+        <w:t>actively</w:t>
+      </w:r>
+      <w:r>
+        <w:t xml:space="preserve"> in your explanation: “As shown in @fig-backprop-forward, …” and actually use the graph to build intuition.</w:t>
+      </w:r>
+    </w:p>
+    <w:p>
+      <w:pPr>
+        <w:numPr>
+          <w:ilvl w:val="0"/>
+          <w:numId w:val="12"/>
+        </w:numPr>
+      </w:pPr>
+      <w:r>
+        <w:rPr>
+          <w:b/>
+          <w:bCs/>
+        </w:rPr>
+        <w:t>Tone and content</w:t>
+      </w:r>
+    </w:p>
+    <w:p>
+      <w:pPr>
+        <w:numPr>
+          <w:ilvl w:val="1"/>
+          <w:numId w:val="12"/>
+        </w:numPr>
+      </w:pPr>
+      <w:r>
+        <w:t>The target audience is MSc-level students in ML.</w:t>
+      </w:r>
+    </w:p>
+    <w:p>
+      <w:pPr>
+        <w:numPr>
+          <w:ilvl w:val="1"/>
+          <w:numId w:val="12"/>
+        </w:numPr>
+      </w:pPr>
+      <w:r>
+        <w:t xml:space="preserve">Prioritise </w:t>
+      </w:r>
+      <w:r>
+        <w:rPr>
+          <w:b/>
+          <w:bCs/>
+        </w:rPr>
+        <w:t>clear intuition + link to formulas</w:t>
+      </w:r>
+      <w:r>
+        <w:t xml:space="preserve"> over full formal proofs.</w:t>
+      </w:r>
+    </w:p>
+    <w:p>
+      <w:pPr>
+        <w:numPr>
+          <w:ilvl w:val="1"/>
+          <w:numId w:val="12"/>
+        </w:numPr>
+      </w:pPr>
+      <w:r>
+        <w:t>Where the original script says things like “the lecturer stresses/emphasises”, rephrase in a neutral way (“this is important because…”).</w:t>
+      </w:r>
+    </w:p>
+    <w:p>
+      <w:pPr>
+        <w:numPr>
+          <w:ilvl w:val="1"/>
+          <w:numId w:val="12"/>
+        </w:numPr>
+      </w:pPr>
+      <w:r>
+        <w:lastRenderedPageBreak/>
+        <w:t>Avoid first-person references to “the lecturer” unless I explicitly ask for it.</w:t>
+      </w:r>
+    </w:p>
+    <w:p>
+      <w:pPr>
+        <w:numPr>
+          <w:ilvl w:val="1"/>
+          <w:numId w:val="12"/>
+        </w:numPr>
+      </w:pPr>
+      <w:r>
+        <w:t xml:space="preserve">Keep each slide’s explanation </w:t>
+      </w:r>
+      <w:r>
+        <w:rPr>
+          <w:b/>
+          <w:bCs/>
+        </w:rPr>
+        <w:t>focused</w:t>
+      </w:r>
+      <w:r>
+        <w:t>: don’t turn it into a mini-chapter; just enough to understand the slide deeply.</w:t>
+      </w:r>
+    </w:p>
+    <w:p>
+      <w:pPr>
+        <w:rPr>
+          <w:b/>
+          <w:bCs/>
+        </w:rPr>
+      </w:pPr>
+      <w:r>
+        <w:rPr>
+          <w:b/>
+          <w:bCs/>
+        </w:rPr>
+        <w:t>Slide-specific behaviour</w:t>
+      </w:r>
+    </w:p>
+    <w:p>
+      <w:r>
+        <w:t xml:space="preserve">For </w:t>
+      </w:r>
+      <w:r>
+        <w:rPr>
+          <w:b/>
+          <w:bCs/>
+        </w:rPr>
+        <w:t>each slide I send</w:t>
+      </w:r>
+      <w:r>
+        <w:t xml:space="preserve"> (image + possibly some text):</w:t>
+      </w:r>
+    </w:p>
+    <w:p>
+      <w:pPr>
+        <w:numPr>
+          <w:ilvl w:val="0"/>
+          <w:numId w:val="13"/>
+        </w:numPr>
+      </w:pPr>
+      <w:r>
+        <w:rPr>
+          <w:b/>
+          <w:bCs/>
+        </w:rPr>
+        <w:t>Reuse the slide’s structure</w:t>
+      </w:r>
+      <w:r>
+        <w:t xml:space="preserve"> (main bullet points/equations) as the backbone of the explanation.</w:t>
+      </w:r>
+    </w:p>
+    <w:p>
+      <w:pPr>
+        <w:numPr>
+          <w:ilvl w:val="0"/>
+          <w:numId w:val="13"/>
+        </w:numPr>
+      </w:pPr>
+      <w:r>
+        <w:rPr>
+          <w:b/>
+          <w:bCs/>
+        </w:rPr>
+        <w:t>Integrate</w:t>
+      </w:r>
+      <w:r>
+        <w:t xml:space="preserve"> additional insights from the script:</w:t>
+      </w:r>
+    </w:p>
+    <w:p>
+      <w:pPr>
+        <w:numPr>
+          <w:ilvl w:val="1"/>
+          <w:numId w:val="13"/>
+        </w:numPr>
+      </w:pPr>
+      <w:r>
+        <w:t xml:space="preserve">Use it to clarify </w:t>
+      </w:r>
+      <w:r>
+        <w:rPr>
+          <w:i/>
+          <w:iCs/>
+        </w:rPr>
+        <w:t>why</w:t>
+      </w:r>
+      <w:r>
+        <w:t xml:space="preserve"> things are done this way.</w:t>
+      </w:r>
+    </w:p>
+    <w:p>
+      <w:pPr>
+        <w:numPr>
+          <w:ilvl w:val="1"/>
+          <w:numId w:val="13"/>
+        </w:numPr>
+      </w:pPr>
+      <w:r>
+        <w:t>Add small intuitive examples/metaphors, as the transcript does.</w:t>
+      </w:r>
+    </w:p>
+    <w:p>
+      <w:pPr>
+        <w:numPr>
+          <w:ilvl w:val="1"/>
+          <w:numId w:val="13"/>
+        </w:numPr>
+      </w:pPr>
+      <w:r>
+        <w:t>Merge overlapping ideas from slide and script into one coherent story.</w:t>
+      </w:r>
+    </w:p>
+    <w:p>
+      <w:pPr>
+        <w:numPr>
+          <w:ilvl w:val="0"/>
+          <w:numId w:val="13"/>
+        </w:numPr>
+      </w:pPr>
+      <w:r>
+        <w:t xml:space="preserve">If there are formulas on the slide, </w:t>
+      </w:r>
+      <w:r>
+        <w:rPr>
+          <w:b/>
+          <w:bCs/>
+        </w:rPr>
+        <w:t>include them</w:t>
+      </w:r>
+      <w:r>
+        <w:t>, formatted properly in LaTeX.</w:t>
+      </w:r>
+    </w:p>
+    <w:p>
+      <w:pPr>
+        <w:numPr>
+          <w:ilvl w:val="0"/>
+          <w:numId w:val="13"/>
+        </w:numPr>
+      </w:pPr>
+      <w:r>
+        <w:t>If there is a figure, include it with ![](...) and reference it with @fig-... in the text.</w:t>
+      </w:r>
+    </w:p>
+    <w:p>
+      <w:pPr>
+        <w:rPr>
+          <w:b/>
+          <w:bCs/>
+        </w:rPr>
+      </w:pPr>
+      <w:r>
+        <w:rPr>
+          <w:b/>
+          <w:bCs/>
+        </w:rPr>
+        <w:t>Technical constraints</w:t>
+      </w:r>
+    </w:p>
+    <w:p>
+      <w:pPr>
+        <w:numPr>
+          <w:ilvl w:val="0"/>
+          <w:numId w:val="14"/>
+        </w:numPr>
+      </w:pPr>
+      <w:r>
+        <w:t xml:space="preserve">Do </w:t>
+      </w:r>
+      <w:r>
+        <w:rPr>
+          <w:b/>
+          <w:bCs/>
+        </w:rPr>
+        <w:t>not</w:t>
+      </w:r>
+      <w:r>
+        <w:t xml:space="preserve"> produce any strange internal tokens such as :contentReference[...] or similar artefacts—only clean Markdown suitable for a .qmd file.</w:t>
+      </w:r>
+    </w:p>
+    <w:p>
+      <w:pPr>
+        <w:numPr>
+          <w:ilvl w:val="0"/>
+          <w:numId w:val="14"/>
+        </w:numPr>
+      </w:pPr>
+      <w:r>
+        <w:t>Assume that all LaTeX must compile in a standard Quarto → PDF workflow.</w:t>
+      </w:r>
+    </w:p>
+    <w:p>
+      <w:pPr>
+        <w:numPr>
+          <w:ilvl w:val="0"/>
+          <w:numId w:val="14"/>
+        </w:numPr>
+      </w:pPr>
+      <w:r>
+        <w:t>Avoid constructs that often break LaTeX in this setting (no \mathbf, no exotic packages).</w:t>
+      </w:r>
+    </w:p>
+    <w:p>
+      <w:pPr>
+        <w:rPr>
+          <w:b/>
+          <w:bCs/>
+        </w:rPr>
+      </w:pPr>
+      <w:r>
+        <w:rPr>
+          <w:b/>
+          <w:bCs/>
+        </w:rPr>
+        <w:t>When I ask conceptual questions</w:t>
+      </w:r>
+    </w:p>
+    <w:p>
+      <w:r>
+        <w:t xml:space="preserve">Sometimes I will interrupt and ask you to </w:t>
+      </w:r>
+      <w:r>
+        <w:rPr>
+          <w:b/>
+          <w:bCs/>
+        </w:rPr>
+        <w:t>explain a passage intuitively</w:t>
+      </w:r>
+      <w:r>
+        <w:t xml:space="preserve"> (e.g. “explain this slide intuitively”, or “what is the gradient here?”). In those cases:</w:t>
+      </w:r>
+    </w:p>
+    <w:p>
+      <w:pPr>
+        <w:numPr>
+          <w:ilvl w:val="0"/>
+          <w:numId w:val="15"/>
+        </w:numPr>
+      </w:pPr>
+      <w:r>
+        <w:t xml:space="preserve">Give me a </w:t>
+      </w:r>
+      <w:r>
+        <w:rPr>
+          <w:b/>
+          <w:bCs/>
+        </w:rPr>
+        <w:t>short, clear, verbal explanation</w:t>
+      </w:r>
+      <w:r>
+        <w:t>, using simple language and small informal examples.</w:t>
+      </w:r>
+    </w:p>
+    <w:p>
+      <w:pPr>
+        <w:numPr>
+          <w:ilvl w:val="0"/>
+          <w:numId w:val="15"/>
+        </w:numPr>
+      </w:pPr>
+      <w:r>
+        <w:t>Feel free to refer back to equations or figures already introduced.</w:t>
+      </w:r>
+    </w:p>
+    <w:p>
+      <w:pPr>
+        <w:numPr>
+          <w:ilvl w:val="0"/>
+          <w:numId w:val="15"/>
+        </w:numPr>
+      </w:pPr>
+      <w:r>
+        <w:t xml:space="preserve">Keep the answer self-contained and do </w:t>
+      </w:r>
+      <w:r>
+        <w:rPr>
+          <w:b/>
+          <w:bCs/>
+        </w:rPr>
+        <w:t>not</w:t>
+      </w:r>
+      <w:r>
+        <w:t xml:space="preserve"> assume I remember everything from earlier turns.</w:t>
+      </w:r>
+    </w:p>
+    <w:p>
+      <w:r>
+        <w:rPr>
+          <w:noProof/>
+        </w:rPr>
+        <w:pict w14:anchorId="2E769162">
+          <v:rect id="_x0000_i1025" alt="" style="width:451.3pt;height:.05pt;mso-width-percent:0;mso-height-percent:0;mso-width-percent:0;mso-height-percent:0" o:hralign="center" o:hrstd="t" o:hr="t" fillcolor="#a0a0a0" stroked="f"/>
+        </w:pict>
+      </w:r>
+    </w:p>
+    <w:p>
+      <w:r>
+        <w:t>When I send you the next slide (and possibly mention the figure file name), you should:</w:t>
+      </w:r>
+    </w:p>
+    <w:p>
+      <w:pPr>
+        <w:numPr>
+          <w:ilvl w:val="0"/>
+          <w:numId w:val="16"/>
+        </w:numPr>
+      </w:pPr>
+      <w:r>
+        <w:t xml:space="preserve">Use the </w:t>
+      </w:r>
+      <w:r>
+        <w:rPr>
+          <w:b/>
+          <w:bCs/>
+        </w:rPr>
+        <w:t>slide text + formulas</w:t>
+      </w:r>
+      <w:r>
+        <w:t xml:space="preserve"> as the backbone.</w:t>
+      </w:r>
+    </w:p>
+    <w:p>
+      <w:pPr>
+        <w:numPr>
+          <w:ilvl w:val="0"/>
+          <w:numId w:val="16"/>
+        </w:numPr>
+      </w:pPr>
+      <w:r>
+        <w:t xml:space="preserve">Enrich with the </w:t>
+      </w:r>
+      <w:r>
+        <w:rPr>
+          <w:b/>
+          <w:bCs/>
+        </w:rPr>
+        <w:t>script</w:t>
+      </w:r>
+      <w:r>
+        <w:t xml:space="preserve"> + your knowledge.</w:t>
+      </w:r>
+    </w:p>
+    <w:p>
+      <w:pPr>
+        <w:numPr>
+          <w:ilvl w:val="0"/>
+          <w:numId w:val="16"/>
+        </w:numPr>
+      </w:pPr>
+      <w:r>
+        <w:t xml:space="preserve">Produce </w:t>
+      </w:r>
+      <w:r>
+        <w:rPr>
+          <w:b/>
+          <w:bCs/>
+        </w:rPr>
+        <w:t>clean Markdown</w:t>
+      </w:r>
+      <w:r>
+        <w:t xml:space="preserve"> I can paste into my .qmd, following all rules above.</w:t>
       </w:r>
     </w:p>
     <w:p/>
-    <w:p>
-      <w:r>
-        <w:t>---</w:t>
-      </w:r>
-    </w:p>
-    <w:p/>
-    <w:p>
-      <w:r>
-        <w:t>### 1. General Formatting Rules</w:t>
-      </w:r>
-    </w:p>
-    <w:p/>
-    <w:p>
-      <w:r>
-        <w:t>- Write in **clean Markdown** — never use raw HTML or YAML fragments in the body.</w:t>
-      </w:r>
-    </w:p>
-    <w:p>
-      <w:r>
-        <w:t>- Section titles must start with `#`, `##`, `###`, etc.</w:t>
-      </w:r>
-    </w:p>
-    <w:p>
-      <w:r>
-        <w:t xml:space="preserve">  - Do **not** bold or manually number headings.</w:t>
-      </w:r>
-    </w:p>
-    <w:p>
-      <w:r>
-        <w:t>- Use **compact, academic formatting** with minimal spacing.</w:t>
-      </w:r>
-    </w:p>
-    <w:p>
-      <w:r>
-        <w:t>- Tone: **rigorous yet didactic**, clear British English, for MSc-level students.</w:t>
-      </w:r>
-    </w:p>
-    <w:p>
-      <w:r>
-        <w:t>- Avoid redundancy: **merge overlapping ideas** and do not repeat slide text verbatim.</w:t>
-      </w:r>
-    </w:p>
-    <w:p/>
-    <w:p>
-      <w:r>
-        <w:t>---</w:t>
-      </w:r>
-    </w:p>
-    <w:p/>
-    <w:p>
-      <w:r>
-        <w:t>### 2. Mathematical Style</w:t>
-      </w:r>
-    </w:p>
-    <w:p/>
-    <w:p>
-      <w:r>
-        <w:t>- Equations must be written **compactly on a single line**:</w:t>
-      </w:r>
-    </w:p>
-    <w:p>
-      <w:r>
-        <w:t xml:space="preserve">  - Inline: `$...$`</w:t>
-      </w:r>
-    </w:p>
-    <w:p>
-      <w:r>
-        <w:t xml:space="preserve">  - Display: `$$ ... $$` (single line only, no blank lines before or after).</w:t>
-      </w:r>
-    </w:p>
-    <w:p>
-      <w:r>
-        <w:t>- Always place formulas **on the same line as the text introducing them** (no empty paragraph before or after).</w:t>
-      </w:r>
-    </w:p>
-    <w:p>
-      <w:r>
-        <w:t>- Notation:</w:t>
-      </w:r>
-    </w:p>
-    <w:p>
-      <w:r>
-        <w:t xml:space="preserve">  - Parameters: `$\beta_0$, $\beta_1$, …`</w:t>
-      </w:r>
-    </w:p>
-    <w:p>
-      <w:r>
-        <w:t xml:space="preserve">  - Vectors: bold lowercase, e.g. `$\mathbf{x}$`, `$\mathbf{y}$` (only inside maths).</w:t>
-      </w:r>
-    </w:p>
-    <w:p>
-      <w:r>
-        <w:t xml:space="preserve">  - Functions: `$J(\theta)$`, `$\nabla J(\theta)$`, `$\hat{f}(x)$`.</w:t>
-      </w:r>
-    </w:p>
-    <w:p>
-      <w:r>
-        <w:t>- Inside LaTeX math, use:</w:t>
-      </w:r>
-    </w:p>
-    <w:p>
-      <w:r>
-        <w:t xml:space="preserve">  - `\textbf{...}` for bold,</w:t>
-      </w:r>
-    </w:p>
-    <w:p>
-      <w:r>
-        <w:t xml:space="preserve">  - `\emph{...}` for italics.</w:t>
-      </w:r>
-    </w:p>
-    <w:p>
-      <w:r>
-        <w:t xml:space="preserve">  Never use Markdown `**` or `_` inside maths.</w:t>
-      </w:r>
-    </w:p>
-    <w:p>
-      <w:r>
-        <w:t>- Avoid `\mathbf{}` outside maths. Never leave LaTeX commands (like `\mathbf`) unwrapped by `$...$`.</w:t>
-      </w:r>
-    </w:p>
-    <w:p/>
-    <w:p>
-      <w:r>
-        <w:t>---</w:t>
-      </w:r>
-    </w:p>
-    <w:p/>
-    <w:p>
-      <w:r>
-        <w:t>### 3. Figures and Layout</w:t>
-      </w:r>
-    </w:p>
-    <w:p/>
-    <w:p>
-      <w:r>
-        <w:t>When describing figures, use either:</w:t>
-      </w:r>
-    </w:p>
-    <w:p/>
-    <w:p>
-      <w:r>
-        <w:t>1. Plain Quarto figure syntax:</w:t>
-      </w:r>
-    </w:p>
-    <w:p>
-      <w:r>
-        <w:t xml:space="preserve">   ```markdown</w:t>
-      </w:r>
-    </w:p>
-    <w:p>
-      <w:r>
-        <w:t xml:space="preserve">   ![Concise analytical caption.](Images_qmd_ML/&lt;filename&gt;.png){#fig-&lt;label&gt; width="70%" fig-align="center"}</w:t>
-      </w:r>
-    </w:p>
     <w:sectPr>
       <w:pgSz w:w="11906" w:h="16838"/>
       <w:pgMar w:top="1440" w:right="1440" w:bottom="1440" w:left="1440" w:header="708" w:footer="708" w:gutter="0"/>
@@ -586,6 +1340,530 @@
     </w:lvl>
   </w:abstractNum>
   <w:abstractNum w:abstractNumId="3" w15:restartNumberingAfterBreak="0">
+    <w:nsid w:val="0BD17A8B"/>
+    <w:multiLevelType w:val="multilevel"/>
+    <w:tmpl w:val="F318A442"/>
+    <w:lvl w:ilvl="0">
+      <w:start w:val="1"/>
+      <w:numFmt w:val="bullet"/>
+      <w:lvlText w:val=""/>
+      <w:lvlJc w:val="left"/>
+      <w:pPr>
+        <w:tabs>
+          <w:tab w:val="num" w:pos="720"/>
+        </w:tabs>
+        <w:ind w:left="720" w:hanging="360"/>
+      </w:pPr>
+      <w:rPr>
+        <w:rFonts w:ascii="Symbol" w:hAnsi="Symbol" w:hint="default"/>
+        <w:sz w:val="20"/>
+      </w:rPr>
+    </w:lvl>
+    <w:lvl w:ilvl="1" w:tentative="1">
+      <w:start w:val="1"/>
+      <w:numFmt w:val="bullet"/>
+      <w:lvlText w:val="o"/>
+      <w:lvlJc w:val="left"/>
+      <w:pPr>
+        <w:tabs>
+          <w:tab w:val="num" w:pos="1440"/>
+        </w:tabs>
+        <w:ind w:left="1440" w:hanging="360"/>
+      </w:pPr>
+      <w:rPr>
+        <w:rFonts w:ascii="Courier New" w:hAnsi="Courier New" w:hint="default"/>
+        <w:sz w:val="20"/>
+      </w:rPr>
+    </w:lvl>
+    <w:lvl w:ilvl="2" w:tentative="1">
+      <w:start w:val="1"/>
+      <w:numFmt w:val="bullet"/>
+      <w:lvlText w:val=""/>
+      <w:lvlJc w:val="left"/>
+      <w:pPr>
+        <w:tabs>
+          <w:tab w:val="num" w:pos="2160"/>
+        </w:tabs>
+        <w:ind w:left="2160" w:hanging="360"/>
+      </w:pPr>
+      <w:rPr>
+        <w:rFonts w:ascii="Wingdings" w:hAnsi="Wingdings" w:hint="default"/>
+        <w:sz w:val="20"/>
+      </w:rPr>
+    </w:lvl>
+    <w:lvl w:ilvl="3" w:tentative="1">
+      <w:start w:val="1"/>
+      <w:numFmt w:val="bullet"/>
+      <w:lvlText w:val=""/>
+      <w:lvlJc w:val="left"/>
+      <w:pPr>
+        <w:tabs>
+          <w:tab w:val="num" w:pos="2880"/>
+        </w:tabs>
+        <w:ind w:left="2880" w:hanging="360"/>
+      </w:pPr>
+      <w:rPr>
+        <w:rFonts w:ascii="Wingdings" w:hAnsi="Wingdings" w:hint="default"/>
+        <w:sz w:val="20"/>
+      </w:rPr>
+    </w:lvl>
+    <w:lvl w:ilvl="4" w:tentative="1">
+      <w:start w:val="1"/>
+      <w:numFmt w:val="bullet"/>
+      <w:lvlText w:val=""/>
+      <w:lvlJc w:val="left"/>
+      <w:pPr>
+        <w:tabs>
+          <w:tab w:val="num" w:pos="3600"/>
+        </w:tabs>
+        <w:ind w:left="3600" w:hanging="360"/>
+      </w:pPr>
+      <w:rPr>
+        <w:rFonts w:ascii="Wingdings" w:hAnsi="Wingdings" w:hint="default"/>
+        <w:sz w:val="20"/>
+      </w:rPr>
+    </w:lvl>
+    <w:lvl w:ilvl="5" w:tentative="1">
+      <w:start w:val="1"/>
+      <w:numFmt w:val="bullet"/>
+      <w:lvlText w:val=""/>
+      <w:lvlJc w:val="left"/>
+      <w:pPr>
+        <w:tabs>
+          <w:tab w:val="num" w:pos="4320"/>
+        </w:tabs>
+        <w:ind w:left="4320" w:hanging="360"/>
+      </w:pPr>
+      <w:rPr>
+        <w:rFonts w:ascii="Wingdings" w:hAnsi="Wingdings" w:hint="default"/>
+        <w:sz w:val="20"/>
+      </w:rPr>
+    </w:lvl>
+    <w:lvl w:ilvl="6" w:tentative="1">
+      <w:start w:val="1"/>
+      <w:numFmt w:val="bullet"/>
+      <w:lvlText w:val=""/>
+      <w:lvlJc w:val="left"/>
+      <w:pPr>
+        <w:tabs>
+          <w:tab w:val="num" w:pos="5040"/>
+        </w:tabs>
+        <w:ind w:left="5040" w:hanging="360"/>
+      </w:pPr>
+      <w:rPr>
+        <w:rFonts w:ascii="Wingdings" w:hAnsi="Wingdings" w:hint="default"/>
+        <w:sz w:val="20"/>
+      </w:rPr>
+    </w:lvl>
+    <w:lvl w:ilvl="7" w:tentative="1">
+      <w:start w:val="1"/>
+      <w:numFmt w:val="bullet"/>
+      <w:lvlText w:val=""/>
+      <w:lvlJc w:val="left"/>
+      <w:pPr>
+        <w:tabs>
+          <w:tab w:val="num" w:pos="5760"/>
+        </w:tabs>
+        <w:ind w:left="5760" w:hanging="360"/>
+      </w:pPr>
+      <w:rPr>
+        <w:rFonts w:ascii="Wingdings" w:hAnsi="Wingdings" w:hint="default"/>
+        <w:sz w:val="20"/>
+      </w:rPr>
+    </w:lvl>
+    <w:lvl w:ilvl="8" w:tentative="1">
+      <w:start w:val="1"/>
+      <w:numFmt w:val="bullet"/>
+      <w:lvlText w:val=""/>
+      <w:lvlJc w:val="left"/>
+      <w:pPr>
+        <w:tabs>
+          <w:tab w:val="num" w:pos="6480"/>
+        </w:tabs>
+        <w:ind w:left="6480" w:hanging="360"/>
+      </w:pPr>
+      <w:rPr>
+        <w:rFonts w:ascii="Wingdings" w:hAnsi="Wingdings" w:hint="default"/>
+        <w:sz w:val="20"/>
+      </w:rPr>
+    </w:lvl>
+  </w:abstractNum>
+  <w:abstractNum w:abstractNumId="4" w15:restartNumberingAfterBreak="0">
+    <w:nsid w:val="148E3A8E"/>
+    <w:multiLevelType w:val="multilevel"/>
+    <w:tmpl w:val="4A286026"/>
+    <w:lvl w:ilvl="0">
+      <w:start w:val="1"/>
+      <w:numFmt w:val="bullet"/>
+      <w:lvlText w:val=""/>
+      <w:lvlJc w:val="left"/>
+      <w:pPr>
+        <w:tabs>
+          <w:tab w:val="num" w:pos="720"/>
+        </w:tabs>
+        <w:ind w:left="720" w:hanging="360"/>
+      </w:pPr>
+      <w:rPr>
+        <w:rFonts w:ascii="Symbol" w:hAnsi="Symbol" w:hint="default"/>
+        <w:sz w:val="20"/>
+      </w:rPr>
+    </w:lvl>
+    <w:lvl w:ilvl="1" w:tentative="1">
+      <w:start w:val="1"/>
+      <w:numFmt w:val="bullet"/>
+      <w:lvlText w:val="o"/>
+      <w:lvlJc w:val="left"/>
+      <w:pPr>
+        <w:tabs>
+          <w:tab w:val="num" w:pos="1440"/>
+        </w:tabs>
+        <w:ind w:left="1440" w:hanging="360"/>
+      </w:pPr>
+      <w:rPr>
+        <w:rFonts w:ascii="Courier New" w:hAnsi="Courier New" w:hint="default"/>
+        <w:sz w:val="20"/>
+      </w:rPr>
+    </w:lvl>
+    <w:lvl w:ilvl="2" w:tentative="1">
+      <w:start w:val="1"/>
+      <w:numFmt w:val="bullet"/>
+      <w:lvlText w:val=""/>
+      <w:lvlJc w:val="left"/>
+      <w:pPr>
+        <w:tabs>
+          <w:tab w:val="num" w:pos="2160"/>
+        </w:tabs>
+        <w:ind w:left="2160" w:hanging="360"/>
+      </w:pPr>
+      <w:rPr>
+        <w:rFonts w:ascii="Wingdings" w:hAnsi="Wingdings" w:hint="default"/>
+        <w:sz w:val="20"/>
+      </w:rPr>
+    </w:lvl>
+    <w:lvl w:ilvl="3" w:tentative="1">
+      <w:start w:val="1"/>
+      <w:numFmt w:val="bullet"/>
+      <w:lvlText w:val=""/>
+      <w:lvlJc w:val="left"/>
+      <w:pPr>
+        <w:tabs>
+          <w:tab w:val="num" w:pos="2880"/>
+        </w:tabs>
+        <w:ind w:left="2880" w:hanging="360"/>
+      </w:pPr>
+      <w:rPr>
+        <w:rFonts w:ascii="Wingdings" w:hAnsi="Wingdings" w:hint="default"/>
+        <w:sz w:val="20"/>
+      </w:rPr>
+    </w:lvl>
+    <w:lvl w:ilvl="4" w:tentative="1">
+      <w:start w:val="1"/>
+      <w:numFmt w:val="bullet"/>
+      <w:lvlText w:val=""/>
+      <w:lvlJc w:val="left"/>
+      <w:pPr>
+        <w:tabs>
+          <w:tab w:val="num" w:pos="3600"/>
+        </w:tabs>
+        <w:ind w:left="3600" w:hanging="360"/>
+      </w:pPr>
+      <w:rPr>
+        <w:rFonts w:ascii="Wingdings" w:hAnsi="Wingdings" w:hint="default"/>
+        <w:sz w:val="20"/>
+      </w:rPr>
+    </w:lvl>
+    <w:lvl w:ilvl="5" w:tentative="1">
+      <w:start w:val="1"/>
+      <w:numFmt w:val="bullet"/>
+      <w:lvlText w:val=""/>
+      <w:lvlJc w:val="left"/>
+      <w:pPr>
+        <w:tabs>
+          <w:tab w:val="num" w:pos="4320"/>
+        </w:tabs>
+        <w:ind w:left="4320" w:hanging="360"/>
+      </w:pPr>
+      <w:rPr>
+        <w:rFonts w:ascii="Wingdings" w:hAnsi="Wingdings" w:hint="default"/>
+        <w:sz w:val="20"/>
+      </w:rPr>
+    </w:lvl>
+    <w:lvl w:ilvl="6" w:tentative="1">
+      <w:start w:val="1"/>
+      <w:numFmt w:val="bullet"/>
+      <w:lvlText w:val=""/>
+      <w:lvlJc w:val="left"/>
+      <w:pPr>
+        <w:tabs>
+          <w:tab w:val="num" w:pos="5040"/>
+        </w:tabs>
+        <w:ind w:left="5040" w:hanging="360"/>
+      </w:pPr>
+      <w:rPr>
+        <w:rFonts w:ascii="Wingdings" w:hAnsi="Wingdings" w:hint="default"/>
+        <w:sz w:val="20"/>
+      </w:rPr>
+    </w:lvl>
+    <w:lvl w:ilvl="7" w:tentative="1">
+      <w:start w:val="1"/>
+      <w:numFmt w:val="bullet"/>
+      <w:lvlText w:val=""/>
+      <w:lvlJc w:val="left"/>
+      <w:pPr>
+        <w:tabs>
+          <w:tab w:val="num" w:pos="5760"/>
+        </w:tabs>
+        <w:ind w:left="5760" w:hanging="360"/>
+      </w:pPr>
+      <w:rPr>
+        <w:rFonts w:ascii="Wingdings" w:hAnsi="Wingdings" w:hint="default"/>
+        <w:sz w:val="20"/>
+      </w:rPr>
+    </w:lvl>
+    <w:lvl w:ilvl="8" w:tentative="1">
+      <w:start w:val="1"/>
+      <w:numFmt w:val="bullet"/>
+      <w:lvlText w:val=""/>
+      <w:lvlJc w:val="left"/>
+      <w:pPr>
+        <w:tabs>
+          <w:tab w:val="num" w:pos="6480"/>
+        </w:tabs>
+        <w:ind w:left="6480" w:hanging="360"/>
+      </w:pPr>
+      <w:rPr>
+        <w:rFonts w:ascii="Wingdings" w:hAnsi="Wingdings" w:hint="default"/>
+        <w:sz w:val="20"/>
+      </w:rPr>
+    </w:lvl>
+  </w:abstractNum>
+  <w:abstractNum w:abstractNumId="5" w15:restartNumberingAfterBreak="0">
+    <w:nsid w:val="17485D3A"/>
+    <w:multiLevelType w:val="multilevel"/>
+    <w:tmpl w:val="81A664BE"/>
+    <w:lvl w:ilvl="0">
+      <w:start w:val="1"/>
+      <w:numFmt w:val="decimal"/>
+      <w:lvlText w:val="%1."/>
+      <w:lvlJc w:val="left"/>
+      <w:pPr>
+        <w:tabs>
+          <w:tab w:val="num" w:pos="720"/>
+        </w:tabs>
+        <w:ind w:left="720" w:hanging="360"/>
+      </w:pPr>
+    </w:lvl>
+    <w:lvl w:ilvl="1" w:tentative="1">
+      <w:start w:val="1"/>
+      <w:numFmt w:val="decimal"/>
+      <w:lvlText w:val="%2."/>
+      <w:lvlJc w:val="left"/>
+      <w:pPr>
+        <w:tabs>
+          <w:tab w:val="num" w:pos="1440"/>
+        </w:tabs>
+        <w:ind w:left="1440" w:hanging="360"/>
+      </w:pPr>
+    </w:lvl>
+    <w:lvl w:ilvl="2" w:tentative="1">
+      <w:start w:val="1"/>
+      <w:numFmt w:val="decimal"/>
+      <w:lvlText w:val="%3."/>
+      <w:lvlJc w:val="left"/>
+      <w:pPr>
+        <w:tabs>
+          <w:tab w:val="num" w:pos="2160"/>
+        </w:tabs>
+        <w:ind w:left="2160" w:hanging="360"/>
+      </w:pPr>
+    </w:lvl>
+    <w:lvl w:ilvl="3" w:tentative="1">
+      <w:start w:val="1"/>
+      <w:numFmt w:val="decimal"/>
+      <w:lvlText w:val="%4."/>
+      <w:lvlJc w:val="left"/>
+      <w:pPr>
+        <w:tabs>
+          <w:tab w:val="num" w:pos="2880"/>
+        </w:tabs>
+        <w:ind w:left="2880" w:hanging="360"/>
+      </w:pPr>
+    </w:lvl>
+    <w:lvl w:ilvl="4" w:tentative="1">
+      <w:start w:val="1"/>
+      <w:numFmt w:val="decimal"/>
+      <w:lvlText w:val="%5."/>
+      <w:lvlJc w:val="left"/>
+      <w:pPr>
+        <w:tabs>
+          <w:tab w:val="num" w:pos="3600"/>
+        </w:tabs>
+        <w:ind w:left="3600" w:hanging="360"/>
+      </w:pPr>
+    </w:lvl>
+    <w:lvl w:ilvl="5" w:tentative="1">
+      <w:start w:val="1"/>
+      <w:numFmt w:val="decimal"/>
+      <w:lvlText w:val="%6."/>
+      <w:lvlJc w:val="left"/>
+      <w:pPr>
+        <w:tabs>
+          <w:tab w:val="num" w:pos="4320"/>
+        </w:tabs>
+        <w:ind w:left="4320" w:hanging="360"/>
+      </w:pPr>
+    </w:lvl>
+    <w:lvl w:ilvl="6" w:tentative="1">
+      <w:start w:val="1"/>
+      <w:numFmt w:val="decimal"/>
+      <w:lvlText w:val="%7."/>
+      <w:lvlJc w:val="left"/>
+      <w:pPr>
+        <w:tabs>
+          <w:tab w:val="num" w:pos="5040"/>
+        </w:tabs>
+        <w:ind w:left="5040" w:hanging="360"/>
+      </w:pPr>
+    </w:lvl>
+    <w:lvl w:ilvl="7" w:tentative="1">
+      <w:start w:val="1"/>
+      <w:numFmt w:val="decimal"/>
+      <w:lvlText w:val="%8."/>
+      <w:lvlJc w:val="left"/>
+      <w:pPr>
+        <w:tabs>
+          <w:tab w:val="num" w:pos="5760"/>
+        </w:tabs>
+        <w:ind w:left="5760" w:hanging="360"/>
+      </w:pPr>
+    </w:lvl>
+    <w:lvl w:ilvl="8" w:tentative="1">
+      <w:start w:val="1"/>
+      <w:numFmt w:val="decimal"/>
+      <w:lvlText w:val="%9."/>
+      <w:lvlJc w:val="left"/>
+      <w:pPr>
+        <w:tabs>
+          <w:tab w:val="num" w:pos="6480"/>
+        </w:tabs>
+        <w:ind w:left="6480" w:hanging="360"/>
+      </w:pPr>
+    </w:lvl>
+  </w:abstractNum>
+  <w:abstractNum w:abstractNumId="6" w15:restartNumberingAfterBreak="0">
+    <w:nsid w:val="27117410"/>
+    <w:multiLevelType w:val="multilevel"/>
+    <w:tmpl w:val="CE3ED7EA"/>
+    <w:lvl w:ilvl="0">
+      <w:start w:val="1"/>
+      <w:numFmt w:val="decimal"/>
+      <w:lvlText w:val="%1."/>
+      <w:lvlJc w:val="left"/>
+      <w:pPr>
+        <w:tabs>
+          <w:tab w:val="num" w:pos="720"/>
+        </w:tabs>
+        <w:ind w:left="720" w:hanging="360"/>
+      </w:pPr>
+    </w:lvl>
+    <w:lvl w:ilvl="1" w:tentative="1">
+      <w:start w:val="1"/>
+      <w:numFmt w:val="decimal"/>
+      <w:lvlText w:val="%2."/>
+      <w:lvlJc w:val="left"/>
+      <w:pPr>
+        <w:tabs>
+          <w:tab w:val="num" w:pos="1440"/>
+        </w:tabs>
+        <w:ind w:left="1440" w:hanging="360"/>
+      </w:pPr>
+    </w:lvl>
+    <w:lvl w:ilvl="2" w:tentative="1">
+      <w:start w:val="1"/>
+      <w:numFmt w:val="decimal"/>
+      <w:lvlText w:val="%3."/>
+      <w:lvlJc w:val="left"/>
+      <w:pPr>
+        <w:tabs>
+          <w:tab w:val="num" w:pos="2160"/>
+        </w:tabs>
+        <w:ind w:left="2160" w:hanging="360"/>
+      </w:pPr>
+    </w:lvl>
+    <w:lvl w:ilvl="3" w:tentative="1">
+      <w:start w:val="1"/>
+      <w:numFmt w:val="decimal"/>
+      <w:lvlText w:val="%4."/>
+      <w:lvlJc w:val="left"/>
+      <w:pPr>
+        <w:tabs>
+          <w:tab w:val="num" w:pos="2880"/>
+        </w:tabs>
+        <w:ind w:left="2880" w:hanging="360"/>
+      </w:pPr>
+    </w:lvl>
+    <w:lvl w:ilvl="4" w:tentative="1">
+      <w:start w:val="1"/>
+      <w:numFmt w:val="decimal"/>
+      <w:lvlText w:val="%5."/>
+      <w:lvlJc w:val="left"/>
+      <w:pPr>
+        <w:tabs>
+          <w:tab w:val="num" w:pos="3600"/>
+        </w:tabs>
+        <w:ind w:left="3600" w:hanging="360"/>
+      </w:pPr>
+    </w:lvl>
+    <w:lvl w:ilvl="5" w:tentative="1">
+      <w:start w:val="1"/>
+      <w:numFmt w:val="decimal"/>
+      <w:lvlText w:val="%6."/>
+      <w:lvlJc w:val="left"/>
+      <w:pPr>
+        <w:tabs>
+          <w:tab w:val="num" w:pos="4320"/>
+        </w:tabs>
+        <w:ind w:left="4320" w:hanging="360"/>
+      </w:pPr>
+    </w:lvl>
+    <w:lvl w:ilvl="6" w:tentative="1">
+      <w:start w:val="1"/>
+      <w:numFmt w:val="decimal"/>
+      <w:lvlText w:val="%7."/>
+      <w:lvlJc w:val="left"/>
+      <w:pPr>
+        <w:tabs>
+          <w:tab w:val="num" w:pos="5040"/>
+        </w:tabs>
+        <w:ind w:left="5040" w:hanging="360"/>
+      </w:pPr>
+    </w:lvl>
+    <w:lvl w:ilvl="7" w:tentative="1">
+      <w:start w:val="1"/>
+      <w:numFmt w:val="decimal"/>
+      <w:lvlText w:val="%8."/>
+      <w:lvlJc w:val="left"/>
+      <w:pPr>
+        <w:tabs>
+          <w:tab w:val="num" w:pos="5760"/>
+        </w:tabs>
+        <w:ind w:left="5760" w:hanging="360"/>
+      </w:pPr>
+    </w:lvl>
+    <w:lvl w:ilvl="8" w:tentative="1">
+      <w:start w:val="1"/>
+      <w:numFmt w:val="decimal"/>
+      <w:lvlText w:val="%9."/>
+      <w:lvlJc w:val="left"/>
+      <w:pPr>
+        <w:tabs>
+          <w:tab w:val="num" w:pos="6480"/>
+        </w:tabs>
+        <w:ind w:left="6480" w:hanging="360"/>
+      </w:pPr>
+    </w:lvl>
+  </w:abstractNum>
+  <w:abstractNum w:abstractNumId="7" w15:restartNumberingAfterBreak="0">
     <w:nsid w:val="27B15DB9"/>
     <w:multiLevelType w:val="multilevel"/>
     <w:tmpl w:val="786C3480"/>
@@ -734,7 +2012,7 @@
       </w:rPr>
     </w:lvl>
   </w:abstractNum>
-  <w:abstractNum w:abstractNumId="4" w15:restartNumberingAfterBreak="0">
+  <w:abstractNum w:abstractNumId="8" w15:restartNumberingAfterBreak="0">
     <w:nsid w:val="432C2613"/>
     <w:multiLevelType w:val="multilevel"/>
     <w:tmpl w:val="A894BFC0"/>
@@ -883,7 +2161,7 @@
       </w:rPr>
     </w:lvl>
   </w:abstractNum>
-  <w:abstractNum w:abstractNumId="5" w15:restartNumberingAfterBreak="0">
+  <w:abstractNum w:abstractNumId="9" w15:restartNumberingAfterBreak="0">
     <w:nsid w:val="4932569E"/>
     <w:multiLevelType w:val="multilevel"/>
     <w:tmpl w:val="7F4ADADA"/>
@@ -1004,7 +2282,7 @@
       </w:pPr>
     </w:lvl>
   </w:abstractNum>
-  <w:abstractNum w:abstractNumId="6" w15:restartNumberingAfterBreak="0">
+  <w:abstractNum w:abstractNumId="10" w15:restartNumberingAfterBreak="0">
     <w:nsid w:val="53AC28D6"/>
     <w:multiLevelType w:val="multilevel"/>
     <w:tmpl w:val="B2E22E1C"/>
@@ -1149,7 +2427,273 @@
       </w:rPr>
     </w:lvl>
   </w:abstractNum>
-  <w:abstractNum w:abstractNumId="7" w15:restartNumberingAfterBreak="0">
+  <w:abstractNum w:abstractNumId="11" w15:restartNumberingAfterBreak="0">
+    <w:nsid w:val="62D8413A"/>
+    <w:multiLevelType w:val="multilevel"/>
+    <w:tmpl w:val="34A4FC8C"/>
+    <w:lvl w:ilvl="0">
+      <w:start w:val="1"/>
+      <w:numFmt w:val="bullet"/>
+      <w:lvlText w:val=""/>
+      <w:lvlJc w:val="left"/>
+      <w:pPr>
+        <w:tabs>
+          <w:tab w:val="num" w:pos="720"/>
+        </w:tabs>
+        <w:ind w:left="720" w:hanging="360"/>
+      </w:pPr>
+      <w:rPr>
+        <w:rFonts w:ascii="Symbol" w:hAnsi="Symbol" w:hint="default"/>
+        <w:sz w:val="20"/>
+      </w:rPr>
+    </w:lvl>
+    <w:lvl w:ilvl="1">
+      <w:start w:val="1"/>
+      <w:numFmt w:val="bullet"/>
+      <w:lvlText w:val="o"/>
+      <w:lvlJc w:val="left"/>
+      <w:pPr>
+        <w:tabs>
+          <w:tab w:val="num" w:pos="1440"/>
+        </w:tabs>
+        <w:ind w:left="1440" w:hanging="360"/>
+      </w:pPr>
+      <w:rPr>
+        <w:rFonts w:ascii="Courier New" w:hAnsi="Courier New" w:hint="default"/>
+        <w:sz w:val="20"/>
+      </w:rPr>
+    </w:lvl>
+    <w:lvl w:ilvl="2" w:tentative="1">
+      <w:start w:val="1"/>
+      <w:numFmt w:val="bullet"/>
+      <w:lvlText w:val=""/>
+      <w:lvlJc w:val="left"/>
+      <w:pPr>
+        <w:tabs>
+          <w:tab w:val="num" w:pos="2160"/>
+        </w:tabs>
+        <w:ind w:left="2160" w:hanging="360"/>
+      </w:pPr>
+      <w:rPr>
+        <w:rFonts w:ascii="Wingdings" w:hAnsi="Wingdings" w:hint="default"/>
+        <w:sz w:val="20"/>
+      </w:rPr>
+    </w:lvl>
+    <w:lvl w:ilvl="3" w:tentative="1">
+      <w:start w:val="1"/>
+      <w:numFmt w:val="bullet"/>
+      <w:lvlText w:val=""/>
+      <w:lvlJc w:val="left"/>
+      <w:pPr>
+        <w:tabs>
+          <w:tab w:val="num" w:pos="2880"/>
+        </w:tabs>
+        <w:ind w:left="2880" w:hanging="360"/>
+      </w:pPr>
+      <w:rPr>
+        <w:rFonts w:ascii="Wingdings" w:hAnsi="Wingdings" w:hint="default"/>
+        <w:sz w:val="20"/>
+      </w:rPr>
+    </w:lvl>
+    <w:lvl w:ilvl="4" w:tentative="1">
+      <w:start w:val="1"/>
+      <w:numFmt w:val="bullet"/>
+      <w:lvlText w:val=""/>
+      <w:lvlJc w:val="left"/>
+      <w:pPr>
+        <w:tabs>
+          <w:tab w:val="num" w:pos="3600"/>
+        </w:tabs>
+        <w:ind w:left="3600" w:hanging="360"/>
+      </w:pPr>
+      <w:rPr>
+        <w:rFonts w:ascii="Wingdings" w:hAnsi="Wingdings" w:hint="default"/>
+        <w:sz w:val="20"/>
+      </w:rPr>
+    </w:lvl>
+    <w:lvl w:ilvl="5" w:tentative="1">
+      <w:start w:val="1"/>
+      <w:numFmt w:val="bullet"/>
+      <w:lvlText w:val=""/>
+      <w:lvlJc w:val="left"/>
+      <w:pPr>
+        <w:tabs>
+          <w:tab w:val="num" w:pos="4320"/>
+        </w:tabs>
+        <w:ind w:left="4320" w:hanging="360"/>
+      </w:pPr>
+      <w:rPr>
+        <w:rFonts w:ascii="Wingdings" w:hAnsi="Wingdings" w:hint="default"/>
+        <w:sz w:val="20"/>
+      </w:rPr>
+    </w:lvl>
+    <w:lvl w:ilvl="6" w:tentative="1">
+      <w:start w:val="1"/>
+      <w:numFmt w:val="bullet"/>
+      <w:lvlText w:val=""/>
+      <w:lvlJc w:val="left"/>
+      <w:pPr>
+        <w:tabs>
+          <w:tab w:val="num" w:pos="5040"/>
+        </w:tabs>
+        <w:ind w:left="5040" w:hanging="360"/>
+      </w:pPr>
+      <w:rPr>
+        <w:rFonts w:ascii="Wingdings" w:hAnsi="Wingdings" w:hint="default"/>
+        <w:sz w:val="20"/>
+      </w:rPr>
+    </w:lvl>
+    <w:lvl w:ilvl="7" w:tentative="1">
+      <w:start w:val="1"/>
+      <w:numFmt w:val="bullet"/>
+      <w:lvlText w:val=""/>
+      <w:lvlJc w:val="left"/>
+      <w:pPr>
+        <w:tabs>
+          <w:tab w:val="num" w:pos="5760"/>
+        </w:tabs>
+        <w:ind w:left="5760" w:hanging="360"/>
+      </w:pPr>
+      <w:rPr>
+        <w:rFonts w:ascii="Wingdings" w:hAnsi="Wingdings" w:hint="default"/>
+        <w:sz w:val="20"/>
+      </w:rPr>
+    </w:lvl>
+    <w:lvl w:ilvl="8" w:tentative="1">
+      <w:start w:val="1"/>
+      <w:numFmt w:val="bullet"/>
+      <w:lvlText w:val=""/>
+      <w:lvlJc w:val="left"/>
+      <w:pPr>
+        <w:tabs>
+          <w:tab w:val="num" w:pos="6480"/>
+        </w:tabs>
+        <w:ind w:left="6480" w:hanging="360"/>
+      </w:pPr>
+      <w:rPr>
+        <w:rFonts w:ascii="Wingdings" w:hAnsi="Wingdings" w:hint="default"/>
+        <w:sz w:val="20"/>
+      </w:rPr>
+    </w:lvl>
+  </w:abstractNum>
+  <w:abstractNum w:abstractNumId="12" w15:restartNumberingAfterBreak="0">
+    <w:nsid w:val="652A535B"/>
+    <w:multiLevelType w:val="multilevel"/>
+    <w:tmpl w:val="33ACCF92"/>
+    <w:lvl w:ilvl="0">
+      <w:start w:val="1"/>
+      <w:numFmt w:val="decimal"/>
+      <w:lvlText w:val="%1."/>
+      <w:lvlJc w:val="left"/>
+      <w:pPr>
+        <w:tabs>
+          <w:tab w:val="num" w:pos="720"/>
+        </w:tabs>
+        <w:ind w:left="720" w:hanging="360"/>
+      </w:pPr>
+    </w:lvl>
+    <w:lvl w:ilvl="1">
+      <w:start w:val="1"/>
+      <w:numFmt w:val="bullet"/>
+      <w:lvlText w:val="o"/>
+      <w:lvlJc w:val="left"/>
+      <w:pPr>
+        <w:tabs>
+          <w:tab w:val="num" w:pos="1440"/>
+        </w:tabs>
+        <w:ind w:left="1440" w:hanging="360"/>
+      </w:pPr>
+      <w:rPr>
+        <w:rFonts w:ascii="Courier New" w:hAnsi="Courier New" w:hint="default"/>
+        <w:sz w:val="20"/>
+      </w:rPr>
+    </w:lvl>
+    <w:lvl w:ilvl="2" w:tentative="1">
+      <w:start w:val="1"/>
+      <w:numFmt w:val="decimal"/>
+      <w:lvlText w:val="%3."/>
+      <w:lvlJc w:val="left"/>
+      <w:pPr>
+        <w:tabs>
+          <w:tab w:val="num" w:pos="2160"/>
+        </w:tabs>
+        <w:ind w:left="2160" w:hanging="360"/>
+      </w:pPr>
+    </w:lvl>
+    <w:lvl w:ilvl="3" w:tentative="1">
+      <w:start w:val="1"/>
+      <w:numFmt w:val="decimal"/>
+      <w:lvlText w:val="%4."/>
+      <w:lvlJc w:val="left"/>
+      <w:pPr>
+        <w:tabs>
+          <w:tab w:val="num" w:pos="2880"/>
+        </w:tabs>
+        <w:ind w:left="2880" w:hanging="360"/>
+      </w:pPr>
+    </w:lvl>
+    <w:lvl w:ilvl="4" w:tentative="1">
+      <w:start w:val="1"/>
+      <w:numFmt w:val="decimal"/>
+      <w:lvlText w:val="%5."/>
+      <w:lvlJc w:val="left"/>
+      <w:pPr>
+        <w:tabs>
+          <w:tab w:val="num" w:pos="3600"/>
+        </w:tabs>
+        <w:ind w:left="3600" w:hanging="360"/>
+      </w:pPr>
+    </w:lvl>
+    <w:lvl w:ilvl="5" w:tentative="1">
+      <w:start w:val="1"/>
+      <w:numFmt w:val="decimal"/>
+      <w:lvlText w:val="%6."/>
+      <w:lvlJc w:val="left"/>
+      <w:pPr>
+        <w:tabs>
+          <w:tab w:val="num" w:pos="4320"/>
+        </w:tabs>
+        <w:ind w:left="4320" w:hanging="360"/>
+      </w:pPr>
+    </w:lvl>
+    <w:lvl w:ilvl="6" w:tentative="1">
+      <w:start w:val="1"/>
+      <w:numFmt w:val="decimal"/>
+      <w:lvlText w:val="%7."/>
+      <w:lvlJc w:val="left"/>
+      <w:pPr>
+        <w:tabs>
+          <w:tab w:val="num" w:pos="5040"/>
+        </w:tabs>
+        <w:ind w:left="5040" w:hanging="360"/>
+      </w:pPr>
+    </w:lvl>
+    <w:lvl w:ilvl="7" w:tentative="1">
+      <w:start w:val="1"/>
+      <w:numFmt w:val="decimal"/>
+      <w:lvlText w:val="%8."/>
+      <w:lvlJc w:val="left"/>
+      <w:pPr>
+        <w:tabs>
+          <w:tab w:val="num" w:pos="5760"/>
+        </w:tabs>
+        <w:ind w:left="5760" w:hanging="360"/>
+      </w:pPr>
+    </w:lvl>
+    <w:lvl w:ilvl="8" w:tentative="1">
+      <w:start w:val="1"/>
+      <w:numFmt w:val="decimal"/>
+      <w:lvlText w:val="%9."/>
+      <w:lvlJc w:val="left"/>
+      <w:pPr>
+        <w:tabs>
+          <w:tab w:val="num" w:pos="6480"/>
+        </w:tabs>
+        <w:ind w:left="6480" w:hanging="360"/>
+      </w:pPr>
+    </w:lvl>
+  </w:abstractNum>
+  <w:abstractNum w:abstractNumId="13" w15:restartNumberingAfterBreak="0">
     <w:nsid w:val="6C62311D"/>
     <w:multiLevelType w:val="multilevel"/>
     <w:tmpl w:val="CE4CE74E"/>
@@ -1298,7 +2842,7 @@
       </w:rPr>
     </w:lvl>
   </w:abstractNum>
-  <w:abstractNum w:abstractNumId="8" w15:restartNumberingAfterBreak="0">
+  <w:abstractNum w:abstractNumId="14" w15:restartNumberingAfterBreak="0">
     <w:nsid w:val="793772D7"/>
     <w:multiLevelType w:val="multilevel"/>
     <w:tmpl w:val="09429FCA"/>
@@ -1448,7 +2992,7 @@
     </w:lvl>
   </w:abstractNum>
   <w:num w:numId="1" w16cid:durableId="1326861767">
-    <w:abstractNumId w:val="5"/>
+    <w:abstractNumId w:val="9"/>
   </w:num>
   <w:num w:numId="2" w16cid:durableId="2107142888">
     <w:abstractNumId w:val="1"/>
@@ -1457,19 +3001,19 @@
     <w:abstractNumId w:val="2"/>
   </w:num>
   <w:num w:numId="4" w16cid:durableId="1567372712">
-    <w:abstractNumId w:val="8"/>
+    <w:abstractNumId w:val="14"/>
   </w:num>
   <w:num w:numId="5" w16cid:durableId="744183496">
-    <w:abstractNumId w:val="3"/>
+    <w:abstractNumId w:val="7"/>
   </w:num>
   <w:num w:numId="6" w16cid:durableId="669137802">
-    <w:abstractNumId w:val="7"/>
+    <w:abstractNumId w:val="13"/>
   </w:num>
   <w:num w:numId="7" w16cid:durableId="371345918">
-    <w:abstractNumId w:val="6"/>
+    <w:abstractNumId w:val="10"/>
   </w:num>
   <w:num w:numId="8" w16cid:durableId="808059038">
-    <w:abstractNumId w:val="6"/>
+    <w:abstractNumId w:val="10"/>
     <w:lvlOverride w:ilvl="1">
       <w:lvl w:ilvl="1">
         <w:numFmt w:val="bullet"/>
@@ -1492,7 +3036,25 @@
     <w:abstractNumId w:val="0"/>
   </w:num>
   <w:num w:numId="10" w16cid:durableId="1457718983">
+    <w:abstractNumId w:val="8"/>
+  </w:num>
+  <w:num w:numId="11" w16cid:durableId="349723025">
+    <w:abstractNumId w:val="5"/>
+  </w:num>
+  <w:num w:numId="12" w16cid:durableId="115099061">
+    <w:abstractNumId w:val="11"/>
+  </w:num>
+  <w:num w:numId="13" w16cid:durableId="1776242923">
+    <w:abstractNumId w:val="12"/>
+  </w:num>
+  <w:num w:numId="14" w16cid:durableId="62726576">
+    <w:abstractNumId w:val="3"/>
+  </w:num>
+  <w:num w:numId="15" w16cid:durableId="1928613169">
     <w:abstractNumId w:val="4"/>
+  </w:num>
+  <w:num w:numId="16" w16cid:durableId="1545098910">
+    <w:abstractNumId w:val="6"/>
   </w:num>
 </w:numbering>
 </file>
@@ -2093,7 +3655,6 @@
   <w:style w:type="character" w:default="1" w:styleId="DefaultParagraphFont">
     <w:name w:val="Default Paragraph Font"/>
     <w:uiPriority w:val="1"/>
-    <w:semiHidden/>
     <w:unhideWhenUsed/>
   </w:style>
   <w:style w:type="table" w:default="1" w:styleId="TableNormal">
